--- a/interview questions/3.javascript.docx
+++ b/interview questions/3.javascript.docx
@@ -3,35 +3,58 @@
 <w:document xmlns:wpc="http://schemas.microsoft.com/office/word/2010/wordprocessingCanvas" xmlns:cx="http://schemas.microsoft.com/office/drawing/2014/chartex" xmlns:cx1="http://schemas.microsoft.com/office/drawing/2015/9/8/chartex" xmlns:cx2="http://schemas.microsoft.com/office/drawing/2015/10/21/chartex" xmlns:cx3="http://schemas.microsoft.com/office/drawing/2016/5/9/chartex" xmlns:cx4="http://schemas.microsoft.com/office/drawing/2016/5/10/chartex" xmlns:cx5="http://schemas.microsoft.com/office/drawing/2016/5/11/chartex" xmlns:cx6="http://schemas.microsoft.com/office/drawing/2016/5/12/chartex" xmlns:cx7="http://schemas.microsoft.com/office/drawing/2016/5/13/chartex" xmlns:cx8="http://schemas.microsoft.com/office/drawing/2016/5/14/chartex" xmlns:mc="http://schemas.openxmlformats.org/markup-compatibility/2006" xmlns:aink="http://schemas.microsoft.com/office/drawing/2016/ink" xmlns:am3d="http://schemas.microsoft.com/office/drawing/2017/model3d" xmlns:o="urn:schemas-microsoft-com:office:office" xmlns:oel="http://schemas.microsoft.com/office/2019/extlst" xmlns:r="http://schemas.openxmlformats.org/officeDocument/2006/relationships" xmlns:m="http://schemas.openxmlformats.org/officeDocument/2006/math" xmlns:v="urn:schemas-microsoft-com:vml" xmlns:wp14="http://schemas.microsoft.com/office/word/2010/wordprocessingDrawing" xmlns:wp="http://schemas.openxmlformats.org/drawingml/2006/wordprocessingDrawing" xmlns:w10="urn:schemas-microsoft-com:office:word" xmlns:w="http://schemas.openxmlformats.org/wordprocessingml/2006/main" xmlns:w14="http://schemas.microsoft.com/office/word/2010/wordml" xmlns:w15="http://schemas.microsoft.com/office/word/2012/wordml" xmlns:w16cex="http://schemas.microsoft.com/office/word/2018/wordml/cex" xmlns:w16cid="http://schemas.microsoft.com/office/word/2016/wordml/cid" xmlns:w16="http://schemas.microsoft.com/office/word/2018/wordml" xmlns:w16du="http://schemas.microsoft.com/office/word/2023/wordml/word16du" xmlns:w16sdtdh="http://schemas.microsoft.com/office/word/2020/wordml/sdtdatahash" xmlns:w16sdtfl="http://schemas.microsoft.com/office/word/2024/wordml/sdtformatlock" xmlns:w16se="http://schemas.microsoft.com/office/word/2015/wordml/symex" xmlns:wpg="http://schemas.microsoft.com/office/word/2010/wordprocessingGroup" xmlns:wpi="http://schemas.microsoft.com/office/word/2010/wordprocessingInk" xmlns:wne="http://schemas.microsoft.com/office/word/2006/wordml" xmlns:wps="http://schemas.microsoft.com/office/word/2010/wordprocessingShape" mc:Ignorable="w14 w15 w16se w16cid w16 w16cex w16sdtdh w16sdtfl w16du wp14">
   <w:body>
     <w:p>
-      <w:r>
-        <w:t xml:space="preserve">Here are the </w:t>
-      </w:r>
-      <w:r>
-        <w:rPr>
-          <w:b/>
-          <w:bCs/>
-        </w:rPr>
-        <w:t>Top 10 Most Important JavaScript Interview Questions and Answers</w:t>
-      </w:r>
-      <w:r>
-        <w:t xml:space="preserve"> in </w:t>
-      </w:r>
-      <w:r>
-        <w:rPr>
-          <w:b/>
-          <w:bCs/>
-        </w:rPr>
-        <w:t>simple English</w:t>
-      </w:r>
-      <w:r>
-        <w:t xml:space="preserve">, especially useful for a </w:t>
-      </w:r>
-      <w:r>
-        <w:rPr>
-          <w:b/>
-          <w:bCs/>
-        </w:rPr>
-        <w:t>MERN Stack Developer interview</w:t>
+      <w:pPr>
+        <w:spacing w:line="240" w:lineRule="auto"/>
+        <w:rPr>
+          <w:b/>
+          <w:bCs/>
+        </w:rPr>
+      </w:pPr>
+      <w:r>
+        <w:rPr>
+          <w:b/>
+          <w:bCs/>
+        </w:rPr>
+        <w:t>1. What is JavaScript?</w:t>
+      </w:r>
+    </w:p>
+    <w:p>
+      <w:pPr>
+        <w:spacing w:line="240" w:lineRule="auto"/>
+      </w:pPr>
+      <w:r>
+        <w:rPr>
+          <w:b/>
+          <w:bCs/>
+        </w:rPr>
+        <w:t>Answer:</w:t>
+      </w:r>
+      <w:r>
+        <w:rPr>
+          <w:b/>
+          <w:bCs/>
+        </w:rPr>
+        <w:t xml:space="preserve"> </w:t>
+      </w:r>
+      <w:r>
+        <w:t xml:space="preserve">JavaScript is a </w:t>
+      </w:r>
+      <w:r>
+        <w:rPr>
+          <w:b/>
+          <w:bCs/>
+        </w:rPr>
+        <w:t>high-level programming language</w:t>
+      </w:r>
+      <w:r>
+        <w:t xml:space="preserve"> used to make web pages and web applications </w:t>
+      </w:r>
+      <w:r>
+        <w:rPr>
+          <w:b/>
+          <w:bCs/>
+        </w:rPr>
+        <w:t>dynamic and interactive</w:t>
       </w:r>
       <w:r>
         <w:t>.</w:t>
@@ -39,53 +62,8 @@
     </w:p>
     <w:p>
       <w:pPr>
-        <w:rPr>
-          <w:b/>
-          <w:bCs/>
-        </w:rPr>
-      </w:pPr>
-      <w:r>
-        <w:rPr>
-          <w:b/>
-          <w:bCs/>
-        </w:rPr>
-        <w:t>1. What is JavaScript?</w:t>
-      </w:r>
-    </w:p>
-    <w:p>
-      <w:r>
-        <w:rPr>
-          <w:b/>
-          <w:bCs/>
-        </w:rPr>
-        <w:t>Answer:</w:t>
-      </w:r>
-      <w:r>
-        <w:br/>
-        <w:t xml:space="preserve">JavaScript is a </w:t>
-      </w:r>
-      <w:r>
-        <w:rPr>
-          <w:b/>
-          <w:bCs/>
-        </w:rPr>
-        <w:t>high-level programming language</w:t>
-      </w:r>
-      <w:r>
-        <w:t xml:space="preserve"> used to make web pages and web applications </w:t>
-      </w:r>
-      <w:r>
-        <w:rPr>
-          <w:b/>
-          <w:bCs/>
-        </w:rPr>
-        <w:t>dynamic and interactive</w:t>
-      </w:r>
-      <w:r>
-        <w:t>.</w:t>
-      </w:r>
-    </w:p>
-    <w:p>
+        <w:spacing w:line="240" w:lineRule="auto"/>
+      </w:pPr>
       <w:r>
         <w:rPr>
           <w:b/>
@@ -95,11 +73,17 @@
       </w:r>
     </w:p>
     <w:p>
+      <w:pPr>
+        <w:spacing w:line="240" w:lineRule="auto"/>
+      </w:pPr>
       <w:r>
         <w:t>let name = "Sandeep";</w:t>
       </w:r>
     </w:p>
     <w:p>
+      <w:pPr>
+        <w:spacing w:line="240" w:lineRule="auto"/>
+      </w:pPr>
       <w:proofErr w:type="gramStart"/>
       <w:r>
         <w:t>console.log(</w:t>
@@ -110,6 +94,9 @@
       </w:r>
     </w:p>
     <w:p>
+      <w:pPr>
+        <w:spacing w:line="240" w:lineRule="auto"/>
+      </w:pPr>
       <w:r>
         <w:rPr>
           <w:b/>
@@ -119,19 +106,26 @@
       </w:r>
     </w:p>
     <w:p>
+      <w:pPr>
+        <w:spacing w:line="240" w:lineRule="auto"/>
+      </w:pPr>
       <w:r>
         <w:t>JavaScript is a programming language used to add dynamic and interactive functionality to web applications.</w:t>
       </w:r>
     </w:p>
     <w:p>
-      <w:r>
-        <w:pict w14:anchorId="55F24E26">
-          <v:rect id="_x0000_i1105" style="width:0;height:1.5pt" o:hralign="center" o:hrstd="t" o:hr="t" fillcolor="#a0a0a0" stroked="f"/>
+      <w:pPr>
+        <w:spacing w:line="240" w:lineRule="auto"/>
+      </w:pPr>
+      <w:r>
+        <w:pict w14:anchorId="4C5D9F10">
+          <v:rect id="_x0000_i1135" style="width:0;height:1.5pt" o:hralign="center" o:hrstd="t" o:hr="t" fillcolor="#a0a0a0" stroked="f"/>
         </w:pict>
       </w:r>
     </w:p>
     <w:p>
       <w:pPr>
+        <w:spacing w:line="240" w:lineRule="auto"/>
         <w:rPr>
           <w:b/>
           <w:bCs/>
@@ -162,6 +156,9 @@
       </w:r>
     </w:p>
     <w:p>
+      <w:pPr>
+        <w:spacing w:line="240" w:lineRule="auto"/>
+      </w:pPr>
       <w:r>
         <w:rPr>
           <w:b/>
@@ -174,8 +171,9 @@
       <w:pPr>
         <w:numPr>
           <w:ilvl w:val="0"/>
-          <w:numId w:val="5"/>
+          <w:numId w:val="8"/>
         </w:numPr>
+        <w:spacing w:line="240" w:lineRule="auto"/>
       </w:pPr>
       <w:r>
         <w:t xml:space="preserve">var is </w:t>
@@ -195,8 +193,9 @@
       <w:pPr>
         <w:numPr>
           <w:ilvl w:val="0"/>
-          <w:numId w:val="5"/>
+          <w:numId w:val="8"/>
         </w:numPr>
+        <w:spacing w:line="240" w:lineRule="auto"/>
       </w:pPr>
       <w:r>
         <w:t xml:space="preserve">let is </w:t>
@@ -216,8 +215,9 @@
       <w:pPr>
         <w:numPr>
           <w:ilvl w:val="0"/>
-          <w:numId w:val="5"/>
+          <w:numId w:val="8"/>
         </w:numPr>
+        <w:spacing w:line="240" w:lineRule="auto"/>
       </w:pPr>
       <w:proofErr w:type="spellStart"/>
       <w:r>
@@ -242,8 +242,9 @@
       <w:pPr>
         <w:numPr>
           <w:ilvl w:val="0"/>
-          <w:numId w:val="5"/>
+          <w:numId w:val="8"/>
         </w:numPr>
+        <w:spacing w:line="240" w:lineRule="auto"/>
       </w:pPr>
       <w:r>
         <w:t xml:space="preserve">let and </w:t>
@@ -258,23 +259,43 @@
       </w:r>
     </w:p>
     <w:p>
+      <w:pPr>
+        <w:spacing w:line="240" w:lineRule="auto"/>
+      </w:pPr>
       <w:r>
         <w:t>var a = 10;</w:t>
       </w:r>
     </w:p>
-    <w:p/>
-    <w:p>
+    <w:p>
+      <w:pPr>
+        <w:spacing w:line="240" w:lineRule="auto"/>
+      </w:pPr>
+    </w:p>
+    <w:p>
+      <w:pPr>
+        <w:spacing w:line="240" w:lineRule="auto"/>
+      </w:pPr>
       <w:r>
         <w:t>let b = 20;</w:t>
       </w:r>
     </w:p>
     <w:p>
+      <w:pPr>
+        <w:spacing w:line="240" w:lineRule="auto"/>
+      </w:pPr>
       <w:r>
         <w:t>b = 30;</w:t>
       </w:r>
     </w:p>
-    <w:p/>
-    <w:p>
+    <w:p>
+      <w:pPr>
+        <w:spacing w:line="240" w:lineRule="auto"/>
+      </w:pPr>
+    </w:p>
+    <w:p>
+      <w:pPr>
+        <w:spacing w:line="240" w:lineRule="auto"/>
+      </w:pPr>
       <w:proofErr w:type="spellStart"/>
       <w:r>
         <w:t>const</w:t>
@@ -285,11 +306,17 @@
       </w:r>
     </w:p>
     <w:p>
+      <w:pPr>
+        <w:spacing w:line="240" w:lineRule="auto"/>
+      </w:pPr>
       <w:r>
         <w:t>// c = 50; // Error</w:t>
       </w:r>
     </w:p>
     <w:p>
+      <w:pPr>
+        <w:spacing w:line="240" w:lineRule="auto"/>
+      </w:pPr>
       <w:r>
         <w:rPr>
           <w:b/>
@@ -299,6 +326,9 @@
       </w:r>
     </w:p>
     <w:p>
+      <w:pPr>
+        <w:spacing w:line="240" w:lineRule="auto"/>
+      </w:pPr>
       <w:r>
         <w:t xml:space="preserve">var is function-scoped, while let and </w:t>
       </w:r>
@@ -320,29 +350,574 @@
       </w:r>
     </w:p>
     <w:p>
+      <w:pPr>
+        <w:spacing w:line="240" w:lineRule="auto"/>
+      </w:pPr>
+      <w:r>
+        <w:pict w14:anchorId="3EAC171B">
+          <v:rect id="_x0000_i1136" style="width:0;height:1.5pt" o:hralign="center" o:hrstd="t" o:hr="t" fillcolor="#a0a0a0" stroked="f"/>
+        </w:pict>
+      </w:r>
+    </w:p>
+    <w:p>
+      <w:pPr>
+        <w:spacing w:line="240" w:lineRule="auto"/>
+        <w:rPr>
+          <w:b/>
+          <w:bCs/>
+        </w:rPr>
+      </w:pPr>
+      <w:r>
+        <w:rPr>
+          <w:b/>
+          <w:bCs/>
+        </w:rPr>
+        <w:t>3. What is Hoisting in JavaScript?</w:t>
+      </w:r>
+    </w:p>
+    <w:p>
+      <w:pPr>
+        <w:spacing w:line="240" w:lineRule="auto"/>
+      </w:pPr>
+      <w:r>
+        <w:rPr>
+          <w:b/>
+          <w:bCs/>
+        </w:rPr>
+        <w:t>Answer:</w:t>
+      </w:r>
+      <w:r>
+        <w:rPr>
+          <w:b/>
+          <w:bCs/>
+        </w:rPr>
+        <w:t xml:space="preserve"> </w:t>
+      </w:r>
+      <w:r>
+        <w:t xml:space="preserve">Hoisting is JavaScript's </w:t>
+      </w:r>
+      <w:proofErr w:type="spellStart"/>
+      <w:r>
+        <w:t>behavior</w:t>
+      </w:r>
+      <w:proofErr w:type="spellEnd"/>
+      <w:r>
+        <w:t xml:space="preserve"> of processing </w:t>
+      </w:r>
+      <w:r>
+        <w:rPr>
+          <w:b/>
+          <w:bCs/>
+        </w:rPr>
+        <w:t>declarations before the code is executed</w:t>
+      </w:r>
+      <w:r>
+        <w:t>.</w:t>
+      </w:r>
+    </w:p>
+    <w:p>
+      <w:pPr>
+        <w:spacing w:line="240" w:lineRule="auto"/>
+      </w:pPr>
+      <w:r>
+        <w:t>Example:</w:t>
+      </w:r>
+    </w:p>
+    <w:p>
+      <w:pPr>
+        <w:spacing w:line="240" w:lineRule="auto"/>
+      </w:pPr>
+      <w:r>
+        <w:t>console.log(a);</w:t>
+      </w:r>
+    </w:p>
+    <w:p>
+      <w:pPr>
+        <w:spacing w:line="240" w:lineRule="auto"/>
+      </w:pPr>
+    </w:p>
+    <w:p>
+      <w:pPr>
+        <w:spacing w:line="240" w:lineRule="auto"/>
+      </w:pPr>
+      <w:r>
+        <w:t>var a = 10;</w:t>
+      </w:r>
+    </w:p>
+    <w:p>
+      <w:pPr>
+        <w:spacing w:line="240" w:lineRule="auto"/>
+      </w:pPr>
+      <w:r>
+        <w:t>Output:</w:t>
+      </w:r>
+    </w:p>
+    <w:p>
+      <w:pPr>
+        <w:spacing w:line="240" w:lineRule="auto"/>
+      </w:pPr>
+      <w:r>
+        <w:t>undefined</w:t>
+      </w:r>
+    </w:p>
+    <w:p>
+      <w:pPr>
+        <w:spacing w:line="240" w:lineRule="auto"/>
+      </w:pPr>
+      <w:r>
+        <w:t>The var declaration is hoisted, but its assignment happens later.</w:t>
+      </w:r>
+    </w:p>
+    <w:p>
+      <w:pPr>
+        <w:spacing w:line="240" w:lineRule="auto"/>
+      </w:pPr>
+      <w:r>
+        <w:t xml:space="preserve">With let and </w:t>
+      </w:r>
+      <w:proofErr w:type="spellStart"/>
+      <w:r>
+        <w:t>const</w:t>
+      </w:r>
+      <w:proofErr w:type="spellEnd"/>
+      <w:r>
+        <w:t xml:space="preserve">, accessing the variable before initialization results in a </w:t>
+      </w:r>
+      <w:proofErr w:type="spellStart"/>
+      <w:r>
+        <w:rPr>
+          <w:b/>
+          <w:bCs/>
+        </w:rPr>
+        <w:t>ReferenceError</w:t>
+      </w:r>
+      <w:proofErr w:type="spellEnd"/>
+      <w:r>
+        <w:t xml:space="preserve"> due to the Temporal Dead Zone.</w:t>
+      </w:r>
+    </w:p>
+    <w:p>
+      <w:pPr>
+        <w:spacing w:line="240" w:lineRule="auto"/>
+      </w:pPr>
+      <w:r>
+        <w:rPr>
+          <w:b/>
+          <w:bCs/>
+        </w:rPr>
+        <w:t>Interview Answer:</w:t>
+      </w:r>
+    </w:p>
+    <w:p>
+      <w:pPr>
+        <w:spacing w:line="240" w:lineRule="auto"/>
+      </w:pPr>
+      <w:r>
+        <w:t xml:space="preserve">Hoisting is the </w:t>
+      </w:r>
+      <w:proofErr w:type="spellStart"/>
+      <w:r>
+        <w:t>behavior</w:t>
+      </w:r>
+      <w:proofErr w:type="spellEnd"/>
+      <w:r>
+        <w:t xml:space="preserve"> where JavaScript processes variable and function declarations before executing the code.</w:t>
+      </w:r>
+    </w:p>
+    <w:p>
+      <w:pPr>
+        <w:spacing w:line="240" w:lineRule="auto"/>
+      </w:pPr>
+      <w:r>
+        <w:pict w14:anchorId="6AFF4F08">
+          <v:rect id="_x0000_i1137" style="width:0;height:1.5pt" o:hralign="center" o:hrstd="t" o:hr="t" fillcolor="#a0a0a0" stroked="f"/>
+        </w:pict>
+      </w:r>
+    </w:p>
+    <w:p>
+      <w:pPr>
+        <w:spacing w:line="240" w:lineRule="auto"/>
+        <w:rPr>
+          <w:b/>
+          <w:bCs/>
+        </w:rPr>
+      </w:pPr>
+      <w:r>
+        <w:rPr>
+          <w:b/>
+          <w:bCs/>
+        </w:rPr>
+        <w:t>4. What is the difference between == and ===?</w:t>
+      </w:r>
+    </w:p>
+    <w:p>
+      <w:pPr>
+        <w:spacing w:line="240" w:lineRule="auto"/>
+      </w:pPr>
+      <w:r>
+        <w:rPr>
+          <w:b/>
+          <w:bCs/>
+        </w:rPr>
+        <w:t>Answer:</w:t>
+      </w:r>
+    </w:p>
+    <w:p>
+      <w:pPr>
+        <w:spacing w:line="240" w:lineRule="auto"/>
+        <w:rPr>
+          <w:b/>
+          <w:bCs/>
+        </w:rPr>
+      </w:pPr>
+      <w:r>
+        <w:rPr>
+          <w:b/>
+          <w:bCs/>
+        </w:rPr>
+        <w:t>== — Loose Equality</w:t>
+      </w:r>
+    </w:p>
+    <w:p>
+      <w:pPr>
+        <w:spacing w:line="240" w:lineRule="auto"/>
+      </w:pPr>
+      <w:r>
+        <w:t>It compares values after type conversion.</w:t>
+      </w:r>
+    </w:p>
+    <w:p>
+      <w:pPr>
+        <w:spacing w:line="240" w:lineRule="auto"/>
+      </w:pPr>
+      <w:r>
+        <w:t>5 == "5"; // true</w:t>
+      </w:r>
+    </w:p>
+    <w:p>
+      <w:pPr>
+        <w:spacing w:line="240" w:lineRule="auto"/>
+        <w:rPr>
+          <w:b/>
+          <w:bCs/>
+        </w:rPr>
+      </w:pPr>
+      <w:r>
+        <w:rPr>
+          <w:b/>
+          <w:bCs/>
+        </w:rPr>
+        <w:t>=== — Strict Equality</w:t>
+      </w:r>
+    </w:p>
+    <w:p>
+      <w:pPr>
+        <w:spacing w:line="240" w:lineRule="auto"/>
+      </w:pPr>
+      <w:r>
+        <w:t xml:space="preserve">It compares both </w:t>
+      </w:r>
+      <w:r>
+        <w:rPr>
+          <w:b/>
+          <w:bCs/>
+        </w:rPr>
+        <w:t>value and data type</w:t>
+      </w:r>
+      <w:r>
+        <w:t>.</w:t>
+      </w:r>
+    </w:p>
+    <w:p>
+      <w:pPr>
+        <w:spacing w:line="240" w:lineRule="auto"/>
+      </w:pPr>
+      <w:r>
+        <w:t>5 === "5"; // false</w:t>
+      </w:r>
+    </w:p>
+    <w:p>
+      <w:pPr>
+        <w:spacing w:line="240" w:lineRule="auto"/>
+      </w:pPr>
+      <w:r>
+        <w:rPr>
+          <w:b/>
+          <w:bCs/>
+        </w:rPr>
+        <w:t>Interview Answer:</w:t>
+      </w:r>
+    </w:p>
+    <w:p>
+      <w:pPr>
+        <w:spacing w:line="240" w:lineRule="auto"/>
+      </w:pPr>
+      <w:r>
+        <w:t>== performs type coercion before comparison, while === checks both value and data type. I generally prefer ===.</w:t>
+      </w:r>
+    </w:p>
+    <w:p>
+      <w:pPr>
+        <w:spacing w:line="240" w:lineRule="auto"/>
+      </w:pPr>
+      <w:r>
+        <w:pict w14:anchorId="5F87D925">
+          <v:rect id="_x0000_i1138" style="width:0;height:1.5pt" o:hralign="center" o:hrstd="t" o:hr="t" fillcolor="#a0a0a0" stroked="f"/>
+        </w:pict>
+      </w:r>
+    </w:p>
+    <w:p>
+      <w:pPr>
+        <w:spacing w:line="240" w:lineRule="auto"/>
+        <w:rPr>
+          <w:b/>
+          <w:bCs/>
+        </w:rPr>
+      </w:pPr>
+      <w:r>
+        <w:rPr>
+          <w:b/>
+          <w:bCs/>
+        </w:rPr>
+        <w:t>5. What is a Closure?</w:t>
+      </w:r>
+    </w:p>
+    <w:p>
+      <w:pPr>
+        <w:spacing w:line="240" w:lineRule="auto"/>
+      </w:pPr>
+      <w:r>
+        <w:rPr>
+          <w:b/>
+          <w:bCs/>
+        </w:rPr>
+        <w:t>Answer:</w:t>
+      </w:r>
+      <w:r>
+        <w:rPr>
+          <w:b/>
+          <w:bCs/>
+        </w:rPr>
+        <w:t xml:space="preserve"> </w:t>
+      </w:r>
+      <w:r>
+        <w:t xml:space="preserve">A closure occurs when an inner function </w:t>
+      </w:r>
+      <w:r>
+        <w:rPr>
+          <w:b/>
+          <w:bCs/>
+        </w:rPr>
+        <w:t>remembers and can access variables from its outer function</w:t>
+      </w:r>
+      <w:r>
+        <w:t>, even after the outer function has finished executing.</w:t>
+      </w:r>
+    </w:p>
+    <w:p>
+      <w:pPr>
+        <w:spacing w:line="240" w:lineRule="auto"/>
+      </w:pPr>
+      <w:r>
+        <w:t xml:space="preserve">function </w:t>
+      </w:r>
+      <w:proofErr w:type="gramStart"/>
+      <w:r>
+        <w:t>outer(</w:t>
+      </w:r>
+      <w:proofErr w:type="gramEnd"/>
+      <w:r>
+        <w:t>) {</w:t>
+      </w:r>
+    </w:p>
+    <w:p>
+      <w:pPr>
+        <w:spacing w:line="240" w:lineRule="auto"/>
+      </w:pPr>
+      <w:r>
+        <w:t xml:space="preserve">    let count = 0;</w:t>
+      </w:r>
+    </w:p>
+    <w:p>
+      <w:pPr>
+        <w:spacing w:line="240" w:lineRule="auto"/>
+      </w:pPr>
+      <w:r>
+        <w:t xml:space="preserve">    return function </w:t>
+      </w:r>
+      <w:proofErr w:type="gramStart"/>
+      <w:r>
+        <w:t>inner(</w:t>
+      </w:r>
+      <w:proofErr w:type="gramEnd"/>
+      <w:r>
+        <w:t>) {</w:t>
+      </w:r>
+    </w:p>
+    <w:p>
+      <w:pPr>
+        <w:spacing w:line="240" w:lineRule="auto"/>
+      </w:pPr>
+      <w:r>
+        <w:t xml:space="preserve">        count++;</w:t>
+      </w:r>
+    </w:p>
+    <w:p>
+      <w:pPr>
+        <w:spacing w:line="240" w:lineRule="auto"/>
+      </w:pPr>
+      <w:r>
+        <w:t xml:space="preserve">        console.log(count);</w:t>
+      </w:r>
+    </w:p>
+    <w:p>
+      <w:pPr>
+        <w:spacing w:line="240" w:lineRule="auto"/>
+      </w:pPr>
+      <w:r>
+        <w:t xml:space="preserve">    };</w:t>
+      </w:r>
+    </w:p>
+    <w:p>
+      <w:pPr>
+        <w:spacing w:line="240" w:lineRule="auto"/>
+      </w:pPr>
       <w:r>
         <w:lastRenderedPageBreak/>
-        <w:pict w14:anchorId="4BACE265">
-          <v:rect id="_x0000_i1106" style="width:0;height:1.5pt" o:hralign="center" o:hrstd="t" o:hr="t" fillcolor="#a0a0a0" stroked="f"/>
+        <w:t>}</w:t>
+      </w:r>
+    </w:p>
+    <w:p>
+      <w:pPr>
+        <w:spacing w:line="240" w:lineRule="auto"/>
+      </w:pPr>
+    </w:p>
+    <w:p>
+      <w:pPr>
+        <w:spacing w:line="240" w:lineRule="auto"/>
+      </w:pPr>
+      <w:proofErr w:type="spellStart"/>
+      <w:r>
+        <w:t>const</w:t>
+      </w:r>
+      <w:proofErr w:type="spellEnd"/>
+      <w:r>
+        <w:t xml:space="preserve"> counter = </w:t>
+      </w:r>
+      <w:proofErr w:type="gramStart"/>
+      <w:r>
+        <w:t>outer(</w:t>
+      </w:r>
+      <w:proofErr w:type="gramEnd"/>
+      <w:r>
+        <w:t>);</w:t>
+      </w:r>
+    </w:p>
+    <w:p>
+      <w:pPr>
+        <w:spacing w:line="240" w:lineRule="auto"/>
+      </w:pPr>
+      <w:proofErr w:type="gramStart"/>
+      <w:r>
+        <w:t>counter(</w:t>
+      </w:r>
+      <w:proofErr w:type="gramEnd"/>
+      <w:r>
+        <w:t>); // 1</w:t>
+      </w:r>
+    </w:p>
+    <w:p>
+      <w:pPr>
+        <w:spacing w:line="240" w:lineRule="auto"/>
+      </w:pPr>
+      <w:proofErr w:type="gramStart"/>
+      <w:r>
+        <w:t>counter(</w:t>
+      </w:r>
+      <w:proofErr w:type="gramEnd"/>
+      <w:r>
+        <w:t>); // 2</w:t>
+      </w:r>
+    </w:p>
+    <w:p>
+      <w:pPr>
+        <w:spacing w:line="240" w:lineRule="auto"/>
+      </w:pPr>
+      <w:proofErr w:type="gramStart"/>
+      <w:r>
+        <w:t>counter(</w:t>
+      </w:r>
+      <w:proofErr w:type="gramEnd"/>
+      <w:r>
+        <w:t>); // 3</w:t>
+      </w:r>
+    </w:p>
+    <w:p>
+      <w:pPr>
+        <w:spacing w:line="240" w:lineRule="auto"/>
+      </w:pPr>
+      <w:r>
+        <w:t xml:space="preserve">Here, </w:t>
+      </w:r>
+      <w:proofErr w:type="gramStart"/>
+      <w:r>
+        <w:t>inner(</w:t>
+      </w:r>
+      <w:proofErr w:type="gramEnd"/>
+      <w:r>
+        <w:t>) remembers the count variable.</w:t>
+      </w:r>
+    </w:p>
+    <w:p>
+      <w:pPr>
+        <w:spacing w:line="240" w:lineRule="auto"/>
+      </w:pPr>
+      <w:r>
+        <w:rPr>
+          <w:b/>
+          <w:bCs/>
+        </w:rPr>
+        <w:t>Interview Answer:</w:t>
+      </w:r>
+    </w:p>
+    <w:p>
+      <w:pPr>
+        <w:spacing w:line="240" w:lineRule="auto"/>
+      </w:pPr>
+      <w:r>
+        <w:t>A closure is a function that remembers and can access variables from its outer lexical scope even after the outer function has finished execution.</w:t>
+      </w:r>
+    </w:p>
+    <w:p>
+      <w:pPr>
+        <w:spacing w:line="240" w:lineRule="auto"/>
+      </w:pPr>
+      <w:r>
+        <w:pict w14:anchorId="79A2485D">
+          <v:rect id="_x0000_i1139" style="width:0;height:1.5pt" o:hralign="center" o:hrstd="t" o:hr="t" fillcolor="#a0a0a0" stroked="f"/>
         </w:pict>
       </w:r>
     </w:p>
     <w:p>
       <w:pPr>
-        <w:rPr>
-          <w:b/>
-          <w:bCs/>
-        </w:rPr>
-      </w:pPr>
-      <w:r>
-        <w:rPr>
-          <w:b/>
-          <w:bCs/>
-        </w:rPr>
-        <w:t>3. What is Hoisting in JavaScript?</w:t>
-      </w:r>
-    </w:p>
-    <w:p>
+        <w:spacing w:line="240" w:lineRule="auto"/>
+        <w:rPr>
+          <w:b/>
+          <w:bCs/>
+        </w:rPr>
+      </w:pPr>
+      <w:r>
+        <w:rPr>
+          <w:b/>
+          <w:bCs/>
+        </w:rPr>
+        <w:t>6. What is the difference between null and undefined?</w:t>
+      </w:r>
+    </w:p>
+    <w:p>
+      <w:pPr>
+        <w:spacing w:line="240" w:lineRule="auto"/>
+      </w:pPr>
       <w:r>
         <w:rPr>
           <w:b/>
@@ -350,622 +925,284 @@
         </w:rPr>
         <w:t>Answer:</w:t>
       </w:r>
-      <w:r>
-        <w:br/>
-        <w:t xml:space="preserve">Hoisting is JavaScript's </w:t>
-      </w:r>
-      <w:proofErr w:type="spellStart"/>
-      <w:r>
-        <w:t>behavior</w:t>
-      </w:r>
-      <w:proofErr w:type="spellEnd"/>
-      <w:r>
-        <w:t xml:space="preserve"> of processing </w:t>
-      </w:r>
-      <w:r>
-        <w:rPr>
-          <w:b/>
-          <w:bCs/>
-        </w:rPr>
-        <w:t>declarations before the code is executed</w:t>
+    </w:p>
+    <w:p>
+      <w:pPr>
+        <w:spacing w:line="240" w:lineRule="auto"/>
+        <w:rPr>
+          <w:b/>
+          <w:bCs/>
+        </w:rPr>
+      </w:pPr>
+      <w:r>
+        <w:rPr>
+          <w:b/>
+          <w:bCs/>
+        </w:rPr>
+        <w:t>undefined</w:t>
+      </w:r>
+    </w:p>
+    <w:p>
+      <w:pPr>
+        <w:spacing w:line="240" w:lineRule="auto"/>
+      </w:pPr>
+      <w:r>
+        <w:t>A variable has been declared but no value has been assigned.</w:t>
+      </w:r>
+    </w:p>
+    <w:p>
+      <w:pPr>
+        <w:spacing w:line="240" w:lineRule="auto"/>
+      </w:pPr>
+      <w:r>
+        <w:t>let a;</w:t>
+      </w:r>
+    </w:p>
+    <w:p>
+      <w:pPr>
+        <w:spacing w:line="240" w:lineRule="auto"/>
+      </w:pPr>
+    </w:p>
+    <w:p>
+      <w:pPr>
+        <w:spacing w:line="240" w:lineRule="auto"/>
+      </w:pPr>
+      <w:r>
+        <w:t>console.log(a); // undefined</w:t>
+      </w:r>
+    </w:p>
+    <w:p>
+      <w:pPr>
+        <w:spacing w:line="240" w:lineRule="auto"/>
+        <w:rPr>
+          <w:b/>
+          <w:bCs/>
+        </w:rPr>
+      </w:pPr>
+      <w:r>
+        <w:rPr>
+          <w:b/>
+          <w:bCs/>
+        </w:rPr>
+        <w:t>null</w:t>
+      </w:r>
+    </w:p>
+    <w:p>
+      <w:pPr>
+        <w:spacing w:line="240" w:lineRule="auto"/>
+      </w:pPr>
+      <w:r>
+        <w:t xml:space="preserve">It represents an </w:t>
+      </w:r>
+      <w:r>
+        <w:rPr>
+          <w:b/>
+          <w:bCs/>
+        </w:rPr>
+        <w:t>intentional absence of a value</w:t>
       </w:r>
       <w:r>
         <w:t>.</w:t>
       </w:r>
     </w:p>
     <w:p>
-      <w:r>
-        <w:t>Example:</w:t>
-      </w:r>
-    </w:p>
-    <w:p>
-      <w:r>
-        <w:t>console.log(a);</w:t>
-      </w:r>
-    </w:p>
-    <w:p/>
-    <w:p>
-      <w:r>
-        <w:t>var a = 10;</w:t>
-      </w:r>
-    </w:p>
-    <w:p>
+      <w:pPr>
+        <w:spacing w:line="240" w:lineRule="auto"/>
+      </w:pPr>
+      <w:r>
+        <w:t>let user = null;</w:t>
+      </w:r>
+    </w:p>
+    <w:p>
+      <w:pPr>
+        <w:spacing w:line="240" w:lineRule="auto"/>
+      </w:pPr>
+      <w:r>
+        <w:rPr>
+          <w:b/>
+          <w:bCs/>
+        </w:rPr>
+        <w:t>Interview Answer:</w:t>
+      </w:r>
+    </w:p>
+    <w:p>
+      <w:pPr>
+        <w:spacing w:line="240" w:lineRule="auto"/>
+      </w:pPr>
+      <w:r>
+        <w:t>undefined usually means a value has not been assigned, while null is an intentional empty value.</w:t>
+      </w:r>
+    </w:p>
+    <w:p>
+      <w:pPr>
+        <w:spacing w:line="240" w:lineRule="auto"/>
+      </w:pPr>
+      <w:r>
+        <w:pict w14:anchorId="61BF1583">
+          <v:rect id="_x0000_i1140" style="width:0;height:1.5pt" o:hralign="center" o:hrstd="t" o:hr="t" fillcolor="#a0a0a0" stroked="f"/>
+        </w:pict>
+      </w:r>
+    </w:p>
+    <w:p>
+      <w:pPr>
+        <w:spacing w:line="240" w:lineRule="auto"/>
+        <w:rPr>
+          <w:b/>
+          <w:bCs/>
+        </w:rPr>
+      </w:pPr>
+      <w:r>
+        <w:rPr>
+          <w:b/>
+          <w:bCs/>
+        </w:rPr>
+        <w:t>7. What is the difference between Synchronous and Asynchronous JavaScript?</w:t>
+      </w:r>
+    </w:p>
+    <w:p>
+      <w:pPr>
+        <w:spacing w:line="240" w:lineRule="auto"/>
+      </w:pPr>
+      <w:r>
+        <w:rPr>
+          <w:b/>
+          <w:bCs/>
+        </w:rPr>
+        <w:t>Answer:</w:t>
+      </w:r>
+    </w:p>
+    <w:p>
+      <w:pPr>
+        <w:spacing w:line="240" w:lineRule="auto"/>
+        <w:rPr>
+          <w:b/>
+          <w:bCs/>
+        </w:rPr>
+      </w:pPr>
+      <w:r>
+        <w:rPr>
+          <w:b/>
+          <w:bCs/>
+        </w:rPr>
+        <w:t>Synchronous</w:t>
+      </w:r>
+    </w:p>
+    <w:p>
+      <w:pPr>
+        <w:spacing w:line="240" w:lineRule="auto"/>
+      </w:pPr>
+      <w:r>
+        <w:t xml:space="preserve">Code executes </w:t>
+      </w:r>
+      <w:r>
+        <w:rPr>
+          <w:b/>
+          <w:bCs/>
+        </w:rPr>
+        <w:t>line by line</w:t>
+      </w:r>
+      <w:r>
+        <w:t>.</w:t>
+      </w:r>
+    </w:p>
+    <w:p>
+      <w:pPr>
+        <w:spacing w:line="240" w:lineRule="auto"/>
+      </w:pPr>
+      <w:r>
+        <w:t>console.log("A");</w:t>
+      </w:r>
+    </w:p>
+    <w:p>
+      <w:pPr>
+        <w:spacing w:line="240" w:lineRule="auto"/>
+      </w:pPr>
+      <w:r>
+        <w:t>console.log("B");</w:t>
+      </w:r>
+    </w:p>
+    <w:p>
+      <w:pPr>
+        <w:spacing w:line="240" w:lineRule="auto"/>
+      </w:pPr>
+      <w:r>
+        <w:lastRenderedPageBreak/>
+        <w:t>console.log("C");</w:t>
+      </w:r>
+    </w:p>
+    <w:p>
+      <w:pPr>
+        <w:spacing w:line="240" w:lineRule="auto"/>
+      </w:pPr>
       <w:r>
         <w:t>Output:</w:t>
       </w:r>
     </w:p>
     <w:p>
-      <w:r>
-        <w:t>undefined</w:t>
-      </w:r>
-    </w:p>
-    <w:p>
-      <w:r>
-        <w:t>The var declaration is hoisted, but its assignment happens later.</w:t>
-      </w:r>
-    </w:p>
-    <w:p>
-      <w:r>
-        <w:t xml:space="preserve">With let and </w:t>
-      </w:r>
-      <w:proofErr w:type="spellStart"/>
-      <w:r>
-        <w:t>const</w:t>
-      </w:r>
-      <w:proofErr w:type="spellEnd"/>
-      <w:r>
-        <w:t xml:space="preserve">, accessing the variable before initialization results in a </w:t>
-      </w:r>
-      <w:proofErr w:type="spellStart"/>
-      <w:r>
-        <w:rPr>
-          <w:b/>
-          <w:bCs/>
-        </w:rPr>
-        <w:t>ReferenceError</w:t>
-      </w:r>
-      <w:proofErr w:type="spellEnd"/>
-      <w:r>
-        <w:t xml:space="preserve"> due to the Temporal Dead Zone.</w:t>
-      </w:r>
-    </w:p>
-    <w:p>
-      <w:r>
-        <w:rPr>
-          <w:b/>
-          <w:bCs/>
-        </w:rPr>
-        <w:t>Interview Answer:</w:t>
-      </w:r>
-    </w:p>
-    <w:p>
-      <w:r>
-        <w:t xml:space="preserve">Hoisting is the </w:t>
-      </w:r>
-      <w:proofErr w:type="spellStart"/>
-      <w:r>
-        <w:t>behavior</w:t>
-      </w:r>
-      <w:proofErr w:type="spellEnd"/>
-      <w:r>
-        <w:t xml:space="preserve"> where JavaScript processes variable and function declarations before executing the code.</w:t>
-      </w:r>
-    </w:p>
-    <w:p>
-      <w:r>
-        <w:pict w14:anchorId="42760752">
-          <v:rect id="_x0000_i1107" style="width:0;height:1.5pt" o:hralign="center" o:hrstd="t" o:hr="t" fillcolor="#a0a0a0" stroked="f"/>
-        </w:pict>
-      </w:r>
-    </w:p>
-    <w:p>
-      <w:pPr>
-        <w:rPr>
-          <w:b/>
-          <w:bCs/>
-        </w:rPr>
-      </w:pPr>
-      <w:r>
-        <w:rPr>
-          <w:b/>
-          <w:bCs/>
-        </w:rPr>
-        <w:t>4. What is the difference between == and ===?</w:t>
-      </w:r>
-    </w:p>
-    <w:p>
-      <w:r>
-        <w:rPr>
-          <w:b/>
-          <w:bCs/>
-        </w:rPr>
-        <w:t>Answer:</w:t>
-      </w:r>
-    </w:p>
-    <w:p>
-      <w:pPr>
-        <w:rPr>
-          <w:b/>
-          <w:bCs/>
-        </w:rPr>
-      </w:pPr>
-      <w:r>
-        <w:rPr>
-          <w:b/>
-          <w:bCs/>
-        </w:rPr>
-        <w:t>== — Loose Equality</w:t>
-      </w:r>
-    </w:p>
-    <w:p>
-      <w:r>
-        <w:t>It compares values after type conversion.</w:t>
-      </w:r>
-    </w:p>
-    <w:p>
-      <w:r>
-        <w:t>5 == "5"; // true</w:t>
-      </w:r>
-    </w:p>
-    <w:p>
-      <w:pPr>
-        <w:rPr>
-          <w:b/>
-          <w:bCs/>
-        </w:rPr>
-      </w:pPr>
-      <w:r>
-        <w:rPr>
-          <w:b/>
-          <w:bCs/>
-        </w:rPr>
-        <w:t>=== — Strict Equality</w:t>
-      </w:r>
-    </w:p>
-    <w:p>
-      <w:r>
-        <w:t xml:space="preserve">It compares both </w:t>
-      </w:r>
-      <w:r>
-        <w:rPr>
-          <w:b/>
-          <w:bCs/>
-        </w:rPr>
-        <w:t>value and data type</w:t>
-      </w:r>
-      <w:r>
-        <w:t>.</w:t>
-      </w:r>
-    </w:p>
-    <w:p>
-      <w:r>
-        <w:t>5 === "5"; // false</w:t>
-      </w:r>
-    </w:p>
-    <w:p>
-      <w:r>
-        <w:rPr>
-          <w:b/>
-          <w:bCs/>
-        </w:rPr>
-        <w:t>Interview Answer:</w:t>
-      </w:r>
-    </w:p>
-    <w:p>
-      <w:r>
-        <w:t>== performs type coercion before comparison, while === checks both value and data type. I generally prefer ===.</w:t>
-      </w:r>
-    </w:p>
-    <w:p>
-      <w:r>
-        <w:pict w14:anchorId="4503AB55">
-          <v:rect id="_x0000_i1108" style="width:0;height:1.5pt" o:hralign="center" o:hrstd="t" o:hr="t" fillcolor="#a0a0a0" stroked="f"/>
-        </w:pict>
-      </w:r>
-    </w:p>
-    <w:p>
-      <w:pPr>
-        <w:rPr>
-          <w:b/>
-          <w:bCs/>
-        </w:rPr>
-      </w:pPr>
-      <w:r>
-        <w:rPr>
-          <w:b/>
-          <w:bCs/>
-        </w:rPr>
-        <w:lastRenderedPageBreak/>
-        <w:t>5. What is a Closure?</w:t>
-      </w:r>
-    </w:p>
-    <w:p>
-      <w:r>
-        <w:rPr>
-          <w:b/>
-          <w:bCs/>
-        </w:rPr>
-        <w:t>Answer:</w:t>
-      </w:r>
-      <w:r>
-        <w:br/>
-        <w:t xml:space="preserve">A closure occurs when an inner function </w:t>
-      </w:r>
-      <w:r>
-        <w:rPr>
-          <w:b/>
-          <w:bCs/>
-        </w:rPr>
-        <w:t>remembers and can access variables from its outer function</w:t>
-      </w:r>
-      <w:r>
-        <w:t>, even after the outer function has finished executing.</w:t>
-      </w:r>
-    </w:p>
-    <w:p>
-      <w:r>
-        <w:t xml:space="preserve">function </w:t>
-      </w:r>
-      <w:proofErr w:type="gramStart"/>
-      <w:r>
-        <w:t>outer(</w:t>
-      </w:r>
-      <w:proofErr w:type="gramEnd"/>
-      <w:r>
-        <w:t>) {</w:t>
-      </w:r>
-    </w:p>
-    <w:p>
-      <w:r>
-        <w:t xml:space="preserve">    let count = 0;</w:t>
-      </w:r>
-    </w:p>
-    <w:p/>
-    <w:p>
-      <w:r>
-        <w:t xml:space="preserve">    return function </w:t>
-      </w:r>
-      <w:proofErr w:type="gramStart"/>
-      <w:r>
-        <w:t>inner(</w:t>
-      </w:r>
-      <w:proofErr w:type="gramEnd"/>
-      <w:r>
-        <w:t>) {</w:t>
-      </w:r>
-    </w:p>
-    <w:p>
-      <w:r>
-        <w:t xml:space="preserve">        count++;</w:t>
-      </w:r>
-    </w:p>
-    <w:p>
-      <w:r>
-        <w:t xml:space="preserve">        console.log(count);</w:t>
-      </w:r>
-    </w:p>
-    <w:p>
-      <w:r>
-        <w:t xml:space="preserve">    };</w:t>
-      </w:r>
-    </w:p>
-    <w:p>
-      <w:r>
-        <w:t>}</w:t>
-      </w:r>
-    </w:p>
-    <w:p/>
-    <w:p>
-      <w:proofErr w:type="spellStart"/>
-      <w:r>
-        <w:t>const</w:t>
-      </w:r>
-      <w:proofErr w:type="spellEnd"/>
-      <w:r>
-        <w:t xml:space="preserve"> counter = </w:t>
-      </w:r>
-      <w:proofErr w:type="gramStart"/>
-      <w:r>
-        <w:t>outer(</w:t>
-      </w:r>
-      <w:proofErr w:type="gramEnd"/>
-      <w:r>
-        <w:t>);</w:t>
-      </w:r>
-    </w:p>
-    <w:p/>
-    <w:p>
-      <w:proofErr w:type="gramStart"/>
-      <w:r>
-        <w:t>counter(</w:t>
-      </w:r>
-      <w:proofErr w:type="gramEnd"/>
-      <w:r>
-        <w:t>); // 1</w:t>
-      </w:r>
-    </w:p>
-    <w:p>
-      <w:proofErr w:type="gramStart"/>
-      <w:r>
-        <w:t>counter(</w:t>
-      </w:r>
-      <w:proofErr w:type="gramEnd"/>
-      <w:r>
-        <w:t>); // 2</w:t>
-      </w:r>
-    </w:p>
-    <w:p>
-      <w:proofErr w:type="gramStart"/>
-      <w:r>
-        <w:t>counter(</w:t>
-      </w:r>
-      <w:proofErr w:type="gramEnd"/>
-      <w:r>
-        <w:t>); // 3</w:t>
-      </w:r>
-    </w:p>
-    <w:p>
-      <w:r>
-        <w:t xml:space="preserve">Here, </w:t>
-      </w:r>
-      <w:proofErr w:type="gramStart"/>
-      <w:r>
-        <w:t>inner(</w:t>
-      </w:r>
-      <w:proofErr w:type="gramEnd"/>
-      <w:r>
-        <w:t>) remembers the count variable.</w:t>
-      </w:r>
-    </w:p>
-    <w:p>
-      <w:r>
-        <w:rPr>
-          <w:b/>
-          <w:bCs/>
-        </w:rPr>
-        <w:t>Interview Answer:</w:t>
-      </w:r>
-    </w:p>
-    <w:p>
-      <w:r>
-        <w:t>A closure is a function that remembers and can access variables from its outer lexical scope even after the outer function has finished execution.</w:t>
-      </w:r>
-    </w:p>
-    <w:p>
-      <w:r>
-        <w:pict w14:anchorId="38D0ADDA">
-          <v:rect id="_x0000_i1109" style="width:0;height:1.5pt" o:hralign="center" o:hrstd="t" o:hr="t" fillcolor="#a0a0a0" stroked="f"/>
-        </w:pict>
-      </w:r>
-    </w:p>
-    <w:p>
-      <w:pPr>
-        <w:rPr>
-          <w:b/>
-          <w:bCs/>
-        </w:rPr>
-      </w:pPr>
-      <w:r>
-        <w:rPr>
-          <w:b/>
-          <w:bCs/>
-        </w:rPr>
-        <w:t>6. What is the difference between null and undefined?</w:t>
-      </w:r>
-    </w:p>
-    <w:p>
-      <w:r>
-        <w:rPr>
-          <w:b/>
-          <w:bCs/>
-        </w:rPr>
-        <w:t>Answer:</w:t>
-      </w:r>
-    </w:p>
-    <w:p>
-      <w:pPr>
-        <w:rPr>
-          <w:b/>
-          <w:bCs/>
-        </w:rPr>
-      </w:pPr>
-      <w:r>
-        <w:rPr>
-          <w:b/>
-          <w:bCs/>
-        </w:rPr>
-        <w:t>undefined</w:t>
-      </w:r>
-    </w:p>
-    <w:p>
-      <w:r>
-        <w:t>A variable has been declared but no value has been assigned.</w:t>
-      </w:r>
-    </w:p>
-    <w:p>
-      <w:r>
-        <w:t>let a;</w:t>
-      </w:r>
-    </w:p>
-    <w:p/>
-    <w:p>
-      <w:r>
-        <w:lastRenderedPageBreak/>
-        <w:t>console.log(a); // undefined</w:t>
-      </w:r>
-    </w:p>
-    <w:p>
-      <w:pPr>
-        <w:rPr>
-          <w:b/>
-          <w:bCs/>
-        </w:rPr>
-      </w:pPr>
-      <w:r>
-        <w:rPr>
-          <w:b/>
-          <w:bCs/>
-        </w:rPr>
-        <w:t>null</w:t>
-      </w:r>
-    </w:p>
-    <w:p>
-      <w:r>
-        <w:t xml:space="preserve">It represents an </w:t>
-      </w:r>
-      <w:r>
-        <w:rPr>
-          <w:b/>
-          <w:bCs/>
-        </w:rPr>
-        <w:t>intentional absence of a value</w:t>
-      </w:r>
-      <w:r>
-        <w:t>.</w:t>
-      </w:r>
-    </w:p>
-    <w:p>
-      <w:r>
-        <w:t>let user = null;</w:t>
-      </w:r>
-    </w:p>
-    <w:p>
-      <w:r>
-        <w:rPr>
-          <w:b/>
-          <w:bCs/>
-        </w:rPr>
-        <w:t>Interview Answer:</w:t>
-      </w:r>
-    </w:p>
-    <w:p>
-      <w:r>
-        <w:t>undefined usually means a value has not been assigned, while null is an intentional empty value.</w:t>
-      </w:r>
-    </w:p>
-    <w:p>
-      <w:r>
-        <w:pict w14:anchorId="38AA5318">
-          <v:rect id="_x0000_i1110" style="width:0;height:1.5pt" o:hralign="center" o:hrstd="t" o:hr="t" fillcolor="#a0a0a0" stroked="f"/>
-        </w:pict>
-      </w:r>
-    </w:p>
-    <w:p>
-      <w:pPr>
-        <w:rPr>
-          <w:b/>
-          <w:bCs/>
-        </w:rPr>
-      </w:pPr>
-      <w:r>
-        <w:rPr>
-          <w:b/>
-          <w:bCs/>
-        </w:rPr>
-        <w:t>7. What is the difference between Synchronous and Asynchronous JavaScript?</w:t>
-      </w:r>
-    </w:p>
-    <w:p>
-      <w:r>
-        <w:rPr>
-          <w:b/>
-          <w:bCs/>
-        </w:rPr>
-        <w:t>Answer:</w:t>
-      </w:r>
-    </w:p>
-    <w:p>
-      <w:pPr>
-        <w:rPr>
-          <w:b/>
-          <w:bCs/>
-        </w:rPr>
-      </w:pPr>
-      <w:r>
-        <w:rPr>
-          <w:b/>
-          <w:bCs/>
-        </w:rPr>
-        <w:t>Synchronous</w:t>
-      </w:r>
-    </w:p>
-    <w:p>
-      <w:r>
-        <w:t xml:space="preserve">Code executes </w:t>
-      </w:r>
-      <w:r>
-        <w:rPr>
-          <w:b/>
-          <w:bCs/>
-        </w:rPr>
-        <w:t>line by line</w:t>
-      </w:r>
-      <w:r>
-        <w:t>.</w:t>
-      </w:r>
-    </w:p>
-    <w:p>
+      <w:pPr>
+        <w:spacing w:line="240" w:lineRule="auto"/>
+      </w:pPr>
+      <w:r>
+        <w:t>A</w:t>
+      </w:r>
+    </w:p>
+    <w:p>
+      <w:pPr>
+        <w:spacing w:line="240" w:lineRule="auto"/>
+      </w:pPr>
+      <w:r>
+        <w:t>B</w:t>
+      </w:r>
+    </w:p>
+    <w:p>
+      <w:pPr>
+        <w:spacing w:line="240" w:lineRule="auto"/>
+      </w:pPr>
+      <w:r>
+        <w:t>C</w:t>
+      </w:r>
+    </w:p>
+    <w:p>
+      <w:pPr>
+        <w:spacing w:line="240" w:lineRule="auto"/>
+        <w:rPr>
+          <w:b/>
+          <w:bCs/>
+        </w:rPr>
+      </w:pPr>
+      <w:r>
+        <w:rPr>
+          <w:b/>
+          <w:bCs/>
+        </w:rPr>
+        <w:t>Asynchronous</w:t>
+      </w:r>
+    </w:p>
+    <w:p>
+      <w:pPr>
+        <w:spacing w:line="240" w:lineRule="auto"/>
+      </w:pPr>
+      <w:r>
+        <w:t>Some operations can complete later without blocking the execution of other code.</w:t>
+      </w:r>
+    </w:p>
+    <w:p>
+      <w:pPr>
+        <w:spacing w:line="240" w:lineRule="auto"/>
+      </w:pPr>
       <w:r>
         <w:t>console.log("A");</w:t>
       </w:r>
     </w:p>
     <w:p>
-      <w:r>
-        <w:t>console.log("B");</w:t>
-      </w:r>
-    </w:p>
-    <w:p>
-      <w:r>
-        <w:t>console.log("C");</w:t>
-      </w:r>
-    </w:p>
-    <w:p>
-      <w:r>
-        <w:t>Output:</w:t>
-      </w:r>
-    </w:p>
-    <w:p>
-      <w:r>
-        <w:t>A</w:t>
-      </w:r>
-    </w:p>
-    <w:p>
-      <w:r>
-        <w:t>B</w:t>
-      </w:r>
-    </w:p>
-    <w:p>
-      <w:r>
-        <w:t>C</w:t>
-      </w:r>
-    </w:p>
-    <w:p>
-      <w:pPr>
-        <w:rPr>
-          <w:b/>
-          <w:bCs/>
-        </w:rPr>
-      </w:pPr>
-      <w:r>
-        <w:rPr>
-          <w:b/>
-          <w:bCs/>
-        </w:rPr>
-        <w:t>Asynchronous</w:t>
-      </w:r>
-    </w:p>
-    <w:p>
-      <w:r>
-        <w:t>Some operations can complete later without blocking the execution of other code.</w:t>
-      </w:r>
-    </w:p>
-    <w:p>
-      <w:r>
-        <w:t>console.log("A");</w:t>
-      </w:r>
-    </w:p>
-    <w:p/>
-    <w:p>
+      <w:pPr>
+        <w:spacing w:line="240" w:lineRule="auto"/>
+      </w:pPr>
+    </w:p>
+    <w:p>
+      <w:pPr>
+        <w:spacing w:line="240" w:lineRule="auto"/>
+      </w:pPr>
       <w:proofErr w:type="spellStart"/>
       <w:proofErr w:type="gramStart"/>
       <w:r>
@@ -981,43 +1218,70 @@
       </w:r>
     </w:p>
     <w:p>
+      <w:pPr>
+        <w:spacing w:line="240" w:lineRule="auto"/>
+      </w:pPr>
       <w:r>
         <w:t xml:space="preserve">    console.log("B");</w:t>
       </w:r>
     </w:p>
     <w:p>
+      <w:pPr>
+        <w:spacing w:line="240" w:lineRule="auto"/>
+      </w:pPr>
       <w:r>
         <w:t>}, 1000);</w:t>
       </w:r>
     </w:p>
-    <w:p/>
-    <w:p>
+    <w:p>
+      <w:pPr>
+        <w:spacing w:line="240" w:lineRule="auto"/>
+      </w:pPr>
+    </w:p>
+    <w:p>
+      <w:pPr>
+        <w:spacing w:line="240" w:lineRule="auto"/>
+      </w:pPr>
       <w:r>
         <w:t>console.log("C");</w:t>
       </w:r>
     </w:p>
     <w:p>
-      <w:r>
-        <w:lastRenderedPageBreak/>
+      <w:pPr>
+        <w:spacing w:line="240" w:lineRule="auto"/>
+      </w:pPr>
+      <w:r>
         <w:t>Output:</w:t>
       </w:r>
     </w:p>
     <w:p>
+      <w:pPr>
+        <w:spacing w:line="240" w:lineRule="auto"/>
+      </w:pPr>
       <w:r>
         <w:t>A</w:t>
       </w:r>
     </w:p>
     <w:p>
+      <w:pPr>
+        <w:spacing w:line="240" w:lineRule="auto"/>
+      </w:pPr>
       <w:r>
         <w:t>C</w:t>
       </w:r>
     </w:p>
     <w:p>
+      <w:pPr>
+        <w:spacing w:line="240" w:lineRule="auto"/>
+      </w:pPr>
       <w:r>
         <w:t>B</w:t>
       </w:r>
     </w:p>
     <w:p>
+      <w:pPr>
+        <w:spacing w:line="240" w:lineRule="auto"/>
+      </w:pPr>
       <w:r>
         <w:rPr>
           <w:b/>
@@ -1027,19 +1291,26 @@
       </w:r>
     </w:p>
     <w:p>
+      <w:pPr>
+        <w:spacing w:line="240" w:lineRule="auto"/>
+      </w:pPr>
       <w:r>
         <w:t>Synchronous code executes sequentially, while asynchronous code allows certain operations to complete later without blocking the main execution flow.</w:t>
       </w:r>
     </w:p>
     <w:p>
-      <w:r>
-        <w:pict w14:anchorId="7942A3D2">
-          <v:rect id="_x0000_i1111" style="width:0;height:1.5pt" o:hralign="center" o:hrstd="t" o:hr="t" fillcolor="#a0a0a0" stroked="f"/>
+      <w:pPr>
+        <w:spacing w:line="240" w:lineRule="auto"/>
+      </w:pPr>
+      <w:r>
+        <w:pict w14:anchorId="7AA93AFF">
+          <v:rect id="_x0000_i1141" style="width:0;height:1.5pt" o:hralign="center" o:hrstd="t" o:hr="t" fillcolor="#a0a0a0" stroked="f"/>
         </w:pict>
       </w:r>
     </w:p>
     <w:p>
       <w:pPr>
+        <w:spacing w:line="240" w:lineRule="auto"/>
         <w:rPr>
           <w:b/>
           <w:bCs/>
@@ -1054,6 +1325,9 @@
       </w:r>
     </w:p>
     <w:p>
+      <w:pPr>
+        <w:spacing w:line="240" w:lineRule="auto"/>
+      </w:pPr>
       <w:r>
         <w:rPr>
           <w:b/>
@@ -1077,6 +1351,9 @@
       </w:r>
     </w:p>
     <w:p>
+      <w:pPr>
+        <w:spacing w:line="240" w:lineRule="auto"/>
+      </w:pPr>
       <w:r>
         <w:t>A Promise has three states:</w:t>
       </w:r>
@@ -1085,8 +1362,9 @@
       <w:pPr>
         <w:numPr>
           <w:ilvl w:val="0"/>
-          <w:numId w:val="6"/>
+          <w:numId w:val="9"/>
         </w:numPr>
+        <w:spacing w:line="240" w:lineRule="auto"/>
       </w:pPr>
       <w:r>
         <w:rPr>
@@ -1103,8 +1381,9 @@
       <w:pPr>
         <w:numPr>
           <w:ilvl w:val="0"/>
-          <w:numId w:val="6"/>
+          <w:numId w:val="9"/>
         </w:numPr>
+        <w:spacing w:line="240" w:lineRule="auto"/>
       </w:pPr>
       <w:r>
         <w:rPr>
@@ -1121,8 +1400,9 @@
       <w:pPr>
         <w:numPr>
           <w:ilvl w:val="0"/>
-          <w:numId w:val="6"/>
+          <w:numId w:val="9"/>
         </w:numPr>
+        <w:spacing w:line="240" w:lineRule="auto"/>
       </w:pPr>
       <w:r>
         <w:rPr>
@@ -1136,6 +1416,9 @@
       </w:r>
     </w:p>
     <w:p>
+      <w:pPr>
+        <w:spacing w:line="240" w:lineRule="auto"/>
+      </w:pPr>
       <w:proofErr w:type="spellStart"/>
       <w:r>
         <w:t>const</w:t>
@@ -1154,6 +1437,9 @@
       </w:r>
     </w:p>
     <w:p>
+      <w:pPr>
+        <w:spacing w:line="240" w:lineRule="auto"/>
+      </w:pPr>
       <w:r>
         <w:t xml:space="preserve">    </w:t>
       </w:r>
@@ -1166,44 +1452,76 @@
         <w:t xml:space="preserve"> success = true;</w:t>
       </w:r>
     </w:p>
-    <w:p/>
-    <w:p>
+    <w:p>
+      <w:pPr>
+        <w:spacing w:line="240" w:lineRule="auto"/>
+      </w:pPr>
+    </w:p>
+    <w:p>
+      <w:pPr>
+        <w:spacing w:line="240" w:lineRule="auto"/>
+      </w:pPr>
       <w:r>
         <w:t xml:space="preserve">    if (success) {</w:t>
       </w:r>
     </w:p>
     <w:p>
+      <w:pPr>
+        <w:spacing w:line="240" w:lineRule="auto"/>
+      </w:pPr>
       <w:r>
         <w:t xml:space="preserve">        resolve("Success");</w:t>
       </w:r>
     </w:p>
     <w:p>
+      <w:pPr>
+        <w:spacing w:line="240" w:lineRule="auto"/>
+      </w:pPr>
       <w:r>
         <w:t xml:space="preserve">    } else {</w:t>
       </w:r>
     </w:p>
     <w:p>
+      <w:pPr>
+        <w:spacing w:line="240" w:lineRule="auto"/>
+      </w:pPr>
       <w:r>
         <w:t xml:space="preserve">        reject("Error");</w:t>
       </w:r>
     </w:p>
     <w:p>
+      <w:pPr>
+        <w:spacing w:line="240" w:lineRule="auto"/>
+      </w:pPr>
       <w:r>
         <w:t xml:space="preserve">    }</w:t>
       </w:r>
     </w:p>
     <w:p>
+      <w:pPr>
+        <w:spacing w:line="240" w:lineRule="auto"/>
+      </w:pPr>
       <w:r>
         <w:t>});</w:t>
       </w:r>
     </w:p>
-    <w:p/>
-    <w:p>
+    <w:p>
+      <w:pPr>
+        <w:spacing w:line="240" w:lineRule="auto"/>
+      </w:pPr>
+    </w:p>
+    <w:p>
+      <w:pPr>
+        <w:spacing w:line="240" w:lineRule="auto"/>
+      </w:pPr>
       <w:r>
         <w:t>promise</w:t>
       </w:r>
     </w:p>
     <w:p>
+      <w:pPr>
+        <w:spacing w:line="240" w:lineRule="auto"/>
+      </w:pPr>
       <w:r>
         <w:t xml:space="preserve">    </w:t>
       </w:r>
@@ -1217,6 +1535,9 @@
       </w:r>
     </w:p>
     <w:p>
+      <w:pPr>
+        <w:spacing w:line="240" w:lineRule="auto"/>
+      </w:pPr>
       <w:r>
         <w:t xml:space="preserve">    </w:t>
       </w:r>
@@ -1230,29 +1551,38 @@
       </w:r>
     </w:p>
     <w:p>
-      <w:r>
-        <w:rPr>
-          <w:b/>
-          <w:bCs/>
-        </w:rPr>
-        <w:lastRenderedPageBreak/>
+      <w:pPr>
+        <w:spacing w:line="240" w:lineRule="auto"/>
+      </w:pPr>
+      <w:r>
+        <w:rPr>
+          <w:b/>
+          <w:bCs/>
+        </w:rPr>
         <w:t>Interview Answer:</w:t>
       </w:r>
     </w:p>
     <w:p>
+      <w:pPr>
+        <w:spacing w:line="240" w:lineRule="auto"/>
+      </w:pPr>
       <w:r>
         <w:t>A Promise represents the eventual completion or failure of an asynchronous operation.</w:t>
       </w:r>
     </w:p>
     <w:p>
-      <w:r>
-        <w:pict w14:anchorId="0C93A2E8">
-          <v:rect id="_x0000_i1112" style="width:0;height:1.5pt" o:hralign="center" o:hrstd="t" o:hr="t" fillcolor="#a0a0a0" stroked="f"/>
+      <w:pPr>
+        <w:spacing w:line="240" w:lineRule="auto"/>
+      </w:pPr>
+      <w:r>
+        <w:pict w14:anchorId="494944DE">
+          <v:rect id="_x0000_i1142" style="width:0;height:1.5pt" o:hralign="center" o:hrstd="t" o:hr="t" fillcolor="#a0a0a0" stroked="f"/>
         </w:pict>
       </w:r>
     </w:p>
     <w:p>
       <w:pPr>
+        <w:spacing w:line="240" w:lineRule="auto"/>
         <w:rPr>
           <w:b/>
           <w:bCs/>
@@ -1267,6 +1597,9 @@
       </w:r>
     </w:p>
     <w:p>
+      <w:pPr>
+        <w:spacing w:line="240" w:lineRule="auto"/>
+      </w:pPr>
       <w:r>
         <w:rPr>
           <w:b/>
@@ -1290,6 +1623,9 @@
       </w:r>
     </w:p>
     <w:p>
+      <w:pPr>
+        <w:spacing w:line="240" w:lineRule="auto"/>
+      </w:pPr>
       <w:r>
         <w:t xml:space="preserve">async function </w:t>
       </w:r>
@@ -1308,11 +1644,17 @@
       </w:r>
     </w:p>
     <w:p>
+      <w:pPr>
+        <w:spacing w:line="240" w:lineRule="auto"/>
+      </w:pPr>
       <w:r>
         <w:t xml:space="preserve">    try {</w:t>
       </w:r>
     </w:p>
     <w:p>
+      <w:pPr>
+        <w:spacing w:line="240" w:lineRule="auto"/>
+      </w:pPr>
       <w:r>
         <w:t xml:space="preserve">        </w:t>
       </w:r>
@@ -1326,6 +1668,9 @@
       </w:r>
     </w:p>
     <w:p>
+      <w:pPr>
+        <w:spacing w:line="240" w:lineRule="auto"/>
+      </w:pPr>
       <w:r>
         <w:t xml:space="preserve">        </w:t>
       </w:r>
@@ -1348,28 +1693,47 @@
         <w:t>();</w:t>
       </w:r>
     </w:p>
-    <w:p/>
-    <w:p>
+    <w:p>
+      <w:pPr>
+        <w:spacing w:line="240" w:lineRule="auto"/>
+      </w:pPr>
+    </w:p>
+    <w:p>
+      <w:pPr>
+        <w:spacing w:line="240" w:lineRule="auto"/>
+      </w:pPr>
       <w:r>
         <w:t xml:space="preserve">        console.log(data);</w:t>
       </w:r>
     </w:p>
     <w:p>
+      <w:pPr>
+        <w:spacing w:line="240" w:lineRule="auto"/>
+      </w:pPr>
       <w:r>
         <w:t xml:space="preserve">    } catch (error) {</w:t>
       </w:r>
     </w:p>
     <w:p>
+      <w:pPr>
+        <w:spacing w:line="240" w:lineRule="auto"/>
+      </w:pPr>
       <w:r>
         <w:t xml:space="preserve">        console.log(error);</w:t>
       </w:r>
     </w:p>
     <w:p>
+      <w:pPr>
+        <w:spacing w:line="240" w:lineRule="auto"/>
+      </w:pPr>
       <w:r>
         <w:t xml:space="preserve">    }</w:t>
       </w:r>
     </w:p>
     <w:p>
+      <w:pPr>
+        <w:spacing w:line="240" w:lineRule="auto"/>
+      </w:pPr>
       <w:r>
         <w:t>}</w:t>
       </w:r>
@@ -1378,8 +1742,9 @@
       <w:pPr>
         <w:numPr>
           <w:ilvl w:val="0"/>
-          <w:numId w:val="7"/>
+          <w:numId w:val="10"/>
         </w:numPr>
+        <w:spacing w:line="240" w:lineRule="auto"/>
       </w:pPr>
       <w:r>
         <w:t xml:space="preserve">async makes a function return a Promise. </w:t>
@@ -1389,14 +1754,18 @@
       <w:pPr>
         <w:numPr>
           <w:ilvl w:val="0"/>
-          <w:numId w:val="7"/>
+          <w:numId w:val="10"/>
         </w:numPr>
+        <w:spacing w:line="240" w:lineRule="auto"/>
       </w:pPr>
       <w:r>
         <w:t xml:space="preserve">await pauses that async function until the Promise settles. </w:t>
       </w:r>
     </w:p>
     <w:p>
+      <w:pPr>
+        <w:spacing w:line="240" w:lineRule="auto"/>
+      </w:pPr>
       <w:r>
         <w:rPr>
           <w:b/>
@@ -1406,19 +1775,27 @@
       </w:r>
     </w:p>
     <w:p>
-      <w:r>
+      <w:pPr>
+        <w:spacing w:line="240" w:lineRule="auto"/>
+      </w:pPr>
+      <w:r>
+        <w:lastRenderedPageBreak/>
         <w:t>async/await is used to write asynchronous Promise-based code in a cleaner and more readable way.</w:t>
       </w:r>
     </w:p>
     <w:p>
-      <w:r>
-        <w:pict w14:anchorId="16DD5C40">
-          <v:rect id="_x0000_i1113" style="width:0;height:1.5pt" o:hralign="center" o:hrstd="t" o:hr="t" fillcolor="#a0a0a0" stroked="f"/>
+      <w:pPr>
+        <w:spacing w:line="240" w:lineRule="auto"/>
+      </w:pPr>
+      <w:r>
+        <w:pict w14:anchorId="1AE3D8C9">
+          <v:rect id="_x0000_i1143" style="width:0;height:1.5pt" o:hralign="center" o:hrstd="t" o:hr="t" fillcolor="#a0a0a0" stroked="f"/>
         </w:pict>
       </w:r>
     </w:p>
     <w:p>
       <w:pPr>
+        <w:spacing w:line="240" w:lineRule="auto"/>
         <w:rPr>
           <w:b/>
           <w:bCs/>
@@ -1433,6 +1810,9 @@
       </w:r>
     </w:p>
     <w:p>
+      <w:pPr>
+        <w:spacing w:line="240" w:lineRule="auto"/>
+      </w:pPr>
       <w:r>
         <w:rPr>
           <w:b/>
@@ -1466,11 +1846,17 @@
       </w:r>
     </w:p>
     <w:p>
+      <w:pPr>
+        <w:spacing w:line="240" w:lineRule="auto"/>
+      </w:pPr>
       <w:r>
         <w:t>Example:</w:t>
       </w:r>
     </w:p>
     <w:p>
+      <w:pPr>
+        <w:spacing w:line="240" w:lineRule="auto"/>
+      </w:pPr>
       <w:proofErr w:type="gramStart"/>
       <w:r>
         <w:t>console.log(</w:t>
@@ -1480,12 +1866,18 @@
         <w:t>"1");</w:t>
       </w:r>
     </w:p>
-    <w:p/>
-    <w:p>
+    <w:p>
+      <w:pPr>
+        <w:spacing w:line="240" w:lineRule="auto"/>
+      </w:pPr>
+    </w:p>
+    <w:p>
+      <w:pPr>
+        <w:spacing w:line="240" w:lineRule="auto"/>
+      </w:pPr>
       <w:proofErr w:type="spellStart"/>
       <w:proofErr w:type="gramStart"/>
       <w:r>
-        <w:lastRenderedPageBreak/>
         <w:t>setTimeout</w:t>
       </w:r>
       <w:proofErr w:type="spellEnd"/>
@@ -1498,6 +1890,9 @@
       </w:r>
     </w:p>
     <w:p>
+      <w:pPr>
+        <w:spacing w:line="240" w:lineRule="auto"/>
+      </w:pPr>
       <w:r>
         <w:t xml:space="preserve">    </w:t>
       </w:r>
@@ -1511,12 +1906,22 @@
       </w:r>
     </w:p>
     <w:p>
+      <w:pPr>
+        <w:spacing w:line="240" w:lineRule="auto"/>
+      </w:pPr>
       <w:r>
         <w:t>}, 0);</w:t>
       </w:r>
     </w:p>
-    <w:p/>
-    <w:p>
+    <w:p>
+      <w:pPr>
+        <w:spacing w:line="240" w:lineRule="auto"/>
+      </w:pPr>
+    </w:p>
+    <w:p>
+      <w:pPr>
+        <w:spacing w:line="240" w:lineRule="auto"/>
+      </w:pPr>
       <w:proofErr w:type="gramStart"/>
       <w:r>
         <w:t>console.log(</w:t>
@@ -1527,26 +1932,41 @@
       </w:r>
     </w:p>
     <w:p>
+      <w:pPr>
+        <w:spacing w:line="240" w:lineRule="auto"/>
+      </w:pPr>
       <w:r>
         <w:t>Output:</w:t>
       </w:r>
     </w:p>
     <w:p>
+      <w:pPr>
+        <w:spacing w:line="240" w:lineRule="auto"/>
+      </w:pPr>
       <w:r>
         <w:t>1</w:t>
       </w:r>
     </w:p>
     <w:p>
+      <w:pPr>
+        <w:spacing w:line="240" w:lineRule="auto"/>
+      </w:pPr>
       <w:r>
         <w:t>3</w:t>
       </w:r>
     </w:p>
     <w:p>
+      <w:pPr>
+        <w:spacing w:line="240" w:lineRule="auto"/>
+      </w:pPr>
       <w:r>
         <w:t>2</w:t>
       </w:r>
     </w:p>
     <w:p>
+      <w:pPr>
+        <w:spacing w:line="240" w:lineRule="auto"/>
+      </w:pPr>
       <w:r>
         <w:t xml:space="preserve">The synchronous code runs first. The </w:t>
       </w:r>
@@ -1560,6 +1980,9 @@
       </w:r>
     </w:p>
     <w:p>
+      <w:pPr>
+        <w:spacing w:line="240" w:lineRule="auto"/>
+      </w:pPr>
       <w:r>
         <w:rPr>
           <w:b/>
@@ -1569,19 +1992,26 @@
       </w:r>
     </w:p>
     <w:p>
+      <w:pPr>
+        <w:spacing w:line="240" w:lineRule="auto"/>
+      </w:pPr>
       <w:r>
         <w:t>The Event Loop allows JavaScript to handle asynchronous operations by coordinating the call stack and task queues.</w:t>
       </w:r>
     </w:p>
     <w:p>
-      <w:r>
-        <w:pict w14:anchorId="4528BF0B">
-          <v:rect id="_x0000_i1114" style="width:0;height:1.5pt" o:hralign="center" o:hrstd="t" o:hr="t" fillcolor="#a0a0a0" stroked="f"/>
+      <w:pPr>
+        <w:spacing w:line="240" w:lineRule="auto"/>
+      </w:pPr>
+      <w:r>
+        <w:pict w14:anchorId="32004C38">
+          <v:rect id="_x0000_i1144" style="width:0;height:1.5pt" o:hralign="center" o:hrstd="t" o:hr="t" fillcolor="#a0a0a0" stroked="f"/>
         </w:pict>
       </w:r>
     </w:p>
     <w:p>
       <w:pPr>
+        <w:spacing w:line="240" w:lineRule="auto"/>
         <w:rPr>
           <w:b/>
           <w:bCs/>
@@ -1633,6 +2063,7 @@
           </w:tcPr>
           <w:p>
             <w:pPr>
+              <w:spacing w:line="240" w:lineRule="auto"/>
               <w:rPr>
                 <w:b/>
                 <w:bCs/>
@@ -1655,6 +2086,7 @@
           </w:tcPr>
           <w:p>
             <w:pPr>
+              <w:spacing w:line="240" w:lineRule="auto"/>
               <w:rPr>
                 <w:b/>
                 <w:bCs/>
@@ -1677,6 +2109,7 @@
           </w:tcPr>
           <w:p>
             <w:pPr>
+              <w:spacing w:line="240" w:lineRule="auto"/>
               <w:rPr>
                 <w:b/>
                 <w:bCs/>
@@ -1703,6 +2136,9 @@
             <w:hideMark/>
           </w:tcPr>
           <w:p>
+            <w:pPr>
+              <w:spacing w:line="240" w:lineRule="auto"/>
+            </w:pPr>
             <w:r>
               <w:t>1</w:t>
             </w:r>
@@ -1715,6 +2151,9 @@
             <w:hideMark/>
           </w:tcPr>
           <w:p>
+            <w:pPr>
+              <w:spacing w:line="240" w:lineRule="auto"/>
+            </w:pPr>
             <w:r>
               <w:t>What is JavaScript?</w:t>
             </w:r>
@@ -1727,6 +2166,9 @@
             <w:hideMark/>
           </w:tcPr>
           <w:p>
+            <w:pPr>
+              <w:spacing w:line="240" w:lineRule="auto"/>
+            </w:pPr>
             <w:r>
               <w:t>Dynamic &amp; interactive web applications</w:t>
             </w:r>
@@ -1744,6 +2186,9 @@
             <w:hideMark/>
           </w:tcPr>
           <w:p>
+            <w:pPr>
+              <w:spacing w:line="240" w:lineRule="auto"/>
+            </w:pPr>
             <w:r>
               <w:t>2</w:t>
             </w:r>
@@ -1756,6 +2201,9 @@
             <w:hideMark/>
           </w:tcPr>
           <w:p>
+            <w:pPr>
+              <w:spacing w:line="240" w:lineRule="auto"/>
+            </w:pPr>
             <w:r>
               <w:t xml:space="preserve">var vs let vs </w:t>
             </w:r>
@@ -1773,6 +2221,9 @@
             <w:hideMark/>
           </w:tcPr>
           <w:p>
+            <w:pPr>
+              <w:spacing w:line="240" w:lineRule="auto"/>
+            </w:pPr>
             <w:r>
               <w:t>Scope &amp; reassignment</w:t>
             </w:r>
@@ -1790,6 +2241,9 @@
             <w:hideMark/>
           </w:tcPr>
           <w:p>
+            <w:pPr>
+              <w:spacing w:line="240" w:lineRule="auto"/>
+            </w:pPr>
             <w:r>
               <w:t>3</w:t>
             </w:r>
@@ -1802,6 +2256,9 @@
             <w:hideMark/>
           </w:tcPr>
           <w:p>
+            <w:pPr>
+              <w:spacing w:line="240" w:lineRule="auto"/>
+            </w:pPr>
             <w:r>
               <w:t>What is Hoisting?</w:t>
             </w:r>
@@ -1814,6 +2271,9 @@
             <w:hideMark/>
           </w:tcPr>
           <w:p>
+            <w:pPr>
+              <w:spacing w:line="240" w:lineRule="auto"/>
+            </w:pPr>
             <w:r>
               <w:t>Declarations before execution</w:t>
             </w:r>
@@ -1831,6 +2291,9 @@
             <w:hideMark/>
           </w:tcPr>
           <w:p>
+            <w:pPr>
+              <w:spacing w:line="240" w:lineRule="auto"/>
+            </w:pPr>
             <w:r>
               <w:t>4</w:t>
             </w:r>
@@ -1843,6 +2306,9 @@
             <w:hideMark/>
           </w:tcPr>
           <w:p>
+            <w:pPr>
+              <w:spacing w:line="240" w:lineRule="auto"/>
+            </w:pPr>
             <w:r>
               <w:t>== vs ===</w:t>
             </w:r>
@@ -1855,6 +2321,9 @@
             <w:hideMark/>
           </w:tcPr>
           <w:p>
+            <w:pPr>
+              <w:spacing w:line="240" w:lineRule="auto"/>
+            </w:pPr>
             <w:r>
               <w:t>Type coercion</w:t>
             </w:r>
@@ -1872,7 +2341,11 @@
             <w:hideMark/>
           </w:tcPr>
           <w:p>
+            <w:pPr>
+              <w:spacing w:line="240" w:lineRule="auto"/>
+            </w:pPr>
             <w:r>
+              <w:lastRenderedPageBreak/>
               <w:t>5</w:t>
             </w:r>
           </w:p>
@@ -1884,6 +2357,9 @@
             <w:hideMark/>
           </w:tcPr>
           <w:p>
+            <w:pPr>
+              <w:spacing w:line="240" w:lineRule="auto"/>
+            </w:pPr>
             <w:r>
               <w:t>What is Closure?</w:t>
             </w:r>
@@ -1896,6 +2372,9 @@
             <w:hideMark/>
           </w:tcPr>
           <w:p>
+            <w:pPr>
+              <w:spacing w:line="240" w:lineRule="auto"/>
+            </w:pPr>
             <w:r>
               <w:t>Lexical scope</w:t>
             </w:r>
@@ -1913,6 +2392,9 @@
             <w:hideMark/>
           </w:tcPr>
           <w:p>
+            <w:pPr>
+              <w:spacing w:line="240" w:lineRule="auto"/>
+            </w:pPr>
             <w:r>
               <w:t>6</w:t>
             </w:r>
@@ -1925,6 +2407,9 @@
             <w:hideMark/>
           </w:tcPr>
           <w:p>
+            <w:pPr>
+              <w:spacing w:line="240" w:lineRule="auto"/>
+            </w:pPr>
             <w:r>
               <w:t>null vs undefined</w:t>
             </w:r>
@@ -1937,6 +2422,9 @@
             <w:hideMark/>
           </w:tcPr>
           <w:p>
+            <w:pPr>
+              <w:spacing w:line="240" w:lineRule="auto"/>
+            </w:pPr>
             <w:r>
               <w:t>Absence of value</w:t>
             </w:r>
@@ -1954,6 +2442,9 @@
             <w:hideMark/>
           </w:tcPr>
           <w:p>
+            <w:pPr>
+              <w:spacing w:line="240" w:lineRule="auto"/>
+            </w:pPr>
             <w:r>
               <w:t>7</w:t>
             </w:r>
@@ -1966,6 +2457,9 @@
             <w:hideMark/>
           </w:tcPr>
           <w:p>
+            <w:pPr>
+              <w:spacing w:line="240" w:lineRule="auto"/>
+            </w:pPr>
             <w:r>
               <w:t>Sync vs Async</w:t>
             </w:r>
@@ -1978,6 +2472,9 @@
             <w:hideMark/>
           </w:tcPr>
           <w:p>
+            <w:pPr>
+              <w:spacing w:line="240" w:lineRule="auto"/>
+            </w:pPr>
             <w:r>
               <w:t>Execution flow</w:t>
             </w:r>
@@ -1995,6 +2492,9 @@
             <w:hideMark/>
           </w:tcPr>
           <w:p>
+            <w:pPr>
+              <w:spacing w:line="240" w:lineRule="auto"/>
+            </w:pPr>
             <w:r>
               <w:t>8</w:t>
             </w:r>
@@ -2007,6 +2507,9 @@
             <w:hideMark/>
           </w:tcPr>
           <w:p>
+            <w:pPr>
+              <w:spacing w:line="240" w:lineRule="auto"/>
+            </w:pPr>
             <w:r>
               <w:t>What is Promise?</w:t>
             </w:r>
@@ -2019,6 +2522,9 @@
             <w:hideMark/>
           </w:tcPr>
           <w:p>
+            <w:pPr>
+              <w:spacing w:line="240" w:lineRule="auto"/>
+            </w:pPr>
             <w:r>
               <w:t>Async operations</w:t>
             </w:r>
@@ -2036,6 +2542,9 @@
             <w:hideMark/>
           </w:tcPr>
           <w:p>
+            <w:pPr>
+              <w:spacing w:line="240" w:lineRule="auto"/>
+            </w:pPr>
             <w:r>
               <w:t>9</w:t>
             </w:r>
@@ -2048,6 +2557,9 @@
             <w:hideMark/>
           </w:tcPr>
           <w:p>
+            <w:pPr>
+              <w:spacing w:line="240" w:lineRule="auto"/>
+            </w:pPr>
             <w:r>
               <w:t>What is async/await?</w:t>
             </w:r>
@@ -2060,6 +2572,9 @@
             <w:hideMark/>
           </w:tcPr>
           <w:p>
+            <w:pPr>
+              <w:spacing w:line="240" w:lineRule="auto"/>
+            </w:pPr>
             <w:r>
               <w:t>Promise handling</w:t>
             </w:r>
@@ -2077,6 +2592,9 @@
             <w:hideMark/>
           </w:tcPr>
           <w:p>
+            <w:pPr>
+              <w:spacing w:line="240" w:lineRule="auto"/>
+            </w:pPr>
             <w:r>
               <w:t>10</w:t>
             </w:r>
@@ -2089,6 +2607,9 @@
             <w:hideMark/>
           </w:tcPr>
           <w:p>
+            <w:pPr>
+              <w:spacing w:line="240" w:lineRule="auto"/>
+            </w:pPr>
             <w:r>
               <w:t>What is Event Loop?</w:t>
             </w:r>
@@ -2101,6 +2622,9 @@
             <w:hideMark/>
           </w:tcPr>
           <w:p>
+            <w:pPr>
+              <w:spacing w:line="240" w:lineRule="auto"/>
+            </w:pPr>
             <w:r>
               <w:t>Async JavaScript</w:t>
             </w:r>
@@ -2109,12 +2633,14 @@
       </w:tr>
     </w:tbl>
     <w:p>
-      <w:r>
-        <w:rPr>
-          <w:b/>
-          <w:bCs/>
-        </w:rPr>
-        <w:lastRenderedPageBreak/>
+      <w:pPr>
+        <w:spacing w:line="240" w:lineRule="auto"/>
+      </w:pPr>
+      <w:r>
+        <w:rPr>
+          <w:b/>
+          <w:bCs/>
+        </w:rPr>
         <w:t>For a MERN interview, after these 10, the next important topics are:</w:t>
       </w:r>
       <w:r>
@@ -2131,6 +2657,7 @@
     </w:p>
     <w:p>
       <w:pPr>
+        <w:spacing w:line="240" w:lineRule="auto"/>
         <w:rPr>
           <w:vanish/>
         </w:rPr>
@@ -2142,9 +2669,14 @@
         <w:t>Top of Form</w:t>
       </w:r>
     </w:p>
-    <w:p/>
-    <w:p>
-      <w:pPr>
+    <w:p>
+      <w:pPr>
+        <w:spacing w:line="240" w:lineRule="auto"/>
+      </w:pPr>
+    </w:p>
+    <w:p>
+      <w:pPr>
+        <w:spacing w:line="240" w:lineRule="auto"/>
         <w:rPr>
           <w:vanish/>
         </w:rPr>
@@ -2156,7 +2688,11 @@
         <w:t>Bottom of Form</w:t>
       </w:r>
     </w:p>
-    <w:p/>
+    <w:p>
+      <w:pPr>
+        <w:spacing w:line="240" w:lineRule="auto"/>
+      </w:pPr>
+    </w:p>
     <w:sectPr>
       <w:pgSz w:w="11906" w:h="16838"/>
       <w:pgMar w:top="1440" w:right="1440" w:bottom="1440" w:left="1440" w:header="708" w:footer="708" w:gutter="0"/>
@@ -2545,6 +3081,119 @@
     </w:lvl>
   </w:abstractNum>
   <w:abstractNum w:abstractNumId="3" w15:restartNumberingAfterBreak="0">
+    <w:nsid w:val="4FFF3B57"/>
+    <w:multiLevelType w:val="multilevel"/>
+    <w:tmpl w:val="919EFF6C"/>
+    <w:lvl w:ilvl="0">
+      <w:start w:val="1"/>
+      <w:numFmt w:val="decimal"/>
+      <w:lvlText w:val="%1."/>
+      <w:lvlJc w:val="left"/>
+      <w:pPr>
+        <w:tabs>
+          <w:tab w:val="num" w:pos="720"/>
+        </w:tabs>
+        <w:ind w:left="720" w:hanging="360"/>
+      </w:pPr>
+    </w:lvl>
+    <w:lvl w:ilvl="1" w:tentative="1">
+      <w:start w:val="1"/>
+      <w:numFmt w:val="decimal"/>
+      <w:lvlText w:val="%2."/>
+      <w:lvlJc w:val="left"/>
+      <w:pPr>
+        <w:tabs>
+          <w:tab w:val="num" w:pos="1440"/>
+        </w:tabs>
+        <w:ind w:left="1440" w:hanging="360"/>
+      </w:pPr>
+    </w:lvl>
+    <w:lvl w:ilvl="2" w:tentative="1">
+      <w:start w:val="1"/>
+      <w:numFmt w:val="decimal"/>
+      <w:lvlText w:val="%3."/>
+      <w:lvlJc w:val="left"/>
+      <w:pPr>
+        <w:tabs>
+          <w:tab w:val="num" w:pos="2160"/>
+        </w:tabs>
+        <w:ind w:left="2160" w:hanging="360"/>
+      </w:pPr>
+    </w:lvl>
+    <w:lvl w:ilvl="3" w:tentative="1">
+      <w:start w:val="1"/>
+      <w:numFmt w:val="decimal"/>
+      <w:lvlText w:val="%4."/>
+      <w:lvlJc w:val="left"/>
+      <w:pPr>
+        <w:tabs>
+          <w:tab w:val="num" w:pos="2880"/>
+        </w:tabs>
+        <w:ind w:left="2880" w:hanging="360"/>
+      </w:pPr>
+    </w:lvl>
+    <w:lvl w:ilvl="4" w:tentative="1">
+      <w:start w:val="1"/>
+      <w:numFmt w:val="decimal"/>
+      <w:lvlText w:val="%5."/>
+      <w:lvlJc w:val="left"/>
+      <w:pPr>
+        <w:tabs>
+          <w:tab w:val="num" w:pos="3600"/>
+        </w:tabs>
+        <w:ind w:left="3600" w:hanging="360"/>
+      </w:pPr>
+    </w:lvl>
+    <w:lvl w:ilvl="5" w:tentative="1">
+      <w:start w:val="1"/>
+      <w:numFmt w:val="decimal"/>
+      <w:lvlText w:val="%6."/>
+      <w:lvlJc w:val="left"/>
+      <w:pPr>
+        <w:tabs>
+          <w:tab w:val="num" w:pos="4320"/>
+        </w:tabs>
+        <w:ind w:left="4320" w:hanging="360"/>
+      </w:pPr>
+    </w:lvl>
+    <w:lvl w:ilvl="6" w:tentative="1">
+      <w:start w:val="1"/>
+      <w:numFmt w:val="decimal"/>
+      <w:lvlText w:val="%7."/>
+      <w:lvlJc w:val="left"/>
+      <w:pPr>
+        <w:tabs>
+          <w:tab w:val="num" w:pos="5040"/>
+        </w:tabs>
+        <w:ind w:left="5040" w:hanging="360"/>
+      </w:pPr>
+    </w:lvl>
+    <w:lvl w:ilvl="7" w:tentative="1">
+      <w:start w:val="1"/>
+      <w:numFmt w:val="decimal"/>
+      <w:lvlText w:val="%8."/>
+      <w:lvlJc w:val="left"/>
+      <w:pPr>
+        <w:tabs>
+          <w:tab w:val="num" w:pos="5760"/>
+        </w:tabs>
+        <w:ind w:left="5760" w:hanging="360"/>
+      </w:pPr>
+    </w:lvl>
+    <w:lvl w:ilvl="8" w:tentative="1">
+      <w:start w:val="1"/>
+      <w:numFmt w:val="decimal"/>
+      <w:lvlText w:val="%9."/>
+      <w:lvlJc w:val="left"/>
+      <w:pPr>
+        <w:tabs>
+          <w:tab w:val="num" w:pos="6480"/>
+        </w:tabs>
+        <w:ind w:left="6480" w:hanging="360"/>
+      </w:pPr>
+    </w:lvl>
+  </w:abstractNum>
+  <w:abstractNum w:abstractNumId="4" w15:restartNumberingAfterBreak="0">
     <w:nsid w:val="6B5C0095"/>
     <w:multiLevelType w:val="multilevel"/>
     <w:tmpl w:val="F66C0E32"/>
@@ -2693,7 +3342,7 @@
       </w:rPr>
     </w:lvl>
   </w:abstractNum>
-  <w:abstractNum w:abstractNumId="4" w15:restartNumberingAfterBreak="0">
+  <w:abstractNum w:abstractNumId="5" w15:restartNumberingAfterBreak="0">
     <w:nsid w:val="6EE81834"/>
     <w:multiLevelType w:val="multilevel"/>
     <w:tmpl w:val="939EC35E"/>
@@ -2842,7 +3491,156 @@
       </w:rPr>
     </w:lvl>
   </w:abstractNum>
-  <w:abstractNum w:abstractNumId="5" w15:restartNumberingAfterBreak="0">
+  <w:abstractNum w:abstractNumId="6" w15:restartNumberingAfterBreak="0">
+    <w:nsid w:val="6F7F1A40"/>
+    <w:multiLevelType w:val="multilevel"/>
+    <w:tmpl w:val="7F8ECFBE"/>
+    <w:lvl w:ilvl="0">
+      <w:start w:val="1"/>
+      <w:numFmt w:val="bullet"/>
+      <w:lvlText w:val=""/>
+      <w:lvlJc w:val="left"/>
+      <w:pPr>
+        <w:tabs>
+          <w:tab w:val="num" w:pos="720"/>
+        </w:tabs>
+        <w:ind w:left="720" w:hanging="360"/>
+      </w:pPr>
+      <w:rPr>
+        <w:rFonts w:ascii="Symbol" w:hAnsi="Symbol" w:hint="default"/>
+        <w:sz w:val="20"/>
+      </w:rPr>
+    </w:lvl>
+    <w:lvl w:ilvl="1" w:tentative="1">
+      <w:start w:val="1"/>
+      <w:numFmt w:val="bullet"/>
+      <w:lvlText w:val="o"/>
+      <w:lvlJc w:val="left"/>
+      <w:pPr>
+        <w:tabs>
+          <w:tab w:val="num" w:pos="1440"/>
+        </w:tabs>
+        <w:ind w:left="1440" w:hanging="360"/>
+      </w:pPr>
+      <w:rPr>
+        <w:rFonts w:ascii="Courier New" w:hAnsi="Courier New" w:hint="default"/>
+        <w:sz w:val="20"/>
+      </w:rPr>
+    </w:lvl>
+    <w:lvl w:ilvl="2" w:tentative="1">
+      <w:start w:val="1"/>
+      <w:numFmt w:val="bullet"/>
+      <w:lvlText w:val=""/>
+      <w:lvlJc w:val="left"/>
+      <w:pPr>
+        <w:tabs>
+          <w:tab w:val="num" w:pos="2160"/>
+        </w:tabs>
+        <w:ind w:left="2160" w:hanging="360"/>
+      </w:pPr>
+      <w:rPr>
+        <w:rFonts w:ascii="Wingdings" w:hAnsi="Wingdings" w:hint="default"/>
+        <w:sz w:val="20"/>
+      </w:rPr>
+    </w:lvl>
+    <w:lvl w:ilvl="3" w:tentative="1">
+      <w:start w:val="1"/>
+      <w:numFmt w:val="bullet"/>
+      <w:lvlText w:val=""/>
+      <w:lvlJc w:val="left"/>
+      <w:pPr>
+        <w:tabs>
+          <w:tab w:val="num" w:pos="2880"/>
+        </w:tabs>
+        <w:ind w:left="2880" w:hanging="360"/>
+      </w:pPr>
+      <w:rPr>
+        <w:rFonts w:ascii="Wingdings" w:hAnsi="Wingdings" w:hint="default"/>
+        <w:sz w:val="20"/>
+      </w:rPr>
+    </w:lvl>
+    <w:lvl w:ilvl="4" w:tentative="1">
+      <w:start w:val="1"/>
+      <w:numFmt w:val="bullet"/>
+      <w:lvlText w:val=""/>
+      <w:lvlJc w:val="left"/>
+      <w:pPr>
+        <w:tabs>
+          <w:tab w:val="num" w:pos="3600"/>
+        </w:tabs>
+        <w:ind w:left="3600" w:hanging="360"/>
+      </w:pPr>
+      <w:rPr>
+        <w:rFonts w:ascii="Wingdings" w:hAnsi="Wingdings" w:hint="default"/>
+        <w:sz w:val="20"/>
+      </w:rPr>
+    </w:lvl>
+    <w:lvl w:ilvl="5" w:tentative="1">
+      <w:start w:val="1"/>
+      <w:numFmt w:val="bullet"/>
+      <w:lvlText w:val=""/>
+      <w:lvlJc w:val="left"/>
+      <w:pPr>
+        <w:tabs>
+          <w:tab w:val="num" w:pos="4320"/>
+        </w:tabs>
+        <w:ind w:left="4320" w:hanging="360"/>
+      </w:pPr>
+      <w:rPr>
+        <w:rFonts w:ascii="Wingdings" w:hAnsi="Wingdings" w:hint="default"/>
+        <w:sz w:val="20"/>
+      </w:rPr>
+    </w:lvl>
+    <w:lvl w:ilvl="6" w:tentative="1">
+      <w:start w:val="1"/>
+      <w:numFmt w:val="bullet"/>
+      <w:lvlText w:val=""/>
+      <w:lvlJc w:val="left"/>
+      <w:pPr>
+        <w:tabs>
+          <w:tab w:val="num" w:pos="5040"/>
+        </w:tabs>
+        <w:ind w:left="5040" w:hanging="360"/>
+      </w:pPr>
+      <w:rPr>
+        <w:rFonts w:ascii="Wingdings" w:hAnsi="Wingdings" w:hint="default"/>
+        <w:sz w:val="20"/>
+      </w:rPr>
+    </w:lvl>
+    <w:lvl w:ilvl="7" w:tentative="1">
+      <w:start w:val="1"/>
+      <w:numFmt w:val="bullet"/>
+      <w:lvlText w:val=""/>
+      <w:lvlJc w:val="left"/>
+      <w:pPr>
+        <w:tabs>
+          <w:tab w:val="num" w:pos="5760"/>
+        </w:tabs>
+        <w:ind w:left="5760" w:hanging="360"/>
+      </w:pPr>
+      <w:rPr>
+        <w:rFonts w:ascii="Wingdings" w:hAnsi="Wingdings" w:hint="default"/>
+        <w:sz w:val="20"/>
+      </w:rPr>
+    </w:lvl>
+    <w:lvl w:ilvl="8" w:tentative="1">
+      <w:start w:val="1"/>
+      <w:numFmt w:val="bullet"/>
+      <w:lvlText w:val=""/>
+      <w:lvlJc w:val="left"/>
+      <w:pPr>
+        <w:tabs>
+          <w:tab w:val="num" w:pos="6480"/>
+        </w:tabs>
+        <w:ind w:left="6480" w:hanging="360"/>
+      </w:pPr>
+      <w:rPr>
+        <w:rFonts w:ascii="Wingdings" w:hAnsi="Wingdings" w:hint="default"/>
+        <w:sz w:val="20"/>
+      </w:rPr>
+    </w:lvl>
+  </w:abstractNum>
+  <w:abstractNum w:abstractNumId="7" w15:restartNumberingAfterBreak="0">
     <w:nsid w:val="721F6997"/>
     <w:multiLevelType w:val="multilevel"/>
     <w:tmpl w:val="499EAE4E"/>
@@ -2955,7 +3753,156 @@
       </w:pPr>
     </w:lvl>
   </w:abstractNum>
-  <w:abstractNum w:abstractNumId="6" w15:restartNumberingAfterBreak="0">
+  <w:abstractNum w:abstractNumId="8" w15:restartNumberingAfterBreak="0">
+    <w:nsid w:val="7B327FE4"/>
+    <w:multiLevelType w:val="multilevel"/>
+    <w:tmpl w:val="6014791E"/>
+    <w:lvl w:ilvl="0">
+      <w:start w:val="1"/>
+      <w:numFmt w:val="bullet"/>
+      <w:lvlText w:val=""/>
+      <w:lvlJc w:val="left"/>
+      <w:pPr>
+        <w:tabs>
+          <w:tab w:val="num" w:pos="720"/>
+        </w:tabs>
+        <w:ind w:left="720" w:hanging="360"/>
+      </w:pPr>
+      <w:rPr>
+        <w:rFonts w:ascii="Symbol" w:hAnsi="Symbol" w:hint="default"/>
+        <w:sz w:val="20"/>
+      </w:rPr>
+    </w:lvl>
+    <w:lvl w:ilvl="1" w:tentative="1">
+      <w:start w:val="1"/>
+      <w:numFmt w:val="bullet"/>
+      <w:lvlText w:val="o"/>
+      <w:lvlJc w:val="left"/>
+      <w:pPr>
+        <w:tabs>
+          <w:tab w:val="num" w:pos="1440"/>
+        </w:tabs>
+        <w:ind w:left="1440" w:hanging="360"/>
+      </w:pPr>
+      <w:rPr>
+        <w:rFonts w:ascii="Courier New" w:hAnsi="Courier New" w:hint="default"/>
+        <w:sz w:val="20"/>
+      </w:rPr>
+    </w:lvl>
+    <w:lvl w:ilvl="2" w:tentative="1">
+      <w:start w:val="1"/>
+      <w:numFmt w:val="bullet"/>
+      <w:lvlText w:val=""/>
+      <w:lvlJc w:val="left"/>
+      <w:pPr>
+        <w:tabs>
+          <w:tab w:val="num" w:pos="2160"/>
+        </w:tabs>
+        <w:ind w:left="2160" w:hanging="360"/>
+      </w:pPr>
+      <w:rPr>
+        <w:rFonts w:ascii="Wingdings" w:hAnsi="Wingdings" w:hint="default"/>
+        <w:sz w:val="20"/>
+      </w:rPr>
+    </w:lvl>
+    <w:lvl w:ilvl="3" w:tentative="1">
+      <w:start w:val="1"/>
+      <w:numFmt w:val="bullet"/>
+      <w:lvlText w:val=""/>
+      <w:lvlJc w:val="left"/>
+      <w:pPr>
+        <w:tabs>
+          <w:tab w:val="num" w:pos="2880"/>
+        </w:tabs>
+        <w:ind w:left="2880" w:hanging="360"/>
+      </w:pPr>
+      <w:rPr>
+        <w:rFonts w:ascii="Wingdings" w:hAnsi="Wingdings" w:hint="default"/>
+        <w:sz w:val="20"/>
+      </w:rPr>
+    </w:lvl>
+    <w:lvl w:ilvl="4" w:tentative="1">
+      <w:start w:val="1"/>
+      <w:numFmt w:val="bullet"/>
+      <w:lvlText w:val=""/>
+      <w:lvlJc w:val="left"/>
+      <w:pPr>
+        <w:tabs>
+          <w:tab w:val="num" w:pos="3600"/>
+        </w:tabs>
+        <w:ind w:left="3600" w:hanging="360"/>
+      </w:pPr>
+      <w:rPr>
+        <w:rFonts w:ascii="Wingdings" w:hAnsi="Wingdings" w:hint="default"/>
+        <w:sz w:val="20"/>
+      </w:rPr>
+    </w:lvl>
+    <w:lvl w:ilvl="5" w:tentative="1">
+      <w:start w:val="1"/>
+      <w:numFmt w:val="bullet"/>
+      <w:lvlText w:val=""/>
+      <w:lvlJc w:val="left"/>
+      <w:pPr>
+        <w:tabs>
+          <w:tab w:val="num" w:pos="4320"/>
+        </w:tabs>
+        <w:ind w:left="4320" w:hanging="360"/>
+      </w:pPr>
+      <w:rPr>
+        <w:rFonts w:ascii="Wingdings" w:hAnsi="Wingdings" w:hint="default"/>
+        <w:sz w:val="20"/>
+      </w:rPr>
+    </w:lvl>
+    <w:lvl w:ilvl="6" w:tentative="1">
+      <w:start w:val="1"/>
+      <w:numFmt w:val="bullet"/>
+      <w:lvlText w:val=""/>
+      <w:lvlJc w:val="left"/>
+      <w:pPr>
+        <w:tabs>
+          <w:tab w:val="num" w:pos="5040"/>
+        </w:tabs>
+        <w:ind w:left="5040" w:hanging="360"/>
+      </w:pPr>
+      <w:rPr>
+        <w:rFonts w:ascii="Wingdings" w:hAnsi="Wingdings" w:hint="default"/>
+        <w:sz w:val="20"/>
+      </w:rPr>
+    </w:lvl>
+    <w:lvl w:ilvl="7" w:tentative="1">
+      <w:start w:val="1"/>
+      <w:numFmt w:val="bullet"/>
+      <w:lvlText w:val=""/>
+      <w:lvlJc w:val="left"/>
+      <w:pPr>
+        <w:tabs>
+          <w:tab w:val="num" w:pos="5760"/>
+        </w:tabs>
+        <w:ind w:left="5760" w:hanging="360"/>
+      </w:pPr>
+      <w:rPr>
+        <w:rFonts w:ascii="Wingdings" w:hAnsi="Wingdings" w:hint="default"/>
+        <w:sz w:val="20"/>
+      </w:rPr>
+    </w:lvl>
+    <w:lvl w:ilvl="8" w:tentative="1">
+      <w:start w:val="1"/>
+      <w:numFmt w:val="bullet"/>
+      <w:lvlText w:val=""/>
+      <w:lvlJc w:val="left"/>
+      <w:pPr>
+        <w:tabs>
+          <w:tab w:val="num" w:pos="6480"/>
+        </w:tabs>
+        <w:ind w:left="6480" w:hanging="360"/>
+      </w:pPr>
+      <w:rPr>
+        <w:rFonts w:ascii="Wingdings" w:hAnsi="Wingdings" w:hint="default"/>
+        <w:sz w:val="20"/>
+      </w:rPr>
+    </w:lvl>
+  </w:abstractNum>
+  <w:abstractNum w:abstractNumId="9" w15:restartNumberingAfterBreak="0">
     <w:nsid w:val="7DF03512"/>
     <w:multiLevelType w:val="multilevel"/>
     <w:tmpl w:val="6D3E6C38"/>
@@ -3069,7 +4016,7 @@
     </w:lvl>
   </w:abstractNum>
   <w:num w:numId="1" w16cid:durableId="1400249629">
-    <w:abstractNumId w:val="4"/>
+    <w:abstractNumId w:val="5"/>
   </w:num>
   <w:num w:numId="2" w16cid:durableId="2101367974">
     <w:abstractNumId w:val="1"/>
@@ -3078,16 +4025,25 @@
     <w:abstractNumId w:val="0"/>
   </w:num>
   <w:num w:numId="4" w16cid:durableId="458955399">
-    <w:abstractNumId w:val="6"/>
+    <w:abstractNumId w:val="9"/>
   </w:num>
   <w:num w:numId="5" w16cid:durableId="806702154">
     <w:abstractNumId w:val="2"/>
   </w:num>
   <w:num w:numId="6" w16cid:durableId="1085348077">
-    <w:abstractNumId w:val="5"/>
+    <w:abstractNumId w:val="7"/>
   </w:num>
   <w:num w:numId="7" w16cid:durableId="1930430434">
+    <w:abstractNumId w:val="4"/>
+  </w:num>
+  <w:num w:numId="8" w16cid:durableId="652412496">
+    <w:abstractNumId w:val="6"/>
+  </w:num>
+  <w:num w:numId="9" w16cid:durableId="873887531">
     <w:abstractNumId w:val="3"/>
+  </w:num>
+  <w:num w:numId="10" w16cid:durableId="2013289102">
+    <w:abstractNumId w:val="8"/>
   </w:num>
 </w:numbering>
 </file>

--- a/interview questions/3.javascript.docx
+++ b/interview questions/3.javascript.docx
@@ -5,6 +5,7 @@
     <w:p>
       <w:pPr>
         <w:spacing w:line="240" w:lineRule="auto"/>
+        <w:jc w:val="both"/>
         <w:rPr>
           <w:b/>
           <w:bCs/>
@@ -21,6 +22,7 @@
     <w:p>
       <w:pPr>
         <w:spacing w:line="240" w:lineRule="auto"/>
+        <w:jc w:val="both"/>
       </w:pPr>
       <w:r>
         <w:rPr>
@@ -63,6 +65,7 @@
     <w:p>
       <w:pPr>
         <w:spacing w:line="240" w:lineRule="auto"/>
+        <w:jc w:val="both"/>
       </w:pPr>
       <w:r>
         <w:rPr>
@@ -75,6 +78,7 @@
     <w:p>
       <w:pPr>
         <w:spacing w:line="240" w:lineRule="auto"/>
+        <w:jc w:val="both"/>
       </w:pPr>
       <w:r>
         <w:t>let name = "Sandeep";</w:t>
@@ -83,6 +87,7 @@
     <w:p>
       <w:pPr>
         <w:spacing w:line="240" w:lineRule="auto"/>
+        <w:jc w:val="both"/>
       </w:pPr>
       <w:proofErr w:type="gramStart"/>
       <w:r>
@@ -96,6 +101,7 @@
     <w:p>
       <w:pPr>
         <w:spacing w:line="240" w:lineRule="auto"/>
+        <w:jc w:val="both"/>
       </w:pPr>
       <w:r>
         <w:rPr>
@@ -108,6 +114,7 @@
     <w:p>
       <w:pPr>
         <w:spacing w:line="240" w:lineRule="auto"/>
+        <w:jc w:val="both"/>
       </w:pPr>
       <w:r>
         <w:t>JavaScript is a programming language used to add dynamic and interactive functionality to web applications.</w:t>
@@ -116,16 +123,18 @@
     <w:p>
       <w:pPr>
         <w:spacing w:line="240" w:lineRule="auto"/>
+        <w:jc w:val="both"/>
       </w:pPr>
       <w:r>
         <w:pict w14:anchorId="4C5D9F10">
-          <v:rect id="_x0000_i1135" style="width:0;height:1.5pt" o:hralign="center" o:hrstd="t" o:hr="t" fillcolor="#a0a0a0" stroked="f"/>
+          <v:rect id="_x0000_i1025" style="width:0;height:1.5pt" o:hralign="center" o:hrstd="t" o:hr="t" fillcolor="#a0a0a0" stroked="f"/>
         </w:pict>
       </w:r>
     </w:p>
     <w:p>
       <w:pPr>
         <w:spacing w:line="240" w:lineRule="auto"/>
+        <w:jc w:val="both"/>
         <w:rPr>
           <w:b/>
           <w:bCs/>
@@ -158,6 +167,7 @@
     <w:p>
       <w:pPr>
         <w:spacing w:line="240" w:lineRule="auto"/>
+        <w:jc w:val="both"/>
       </w:pPr>
       <w:r>
         <w:rPr>
@@ -174,6 +184,7 @@
           <w:numId w:val="8"/>
         </w:numPr>
         <w:spacing w:line="240" w:lineRule="auto"/>
+        <w:jc w:val="both"/>
       </w:pPr>
       <w:r>
         <w:t xml:space="preserve">var is </w:t>
@@ -196,6 +207,7 @@
           <w:numId w:val="8"/>
         </w:numPr>
         <w:spacing w:line="240" w:lineRule="auto"/>
+        <w:jc w:val="both"/>
       </w:pPr>
       <w:r>
         <w:t xml:space="preserve">let is </w:t>
@@ -218,6 +230,7 @@
           <w:numId w:val="8"/>
         </w:numPr>
         <w:spacing w:line="240" w:lineRule="auto"/>
+        <w:jc w:val="both"/>
       </w:pPr>
       <w:proofErr w:type="spellStart"/>
       <w:r>
@@ -245,6 +258,7 @@
           <w:numId w:val="8"/>
         </w:numPr>
         <w:spacing w:line="240" w:lineRule="auto"/>
+        <w:jc w:val="both"/>
       </w:pPr>
       <w:r>
         <w:t xml:space="preserve">let and </w:t>
@@ -261,6 +275,7 @@
     <w:p>
       <w:pPr>
         <w:spacing w:line="240" w:lineRule="auto"/>
+        <w:jc w:val="both"/>
       </w:pPr>
       <w:r>
         <w:t>var a = 10;</w:t>
@@ -269,11 +284,13 @@
     <w:p>
       <w:pPr>
         <w:spacing w:line="240" w:lineRule="auto"/>
-      </w:pPr>
-    </w:p>
-    <w:p>
-      <w:pPr>
-        <w:spacing w:line="240" w:lineRule="auto"/>
+        <w:jc w:val="both"/>
+      </w:pPr>
+    </w:p>
+    <w:p>
+      <w:pPr>
+        <w:spacing w:line="240" w:lineRule="auto"/>
+        <w:jc w:val="both"/>
       </w:pPr>
       <w:r>
         <w:t>let b = 20;</w:t>
@@ -282,6 +299,7 @@
     <w:p>
       <w:pPr>
         <w:spacing w:line="240" w:lineRule="auto"/>
+        <w:jc w:val="both"/>
       </w:pPr>
       <w:r>
         <w:t>b = 30;</w:t>
@@ -290,11 +308,13 @@
     <w:p>
       <w:pPr>
         <w:spacing w:line="240" w:lineRule="auto"/>
-      </w:pPr>
-    </w:p>
-    <w:p>
-      <w:pPr>
-        <w:spacing w:line="240" w:lineRule="auto"/>
+        <w:jc w:val="both"/>
+      </w:pPr>
+    </w:p>
+    <w:p>
+      <w:pPr>
+        <w:spacing w:line="240" w:lineRule="auto"/>
+        <w:jc w:val="both"/>
       </w:pPr>
       <w:proofErr w:type="spellStart"/>
       <w:r>
@@ -308,6 +328,7 @@
     <w:p>
       <w:pPr>
         <w:spacing w:line="240" w:lineRule="auto"/>
+        <w:jc w:val="both"/>
       </w:pPr>
       <w:r>
         <w:t>// c = 50; // Error</w:t>
@@ -316,6 +337,7 @@
     <w:p>
       <w:pPr>
         <w:spacing w:line="240" w:lineRule="auto"/>
+        <w:jc w:val="both"/>
       </w:pPr>
       <w:r>
         <w:rPr>
@@ -328,6 +350,7 @@
     <w:p>
       <w:pPr>
         <w:spacing w:line="240" w:lineRule="auto"/>
+        <w:jc w:val="both"/>
       </w:pPr>
       <w:r>
         <w:t xml:space="preserve">var is function-scoped, while let and </w:t>
@@ -352,16 +375,18 @@
     <w:p>
       <w:pPr>
         <w:spacing w:line="240" w:lineRule="auto"/>
+        <w:jc w:val="both"/>
       </w:pPr>
       <w:r>
         <w:pict w14:anchorId="3EAC171B">
-          <v:rect id="_x0000_i1136" style="width:0;height:1.5pt" o:hralign="center" o:hrstd="t" o:hr="t" fillcolor="#a0a0a0" stroked="f"/>
+          <v:rect id="_x0000_i1026" style="width:0;height:1.5pt" o:hralign="center" o:hrstd="t" o:hr="t" fillcolor="#a0a0a0" stroked="f"/>
         </w:pict>
       </w:r>
     </w:p>
     <w:p>
       <w:pPr>
         <w:spacing w:line="240" w:lineRule="auto"/>
+        <w:jc w:val="both"/>
         <w:rPr>
           <w:b/>
           <w:bCs/>
@@ -378,6 +403,7 @@
     <w:p>
       <w:pPr>
         <w:spacing w:line="240" w:lineRule="auto"/>
+        <w:jc w:val="both"/>
       </w:pPr>
       <w:r>
         <w:rPr>
@@ -418,6 +444,7 @@
     <w:p>
       <w:pPr>
         <w:spacing w:line="240" w:lineRule="auto"/>
+        <w:jc w:val="both"/>
       </w:pPr>
       <w:r>
         <w:t>Example:</w:t>
@@ -426,6 +453,7 @@
     <w:p>
       <w:pPr>
         <w:spacing w:line="240" w:lineRule="auto"/>
+        <w:jc w:val="both"/>
       </w:pPr>
       <w:r>
         <w:t>console.log(a);</w:t>
@@ -434,11 +462,13 @@
     <w:p>
       <w:pPr>
         <w:spacing w:line="240" w:lineRule="auto"/>
-      </w:pPr>
-    </w:p>
-    <w:p>
-      <w:pPr>
-        <w:spacing w:line="240" w:lineRule="auto"/>
+        <w:jc w:val="both"/>
+      </w:pPr>
+    </w:p>
+    <w:p>
+      <w:pPr>
+        <w:spacing w:line="240" w:lineRule="auto"/>
+        <w:jc w:val="both"/>
       </w:pPr>
       <w:r>
         <w:t>var a = 10;</w:t>
@@ -447,6 +477,7 @@
     <w:p>
       <w:pPr>
         <w:spacing w:line="240" w:lineRule="auto"/>
+        <w:jc w:val="both"/>
       </w:pPr>
       <w:r>
         <w:t>Output:</w:t>
@@ -455,6 +486,7 @@
     <w:p>
       <w:pPr>
         <w:spacing w:line="240" w:lineRule="auto"/>
+        <w:jc w:val="both"/>
       </w:pPr>
       <w:r>
         <w:t>undefined</w:t>
@@ -463,6 +495,7 @@
     <w:p>
       <w:pPr>
         <w:spacing w:line="240" w:lineRule="auto"/>
+        <w:jc w:val="both"/>
       </w:pPr>
       <w:r>
         <w:t>The var declaration is hoisted, but its assignment happens later.</w:t>
@@ -471,6 +504,7 @@
     <w:p>
       <w:pPr>
         <w:spacing w:line="240" w:lineRule="auto"/>
+        <w:jc w:val="both"/>
       </w:pPr>
       <w:r>
         <w:t xml:space="preserve">With let and </w:t>
@@ -499,6 +533,7 @@
     <w:p>
       <w:pPr>
         <w:spacing w:line="240" w:lineRule="auto"/>
+        <w:jc w:val="both"/>
       </w:pPr>
       <w:r>
         <w:rPr>
@@ -511,6 +546,7 @@
     <w:p>
       <w:pPr>
         <w:spacing w:line="240" w:lineRule="auto"/>
+        <w:jc w:val="both"/>
       </w:pPr>
       <w:r>
         <w:t xml:space="preserve">Hoisting is the </w:t>
@@ -527,16 +563,18 @@
     <w:p>
       <w:pPr>
         <w:spacing w:line="240" w:lineRule="auto"/>
+        <w:jc w:val="both"/>
       </w:pPr>
       <w:r>
         <w:pict w14:anchorId="6AFF4F08">
-          <v:rect id="_x0000_i1137" style="width:0;height:1.5pt" o:hralign="center" o:hrstd="t" o:hr="t" fillcolor="#a0a0a0" stroked="f"/>
+          <v:rect id="_x0000_i1027" style="width:0;height:1.5pt" o:hralign="center" o:hrstd="t" o:hr="t" fillcolor="#a0a0a0" stroked="f"/>
         </w:pict>
       </w:r>
     </w:p>
     <w:p>
       <w:pPr>
         <w:spacing w:line="240" w:lineRule="auto"/>
+        <w:jc w:val="both"/>
         <w:rPr>
           <w:b/>
           <w:bCs/>
@@ -553,6 +591,7 @@
     <w:p>
       <w:pPr>
         <w:spacing w:line="240" w:lineRule="auto"/>
+        <w:jc w:val="both"/>
       </w:pPr>
       <w:r>
         <w:rPr>
@@ -565,6 +604,7 @@
     <w:p>
       <w:pPr>
         <w:spacing w:line="240" w:lineRule="auto"/>
+        <w:jc w:val="both"/>
         <w:rPr>
           <w:b/>
           <w:bCs/>
@@ -581,6 +621,7 @@
     <w:p>
       <w:pPr>
         <w:spacing w:line="240" w:lineRule="auto"/>
+        <w:jc w:val="both"/>
       </w:pPr>
       <w:r>
         <w:t>It compares values after type conversion.</w:t>
@@ -589,6 +630,7 @@
     <w:p>
       <w:pPr>
         <w:spacing w:line="240" w:lineRule="auto"/>
+        <w:jc w:val="both"/>
       </w:pPr>
       <w:r>
         <w:t>5 == "5"; // true</w:t>
@@ -597,6 +639,7 @@
     <w:p>
       <w:pPr>
         <w:spacing w:line="240" w:lineRule="auto"/>
+        <w:jc w:val="both"/>
         <w:rPr>
           <w:b/>
           <w:bCs/>
@@ -613,6 +656,7 @@
     <w:p>
       <w:pPr>
         <w:spacing w:line="240" w:lineRule="auto"/>
+        <w:jc w:val="both"/>
       </w:pPr>
       <w:r>
         <w:t xml:space="preserve">It compares both </w:t>
@@ -631,6 +675,7 @@
     <w:p>
       <w:pPr>
         <w:spacing w:line="240" w:lineRule="auto"/>
+        <w:jc w:val="both"/>
       </w:pPr>
       <w:r>
         <w:t>5 === "5"; // false</w:t>
@@ -639,6 +684,7 @@
     <w:p>
       <w:pPr>
         <w:spacing w:line="240" w:lineRule="auto"/>
+        <w:jc w:val="both"/>
       </w:pPr>
       <w:r>
         <w:rPr>
@@ -651,6 +697,7 @@
     <w:p>
       <w:pPr>
         <w:spacing w:line="240" w:lineRule="auto"/>
+        <w:jc w:val="both"/>
       </w:pPr>
       <w:r>
         <w:t>== performs type coercion before comparison, while === checks both value and data type. I generally prefer ===.</w:t>
@@ -659,16 +706,18 @@
     <w:p>
       <w:pPr>
         <w:spacing w:line="240" w:lineRule="auto"/>
+        <w:jc w:val="both"/>
       </w:pPr>
       <w:r>
         <w:pict w14:anchorId="5F87D925">
-          <v:rect id="_x0000_i1138" style="width:0;height:1.5pt" o:hralign="center" o:hrstd="t" o:hr="t" fillcolor="#a0a0a0" stroked="f"/>
+          <v:rect id="_x0000_i1028" style="width:0;height:1.5pt" o:hralign="center" o:hrstd="t" o:hr="t" fillcolor="#a0a0a0" stroked="f"/>
         </w:pict>
       </w:r>
     </w:p>
     <w:p>
       <w:pPr>
         <w:spacing w:line="240" w:lineRule="auto"/>
+        <w:jc w:val="both"/>
         <w:rPr>
           <w:b/>
           <w:bCs/>
@@ -685,6 +734,7 @@
     <w:p>
       <w:pPr>
         <w:spacing w:line="240" w:lineRule="auto"/>
+        <w:jc w:val="both"/>
       </w:pPr>
       <w:r>
         <w:rPr>
@@ -717,6 +767,7 @@
     <w:p>
       <w:pPr>
         <w:spacing w:line="240" w:lineRule="auto"/>
+        <w:jc w:val="both"/>
       </w:pPr>
       <w:r>
         <w:t xml:space="preserve">function </w:t>
@@ -733,6 +784,7 @@
     <w:p>
       <w:pPr>
         <w:spacing w:line="240" w:lineRule="auto"/>
+        <w:jc w:val="both"/>
       </w:pPr>
       <w:r>
         <w:t xml:space="preserve">    let count = 0;</w:t>
@@ -741,6 +793,7 @@
     <w:p>
       <w:pPr>
         <w:spacing w:line="240" w:lineRule="auto"/>
+        <w:jc w:val="both"/>
       </w:pPr>
       <w:r>
         <w:t xml:space="preserve">    return function </w:t>
@@ -757,6 +810,7 @@
     <w:p>
       <w:pPr>
         <w:spacing w:line="240" w:lineRule="auto"/>
+        <w:jc w:val="both"/>
       </w:pPr>
       <w:r>
         <w:t xml:space="preserve">        count++;</w:t>
@@ -765,6 +819,7 @@
     <w:p>
       <w:pPr>
         <w:spacing w:line="240" w:lineRule="auto"/>
+        <w:jc w:val="both"/>
       </w:pPr>
       <w:r>
         <w:t xml:space="preserve">        console.log(count);</w:t>
@@ -773,6 +828,7 @@
     <w:p>
       <w:pPr>
         <w:spacing w:line="240" w:lineRule="auto"/>
+        <w:jc w:val="both"/>
       </w:pPr>
       <w:r>
         <w:t xml:space="preserve">    };</w:t>
@@ -781,6 +837,7 @@
     <w:p>
       <w:pPr>
         <w:spacing w:line="240" w:lineRule="auto"/>
+        <w:jc w:val="both"/>
       </w:pPr>
       <w:r>
         <w:lastRenderedPageBreak/>
@@ -790,11 +847,13 @@
     <w:p>
       <w:pPr>
         <w:spacing w:line="240" w:lineRule="auto"/>
-      </w:pPr>
-    </w:p>
-    <w:p>
-      <w:pPr>
-        <w:spacing w:line="240" w:lineRule="auto"/>
+        <w:jc w:val="both"/>
+      </w:pPr>
+    </w:p>
+    <w:p>
+      <w:pPr>
+        <w:spacing w:line="240" w:lineRule="auto"/>
+        <w:jc w:val="both"/>
       </w:pPr>
       <w:proofErr w:type="spellStart"/>
       <w:r>
@@ -816,6 +875,7 @@
     <w:p>
       <w:pPr>
         <w:spacing w:line="240" w:lineRule="auto"/>
+        <w:jc w:val="both"/>
       </w:pPr>
       <w:proofErr w:type="gramStart"/>
       <w:r>
@@ -829,6 +889,7 @@
     <w:p>
       <w:pPr>
         <w:spacing w:line="240" w:lineRule="auto"/>
+        <w:jc w:val="both"/>
       </w:pPr>
       <w:proofErr w:type="gramStart"/>
       <w:r>
@@ -842,6 +903,7 @@
     <w:p>
       <w:pPr>
         <w:spacing w:line="240" w:lineRule="auto"/>
+        <w:jc w:val="both"/>
       </w:pPr>
       <w:proofErr w:type="gramStart"/>
       <w:r>
@@ -855,6 +917,7 @@
     <w:p>
       <w:pPr>
         <w:spacing w:line="240" w:lineRule="auto"/>
+        <w:jc w:val="both"/>
       </w:pPr>
       <w:r>
         <w:t xml:space="preserve">Here, </w:t>
@@ -871,6 +934,7 @@
     <w:p>
       <w:pPr>
         <w:spacing w:line="240" w:lineRule="auto"/>
+        <w:jc w:val="both"/>
       </w:pPr>
       <w:r>
         <w:rPr>
@@ -883,6 +947,7 @@
     <w:p>
       <w:pPr>
         <w:spacing w:line="240" w:lineRule="auto"/>
+        <w:jc w:val="both"/>
       </w:pPr>
       <w:r>
         <w:t>A closure is a function that remembers and can access variables from its outer lexical scope even after the outer function has finished execution.</w:t>
@@ -891,16 +956,18 @@
     <w:p>
       <w:pPr>
         <w:spacing w:line="240" w:lineRule="auto"/>
+        <w:jc w:val="both"/>
       </w:pPr>
       <w:r>
         <w:pict w14:anchorId="79A2485D">
-          <v:rect id="_x0000_i1139" style="width:0;height:1.5pt" o:hralign="center" o:hrstd="t" o:hr="t" fillcolor="#a0a0a0" stroked="f"/>
+          <v:rect id="_x0000_i1029" style="width:0;height:1.5pt" o:hralign="center" o:hrstd="t" o:hr="t" fillcolor="#a0a0a0" stroked="f"/>
         </w:pict>
       </w:r>
     </w:p>
     <w:p>
       <w:pPr>
         <w:spacing w:line="240" w:lineRule="auto"/>
+        <w:jc w:val="both"/>
         <w:rPr>
           <w:b/>
           <w:bCs/>
@@ -917,6 +984,7 @@
     <w:p>
       <w:pPr>
         <w:spacing w:line="240" w:lineRule="auto"/>
+        <w:jc w:val="both"/>
       </w:pPr>
       <w:r>
         <w:rPr>
@@ -929,6 +997,7 @@
     <w:p>
       <w:pPr>
         <w:spacing w:line="240" w:lineRule="auto"/>
+        <w:jc w:val="both"/>
         <w:rPr>
           <w:b/>
           <w:bCs/>
@@ -945,6 +1014,7 @@
     <w:p>
       <w:pPr>
         <w:spacing w:line="240" w:lineRule="auto"/>
+        <w:jc w:val="both"/>
       </w:pPr>
       <w:r>
         <w:t>A variable has been declared but no value has been assigned.</w:t>
@@ -953,6 +1023,7 @@
     <w:p>
       <w:pPr>
         <w:spacing w:line="240" w:lineRule="auto"/>
+        <w:jc w:val="both"/>
       </w:pPr>
       <w:r>
         <w:t>let a;</w:t>
@@ -961,11 +1032,13 @@
     <w:p>
       <w:pPr>
         <w:spacing w:line="240" w:lineRule="auto"/>
-      </w:pPr>
-    </w:p>
-    <w:p>
-      <w:pPr>
-        <w:spacing w:line="240" w:lineRule="auto"/>
+        <w:jc w:val="both"/>
+      </w:pPr>
+    </w:p>
+    <w:p>
+      <w:pPr>
+        <w:spacing w:line="240" w:lineRule="auto"/>
+        <w:jc w:val="both"/>
       </w:pPr>
       <w:r>
         <w:t>console.log(a); // undefined</w:t>
@@ -974,6 +1047,7 @@
     <w:p>
       <w:pPr>
         <w:spacing w:line="240" w:lineRule="auto"/>
+        <w:jc w:val="both"/>
         <w:rPr>
           <w:b/>
           <w:bCs/>
@@ -990,6 +1064,7 @@
     <w:p>
       <w:pPr>
         <w:spacing w:line="240" w:lineRule="auto"/>
+        <w:jc w:val="both"/>
       </w:pPr>
       <w:r>
         <w:t xml:space="preserve">It represents an </w:t>
@@ -1008,6 +1083,7 @@
     <w:p>
       <w:pPr>
         <w:spacing w:line="240" w:lineRule="auto"/>
+        <w:jc w:val="both"/>
       </w:pPr>
       <w:r>
         <w:t>let user = null;</w:t>
@@ -1016,6 +1092,7 @@
     <w:p>
       <w:pPr>
         <w:spacing w:line="240" w:lineRule="auto"/>
+        <w:jc w:val="both"/>
       </w:pPr>
       <w:r>
         <w:rPr>
@@ -1028,6 +1105,7 @@
     <w:p>
       <w:pPr>
         <w:spacing w:line="240" w:lineRule="auto"/>
+        <w:jc w:val="both"/>
       </w:pPr>
       <w:r>
         <w:t>undefined usually means a value has not been assigned, while null is an intentional empty value.</w:t>
@@ -1036,16 +1114,18 @@
     <w:p>
       <w:pPr>
         <w:spacing w:line="240" w:lineRule="auto"/>
+        <w:jc w:val="both"/>
       </w:pPr>
       <w:r>
         <w:pict w14:anchorId="61BF1583">
-          <v:rect id="_x0000_i1140" style="width:0;height:1.5pt" o:hralign="center" o:hrstd="t" o:hr="t" fillcolor="#a0a0a0" stroked="f"/>
+          <v:rect id="_x0000_i1030" style="width:0;height:1.5pt" o:hralign="center" o:hrstd="t" o:hr="t" fillcolor="#a0a0a0" stroked="f"/>
         </w:pict>
       </w:r>
     </w:p>
     <w:p>
       <w:pPr>
         <w:spacing w:line="240" w:lineRule="auto"/>
+        <w:jc w:val="both"/>
         <w:rPr>
           <w:b/>
           <w:bCs/>
@@ -1062,6 +1142,7 @@
     <w:p>
       <w:pPr>
         <w:spacing w:line="240" w:lineRule="auto"/>
+        <w:jc w:val="both"/>
       </w:pPr>
       <w:r>
         <w:rPr>
@@ -1074,6 +1155,7 @@
     <w:p>
       <w:pPr>
         <w:spacing w:line="240" w:lineRule="auto"/>
+        <w:jc w:val="both"/>
         <w:rPr>
           <w:b/>
           <w:bCs/>
@@ -1090,6 +1172,7 @@
     <w:p>
       <w:pPr>
         <w:spacing w:line="240" w:lineRule="auto"/>
+        <w:jc w:val="both"/>
       </w:pPr>
       <w:r>
         <w:t xml:space="preserve">Code executes </w:t>
@@ -1108,6 +1191,7 @@
     <w:p>
       <w:pPr>
         <w:spacing w:line="240" w:lineRule="auto"/>
+        <w:jc w:val="both"/>
       </w:pPr>
       <w:r>
         <w:t>console.log("A");</w:t>
@@ -1116,6 +1200,7 @@
     <w:p>
       <w:pPr>
         <w:spacing w:line="240" w:lineRule="auto"/>
+        <w:jc w:val="both"/>
       </w:pPr>
       <w:r>
         <w:t>console.log("B");</w:t>
@@ -1124,6 +1209,7 @@
     <w:p>
       <w:pPr>
         <w:spacing w:line="240" w:lineRule="auto"/>
+        <w:jc w:val="both"/>
       </w:pPr>
       <w:r>
         <w:lastRenderedPageBreak/>
@@ -1133,6 +1219,7 @@
     <w:p>
       <w:pPr>
         <w:spacing w:line="240" w:lineRule="auto"/>
+        <w:jc w:val="both"/>
       </w:pPr>
       <w:r>
         <w:t>Output:</w:t>
@@ -1141,6 +1228,7 @@
     <w:p>
       <w:pPr>
         <w:spacing w:line="240" w:lineRule="auto"/>
+        <w:jc w:val="both"/>
       </w:pPr>
       <w:r>
         <w:t>A</w:t>
@@ -1149,6 +1237,7 @@
     <w:p>
       <w:pPr>
         <w:spacing w:line="240" w:lineRule="auto"/>
+        <w:jc w:val="both"/>
       </w:pPr>
       <w:r>
         <w:t>B</w:t>
@@ -1157,6 +1246,7 @@
     <w:p>
       <w:pPr>
         <w:spacing w:line="240" w:lineRule="auto"/>
+        <w:jc w:val="both"/>
       </w:pPr>
       <w:r>
         <w:t>C</w:t>
@@ -1165,6 +1255,7 @@
     <w:p>
       <w:pPr>
         <w:spacing w:line="240" w:lineRule="auto"/>
+        <w:jc w:val="both"/>
         <w:rPr>
           <w:b/>
           <w:bCs/>
@@ -1181,6 +1272,7 @@
     <w:p>
       <w:pPr>
         <w:spacing w:line="240" w:lineRule="auto"/>
+        <w:jc w:val="both"/>
       </w:pPr>
       <w:r>
         <w:t>Some operations can complete later without blocking the execution of other code.</w:t>
@@ -1189,6 +1281,7 @@
     <w:p>
       <w:pPr>
         <w:spacing w:line="240" w:lineRule="auto"/>
+        <w:jc w:val="both"/>
       </w:pPr>
       <w:r>
         <w:t>console.log("A");</w:t>
@@ -1197,11 +1290,13 @@
     <w:p>
       <w:pPr>
         <w:spacing w:line="240" w:lineRule="auto"/>
-      </w:pPr>
-    </w:p>
-    <w:p>
-      <w:pPr>
-        <w:spacing w:line="240" w:lineRule="auto"/>
+        <w:jc w:val="both"/>
+      </w:pPr>
+    </w:p>
+    <w:p>
+      <w:pPr>
+        <w:spacing w:line="240" w:lineRule="auto"/>
+        <w:jc w:val="both"/>
       </w:pPr>
       <w:proofErr w:type="spellStart"/>
       <w:proofErr w:type="gramStart"/>
@@ -1220,6 +1315,7 @@
     <w:p>
       <w:pPr>
         <w:spacing w:line="240" w:lineRule="auto"/>
+        <w:jc w:val="both"/>
       </w:pPr>
       <w:r>
         <w:t xml:space="preserve">    console.log("B");</w:t>
@@ -1228,6 +1324,7 @@
     <w:p>
       <w:pPr>
         <w:spacing w:line="240" w:lineRule="auto"/>
+        <w:jc w:val="both"/>
       </w:pPr>
       <w:r>
         <w:t>}, 1000);</w:t>
@@ -1236,11 +1333,13 @@
     <w:p>
       <w:pPr>
         <w:spacing w:line="240" w:lineRule="auto"/>
-      </w:pPr>
-    </w:p>
-    <w:p>
-      <w:pPr>
-        <w:spacing w:line="240" w:lineRule="auto"/>
+        <w:jc w:val="both"/>
+      </w:pPr>
+    </w:p>
+    <w:p>
+      <w:pPr>
+        <w:spacing w:line="240" w:lineRule="auto"/>
+        <w:jc w:val="both"/>
       </w:pPr>
       <w:r>
         <w:t>console.log("C");</w:t>
@@ -1249,6 +1348,7 @@
     <w:p>
       <w:pPr>
         <w:spacing w:line="240" w:lineRule="auto"/>
+        <w:jc w:val="both"/>
       </w:pPr>
       <w:r>
         <w:t>Output:</w:t>
@@ -1257,6 +1357,7 @@
     <w:p>
       <w:pPr>
         <w:spacing w:line="240" w:lineRule="auto"/>
+        <w:jc w:val="both"/>
       </w:pPr>
       <w:r>
         <w:t>A</w:t>
@@ -1265,6 +1366,7 @@
     <w:p>
       <w:pPr>
         <w:spacing w:line="240" w:lineRule="auto"/>
+        <w:jc w:val="both"/>
       </w:pPr>
       <w:r>
         <w:t>C</w:t>
@@ -1273,6 +1375,7 @@
     <w:p>
       <w:pPr>
         <w:spacing w:line="240" w:lineRule="auto"/>
+        <w:jc w:val="both"/>
       </w:pPr>
       <w:r>
         <w:t>B</w:t>
@@ -1281,6 +1384,7 @@
     <w:p>
       <w:pPr>
         <w:spacing w:line="240" w:lineRule="auto"/>
+        <w:jc w:val="both"/>
       </w:pPr>
       <w:r>
         <w:rPr>
@@ -1293,6 +1397,7 @@
     <w:p>
       <w:pPr>
         <w:spacing w:line="240" w:lineRule="auto"/>
+        <w:jc w:val="both"/>
       </w:pPr>
       <w:r>
         <w:t>Synchronous code executes sequentially, while asynchronous code allows certain operations to complete later without blocking the main execution flow.</w:t>
@@ -1301,16 +1406,18 @@
     <w:p>
       <w:pPr>
         <w:spacing w:line="240" w:lineRule="auto"/>
+        <w:jc w:val="both"/>
       </w:pPr>
       <w:r>
         <w:pict w14:anchorId="7AA93AFF">
-          <v:rect id="_x0000_i1141" style="width:0;height:1.5pt" o:hralign="center" o:hrstd="t" o:hr="t" fillcolor="#a0a0a0" stroked="f"/>
+          <v:rect id="_x0000_i1031" style="width:0;height:1.5pt" o:hralign="center" o:hrstd="t" o:hr="t" fillcolor="#a0a0a0" stroked="f"/>
         </w:pict>
       </w:r>
     </w:p>
     <w:p>
       <w:pPr>
         <w:spacing w:line="240" w:lineRule="auto"/>
+        <w:jc w:val="both"/>
         <w:rPr>
           <w:b/>
           <w:bCs/>
@@ -1327,6 +1434,7 @@
     <w:p>
       <w:pPr>
         <w:spacing w:line="240" w:lineRule="auto"/>
+        <w:jc w:val="both"/>
       </w:pPr>
       <w:r>
         <w:rPr>
@@ -1353,6 +1461,7 @@
     <w:p>
       <w:pPr>
         <w:spacing w:line="240" w:lineRule="auto"/>
+        <w:jc w:val="both"/>
       </w:pPr>
       <w:r>
         <w:t>A Promise has three states:</w:t>
@@ -1365,6 +1474,7 @@
           <w:numId w:val="9"/>
         </w:numPr>
         <w:spacing w:line="240" w:lineRule="auto"/>
+        <w:jc w:val="both"/>
       </w:pPr>
       <w:r>
         <w:rPr>
@@ -1384,6 +1494,7 @@
           <w:numId w:val="9"/>
         </w:numPr>
         <w:spacing w:line="240" w:lineRule="auto"/>
+        <w:jc w:val="both"/>
       </w:pPr>
       <w:r>
         <w:rPr>
@@ -1403,6 +1514,7 @@
           <w:numId w:val="9"/>
         </w:numPr>
         <w:spacing w:line="240" w:lineRule="auto"/>
+        <w:jc w:val="both"/>
       </w:pPr>
       <w:r>
         <w:rPr>
@@ -1418,6 +1530,7 @@
     <w:p>
       <w:pPr>
         <w:spacing w:line="240" w:lineRule="auto"/>
+        <w:jc w:val="both"/>
       </w:pPr>
       <w:proofErr w:type="spellStart"/>
       <w:r>
@@ -1439,6 +1552,7 @@
     <w:p>
       <w:pPr>
         <w:spacing w:line="240" w:lineRule="auto"/>
+        <w:jc w:val="both"/>
       </w:pPr>
       <w:r>
         <w:t xml:space="preserve">    </w:t>
@@ -1455,11 +1569,13 @@
     <w:p>
       <w:pPr>
         <w:spacing w:line="240" w:lineRule="auto"/>
-      </w:pPr>
-    </w:p>
-    <w:p>
-      <w:pPr>
-        <w:spacing w:line="240" w:lineRule="auto"/>
+        <w:jc w:val="both"/>
+      </w:pPr>
+    </w:p>
+    <w:p>
+      <w:pPr>
+        <w:spacing w:line="240" w:lineRule="auto"/>
+        <w:jc w:val="both"/>
       </w:pPr>
       <w:r>
         <w:t xml:space="preserve">    if (success) {</w:t>
@@ -1468,6 +1584,7 @@
     <w:p>
       <w:pPr>
         <w:spacing w:line="240" w:lineRule="auto"/>
+        <w:jc w:val="both"/>
       </w:pPr>
       <w:r>
         <w:t xml:space="preserve">        resolve("Success");</w:t>
@@ -1476,6 +1593,7 @@
     <w:p>
       <w:pPr>
         <w:spacing w:line="240" w:lineRule="auto"/>
+        <w:jc w:val="both"/>
       </w:pPr>
       <w:r>
         <w:t xml:space="preserve">    } else {</w:t>
@@ -1484,6 +1602,7 @@
     <w:p>
       <w:pPr>
         <w:spacing w:line="240" w:lineRule="auto"/>
+        <w:jc w:val="both"/>
       </w:pPr>
       <w:r>
         <w:t xml:space="preserve">        reject("Error");</w:t>
@@ -1492,6 +1611,7 @@
     <w:p>
       <w:pPr>
         <w:spacing w:line="240" w:lineRule="auto"/>
+        <w:jc w:val="both"/>
       </w:pPr>
       <w:r>
         <w:t xml:space="preserve">    }</w:t>
@@ -1500,6 +1620,7 @@
     <w:p>
       <w:pPr>
         <w:spacing w:line="240" w:lineRule="auto"/>
+        <w:jc w:val="both"/>
       </w:pPr>
       <w:r>
         <w:t>});</w:t>
@@ -1508,11 +1629,13 @@
     <w:p>
       <w:pPr>
         <w:spacing w:line="240" w:lineRule="auto"/>
-      </w:pPr>
-    </w:p>
-    <w:p>
-      <w:pPr>
-        <w:spacing w:line="240" w:lineRule="auto"/>
+        <w:jc w:val="both"/>
+      </w:pPr>
+    </w:p>
+    <w:p>
+      <w:pPr>
+        <w:spacing w:line="240" w:lineRule="auto"/>
+        <w:jc w:val="both"/>
       </w:pPr>
       <w:r>
         <w:t>promise</w:t>
@@ -1521,6 +1644,7 @@
     <w:p>
       <w:pPr>
         <w:spacing w:line="240" w:lineRule="auto"/>
+        <w:jc w:val="both"/>
       </w:pPr>
       <w:r>
         <w:t xml:space="preserve">    </w:t>
@@ -1537,6 +1661,7 @@
     <w:p>
       <w:pPr>
         <w:spacing w:line="240" w:lineRule="auto"/>
+        <w:jc w:val="both"/>
       </w:pPr>
       <w:r>
         <w:t xml:space="preserve">    </w:t>
@@ -1553,6 +1678,7 @@
     <w:p>
       <w:pPr>
         <w:spacing w:line="240" w:lineRule="auto"/>
+        <w:jc w:val="both"/>
       </w:pPr>
       <w:r>
         <w:rPr>
@@ -1565,6 +1691,7 @@
     <w:p>
       <w:pPr>
         <w:spacing w:line="240" w:lineRule="auto"/>
+        <w:jc w:val="both"/>
       </w:pPr>
       <w:r>
         <w:t>A Promise represents the eventual completion or failure of an asynchronous operation.</w:t>
@@ -1573,16 +1700,18 @@
     <w:p>
       <w:pPr>
         <w:spacing w:line="240" w:lineRule="auto"/>
+        <w:jc w:val="both"/>
       </w:pPr>
       <w:r>
         <w:pict w14:anchorId="494944DE">
-          <v:rect id="_x0000_i1142" style="width:0;height:1.5pt" o:hralign="center" o:hrstd="t" o:hr="t" fillcolor="#a0a0a0" stroked="f"/>
+          <v:rect id="_x0000_i1032" style="width:0;height:1.5pt" o:hralign="center" o:hrstd="t" o:hr="t" fillcolor="#a0a0a0" stroked="f"/>
         </w:pict>
       </w:r>
     </w:p>
     <w:p>
       <w:pPr>
         <w:spacing w:line="240" w:lineRule="auto"/>
+        <w:jc w:val="both"/>
         <w:rPr>
           <w:b/>
           <w:bCs/>
@@ -1599,6 +1728,7 @@
     <w:p>
       <w:pPr>
         <w:spacing w:line="240" w:lineRule="auto"/>
+        <w:jc w:val="both"/>
       </w:pPr>
       <w:r>
         <w:rPr>
@@ -1625,6 +1755,7 @@
     <w:p>
       <w:pPr>
         <w:spacing w:line="240" w:lineRule="auto"/>
+        <w:jc w:val="both"/>
       </w:pPr>
       <w:r>
         <w:t xml:space="preserve">async function </w:t>
@@ -1646,6 +1777,7 @@
     <w:p>
       <w:pPr>
         <w:spacing w:line="240" w:lineRule="auto"/>
+        <w:jc w:val="both"/>
       </w:pPr>
       <w:r>
         <w:t xml:space="preserve">    try {</w:t>
@@ -1654,6 +1786,7 @@
     <w:p>
       <w:pPr>
         <w:spacing w:line="240" w:lineRule="auto"/>
+        <w:jc w:val="both"/>
       </w:pPr>
       <w:r>
         <w:t xml:space="preserve">        </w:t>
@@ -1670,6 +1803,7 @@
     <w:p>
       <w:pPr>
         <w:spacing w:line="240" w:lineRule="auto"/>
+        <w:jc w:val="both"/>
       </w:pPr>
       <w:r>
         <w:t xml:space="preserve">        </w:t>
@@ -1696,11 +1830,13 @@
     <w:p>
       <w:pPr>
         <w:spacing w:line="240" w:lineRule="auto"/>
-      </w:pPr>
-    </w:p>
-    <w:p>
-      <w:pPr>
-        <w:spacing w:line="240" w:lineRule="auto"/>
+        <w:jc w:val="both"/>
+      </w:pPr>
+    </w:p>
+    <w:p>
+      <w:pPr>
+        <w:spacing w:line="240" w:lineRule="auto"/>
+        <w:jc w:val="both"/>
       </w:pPr>
       <w:r>
         <w:t xml:space="preserve">        console.log(data);</w:t>
@@ -1709,6 +1845,7 @@
     <w:p>
       <w:pPr>
         <w:spacing w:line="240" w:lineRule="auto"/>
+        <w:jc w:val="both"/>
       </w:pPr>
       <w:r>
         <w:t xml:space="preserve">    } catch (error) {</w:t>
@@ -1717,6 +1854,7 @@
     <w:p>
       <w:pPr>
         <w:spacing w:line="240" w:lineRule="auto"/>
+        <w:jc w:val="both"/>
       </w:pPr>
       <w:r>
         <w:t xml:space="preserve">        console.log(error);</w:t>
@@ -1725,6 +1863,7 @@
     <w:p>
       <w:pPr>
         <w:spacing w:line="240" w:lineRule="auto"/>
+        <w:jc w:val="both"/>
       </w:pPr>
       <w:r>
         <w:t xml:space="preserve">    }</w:t>
@@ -1733,6 +1872,7 @@
     <w:p>
       <w:pPr>
         <w:spacing w:line="240" w:lineRule="auto"/>
+        <w:jc w:val="both"/>
       </w:pPr>
       <w:r>
         <w:t>}</w:t>
@@ -1745,6 +1885,7 @@
           <w:numId w:val="10"/>
         </w:numPr>
         <w:spacing w:line="240" w:lineRule="auto"/>
+        <w:jc w:val="both"/>
       </w:pPr>
       <w:r>
         <w:t xml:space="preserve">async makes a function return a Promise. </w:t>
@@ -1757,6 +1898,7 @@
           <w:numId w:val="10"/>
         </w:numPr>
         <w:spacing w:line="240" w:lineRule="auto"/>
+        <w:jc w:val="both"/>
       </w:pPr>
       <w:r>
         <w:t xml:space="preserve">await pauses that async function until the Promise settles. </w:t>
@@ -1765,6 +1907,7 @@
     <w:p>
       <w:pPr>
         <w:spacing w:line="240" w:lineRule="auto"/>
+        <w:jc w:val="both"/>
       </w:pPr>
       <w:r>
         <w:rPr>
@@ -1777,6 +1920,7 @@
     <w:p>
       <w:pPr>
         <w:spacing w:line="240" w:lineRule="auto"/>
+        <w:jc w:val="both"/>
       </w:pPr>
       <w:r>
         <w:lastRenderedPageBreak/>
@@ -1786,16 +1930,18 @@
     <w:p>
       <w:pPr>
         <w:spacing w:line="240" w:lineRule="auto"/>
+        <w:jc w:val="both"/>
       </w:pPr>
       <w:r>
         <w:pict w14:anchorId="1AE3D8C9">
-          <v:rect id="_x0000_i1143" style="width:0;height:1.5pt" o:hralign="center" o:hrstd="t" o:hr="t" fillcolor="#a0a0a0" stroked="f"/>
+          <v:rect id="_x0000_i1033" style="width:0;height:1.5pt" o:hralign="center" o:hrstd="t" o:hr="t" fillcolor="#a0a0a0" stroked="f"/>
         </w:pict>
       </w:r>
     </w:p>
     <w:p>
       <w:pPr>
         <w:spacing w:line="240" w:lineRule="auto"/>
+        <w:jc w:val="both"/>
         <w:rPr>
           <w:b/>
           <w:bCs/>
@@ -1812,6 +1958,7 @@
     <w:p>
       <w:pPr>
         <w:spacing w:line="240" w:lineRule="auto"/>
+        <w:jc w:val="both"/>
       </w:pPr>
       <w:r>
         <w:rPr>
@@ -1848,6 +1995,7 @@
     <w:p>
       <w:pPr>
         <w:spacing w:line="240" w:lineRule="auto"/>
+        <w:jc w:val="both"/>
       </w:pPr>
       <w:r>
         <w:t>Example:</w:t>
@@ -1856,6 +2004,7 @@
     <w:p>
       <w:pPr>
         <w:spacing w:line="240" w:lineRule="auto"/>
+        <w:jc w:val="both"/>
       </w:pPr>
       <w:proofErr w:type="gramStart"/>
       <w:r>
@@ -1869,11 +2018,13 @@
     <w:p>
       <w:pPr>
         <w:spacing w:line="240" w:lineRule="auto"/>
-      </w:pPr>
-    </w:p>
-    <w:p>
-      <w:pPr>
-        <w:spacing w:line="240" w:lineRule="auto"/>
+        <w:jc w:val="both"/>
+      </w:pPr>
+    </w:p>
+    <w:p>
+      <w:pPr>
+        <w:spacing w:line="240" w:lineRule="auto"/>
+        <w:jc w:val="both"/>
       </w:pPr>
       <w:proofErr w:type="spellStart"/>
       <w:proofErr w:type="gramStart"/>
@@ -1892,6 +2043,7 @@
     <w:p>
       <w:pPr>
         <w:spacing w:line="240" w:lineRule="auto"/>
+        <w:jc w:val="both"/>
       </w:pPr>
       <w:r>
         <w:t xml:space="preserve">    </w:t>
@@ -1908,6 +2060,7 @@
     <w:p>
       <w:pPr>
         <w:spacing w:line="240" w:lineRule="auto"/>
+        <w:jc w:val="both"/>
       </w:pPr>
       <w:r>
         <w:t>}, 0);</w:t>
@@ -1916,11 +2069,13 @@
     <w:p>
       <w:pPr>
         <w:spacing w:line="240" w:lineRule="auto"/>
-      </w:pPr>
-    </w:p>
-    <w:p>
-      <w:pPr>
-        <w:spacing w:line="240" w:lineRule="auto"/>
+        <w:jc w:val="both"/>
+      </w:pPr>
+    </w:p>
+    <w:p>
+      <w:pPr>
+        <w:spacing w:line="240" w:lineRule="auto"/>
+        <w:jc w:val="both"/>
       </w:pPr>
       <w:proofErr w:type="gramStart"/>
       <w:r>
@@ -1934,6 +2089,7 @@
     <w:p>
       <w:pPr>
         <w:spacing w:line="240" w:lineRule="auto"/>
+        <w:jc w:val="both"/>
       </w:pPr>
       <w:r>
         <w:t>Output:</w:t>
@@ -1942,6 +2098,7 @@
     <w:p>
       <w:pPr>
         <w:spacing w:line="240" w:lineRule="auto"/>
+        <w:jc w:val="both"/>
       </w:pPr>
       <w:r>
         <w:t>1</w:t>
@@ -1950,6 +2107,7 @@
     <w:p>
       <w:pPr>
         <w:spacing w:line="240" w:lineRule="auto"/>
+        <w:jc w:val="both"/>
       </w:pPr>
       <w:r>
         <w:t>3</w:t>
@@ -1958,6 +2116,7 @@
     <w:p>
       <w:pPr>
         <w:spacing w:line="240" w:lineRule="auto"/>
+        <w:jc w:val="both"/>
       </w:pPr>
       <w:r>
         <w:t>2</w:t>
@@ -1966,6 +2125,7 @@
     <w:p>
       <w:pPr>
         <w:spacing w:line="240" w:lineRule="auto"/>
+        <w:jc w:val="both"/>
       </w:pPr>
       <w:r>
         <w:t xml:space="preserve">The synchronous code runs first. The </w:t>
@@ -1982,6 +2142,7 @@
     <w:p>
       <w:pPr>
         <w:spacing w:line="240" w:lineRule="auto"/>
+        <w:jc w:val="both"/>
       </w:pPr>
       <w:r>
         <w:rPr>
@@ -1994,6 +2155,7 @@
     <w:p>
       <w:pPr>
         <w:spacing w:line="240" w:lineRule="auto"/>
+        <w:jc w:val="both"/>
       </w:pPr>
       <w:r>
         <w:t>The Event Loop allows JavaScript to handle asynchronous operations by coordinating the call stack and task queues.</w:t>
@@ -2002,16 +2164,18 @@
     <w:p>
       <w:pPr>
         <w:spacing w:line="240" w:lineRule="auto"/>
+        <w:jc w:val="both"/>
       </w:pPr>
       <w:r>
         <w:pict w14:anchorId="32004C38">
-          <v:rect id="_x0000_i1144" style="width:0;height:1.5pt" o:hralign="center" o:hrstd="t" o:hr="t" fillcolor="#a0a0a0" stroked="f"/>
+          <v:rect id="_x0000_i1034" style="width:0;height:1.5pt" o:hralign="center" o:hrstd="t" o:hr="t" fillcolor="#a0a0a0" stroked="f"/>
         </w:pict>
       </w:r>
     </w:p>
     <w:p>
       <w:pPr>
         <w:spacing w:line="240" w:lineRule="auto"/>
+        <w:jc w:val="both"/>
         <w:rPr>
           <w:b/>
           <w:bCs/>
@@ -2064,6 +2228,7 @@
           <w:p>
             <w:pPr>
               <w:spacing w:line="240" w:lineRule="auto"/>
+              <w:jc w:val="both"/>
               <w:rPr>
                 <w:b/>
                 <w:bCs/>
@@ -2087,6 +2252,7 @@
           <w:p>
             <w:pPr>
               <w:spacing w:line="240" w:lineRule="auto"/>
+              <w:jc w:val="both"/>
               <w:rPr>
                 <w:b/>
                 <w:bCs/>
@@ -2110,6 +2276,7 @@
           <w:p>
             <w:pPr>
               <w:spacing w:line="240" w:lineRule="auto"/>
+              <w:jc w:val="both"/>
               <w:rPr>
                 <w:b/>
                 <w:bCs/>
@@ -2138,6 +2305,7 @@
           <w:p>
             <w:pPr>
               <w:spacing w:line="240" w:lineRule="auto"/>
+              <w:jc w:val="both"/>
             </w:pPr>
             <w:r>
               <w:t>1</w:t>
@@ -2153,6 +2321,7 @@
           <w:p>
             <w:pPr>
               <w:spacing w:line="240" w:lineRule="auto"/>
+              <w:jc w:val="both"/>
             </w:pPr>
             <w:r>
               <w:t>What is JavaScript?</w:t>
@@ -2168,6 +2337,7 @@
           <w:p>
             <w:pPr>
               <w:spacing w:line="240" w:lineRule="auto"/>
+              <w:jc w:val="both"/>
             </w:pPr>
             <w:r>
               <w:t>Dynamic &amp; interactive web applications</w:t>
@@ -2188,6 +2358,7 @@
           <w:p>
             <w:pPr>
               <w:spacing w:line="240" w:lineRule="auto"/>
+              <w:jc w:val="both"/>
             </w:pPr>
             <w:r>
               <w:t>2</w:t>
@@ -2203,6 +2374,7 @@
           <w:p>
             <w:pPr>
               <w:spacing w:line="240" w:lineRule="auto"/>
+              <w:jc w:val="both"/>
             </w:pPr>
             <w:r>
               <w:t xml:space="preserve">var vs let vs </w:t>
@@ -2223,6 +2395,7 @@
           <w:p>
             <w:pPr>
               <w:spacing w:line="240" w:lineRule="auto"/>
+              <w:jc w:val="both"/>
             </w:pPr>
             <w:r>
               <w:t>Scope &amp; reassignment</w:t>
@@ -2243,6 +2416,7 @@
           <w:p>
             <w:pPr>
               <w:spacing w:line="240" w:lineRule="auto"/>
+              <w:jc w:val="both"/>
             </w:pPr>
             <w:r>
               <w:t>3</w:t>
@@ -2258,6 +2432,7 @@
           <w:p>
             <w:pPr>
               <w:spacing w:line="240" w:lineRule="auto"/>
+              <w:jc w:val="both"/>
             </w:pPr>
             <w:r>
               <w:t>What is Hoisting?</w:t>
@@ -2273,6 +2448,7 @@
           <w:p>
             <w:pPr>
               <w:spacing w:line="240" w:lineRule="auto"/>
+              <w:jc w:val="both"/>
             </w:pPr>
             <w:r>
               <w:t>Declarations before execution</w:t>
@@ -2293,6 +2469,7 @@
           <w:p>
             <w:pPr>
               <w:spacing w:line="240" w:lineRule="auto"/>
+              <w:jc w:val="both"/>
             </w:pPr>
             <w:r>
               <w:t>4</w:t>
@@ -2308,6 +2485,7 @@
           <w:p>
             <w:pPr>
               <w:spacing w:line="240" w:lineRule="auto"/>
+              <w:jc w:val="both"/>
             </w:pPr>
             <w:r>
               <w:t>== vs ===</w:t>
@@ -2323,6 +2501,7 @@
           <w:p>
             <w:pPr>
               <w:spacing w:line="240" w:lineRule="auto"/>
+              <w:jc w:val="both"/>
             </w:pPr>
             <w:r>
               <w:t>Type coercion</w:t>
@@ -2343,6 +2522,7 @@
           <w:p>
             <w:pPr>
               <w:spacing w:line="240" w:lineRule="auto"/>
+              <w:jc w:val="both"/>
             </w:pPr>
             <w:r>
               <w:lastRenderedPageBreak/>
@@ -2359,6 +2539,7 @@
           <w:p>
             <w:pPr>
               <w:spacing w:line="240" w:lineRule="auto"/>
+              <w:jc w:val="both"/>
             </w:pPr>
             <w:r>
               <w:t>What is Closure?</w:t>
@@ -2374,6 +2555,7 @@
           <w:p>
             <w:pPr>
               <w:spacing w:line="240" w:lineRule="auto"/>
+              <w:jc w:val="both"/>
             </w:pPr>
             <w:r>
               <w:t>Lexical scope</w:t>
@@ -2394,6 +2576,7 @@
           <w:p>
             <w:pPr>
               <w:spacing w:line="240" w:lineRule="auto"/>
+              <w:jc w:val="both"/>
             </w:pPr>
             <w:r>
               <w:t>6</w:t>
@@ -2409,6 +2592,7 @@
           <w:p>
             <w:pPr>
               <w:spacing w:line="240" w:lineRule="auto"/>
+              <w:jc w:val="both"/>
             </w:pPr>
             <w:r>
               <w:t>null vs undefined</w:t>
@@ -2424,6 +2608,7 @@
           <w:p>
             <w:pPr>
               <w:spacing w:line="240" w:lineRule="auto"/>
+              <w:jc w:val="both"/>
             </w:pPr>
             <w:r>
               <w:t>Absence of value</w:t>
@@ -2444,6 +2629,7 @@
           <w:p>
             <w:pPr>
               <w:spacing w:line="240" w:lineRule="auto"/>
+              <w:jc w:val="both"/>
             </w:pPr>
             <w:r>
               <w:t>7</w:t>
@@ -2459,6 +2645,7 @@
           <w:p>
             <w:pPr>
               <w:spacing w:line="240" w:lineRule="auto"/>
+              <w:jc w:val="both"/>
             </w:pPr>
             <w:r>
               <w:t>Sync vs Async</w:t>
@@ -2474,6 +2661,7 @@
           <w:p>
             <w:pPr>
               <w:spacing w:line="240" w:lineRule="auto"/>
+              <w:jc w:val="both"/>
             </w:pPr>
             <w:r>
               <w:t>Execution flow</w:t>
@@ -2494,6 +2682,7 @@
           <w:p>
             <w:pPr>
               <w:spacing w:line="240" w:lineRule="auto"/>
+              <w:jc w:val="both"/>
             </w:pPr>
             <w:r>
               <w:t>8</w:t>
@@ -2509,6 +2698,7 @@
           <w:p>
             <w:pPr>
               <w:spacing w:line="240" w:lineRule="auto"/>
+              <w:jc w:val="both"/>
             </w:pPr>
             <w:r>
               <w:t>What is Promise?</w:t>
@@ -2524,6 +2714,7 @@
           <w:p>
             <w:pPr>
               <w:spacing w:line="240" w:lineRule="auto"/>
+              <w:jc w:val="both"/>
             </w:pPr>
             <w:r>
               <w:t>Async operations</w:t>
@@ -2544,6 +2735,7 @@
           <w:p>
             <w:pPr>
               <w:spacing w:line="240" w:lineRule="auto"/>
+              <w:jc w:val="both"/>
             </w:pPr>
             <w:r>
               <w:t>9</w:t>
@@ -2559,6 +2751,7 @@
           <w:p>
             <w:pPr>
               <w:spacing w:line="240" w:lineRule="auto"/>
+              <w:jc w:val="both"/>
             </w:pPr>
             <w:r>
               <w:t>What is async/await?</w:t>
@@ -2574,6 +2767,7 @@
           <w:p>
             <w:pPr>
               <w:spacing w:line="240" w:lineRule="auto"/>
+              <w:jc w:val="both"/>
             </w:pPr>
             <w:r>
               <w:t>Promise handling</w:t>
@@ -2594,6 +2788,7 @@
           <w:p>
             <w:pPr>
               <w:spacing w:line="240" w:lineRule="auto"/>
+              <w:jc w:val="both"/>
             </w:pPr>
             <w:r>
               <w:t>10</w:t>
@@ -2609,6 +2804,7 @@
           <w:p>
             <w:pPr>
               <w:spacing w:line="240" w:lineRule="auto"/>
+              <w:jc w:val="both"/>
             </w:pPr>
             <w:r>
               <w:t>What is Event Loop?</w:t>
@@ -2624,6 +2820,7 @@
           <w:p>
             <w:pPr>
               <w:spacing w:line="240" w:lineRule="auto"/>
+              <w:jc w:val="both"/>
             </w:pPr>
             <w:r>
               <w:t>Async JavaScript</w:t>
@@ -2635,6 +2832,7 @@
     <w:p>
       <w:pPr>
         <w:spacing w:line="240" w:lineRule="auto"/>
+        <w:jc w:val="both"/>
       </w:pPr>
       <w:r>
         <w:rPr>
@@ -2658,6 +2856,7 @@
     <w:p>
       <w:pPr>
         <w:spacing w:line="240" w:lineRule="auto"/>
+        <w:jc w:val="both"/>
         <w:rPr>
           <w:vanish/>
         </w:rPr>
@@ -2672,26 +2871,3161 @@
     <w:p>
       <w:pPr>
         <w:spacing w:line="240" w:lineRule="auto"/>
-      </w:pPr>
-    </w:p>
-    <w:p>
-      <w:pPr>
-        <w:spacing w:line="240" w:lineRule="auto"/>
+        <w:jc w:val="both"/>
+      </w:pPr>
+    </w:p>
+    <w:p>
+      <w:pPr>
+        <w:spacing w:line="240" w:lineRule="auto"/>
+        <w:jc w:val="both"/>
+        <w:rPr>
+          <w:b/>
+          <w:bCs/>
+        </w:rPr>
+      </w:pPr>
+      <w:r>
+        <w:rPr>
+          <w:b/>
+          <w:bCs/>
+        </w:rPr>
+        <w:t xml:space="preserve">11. What is </w:t>
+      </w:r>
+      <w:proofErr w:type="gramStart"/>
+      <w:r>
+        <w:rPr>
+          <w:b/>
+          <w:bCs/>
+        </w:rPr>
+        <w:t>the this</w:t>
+      </w:r>
+      <w:proofErr w:type="gramEnd"/>
+      <w:r>
+        <w:rPr>
+          <w:b/>
+          <w:bCs/>
+        </w:rPr>
+        <w:t xml:space="preserve"> keyword in JavaScript?</w:t>
+      </w:r>
+    </w:p>
+    <w:p>
+      <w:pPr>
+        <w:spacing w:line="240" w:lineRule="auto"/>
+        <w:jc w:val="both"/>
+      </w:pPr>
+      <w:r>
+        <w:rPr>
+          <w:b/>
+          <w:bCs/>
+        </w:rPr>
+        <w:t>Answer:</w:t>
+      </w:r>
+      <w:r>
+        <w:br/>
+      </w:r>
+      <w:proofErr w:type="gramStart"/>
+      <w:r>
+        <w:t>The this</w:t>
+      </w:r>
+      <w:proofErr w:type="gramEnd"/>
+      <w:r>
+        <w:t xml:space="preserve"> keyword refers to the </w:t>
+      </w:r>
+      <w:r>
+        <w:rPr>
+          <w:b/>
+          <w:bCs/>
+        </w:rPr>
+        <w:t>object that is associated with the current execution context</w:t>
+      </w:r>
+      <w:r>
+        <w:t>. Its value depends on how a function is called.</w:t>
+      </w:r>
+    </w:p>
+    <w:p>
+      <w:pPr>
+        <w:spacing w:line="240" w:lineRule="auto"/>
+        <w:jc w:val="both"/>
+      </w:pPr>
+      <w:proofErr w:type="spellStart"/>
+      <w:r>
+        <w:t>const</w:t>
+      </w:r>
+      <w:proofErr w:type="spellEnd"/>
+      <w:r>
+        <w:t xml:space="preserve"> user = {</w:t>
+      </w:r>
+    </w:p>
+    <w:p>
+      <w:pPr>
+        <w:spacing w:line="240" w:lineRule="auto"/>
+        <w:jc w:val="both"/>
+      </w:pPr>
+      <w:r>
+        <w:t xml:space="preserve">    name: "Sandeep",</w:t>
+      </w:r>
+    </w:p>
+    <w:p>
+      <w:pPr>
+        <w:spacing w:line="240" w:lineRule="auto"/>
+        <w:jc w:val="both"/>
+      </w:pPr>
+      <w:r>
+        <w:t xml:space="preserve">    greet: function () {</w:t>
+      </w:r>
+    </w:p>
+    <w:p>
+      <w:pPr>
+        <w:spacing w:line="240" w:lineRule="auto"/>
+        <w:jc w:val="both"/>
+      </w:pPr>
+      <w:r>
+        <w:t xml:space="preserve">        console.log(this.name);</w:t>
+      </w:r>
+    </w:p>
+    <w:p>
+      <w:pPr>
+        <w:spacing w:line="240" w:lineRule="auto"/>
+        <w:jc w:val="both"/>
+      </w:pPr>
+      <w:r>
+        <w:t xml:space="preserve">    }</w:t>
+      </w:r>
+    </w:p>
+    <w:p>
+      <w:pPr>
+        <w:spacing w:line="240" w:lineRule="auto"/>
+        <w:jc w:val="both"/>
+      </w:pPr>
+      <w:r>
+        <w:t>};</w:t>
+      </w:r>
+    </w:p>
+    <w:p>
+      <w:pPr>
+        <w:spacing w:line="240" w:lineRule="auto"/>
+        <w:jc w:val="both"/>
+      </w:pPr>
+    </w:p>
+    <w:p>
+      <w:pPr>
+        <w:spacing w:line="240" w:lineRule="auto"/>
+        <w:jc w:val="both"/>
+      </w:pPr>
+      <w:proofErr w:type="spellStart"/>
+      <w:proofErr w:type="gramStart"/>
+      <w:r>
+        <w:t>user.greet</w:t>
+      </w:r>
+      <w:proofErr w:type="spellEnd"/>
+      <w:proofErr w:type="gramEnd"/>
+      <w:r>
+        <w:t>(); // Sandeep</w:t>
+      </w:r>
+    </w:p>
+    <w:p>
+      <w:pPr>
+        <w:spacing w:line="240" w:lineRule="auto"/>
+        <w:jc w:val="both"/>
+      </w:pPr>
+      <w:r>
+        <w:rPr>
+          <w:b/>
+          <w:bCs/>
+        </w:rPr>
+        <w:t>Interview Answer:</w:t>
+      </w:r>
+    </w:p>
+    <w:p>
+      <w:pPr>
+        <w:spacing w:line="240" w:lineRule="auto"/>
+        <w:jc w:val="both"/>
+      </w:pPr>
+      <w:r>
+        <w:t>"</w:t>
+      </w:r>
+      <w:proofErr w:type="gramStart"/>
+      <w:r>
+        <w:t>this</w:t>
+      </w:r>
+      <w:proofErr w:type="gramEnd"/>
+      <w:r>
+        <w:t xml:space="preserve"> refers to the object associated with the current function call. Its value depends on how the function is invoked."</w:t>
+      </w:r>
+    </w:p>
+    <w:p>
+      <w:pPr>
+        <w:spacing w:line="240" w:lineRule="auto"/>
+        <w:jc w:val="both"/>
+      </w:pPr>
+      <w:r>
+        <w:pict w14:anchorId="69E292EA">
+          <v:rect id="_x0000_i1035" style="width:0;height:1.5pt" o:hralign="center" o:hrstd="t" o:hr="t" fillcolor="#a0a0a0" stroked="f"/>
+        </w:pict>
+      </w:r>
+    </w:p>
+    <w:p>
+      <w:pPr>
+        <w:spacing w:line="240" w:lineRule="auto"/>
+        <w:jc w:val="both"/>
+        <w:rPr>
+          <w:b/>
+          <w:bCs/>
+        </w:rPr>
+      </w:pPr>
+      <w:r>
+        <w:rPr>
+          <w:b/>
+          <w:bCs/>
+        </w:rPr>
+        <w:t xml:space="preserve">12. What are </w:t>
+      </w:r>
+      <w:proofErr w:type="gramStart"/>
+      <w:r>
+        <w:rPr>
+          <w:b/>
+          <w:bCs/>
+        </w:rPr>
+        <w:t>call(</w:t>
+      </w:r>
+      <w:proofErr w:type="gramEnd"/>
+      <w:r>
+        <w:rPr>
+          <w:b/>
+          <w:bCs/>
+        </w:rPr>
+        <w:t xml:space="preserve">), </w:t>
+      </w:r>
+      <w:proofErr w:type="gramStart"/>
+      <w:r>
+        <w:rPr>
+          <w:b/>
+          <w:bCs/>
+        </w:rPr>
+        <w:t>apply(</w:t>
+      </w:r>
+      <w:proofErr w:type="gramEnd"/>
+      <w:r>
+        <w:rPr>
+          <w:b/>
+          <w:bCs/>
+        </w:rPr>
+        <w:t xml:space="preserve">), and </w:t>
+      </w:r>
+      <w:proofErr w:type="gramStart"/>
+      <w:r>
+        <w:rPr>
+          <w:b/>
+          <w:bCs/>
+        </w:rPr>
+        <w:t>bind(</w:t>
+      </w:r>
+      <w:proofErr w:type="gramEnd"/>
+      <w:r>
+        <w:rPr>
+          <w:b/>
+          <w:bCs/>
+        </w:rPr>
+        <w:t>)?</w:t>
+      </w:r>
+    </w:p>
+    <w:p>
+      <w:pPr>
+        <w:spacing w:line="240" w:lineRule="auto"/>
+        <w:jc w:val="both"/>
+      </w:pPr>
+      <w:r>
+        <w:rPr>
+          <w:b/>
+          <w:bCs/>
+        </w:rPr>
+        <w:t>Answer:</w:t>
+      </w:r>
+      <w:r>
+        <w:br/>
+        <w:t xml:space="preserve">These methods are used to </w:t>
+      </w:r>
+      <w:r>
+        <w:rPr>
+          <w:b/>
+          <w:bCs/>
+        </w:rPr>
+        <w:t>control the value of this</w:t>
+      </w:r>
+      <w:r>
+        <w:t xml:space="preserve"> when calling a function.</w:t>
+      </w:r>
+    </w:p>
+    <w:p>
+      <w:pPr>
+        <w:spacing w:line="240" w:lineRule="auto"/>
+        <w:jc w:val="both"/>
+      </w:pPr>
+      <w:proofErr w:type="spellStart"/>
+      <w:r>
+        <w:t>const</w:t>
+      </w:r>
+      <w:proofErr w:type="spellEnd"/>
+      <w:r>
+        <w:t xml:space="preserve"> user1 = {</w:t>
+      </w:r>
+    </w:p>
+    <w:p>
+      <w:pPr>
+        <w:spacing w:line="240" w:lineRule="auto"/>
+        <w:jc w:val="both"/>
+      </w:pPr>
+      <w:r>
+        <w:t xml:space="preserve">    name: "Sandeep"</w:t>
+      </w:r>
+    </w:p>
+    <w:p>
+      <w:pPr>
+        <w:spacing w:line="240" w:lineRule="auto"/>
+        <w:jc w:val="both"/>
+      </w:pPr>
+      <w:r>
+        <w:lastRenderedPageBreak/>
+        <w:t>};</w:t>
+      </w:r>
+    </w:p>
+    <w:p>
+      <w:pPr>
+        <w:spacing w:line="240" w:lineRule="auto"/>
+        <w:jc w:val="both"/>
+      </w:pPr>
+    </w:p>
+    <w:p>
+      <w:pPr>
+        <w:spacing w:line="240" w:lineRule="auto"/>
+        <w:jc w:val="both"/>
+      </w:pPr>
+      <w:proofErr w:type="spellStart"/>
+      <w:r>
+        <w:t>const</w:t>
+      </w:r>
+      <w:proofErr w:type="spellEnd"/>
+      <w:r>
+        <w:t xml:space="preserve"> user2 = {</w:t>
+      </w:r>
+    </w:p>
+    <w:p>
+      <w:pPr>
+        <w:spacing w:line="240" w:lineRule="auto"/>
+        <w:jc w:val="both"/>
+      </w:pPr>
+      <w:r>
+        <w:t xml:space="preserve">    name: "Rahul"</w:t>
+      </w:r>
+    </w:p>
+    <w:p>
+      <w:pPr>
+        <w:spacing w:line="240" w:lineRule="auto"/>
+        <w:jc w:val="both"/>
+      </w:pPr>
+      <w:r>
+        <w:t>};</w:t>
+      </w:r>
+    </w:p>
+    <w:p>
+      <w:pPr>
+        <w:spacing w:line="240" w:lineRule="auto"/>
+        <w:jc w:val="both"/>
+      </w:pPr>
+    </w:p>
+    <w:p>
+      <w:pPr>
+        <w:spacing w:line="240" w:lineRule="auto"/>
+        <w:jc w:val="both"/>
+      </w:pPr>
+      <w:r>
+        <w:t>function greet(age) {</w:t>
+      </w:r>
+    </w:p>
+    <w:p>
+      <w:pPr>
+        <w:spacing w:line="240" w:lineRule="auto"/>
+        <w:jc w:val="both"/>
+      </w:pPr>
+      <w:r>
+        <w:t xml:space="preserve">    </w:t>
+      </w:r>
+      <w:proofErr w:type="gramStart"/>
+      <w:r>
+        <w:t>console.log(</w:t>
+      </w:r>
+      <w:proofErr w:type="gramEnd"/>
+      <w:r>
+        <w:t>this.name, age);</w:t>
+      </w:r>
+    </w:p>
+    <w:p>
+      <w:pPr>
+        <w:spacing w:line="240" w:lineRule="auto"/>
+        <w:jc w:val="both"/>
+      </w:pPr>
+      <w:r>
+        <w:t>}</w:t>
+      </w:r>
+    </w:p>
+    <w:p>
+      <w:pPr>
+        <w:spacing w:line="240" w:lineRule="auto"/>
+        <w:jc w:val="both"/>
+      </w:pPr>
+    </w:p>
+    <w:p>
+      <w:pPr>
+        <w:spacing w:line="240" w:lineRule="auto"/>
+        <w:jc w:val="both"/>
+      </w:pPr>
+      <w:proofErr w:type="spellStart"/>
+      <w:proofErr w:type="gramStart"/>
+      <w:r>
+        <w:t>greet.call</w:t>
+      </w:r>
+      <w:proofErr w:type="spellEnd"/>
+      <w:proofErr w:type="gramEnd"/>
+      <w:r>
+        <w:t>(user1, 25);</w:t>
+      </w:r>
+    </w:p>
+    <w:p>
+      <w:pPr>
+        <w:spacing w:line="240" w:lineRule="auto"/>
+        <w:jc w:val="both"/>
+      </w:pPr>
+    </w:p>
+    <w:p>
+      <w:pPr>
+        <w:spacing w:line="240" w:lineRule="auto"/>
+        <w:jc w:val="both"/>
+      </w:pPr>
+      <w:proofErr w:type="spellStart"/>
+      <w:proofErr w:type="gramStart"/>
+      <w:r>
+        <w:t>greet.apply</w:t>
+      </w:r>
+      <w:proofErr w:type="spellEnd"/>
+      <w:proofErr w:type="gramEnd"/>
+      <w:r>
+        <w:t>(user2, [30]);</w:t>
+      </w:r>
+    </w:p>
+    <w:p>
+      <w:pPr>
+        <w:spacing w:line="240" w:lineRule="auto"/>
+        <w:jc w:val="both"/>
+      </w:pPr>
+    </w:p>
+    <w:p>
+      <w:pPr>
+        <w:spacing w:line="240" w:lineRule="auto"/>
+        <w:jc w:val="both"/>
+      </w:pPr>
+      <w:proofErr w:type="spellStart"/>
+      <w:r>
+        <w:t>const</w:t>
+      </w:r>
+      <w:proofErr w:type="spellEnd"/>
+      <w:r>
+        <w:t xml:space="preserve"> </w:t>
+      </w:r>
+      <w:proofErr w:type="spellStart"/>
+      <w:r>
+        <w:t>newFunction</w:t>
+      </w:r>
+      <w:proofErr w:type="spellEnd"/>
+      <w:r>
+        <w:t xml:space="preserve"> = </w:t>
+      </w:r>
+      <w:proofErr w:type="spellStart"/>
+      <w:proofErr w:type="gramStart"/>
+      <w:r>
+        <w:t>greet.bind</w:t>
+      </w:r>
+      <w:proofErr w:type="spellEnd"/>
+      <w:proofErr w:type="gramEnd"/>
+      <w:r>
+        <w:t>(user1, 25);</w:t>
+      </w:r>
+    </w:p>
+    <w:p>
+      <w:pPr>
+        <w:spacing w:line="240" w:lineRule="auto"/>
+        <w:jc w:val="both"/>
+      </w:pPr>
+      <w:proofErr w:type="spellStart"/>
+      <w:proofErr w:type="gramStart"/>
+      <w:r>
+        <w:t>newFunction</w:t>
+      </w:r>
+      <w:proofErr w:type="spellEnd"/>
+      <w:r>
+        <w:t>(</w:t>
+      </w:r>
+      <w:proofErr w:type="gramEnd"/>
+      <w:r>
+        <w:t>);</w:t>
+      </w:r>
+    </w:p>
+    <w:p>
+      <w:pPr>
+        <w:spacing w:line="240" w:lineRule="auto"/>
+        <w:jc w:val="both"/>
+        <w:rPr>
+          <w:b/>
+          <w:bCs/>
+        </w:rPr>
+      </w:pPr>
+      <w:r>
+        <w:rPr>
+          <w:b/>
+          <w:bCs/>
+        </w:rPr>
+        <w:t>Difference:</w:t>
+      </w:r>
+    </w:p>
+    <w:p>
+      <w:pPr>
+        <w:numPr>
+          <w:ilvl w:val="0"/>
+          <w:numId w:val="11"/>
+        </w:numPr>
+        <w:spacing w:line="240" w:lineRule="auto"/>
+        <w:jc w:val="both"/>
+      </w:pPr>
+      <w:proofErr w:type="gramStart"/>
+      <w:r>
+        <w:t>call(</w:t>
+      </w:r>
+      <w:proofErr w:type="gramEnd"/>
+      <w:r>
+        <w:t xml:space="preserve">) → immediately calls the function with arguments separately. </w:t>
+      </w:r>
+    </w:p>
+    <w:p>
+      <w:pPr>
+        <w:numPr>
+          <w:ilvl w:val="0"/>
+          <w:numId w:val="11"/>
+        </w:numPr>
+        <w:spacing w:line="240" w:lineRule="auto"/>
+        <w:jc w:val="both"/>
+      </w:pPr>
+      <w:proofErr w:type="gramStart"/>
+      <w:r>
+        <w:t>apply(</w:t>
+      </w:r>
+      <w:proofErr w:type="gramEnd"/>
+      <w:r>
+        <w:t xml:space="preserve">) → immediately calls the function with arguments as an array. </w:t>
+      </w:r>
+    </w:p>
+    <w:p>
+      <w:pPr>
+        <w:numPr>
+          <w:ilvl w:val="0"/>
+          <w:numId w:val="11"/>
+        </w:numPr>
+        <w:spacing w:line="240" w:lineRule="auto"/>
+        <w:jc w:val="both"/>
+      </w:pPr>
+      <w:proofErr w:type="gramStart"/>
+      <w:r>
+        <w:t>bind(</w:t>
+      </w:r>
+      <w:proofErr w:type="gramEnd"/>
+      <w:r>
+        <w:t xml:space="preserve">) → returns a new function that can be called later. </w:t>
+      </w:r>
+    </w:p>
+    <w:p>
+      <w:pPr>
+        <w:spacing w:line="240" w:lineRule="auto"/>
+        <w:jc w:val="both"/>
+      </w:pPr>
+      <w:r>
+        <w:rPr>
+          <w:b/>
+          <w:bCs/>
+        </w:rPr>
+        <w:t>Interview Answer:</w:t>
+      </w:r>
+    </w:p>
+    <w:p>
+      <w:pPr>
+        <w:spacing w:line="240" w:lineRule="auto"/>
+        <w:jc w:val="both"/>
+      </w:pPr>
+      <w:r>
+        <w:t>"</w:t>
+      </w:r>
+      <w:proofErr w:type="gramStart"/>
+      <w:r>
+        <w:t>call(</w:t>
+      </w:r>
+      <w:proofErr w:type="gramEnd"/>
+      <w:r>
+        <w:t xml:space="preserve">) and </w:t>
+      </w:r>
+      <w:proofErr w:type="gramStart"/>
+      <w:r>
+        <w:t>apply(</w:t>
+      </w:r>
+      <w:proofErr w:type="gramEnd"/>
+      <w:r>
+        <w:t xml:space="preserve">) invoke a function immediately, while </w:t>
+      </w:r>
+      <w:proofErr w:type="gramStart"/>
+      <w:r>
+        <w:t>bind(</w:t>
+      </w:r>
+      <w:proofErr w:type="gramEnd"/>
+      <w:r>
+        <w:t>) returns a new function with a permanently bound this value."</w:t>
+      </w:r>
+    </w:p>
+    <w:p>
+      <w:pPr>
+        <w:spacing w:line="240" w:lineRule="auto"/>
+        <w:jc w:val="both"/>
+      </w:pPr>
+      <w:r>
+        <w:pict w14:anchorId="342AF79F">
+          <v:rect id="_x0000_i1036" style="width:0;height:1.5pt" o:hralign="center" o:hrstd="t" o:hr="t" fillcolor="#a0a0a0" stroked="f"/>
+        </w:pict>
+      </w:r>
+    </w:p>
+    <w:p>
+      <w:pPr>
+        <w:spacing w:line="240" w:lineRule="auto"/>
+        <w:jc w:val="both"/>
+        <w:rPr>
+          <w:b/>
+          <w:bCs/>
+        </w:rPr>
+      </w:pPr>
+      <w:r>
+        <w:rPr>
+          <w:b/>
+          <w:bCs/>
+        </w:rPr>
+        <w:t>13. What are Higher-Order Functions?</w:t>
+      </w:r>
+    </w:p>
+    <w:p>
+      <w:pPr>
+        <w:spacing w:line="240" w:lineRule="auto"/>
+        <w:jc w:val="both"/>
+      </w:pPr>
+      <w:r>
+        <w:rPr>
+          <w:b/>
+          <w:bCs/>
+        </w:rPr>
+        <w:t>Answer:</w:t>
+      </w:r>
+      <w:r>
+        <w:br/>
+        <w:t xml:space="preserve">A higher-order function is a function that </w:t>
+      </w:r>
+      <w:r>
+        <w:rPr>
+          <w:b/>
+          <w:bCs/>
+        </w:rPr>
+        <w:t>takes another function as an argument or returns a function</w:t>
+      </w:r>
+      <w:r>
+        <w:t>.</w:t>
+      </w:r>
+    </w:p>
+    <w:p>
+      <w:pPr>
+        <w:spacing w:line="240" w:lineRule="auto"/>
+        <w:jc w:val="both"/>
+      </w:pPr>
+      <w:r>
+        <w:t>Example:</w:t>
+      </w:r>
+    </w:p>
+    <w:p>
+      <w:pPr>
+        <w:spacing w:line="240" w:lineRule="auto"/>
+        <w:jc w:val="both"/>
+      </w:pPr>
+      <w:r>
+        <w:t xml:space="preserve">function </w:t>
+      </w:r>
+      <w:proofErr w:type="gramStart"/>
+      <w:r>
+        <w:t>calculate(</w:t>
+      </w:r>
+      <w:proofErr w:type="gramEnd"/>
+      <w:r>
+        <w:t>a, b, operation) {</w:t>
+      </w:r>
+    </w:p>
+    <w:p>
+      <w:pPr>
+        <w:spacing w:line="240" w:lineRule="auto"/>
+        <w:jc w:val="both"/>
+      </w:pPr>
+      <w:r>
+        <w:t xml:space="preserve">    return </w:t>
+      </w:r>
+      <w:proofErr w:type="gramStart"/>
+      <w:r>
+        <w:t>operation(</w:t>
+      </w:r>
+      <w:proofErr w:type="gramEnd"/>
+      <w:r>
+        <w:t>a, b);</w:t>
+      </w:r>
+    </w:p>
+    <w:p>
+      <w:pPr>
+        <w:spacing w:line="240" w:lineRule="auto"/>
+        <w:jc w:val="both"/>
+      </w:pPr>
+      <w:r>
+        <w:t>}</w:t>
+      </w:r>
+    </w:p>
+    <w:p>
+      <w:pPr>
+        <w:spacing w:line="240" w:lineRule="auto"/>
+        <w:jc w:val="both"/>
+      </w:pPr>
+    </w:p>
+    <w:p>
+      <w:pPr>
+        <w:spacing w:line="240" w:lineRule="auto"/>
+        <w:jc w:val="both"/>
+      </w:pPr>
+      <w:r>
+        <w:t xml:space="preserve">function </w:t>
+      </w:r>
+      <w:proofErr w:type="gramStart"/>
+      <w:r>
+        <w:t>add(</w:t>
+      </w:r>
+      <w:proofErr w:type="gramEnd"/>
+      <w:r>
+        <w:t>x, y) {</w:t>
+      </w:r>
+    </w:p>
+    <w:p>
+      <w:pPr>
+        <w:spacing w:line="240" w:lineRule="auto"/>
+        <w:jc w:val="both"/>
+      </w:pPr>
+      <w:r>
+        <w:t xml:space="preserve">    return x + y;</w:t>
+      </w:r>
+    </w:p>
+    <w:p>
+      <w:pPr>
+        <w:spacing w:line="240" w:lineRule="auto"/>
+        <w:jc w:val="both"/>
+      </w:pPr>
+      <w:r>
+        <w:t>}</w:t>
+      </w:r>
+    </w:p>
+    <w:p>
+      <w:pPr>
+        <w:spacing w:line="240" w:lineRule="auto"/>
+        <w:jc w:val="both"/>
+      </w:pPr>
+    </w:p>
+    <w:p>
+      <w:pPr>
+        <w:spacing w:line="240" w:lineRule="auto"/>
+        <w:jc w:val="both"/>
+      </w:pPr>
+      <w:proofErr w:type="gramStart"/>
+      <w:r>
+        <w:t>console.log(calculate(</w:t>
+      </w:r>
+      <w:proofErr w:type="gramEnd"/>
+      <w:r>
+        <w:t>10, 20, add));</w:t>
+      </w:r>
+    </w:p>
+    <w:p>
+      <w:pPr>
+        <w:spacing w:line="240" w:lineRule="auto"/>
+        <w:jc w:val="both"/>
+      </w:pPr>
+      <w:r>
+        <w:t>Output:</w:t>
+      </w:r>
+    </w:p>
+    <w:p>
+      <w:pPr>
+        <w:spacing w:line="240" w:lineRule="auto"/>
+        <w:jc w:val="both"/>
+      </w:pPr>
+      <w:r>
+        <w:t>30</w:t>
+      </w:r>
+    </w:p>
+    <w:p>
+      <w:pPr>
+        <w:spacing w:line="240" w:lineRule="auto"/>
+        <w:jc w:val="both"/>
+      </w:pPr>
+      <w:r>
+        <w:t>Common higher-order functions:</w:t>
+      </w:r>
+    </w:p>
+    <w:p>
+      <w:pPr>
+        <w:numPr>
+          <w:ilvl w:val="0"/>
+          <w:numId w:val="12"/>
+        </w:numPr>
+        <w:spacing w:line="240" w:lineRule="auto"/>
+        <w:jc w:val="both"/>
+      </w:pPr>
+      <w:proofErr w:type="gramStart"/>
+      <w:r>
+        <w:t>map(</w:t>
+      </w:r>
+      <w:proofErr w:type="gramEnd"/>
+      <w:r>
+        <w:t xml:space="preserve">) </w:t>
+      </w:r>
+    </w:p>
+    <w:p>
+      <w:pPr>
+        <w:numPr>
+          <w:ilvl w:val="0"/>
+          <w:numId w:val="12"/>
+        </w:numPr>
+        <w:spacing w:line="240" w:lineRule="auto"/>
+        <w:jc w:val="both"/>
+      </w:pPr>
+      <w:proofErr w:type="gramStart"/>
+      <w:r>
+        <w:t>filter(</w:t>
+      </w:r>
+      <w:proofErr w:type="gramEnd"/>
+      <w:r>
+        <w:t xml:space="preserve">) </w:t>
+      </w:r>
+    </w:p>
+    <w:p>
+      <w:pPr>
+        <w:numPr>
+          <w:ilvl w:val="0"/>
+          <w:numId w:val="12"/>
+        </w:numPr>
+        <w:spacing w:line="240" w:lineRule="auto"/>
+        <w:jc w:val="both"/>
+      </w:pPr>
+      <w:proofErr w:type="gramStart"/>
+      <w:r>
+        <w:t>reduce(</w:t>
+      </w:r>
+      <w:proofErr w:type="gramEnd"/>
+      <w:r>
+        <w:t xml:space="preserve">) </w:t>
+      </w:r>
+    </w:p>
+    <w:p>
+      <w:pPr>
+        <w:numPr>
+          <w:ilvl w:val="0"/>
+          <w:numId w:val="12"/>
+        </w:numPr>
+        <w:spacing w:line="240" w:lineRule="auto"/>
+        <w:jc w:val="both"/>
+      </w:pPr>
+      <w:proofErr w:type="spellStart"/>
+      <w:proofErr w:type="gramStart"/>
+      <w:r>
+        <w:t>forEach</w:t>
+      </w:r>
+      <w:proofErr w:type="spellEnd"/>
+      <w:r>
+        <w:t>(</w:t>
+      </w:r>
+      <w:proofErr w:type="gramEnd"/>
+      <w:r>
+        <w:t xml:space="preserve">) </w:t>
+      </w:r>
+    </w:p>
+    <w:p>
+      <w:pPr>
+        <w:spacing w:line="240" w:lineRule="auto"/>
+        <w:jc w:val="both"/>
+      </w:pPr>
+      <w:r>
+        <w:rPr>
+          <w:b/>
+          <w:bCs/>
+        </w:rPr>
+        <w:t>Interview Answer:</w:t>
+      </w:r>
+    </w:p>
+    <w:p>
+      <w:pPr>
+        <w:spacing w:line="240" w:lineRule="auto"/>
+        <w:jc w:val="both"/>
+      </w:pPr>
+      <w:r>
+        <w:t>A higher-order function is a function that accepts another function as an argument or returns a function.</w:t>
+      </w:r>
+    </w:p>
+    <w:p>
+      <w:pPr>
+        <w:spacing w:line="240" w:lineRule="auto"/>
+        <w:jc w:val="both"/>
+      </w:pPr>
+      <w:r>
+        <w:pict w14:anchorId="6F6A55B7">
+          <v:rect id="_x0000_i1037" style="width:0;height:1.5pt" o:hralign="center" o:hrstd="t" o:hr="t" fillcolor="#a0a0a0" stroked="f"/>
+        </w:pict>
+      </w:r>
+    </w:p>
+    <w:p>
+      <w:pPr>
+        <w:spacing w:line="240" w:lineRule="auto"/>
+        <w:jc w:val="both"/>
+        <w:rPr>
+          <w:b/>
+          <w:bCs/>
+        </w:rPr>
+      </w:pPr>
+      <w:r>
+        <w:rPr>
+          <w:b/>
+          <w:bCs/>
+        </w:rPr>
+        <w:t xml:space="preserve">14. What is the difference between </w:t>
+      </w:r>
+      <w:proofErr w:type="gramStart"/>
+      <w:r>
+        <w:rPr>
+          <w:b/>
+          <w:bCs/>
+        </w:rPr>
+        <w:t>map(</w:t>
+      </w:r>
+      <w:proofErr w:type="gramEnd"/>
+      <w:r>
+        <w:rPr>
+          <w:b/>
+          <w:bCs/>
+        </w:rPr>
+        <w:t xml:space="preserve">), </w:t>
+      </w:r>
+      <w:proofErr w:type="gramStart"/>
+      <w:r>
+        <w:rPr>
+          <w:b/>
+          <w:bCs/>
+        </w:rPr>
+        <w:t>filter(</w:t>
+      </w:r>
+      <w:proofErr w:type="gramEnd"/>
+      <w:r>
+        <w:rPr>
+          <w:b/>
+          <w:bCs/>
+        </w:rPr>
+        <w:t xml:space="preserve">), and </w:t>
+      </w:r>
+      <w:proofErr w:type="gramStart"/>
+      <w:r>
+        <w:rPr>
+          <w:b/>
+          <w:bCs/>
+        </w:rPr>
+        <w:t>reduce(</w:t>
+      </w:r>
+      <w:proofErr w:type="gramEnd"/>
+      <w:r>
+        <w:rPr>
+          <w:b/>
+          <w:bCs/>
+        </w:rPr>
+        <w:t>)?</w:t>
+      </w:r>
+    </w:p>
+    <w:p>
+      <w:pPr>
+        <w:spacing w:line="240" w:lineRule="auto"/>
+        <w:jc w:val="both"/>
+        <w:rPr>
+          <w:b/>
+          <w:bCs/>
+        </w:rPr>
+      </w:pPr>
+      <w:proofErr w:type="gramStart"/>
+      <w:r>
+        <w:rPr>
+          <w:b/>
+          <w:bCs/>
+        </w:rPr>
+        <w:t>map(</w:t>
+      </w:r>
+      <w:proofErr w:type="gramEnd"/>
+      <w:r>
+        <w:rPr>
+          <w:b/>
+          <w:bCs/>
+        </w:rPr>
+        <w:t>)</w:t>
+      </w:r>
+    </w:p>
+    <w:p>
+      <w:pPr>
+        <w:spacing w:line="240" w:lineRule="auto"/>
+        <w:jc w:val="both"/>
+      </w:pPr>
+      <w:r>
+        <w:t xml:space="preserve">Creates a </w:t>
+      </w:r>
+      <w:r>
+        <w:rPr>
+          <w:b/>
+          <w:bCs/>
+        </w:rPr>
+        <w:t>new array</w:t>
+      </w:r>
+      <w:r>
+        <w:t xml:space="preserve"> by transforming every element.</w:t>
+      </w:r>
+    </w:p>
+    <w:p>
+      <w:pPr>
+        <w:spacing w:line="240" w:lineRule="auto"/>
+        <w:jc w:val="both"/>
+      </w:pPr>
+      <w:proofErr w:type="spellStart"/>
+      <w:r>
+        <w:t>const</w:t>
+      </w:r>
+      <w:proofErr w:type="spellEnd"/>
+      <w:r>
+        <w:t xml:space="preserve"> numbers = [1, 2, 3];</w:t>
+      </w:r>
+    </w:p>
+    <w:p>
+      <w:pPr>
+        <w:spacing w:line="240" w:lineRule="auto"/>
+        <w:jc w:val="both"/>
+      </w:pPr>
+    </w:p>
+    <w:p>
+      <w:pPr>
+        <w:spacing w:line="240" w:lineRule="auto"/>
+        <w:jc w:val="both"/>
+      </w:pPr>
+      <w:proofErr w:type="spellStart"/>
+      <w:r>
+        <w:t>const</w:t>
+      </w:r>
+      <w:proofErr w:type="spellEnd"/>
+      <w:r>
+        <w:t xml:space="preserve"> result = </w:t>
+      </w:r>
+      <w:proofErr w:type="spellStart"/>
+      <w:proofErr w:type="gramStart"/>
+      <w:r>
+        <w:t>numbers.map</w:t>
+      </w:r>
+      <w:proofErr w:type="spellEnd"/>
+      <w:r>
+        <w:t>(</w:t>
+      </w:r>
+      <w:proofErr w:type="spellStart"/>
+      <w:proofErr w:type="gramEnd"/>
+      <w:r>
+        <w:t>num</w:t>
+      </w:r>
+      <w:proofErr w:type="spellEnd"/>
+      <w:r>
+        <w:t xml:space="preserve"> =&gt; </w:t>
+      </w:r>
+      <w:proofErr w:type="spellStart"/>
+      <w:r>
+        <w:t>num</w:t>
+      </w:r>
+      <w:proofErr w:type="spellEnd"/>
+      <w:r>
+        <w:t xml:space="preserve"> * 2);</w:t>
+      </w:r>
+    </w:p>
+    <w:p>
+      <w:pPr>
+        <w:spacing w:line="240" w:lineRule="auto"/>
+        <w:jc w:val="both"/>
+      </w:pPr>
+    </w:p>
+    <w:p>
+      <w:pPr>
+        <w:spacing w:line="240" w:lineRule="auto"/>
+        <w:jc w:val="both"/>
+      </w:pPr>
+      <w:r>
+        <w:t>console.log(result);</w:t>
+      </w:r>
+    </w:p>
+    <w:p>
+      <w:pPr>
+        <w:spacing w:line="240" w:lineRule="auto"/>
+        <w:jc w:val="both"/>
+      </w:pPr>
+      <w:r>
+        <w:t>// [2, 4, 6]</w:t>
+      </w:r>
+    </w:p>
+    <w:p>
+      <w:pPr>
+        <w:spacing w:line="240" w:lineRule="auto"/>
+        <w:jc w:val="both"/>
+        <w:rPr>
+          <w:b/>
+          <w:bCs/>
+        </w:rPr>
+      </w:pPr>
+      <w:proofErr w:type="gramStart"/>
+      <w:r>
+        <w:rPr>
+          <w:b/>
+          <w:bCs/>
+        </w:rPr>
+        <w:t>filter(</w:t>
+      </w:r>
+      <w:proofErr w:type="gramEnd"/>
+      <w:r>
+        <w:rPr>
+          <w:b/>
+          <w:bCs/>
+        </w:rPr>
+        <w:t>)</w:t>
+      </w:r>
+    </w:p>
+    <w:p>
+      <w:pPr>
+        <w:spacing w:line="240" w:lineRule="auto"/>
+        <w:jc w:val="both"/>
+      </w:pPr>
+      <w:r>
+        <w:t>Creates a new array containing elements that satisfy a condition.</w:t>
+      </w:r>
+    </w:p>
+    <w:p>
+      <w:pPr>
+        <w:spacing w:line="240" w:lineRule="auto"/>
+        <w:jc w:val="both"/>
+      </w:pPr>
+      <w:proofErr w:type="spellStart"/>
+      <w:r>
+        <w:t>const</w:t>
+      </w:r>
+      <w:proofErr w:type="spellEnd"/>
+      <w:r>
+        <w:t xml:space="preserve"> numbers = [1, 2, 3, 4];</w:t>
+      </w:r>
+    </w:p>
+    <w:p>
+      <w:pPr>
+        <w:spacing w:line="240" w:lineRule="auto"/>
+        <w:jc w:val="both"/>
+      </w:pPr>
+    </w:p>
+    <w:p>
+      <w:pPr>
+        <w:spacing w:line="240" w:lineRule="auto"/>
+        <w:jc w:val="both"/>
+      </w:pPr>
+      <w:proofErr w:type="spellStart"/>
+      <w:r>
+        <w:t>const</w:t>
+      </w:r>
+      <w:proofErr w:type="spellEnd"/>
+      <w:r>
+        <w:t xml:space="preserve"> result = </w:t>
+      </w:r>
+      <w:proofErr w:type="spellStart"/>
+      <w:proofErr w:type="gramStart"/>
+      <w:r>
+        <w:t>numbers.filter</w:t>
+      </w:r>
+      <w:proofErr w:type="spellEnd"/>
+      <w:proofErr w:type="gramEnd"/>
+      <w:r>
+        <w:t>(</w:t>
+      </w:r>
+      <w:proofErr w:type="spellStart"/>
+      <w:r>
+        <w:t>num</w:t>
+      </w:r>
+      <w:proofErr w:type="spellEnd"/>
+      <w:r>
+        <w:t xml:space="preserve"> =&gt; </w:t>
+      </w:r>
+      <w:proofErr w:type="spellStart"/>
+      <w:r>
+        <w:t>num</w:t>
+      </w:r>
+      <w:proofErr w:type="spellEnd"/>
+      <w:r>
+        <w:t xml:space="preserve"> &gt; 2);</w:t>
+      </w:r>
+    </w:p>
+    <w:p>
+      <w:pPr>
+        <w:spacing w:line="240" w:lineRule="auto"/>
+        <w:jc w:val="both"/>
+      </w:pPr>
+    </w:p>
+    <w:p>
+      <w:pPr>
+        <w:spacing w:line="240" w:lineRule="auto"/>
+        <w:jc w:val="both"/>
+      </w:pPr>
+      <w:r>
+        <w:t>console.log(result);</w:t>
+      </w:r>
+    </w:p>
+    <w:p>
+      <w:pPr>
+        <w:spacing w:line="240" w:lineRule="auto"/>
+        <w:jc w:val="both"/>
+      </w:pPr>
+      <w:r>
+        <w:t>// [3, 4]</w:t>
+      </w:r>
+    </w:p>
+    <w:p>
+      <w:pPr>
+        <w:spacing w:line="240" w:lineRule="auto"/>
+        <w:jc w:val="both"/>
+        <w:rPr>
+          <w:b/>
+          <w:bCs/>
+        </w:rPr>
+      </w:pPr>
+      <w:proofErr w:type="gramStart"/>
+      <w:r>
+        <w:rPr>
+          <w:b/>
+          <w:bCs/>
+        </w:rPr>
+        <w:t>reduce(</w:t>
+      </w:r>
+      <w:proofErr w:type="gramEnd"/>
+      <w:r>
+        <w:rPr>
+          <w:b/>
+          <w:bCs/>
+        </w:rPr>
+        <w:t>)</w:t>
+      </w:r>
+    </w:p>
+    <w:p>
+      <w:pPr>
+        <w:spacing w:line="240" w:lineRule="auto"/>
+        <w:jc w:val="both"/>
+      </w:pPr>
+      <w:r>
+        <w:t xml:space="preserve">Reduces an array to a </w:t>
+      </w:r>
+      <w:r>
+        <w:rPr>
+          <w:b/>
+          <w:bCs/>
+        </w:rPr>
+        <w:t>single value</w:t>
+      </w:r>
+      <w:r>
+        <w:t>.</w:t>
+      </w:r>
+    </w:p>
+    <w:p>
+      <w:pPr>
+        <w:spacing w:line="240" w:lineRule="auto"/>
+        <w:jc w:val="both"/>
+      </w:pPr>
+      <w:proofErr w:type="spellStart"/>
+      <w:r>
+        <w:t>const</w:t>
+      </w:r>
+      <w:proofErr w:type="spellEnd"/>
+      <w:r>
+        <w:t xml:space="preserve"> numbers = [1, 2, 3, 4];</w:t>
+      </w:r>
+    </w:p>
+    <w:p>
+      <w:pPr>
+        <w:spacing w:line="240" w:lineRule="auto"/>
+        <w:jc w:val="both"/>
+      </w:pPr>
+    </w:p>
+    <w:p>
+      <w:pPr>
+        <w:spacing w:line="240" w:lineRule="auto"/>
+        <w:jc w:val="both"/>
+      </w:pPr>
+      <w:proofErr w:type="spellStart"/>
+      <w:r>
+        <w:t>const</w:t>
+      </w:r>
+      <w:proofErr w:type="spellEnd"/>
+      <w:r>
+        <w:t xml:space="preserve"> result = </w:t>
+      </w:r>
+      <w:proofErr w:type="spellStart"/>
+      <w:proofErr w:type="gramStart"/>
+      <w:r>
+        <w:t>numbers.reduce</w:t>
+      </w:r>
+      <w:proofErr w:type="spellEnd"/>
+      <w:proofErr w:type="gramEnd"/>
+      <w:r>
+        <w:t xml:space="preserve">((sum, </w:t>
+      </w:r>
+      <w:proofErr w:type="spellStart"/>
+      <w:r>
+        <w:t>num</w:t>
+      </w:r>
+      <w:proofErr w:type="spellEnd"/>
+      <w:r>
+        <w:t xml:space="preserve">) =&gt; sum + </w:t>
+      </w:r>
+      <w:proofErr w:type="spellStart"/>
+      <w:r>
+        <w:t>num</w:t>
+      </w:r>
+      <w:proofErr w:type="spellEnd"/>
+      <w:r>
+        <w:t>, 0);</w:t>
+      </w:r>
+    </w:p>
+    <w:p>
+      <w:pPr>
+        <w:spacing w:line="240" w:lineRule="auto"/>
+        <w:jc w:val="both"/>
+      </w:pPr>
+    </w:p>
+    <w:p>
+      <w:pPr>
+        <w:spacing w:line="240" w:lineRule="auto"/>
+        <w:jc w:val="both"/>
+      </w:pPr>
+      <w:r>
+        <w:t>console.log(result);</w:t>
+      </w:r>
+    </w:p>
+    <w:p>
+      <w:pPr>
+        <w:spacing w:line="240" w:lineRule="auto"/>
+        <w:jc w:val="both"/>
+      </w:pPr>
+      <w:r>
+        <w:t>// 10</w:t>
+      </w:r>
+    </w:p>
+    <w:p>
+      <w:pPr>
+        <w:spacing w:line="240" w:lineRule="auto"/>
+        <w:jc w:val="both"/>
+      </w:pPr>
+      <w:r>
+        <w:rPr>
+          <w:b/>
+          <w:bCs/>
+        </w:rPr>
+        <w:t>Interview Answer:</w:t>
+      </w:r>
+    </w:p>
+    <w:p>
+      <w:pPr>
+        <w:spacing w:line="240" w:lineRule="auto"/>
+        <w:jc w:val="both"/>
+      </w:pPr>
+      <w:r>
+        <w:t>"</w:t>
+      </w:r>
+      <w:proofErr w:type="gramStart"/>
+      <w:r>
+        <w:t>map(</w:t>
+      </w:r>
+      <w:proofErr w:type="gramEnd"/>
+      <w:r>
+        <w:t xml:space="preserve">) transforms elements, </w:t>
+      </w:r>
+      <w:proofErr w:type="gramStart"/>
+      <w:r>
+        <w:t>filter(</w:t>
+      </w:r>
+      <w:proofErr w:type="gramEnd"/>
+      <w:r>
+        <w:t xml:space="preserve">) selects elements based on a condition, and </w:t>
+      </w:r>
+      <w:proofErr w:type="gramStart"/>
+      <w:r>
+        <w:t>reduce(</w:t>
+      </w:r>
+      <w:proofErr w:type="gramEnd"/>
+      <w:r>
+        <w:t>) combines array elements into a single result."</w:t>
+      </w:r>
+    </w:p>
+    <w:p>
+      <w:pPr>
+        <w:spacing w:line="240" w:lineRule="auto"/>
+        <w:jc w:val="both"/>
+      </w:pPr>
+      <w:r>
+        <w:pict w14:anchorId="5D674E35">
+          <v:rect id="_x0000_i1038" style="width:0;height:1.5pt" o:hralign="center" o:hrstd="t" o:hr="t" fillcolor="#a0a0a0" stroked="f"/>
+        </w:pict>
+      </w:r>
+    </w:p>
+    <w:p>
+      <w:pPr>
+        <w:spacing w:line="240" w:lineRule="auto"/>
+        <w:jc w:val="both"/>
+        <w:rPr>
+          <w:b/>
+          <w:bCs/>
+        </w:rPr>
+      </w:pPr>
+      <w:r>
+        <w:rPr>
+          <w:b/>
+          <w:bCs/>
+        </w:rPr>
+        <w:t xml:space="preserve">15. What is </w:t>
+      </w:r>
+      <w:proofErr w:type="spellStart"/>
+      <w:r>
+        <w:rPr>
+          <w:b/>
+          <w:bCs/>
+        </w:rPr>
+        <w:t>Destructuring</w:t>
+      </w:r>
+      <w:proofErr w:type="spellEnd"/>
+      <w:r>
+        <w:rPr>
+          <w:b/>
+          <w:bCs/>
+        </w:rPr>
+        <w:t xml:space="preserve"> in JavaScript?</w:t>
+      </w:r>
+    </w:p>
+    <w:p>
+      <w:pPr>
+        <w:spacing w:line="240" w:lineRule="auto"/>
+        <w:jc w:val="both"/>
+      </w:pPr>
+      <w:r>
+        <w:rPr>
+          <w:b/>
+          <w:bCs/>
+        </w:rPr>
+        <w:t>Answer:</w:t>
+      </w:r>
+      <w:r>
+        <w:br/>
+      </w:r>
+      <w:proofErr w:type="spellStart"/>
+      <w:r>
+        <w:t>Destructuring</w:t>
+      </w:r>
+      <w:proofErr w:type="spellEnd"/>
+      <w:r>
+        <w:t xml:space="preserve"> allows us to </w:t>
+      </w:r>
+      <w:r>
+        <w:rPr>
+          <w:b/>
+          <w:bCs/>
+        </w:rPr>
+        <w:t>extract values from arrays or properties from objects into variables</w:t>
+      </w:r>
+      <w:r>
+        <w:t>.</w:t>
+      </w:r>
+    </w:p>
+    <w:p>
+      <w:pPr>
+        <w:spacing w:line="240" w:lineRule="auto"/>
+        <w:jc w:val="both"/>
+        <w:rPr>
+          <w:b/>
+          <w:bCs/>
+        </w:rPr>
+      </w:pPr>
+      <w:r>
+        <w:rPr>
+          <w:b/>
+          <w:bCs/>
+        </w:rPr>
+        <w:t xml:space="preserve">Object </w:t>
+      </w:r>
+      <w:proofErr w:type="spellStart"/>
+      <w:r>
+        <w:rPr>
+          <w:b/>
+          <w:bCs/>
+        </w:rPr>
+        <w:t>Destructuring</w:t>
+      </w:r>
+      <w:proofErr w:type="spellEnd"/>
+    </w:p>
+    <w:p>
+      <w:pPr>
+        <w:spacing w:line="240" w:lineRule="auto"/>
+        <w:jc w:val="both"/>
+      </w:pPr>
+      <w:proofErr w:type="spellStart"/>
+      <w:r>
+        <w:t>const</w:t>
+      </w:r>
+      <w:proofErr w:type="spellEnd"/>
+      <w:r>
+        <w:t xml:space="preserve"> user = {</w:t>
+      </w:r>
+    </w:p>
+    <w:p>
+      <w:pPr>
+        <w:spacing w:line="240" w:lineRule="auto"/>
+        <w:jc w:val="both"/>
+      </w:pPr>
+      <w:r>
+        <w:t xml:space="preserve">    name: "Sandeep",</w:t>
+      </w:r>
+    </w:p>
+    <w:p>
+      <w:pPr>
+        <w:spacing w:line="240" w:lineRule="auto"/>
+        <w:jc w:val="both"/>
+      </w:pPr>
+      <w:r>
+        <w:t xml:space="preserve">    age: 25</w:t>
+      </w:r>
+    </w:p>
+    <w:p>
+      <w:pPr>
+        <w:spacing w:line="240" w:lineRule="auto"/>
+        <w:jc w:val="both"/>
+      </w:pPr>
+      <w:r>
+        <w:t>};</w:t>
+      </w:r>
+    </w:p>
+    <w:p>
+      <w:pPr>
+        <w:spacing w:line="240" w:lineRule="auto"/>
+        <w:jc w:val="both"/>
+      </w:pPr>
+    </w:p>
+    <w:p>
+      <w:pPr>
+        <w:spacing w:line="240" w:lineRule="auto"/>
+        <w:jc w:val="both"/>
+      </w:pPr>
+      <w:proofErr w:type="spellStart"/>
+      <w:r>
+        <w:t>const</w:t>
+      </w:r>
+      <w:proofErr w:type="spellEnd"/>
+      <w:r>
+        <w:t xml:space="preserve"> </w:t>
+      </w:r>
+      <w:proofErr w:type="gramStart"/>
+      <w:r>
+        <w:t>{ name</w:t>
+      </w:r>
+      <w:proofErr w:type="gramEnd"/>
+      <w:r>
+        <w:t xml:space="preserve">, </w:t>
+      </w:r>
+      <w:proofErr w:type="gramStart"/>
+      <w:r>
+        <w:t>age }</w:t>
+      </w:r>
+      <w:proofErr w:type="gramEnd"/>
+      <w:r>
+        <w:t xml:space="preserve"> = user;</w:t>
+      </w:r>
+    </w:p>
+    <w:p>
+      <w:pPr>
+        <w:spacing w:line="240" w:lineRule="auto"/>
+        <w:jc w:val="both"/>
+      </w:pPr>
+    </w:p>
+    <w:p>
+      <w:pPr>
+        <w:spacing w:line="240" w:lineRule="auto"/>
+        <w:jc w:val="both"/>
+      </w:pPr>
+      <w:r>
+        <w:t>console.log(name);</w:t>
+      </w:r>
+    </w:p>
+    <w:p>
+      <w:pPr>
+        <w:spacing w:line="240" w:lineRule="auto"/>
+        <w:jc w:val="both"/>
+      </w:pPr>
+      <w:r>
+        <w:t>console.log(age);</w:t>
+      </w:r>
+    </w:p>
+    <w:p>
+      <w:pPr>
+        <w:spacing w:line="240" w:lineRule="auto"/>
+        <w:jc w:val="both"/>
+        <w:rPr>
+          <w:b/>
+          <w:bCs/>
+        </w:rPr>
+      </w:pPr>
+      <w:r>
+        <w:rPr>
+          <w:b/>
+          <w:bCs/>
+        </w:rPr>
+        <w:t xml:space="preserve">Array </w:t>
+      </w:r>
+      <w:proofErr w:type="spellStart"/>
+      <w:r>
+        <w:rPr>
+          <w:b/>
+          <w:bCs/>
+        </w:rPr>
+        <w:t>Destructuring</w:t>
+      </w:r>
+      <w:proofErr w:type="spellEnd"/>
+    </w:p>
+    <w:p>
+      <w:pPr>
+        <w:spacing w:line="240" w:lineRule="auto"/>
+        <w:jc w:val="both"/>
+      </w:pPr>
+      <w:proofErr w:type="spellStart"/>
+      <w:r>
+        <w:t>const</w:t>
+      </w:r>
+      <w:proofErr w:type="spellEnd"/>
+      <w:r>
+        <w:t xml:space="preserve"> numbers = [10, 20, 30];</w:t>
+      </w:r>
+    </w:p>
+    <w:p>
+      <w:pPr>
+        <w:spacing w:line="240" w:lineRule="auto"/>
+        <w:jc w:val="both"/>
+      </w:pPr>
+    </w:p>
+    <w:p>
+      <w:pPr>
+        <w:spacing w:line="240" w:lineRule="auto"/>
+        <w:jc w:val="both"/>
+      </w:pPr>
+      <w:proofErr w:type="spellStart"/>
+      <w:r>
+        <w:lastRenderedPageBreak/>
+        <w:t>const</w:t>
+      </w:r>
+      <w:proofErr w:type="spellEnd"/>
+      <w:r>
+        <w:t xml:space="preserve"> [a, b, c] = numbers;</w:t>
+      </w:r>
+    </w:p>
+    <w:p>
+      <w:pPr>
+        <w:spacing w:line="240" w:lineRule="auto"/>
+        <w:jc w:val="both"/>
+      </w:pPr>
+    </w:p>
+    <w:p>
+      <w:pPr>
+        <w:spacing w:line="240" w:lineRule="auto"/>
+        <w:jc w:val="both"/>
+      </w:pPr>
+      <w:r>
+        <w:t>console.log(a); // 10</w:t>
+      </w:r>
+    </w:p>
+    <w:p>
+      <w:pPr>
+        <w:spacing w:line="240" w:lineRule="auto"/>
+        <w:jc w:val="both"/>
+      </w:pPr>
+      <w:r>
+        <w:rPr>
+          <w:b/>
+          <w:bCs/>
+        </w:rPr>
+        <w:t>Interview Answer:</w:t>
+      </w:r>
+    </w:p>
+    <w:p>
+      <w:pPr>
+        <w:spacing w:line="240" w:lineRule="auto"/>
+        <w:jc w:val="both"/>
+      </w:pPr>
+      <w:proofErr w:type="spellStart"/>
+      <w:r>
+        <w:t>Destructuring</w:t>
+      </w:r>
+      <w:proofErr w:type="spellEnd"/>
+      <w:r>
+        <w:t xml:space="preserve"> is a convenient way to extract values from arrays or properties from objects and assign them to variables.</w:t>
+      </w:r>
+    </w:p>
+    <w:p>
+      <w:pPr>
+        <w:spacing w:line="240" w:lineRule="auto"/>
+        <w:jc w:val="both"/>
+      </w:pPr>
+      <w:r>
+        <w:pict w14:anchorId="5F30237D">
+          <v:rect id="_x0000_i1039" style="width:0;height:1.5pt" o:hralign="center" o:hrstd="t" o:hr="t" fillcolor="#a0a0a0" stroked="f"/>
+        </w:pict>
+      </w:r>
+    </w:p>
+    <w:p>
+      <w:pPr>
+        <w:spacing w:line="240" w:lineRule="auto"/>
+        <w:jc w:val="both"/>
+        <w:rPr>
+          <w:b/>
+          <w:bCs/>
+        </w:rPr>
+      </w:pPr>
+      <w:r>
+        <w:rPr>
+          <w:b/>
+          <w:bCs/>
+        </w:rPr>
+        <w:t>16. What are Spread and Rest Operators?</w:t>
+      </w:r>
+    </w:p>
+    <w:p>
+      <w:pPr>
+        <w:spacing w:line="240" w:lineRule="auto"/>
+        <w:jc w:val="both"/>
+      </w:pPr>
+      <w:r>
+        <w:t>Both use the ... syntax, but they have different purposes.</w:t>
+      </w:r>
+    </w:p>
+    <w:p>
+      <w:pPr>
+        <w:spacing w:line="240" w:lineRule="auto"/>
+        <w:jc w:val="both"/>
+        <w:rPr>
+          <w:b/>
+          <w:bCs/>
+        </w:rPr>
+      </w:pPr>
+      <w:r>
+        <w:rPr>
+          <w:b/>
+          <w:bCs/>
+        </w:rPr>
+        <w:t>Spread Operator</w:t>
+      </w:r>
+    </w:p>
+    <w:p>
+      <w:pPr>
+        <w:spacing w:line="240" w:lineRule="auto"/>
+        <w:jc w:val="both"/>
+      </w:pPr>
+      <w:r>
+        <w:t xml:space="preserve">It </w:t>
+      </w:r>
+      <w:r>
+        <w:rPr>
+          <w:b/>
+          <w:bCs/>
+        </w:rPr>
+        <w:t>expands</w:t>
+      </w:r>
+      <w:r>
+        <w:t xml:space="preserve"> elements.</w:t>
+      </w:r>
+    </w:p>
+    <w:p>
+      <w:pPr>
+        <w:spacing w:line="240" w:lineRule="auto"/>
+        <w:jc w:val="both"/>
+      </w:pPr>
+      <w:proofErr w:type="spellStart"/>
+      <w:r>
+        <w:t>const</w:t>
+      </w:r>
+      <w:proofErr w:type="spellEnd"/>
+      <w:r>
+        <w:t xml:space="preserve"> arr1 = [1, 2, 3];</w:t>
+      </w:r>
+    </w:p>
+    <w:p>
+      <w:pPr>
+        <w:spacing w:line="240" w:lineRule="auto"/>
+        <w:jc w:val="both"/>
+      </w:pPr>
+      <w:proofErr w:type="spellStart"/>
+      <w:r>
+        <w:t>const</w:t>
+      </w:r>
+      <w:proofErr w:type="spellEnd"/>
+      <w:r>
+        <w:t xml:space="preserve"> arr2 = [4, 5];</w:t>
+      </w:r>
+    </w:p>
+    <w:p>
+      <w:pPr>
+        <w:spacing w:line="240" w:lineRule="auto"/>
+        <w:jc w:val="both"/>
+      </w:pPr>
+    </w:p>
+    <w:p>
+      <w:pPr>
+        <w:spacing w:line="240" w:lineRule="auto"/>
+        <w:jc w:val="both"/>
+      </w:pPr>
+      <w:proofErr w:type="spellStart"/>
+      <w:r>
+        <w:t>const</w:t>
+      </w:r>
+      <w:proofErr w:type="spellEnd"/>
+      <w:r>
+        <w:t xml:space="preserve"> result = [...arr1, ...arr2];</w:t>
+      </w:r>
+    </w:p>
+    <w:p>
+      <w:pPr>
+        <w:spacing w:line="240" w:lineRule="auto"/>
+        <w:jc w:val="both"/>
+      </w:pPr>
+    </w:p>
+    <w:p>
+      <w:pPr>
+        <w:spacing w:line="240" w:lineRule="auto"/>
+        <w:jc w:val="both"/>
+      </w:pPr>
+      <w:r>
+        <w:t>console.log(result);</w:t>
+      </w:r>
+    </w:p>
+    <w:p>
+      <w:pPr>
+        <w:spacing w:line="240" w:lineRule="auto"/>
+        <w:jc w:val="both"/>
+      </w:pPr>
+      <w:r>
+        <w:t>// [1, 2, 3, 4, 5]</w:t>
+      </w:r>
+    </w:p>
+    <w:p>
+      <w:pPr>
+        <w:spacing w:line="240" w:lineRule="auto"/>
+        <w:jc w:val="both"/>
+        <w:rPr>
+          <w:b/>
+          <w:bCs/>
+        </w:rPr>
+      </w:pPr>
+      <w:r>
+        <w:rPr>
+          <w:b/>
+          <w:bCs/>
+        </w:rPr>
+        <w:t>Rest Operator</w:t>
+      </w:r>
+    </w:p>
+    <w:p>
+      <w:pPr>
+        <w:spacing w:line="240" w:lineRule="auto"/>
+        <w:jc w:val="both"/>
+      </w:pPr>
+      <w:r>
+        <w:t xml:space="preserve">It </w:t>
+      </w:r>
+      <w:r>
+        <w:rPr>
+          <w:b/>
+          <w:bCs/>
+        </w:rPr>
+        <w:t>collects multiple values into an array</w:t>
+      </w:r>
+      <w:r>
+        <w:t>.</w:t>
+      </w:r>
+    </w:p>
+    <w:p>
+      <w:pPr>
+        <w:spacing w:line="240" w:lineRule="auto"/>
+        <w:jc w:val="both"/>
+      </w:pPr>
+      <w:r>
+        <w:t xml:space="preserve">function </w:t>
+      </w:r>
+      <w:proofErr w:type="gramStart"/>
+      <w:r>
+        <w:t>sum(</w:t>
+      </w:r>
+      <w:proofErr w:type="gramEnd"/>
+      <w:r>
+        <w:t>...numbers) {</w:t>
+      </w:r>
+    </w:p>
+    <w:p>
+      <w:pPr>
+        <w:spacing w:line="240" w:lineRule="auto"/>
+        <w:jc w:val="both"/>
+      </w:pPr>
+      <w:r>
+        <w:t xml:space="preserve">    return </w:t>
+      </w:r>
+      <w:proofErr w:type="spellStart"/>
+      <w:proofErr w:type="gramStart"/>
+      <w:r>
+        <w:t>numbers.reduce</w:t>
+      </w:r>
+      <w:proofErr w:type="spellEnd"/>
+      <w:proofErr w:type="gramEnd"/>
+      <w:r>
+        <w:t xml:space="preserve">((total, </w:t>
+      </w:r>
+      <w:proofErr w:type="spellStart"/>
+      <w:r>
+        <w:t>num</w:t>
+      </w:r>
+      <w:proofErr w:type="spellEnd"/>
+      <w:r>
+        <w:t xml:space="preserve">) =&gt; total + </w:t>
+      </w:r>
+      <w:proofErr w:type="spellStart"/>
+      <w:r>
+        <w:t>num</w:t>
+      </w:r>
+      <w:proofErr w:type="spellEnd"/>
+      <w:r>
+        <w:t>, 0);</w:t>
+      </w:r>
+    </w:p>
+    <w:p>
+      <w:pPr>
+        <w:spacing w:line="240" w:lineRule="auto"/>
+        <w:jc w:val="both"/>
+      </w:pPr>
+      <w:r>
+        <w:t>}</w:t>
+      </w:r>
+    </w:p>
+    <w:p>
+      <w:pPr>
+        <w:spacing w:line="240" w:lineRule="auto"/>
+        <w:jc w:val="both"/>
+      </w:pPr>
+    </w:p>
+    <w:p>
+      <w:pPr>
+        <w:spacing w:line="240" w:lineRule="auto"/>
+        <w:jc w:val="both"/>
+      </w:pPr>
+      <w:proofErr w:type="gramStart"/>
+      <w:r>
+        <w:t>console.log(sum(</w:t>
+      </w:r>
+      <w:proofErr w:type="gramEnd"/>
+      <w:r>
+        <w:t>10, 20, 30));</w:t>
+      </w:r>
+    </w:p>
+    <w:p>
+      <w:pPr>
+        <w:spacing w:line="240" w:lineRule="auto"/>
+        <w:jc w:val="both"/>
+      </w:pPr>
+      <w:r>
+        <w:t>// 60</w:t>
+      </w:r>
+    </w:p>
+    <w:p>
+      <w:pPr>
+        <w:spacing w:line="240" w:lineRule="auto"/>
+        <w:jc w:val="both"/>
+      </w:pPr>
+      <w:r>
+        <w:rPr>
+          <w:b/>
+          <w:bCs/>
+        </w:rPr>
+        <w:t>Interview Answer:</w:t>
+      </w:r>
+    </w:p>
+    <w:p>
+      <w:pPr>
+        <w:spacing w:line="240" w:lineRule="auto"/>
+        <w:jc w:val="both"/>
+      </w:pPr>
+      <w:r>
+        <w:t>The spread operator expands values, while the rest operator collects multiple values into a single array.</w:t>
+      </w:r>
+    </w:p>
+    <w:p>
+      <w:pPr>
+        <w:spacing w:line="240" w:lineRule="auto"/>
+        <w:jc w:val="both"/>
+      </w:pPr>
+      <w:r>
+        <w:pict w14:anchorId="54CE6340">
+          <v:rect id="_x0000_i1040" style="width:0;height:1.5pt" o:hralign="center" o:hrstd="t" o:hr="t" fillcolor="#a0a0a0" stroked="f"/>
+        </w:pict>
+      </w:r>
+    </w:p>
+    <w:p>
+      <w:pPr>
+        <w:spacing w:line="240" w:lineRule="auto"/>
+        <w:jc w:val="both"/>
+        <w:rPr>
+          <w:b/>
+          <w:bCs/>
+        </w:rPr>
+      </w:pPr>
+      <w:r>
+        <w:rPr>
+          <w:b/>
+          <w:bCs/>
+        </w:rPr>
+        <w:t>17. What is the difference between Shallow Copy and Deep Copy?</w:t>
+      </w:r>
+    </w:p>
+    <w:p>
+      <w:pPr>
+        <w:spacing w:line="240" w:lineRule="auto"/>
+        <w:jc w:val="both"/>
+      </w:pPr>
+      <w:r>
+        <w:rPr>
+          <w:b/>
+          <w:bCs/>
+        </w:rPr>
+        <w:lastRenderedPageBreak/>
+        <w:t>Shallow Copy:</w:t>
+      </w:r>
+      <w:r>
+        <w:br/>
+        <w:t>Copies the top-level properties, but nested objects can still share references.</w:t>
+      </w:r>
+    </w:p>
+    <w:p>
+      <w:pPr>
+        <w:spacing w:line="240" w:lineRule="auto"/>
+        <w:jc w:val="both"/>
+      </w:pPr>
+      <w:proofErr w:type="spellStart"/>
+      <w:r>
+        <w:t>const</w:t>
+      </w:r>
+      <w:proofErr w:type="spellEnd"/>
+      <w:r>
+        <w:t xml:space="preserve"> user = {</w:t>
+      </w:r>
+    </w:p>
+    <w:p>
+      <w:pPr>
+        <w:spacing w:line="240" w:lineRule="auto"/>
+        <w:jc w:val="both"/>
+      </w:pPr>
+      <w:r>
+        <w:t xml:space="preserve">    name: "Sandeep",</w:t>
+      </w:r>
+    </w:p>
+    <w:p>
+      <w:pPr>
+        <w:spacing w:line="240" w:lineRule="auto"/>
+        <w:jc w:val="both"/>
+      </w:pPr>
+      <w:r>
+        <w:t xml:space="preserve">    address: {</w:t>
+      </w:r>
+    </w:p>
+    <w:p>
+      <w:pPr>
+        <w:spacing w:line="240" w:lineRule="auto"/>
+        <w:jc w:val="both"/>
+      </w:pPr>
+      <w:r>
+        <w:t xml:space="preserve">        city: "</w:t>
+      </w:r>
+      <w:proofErr w:type="spellStart"/>
+      <w:r>
+        <w:t>Khatima</w:t>
+      </w:r>
+      <w:proofErr w:type="spellEnd"/>
+      <w:r>
+        <w:t>"</w:t>
+      </w:r>
+    </w:p>
+    <w:p>
+      <w:pPr>
+        <w:spacing w:line="240" w:lineRule="auto"/>
+        <w:jc w:val="both"/>
+      </w:pPr>
+      <w:r>
+        <w:t xml:space="preserve">    }</w:t>
+      </w:r>
+    </w:p>
+    <w:p>
+      <w:pPr>
+        <w:spacing w:line="240" w:lineRule="auto"/>
+        <w:jc w:val="both"/>
+      </w:pPr>
+      <w:r>
+        <w:t>};</w:t>
+      </w:r>
+    </w:p>
+    <w:p>
+      <w:pPr>
+        <w:spacing w:line="240" w:lineRule="auto"/>
+        <w:jc w:val="both"/>
+      </w:pPr>
+    </w:p>
+    <w:p>
+      <w:pPr>
+        <w:spacing w:line="240" w:lineRule="auto"/>
+        <w:jc w:val="both"/>
+      </w:pPr>
+      <w:proofErr w:type="spellStart"/>
+      <w:r>
+        <w:t>const</w:t>
+      </w:r>
+      <w:proofErr w:type="spellEnd"/>
+      <w:r>
+        <w:t xml:space="preserve"> copy = </w:t>
+      </w:r>
+      <w:proofErr w:type="gramStart"/>
+      <w:r>
+        <w:t>{ ...user }</w:t>
+      </w:r>
+      <w:proofErr w:type="gramEnd"/>
+      <w:r>
+        <w:t>;</w:t>
+      </w:r>
+    </w:p>
+    <w:p>
+      <w:pPr>
+        <w:spacing w:line="240" w:lineRule="auto"/>
+        <w:jc w:val="both"/>
+      </w:pPr>
+    </w:p>
+    <w:p>
+      <w:pPr>
+        <w:spacing w:line="240" w:lineRule="auto"/>
+        <w:jc w:val="both"/>
+      </w:pPr>
+      <w:proofErr w:type="spellStart"/>
+      <w:proofErr w:type="gramStart"/>
+      <w:r>
+        <w:t>copy.address</w:t>
+      </w:r>
+      <w:proofErr w:type="gramEnd"/>
+      <w:r>
+        <w:t>.city</w:t>
+      </w:r>
+      <w:proofErr w:type="spellEnd"/>
+      <w:r>
+        <w:t xml:space="preserve"> = "Delhi";</w:t>
+      </w:r>
+    </w:p>
+    <w:p>
+      <w:pPr>
+        <w:spacing w:line="240" w:lineRule="auto"/>
+        <w:jc w:val="both"/>
+      </w:pPr>
+    </w:p>
+    <w:p>
+      <w:pPr>
+        <w:spacing w:line="240" w:lineRule="auto"/>
+        <w:jc w:val="both"/>
+      </w:pPr>
+      <w:r>
+        <w:t>console.log(</w:t>
+      </w:r>
+      <w:proofErr w:type="spellStart"/>
+      <w:proofErr w:type="gramStart"/>
+      <w:r>
+        <w:t>user.address</w:t>
+      </w:r>
+      <w:proofErr w:type="gramEnd"/>
+      <w:r>
+        <w:t>.city</w:t>
+      </w:r>
+      <w:proofErr w:type="spellEnd"/>
+      <w:r>
+        <w:t>);</w:t>
+      </w:r>
+    </w:p>
+    <w:p>
+      <w:pPr>
+        <w:spacing w:line="240" w:lineRule="auto"/>
+        <w:jc w:val="both"/>
+      </w:pPr>
+      <w:r>
+        <w:t>// Delhi</w:t>
+      </w:r>
+    </w:p>
+    <w:p>
+      <w:pPr>
+        <w:spacing w:line="240" w:lineRule="auto"/>
+        <w:jc w:val="both"/>
+      </w:pPr>
+      <w:r>
+        <w:t>The nested address object is still shared.</w:t>
+      </w:r>
+    </w:p>
+    <w:p>
+      <w:pPr>
+        <w:spacing w:line="240" w:lineRule="auto"/>
+        <w:jc w:val="both"/>
+        <w:rPr>
+          <w:b/>
+          <w:bCs/>
+        </w:rPr>
+      </w:pPr>
+      <w:r>
+        <w:rPr>
+          <w:b/>
+          <w:bCs/>
+        </w:rPr>
+        <w:t>Deep Copy</w:t>
+      </w:r>
+    </w:p>
+    <w:p>
+      <w:pPr>
+        <w:spacing w:line="240" w:lineRule="auto"/>
+        <w:jc w:val="both"/>
+      </w:pPr>
+      <w:r>
+        <w:t>A deep copy creates independent copies of nested data.</w:t>
+      </w:r>
+    </w:p>
+    <w:p>
+      <w:pPr>
+        <w:spacing w:line="240" w:lineRule="auto"/>
+        <w:jc w:val="both"/>
+      </w:pPr>
+      <w:proofErr w:type="spellStart"/>
+      <w:r>
+        <w:t>const</w:t>
+      </w:r>
+      <w:proofErr w:type="spellEnd"/>
+      <w:r>
+        <w:t xml:space="preserve"> copy = </w:t>
+      </w:r>
+      <w:proofErr w:type="spellStart"/>
+      <w:r>
+        <w:t>structuredClone</w:t>
+      </w:r>
+      <w:proofErr w:type="spellEnd"/>
+      <w:r>
+        <w:t>(user);</w:t>
+      </w:r>
+    </w:p>
+    <w:p>
+      <w:pPr>
+        <w:spacing w:line="240" w:lineRule="auto"/>
+        <w:jc w:val="both"/>
+      </w:pPr>
+      <w:r>
+        <w:t xml:space="preserve">Now changing </w:t>
+      </w:r>
+      <w:proofErr w:type="spellStart"/>
+      <w:proofErr w:type="gramStart"/>
+      <w:r>
+        <w:t>copy.address</w:t>
+      </w:r>
+      <w:proofErr w:type="gramEnd"/>
+      <w:r>
+        <w:t>.city</w:t>
+      </w:r>
+      <w:proofErr w:type="spellEnd"/>
+      <w:r>
+        <w:t xml:space="preserve"> does not change </w:t>
+      </w:r>
+      <w:proofErr w:type="spellStart"/>
+      <w:proofErr w:type="gramStart"/>
+      <w:r>
+        <w:t>user.address</w:t>
+      </w:r>
+      <w:proofErr w:type="gramEnd"/>
+      <w:r>
+        <w:t>.city</w:t>
+      </w:r>
+      <w:proofErr w:type="spellEnd"/>
+      <w:r>
+        <w:t>.</w:t>
+      </w:r>
+    </w:p>
+    <w:p>
+      <w:pPr>
+        <w:spacing w:line="240" w:lineRule="auto"/>
+        <w:jc w:val="both"/>
+      </w:pPr>
+      <w:r>
+        <w:rPr>
+          <w:b/>
+          <w:bCs/>
+        </w:rPr>
+        <w:t>Interview Answer:</w:t>
+      </w:r>
+    </w:p>
+    <w:p>
+      <w:pPr>
+        <w:spacing w:line="240" w:lineRule="auto"/>
+        <w:jc w:val="both"/>
+      </w:pPr>
+      <w:r>
+        <w:t>A shallow copy copies the top-level structure but can share nested references, while a deep copy creates independent copies of nested objects.</w:t>
+      </w:r>
+    </w:p>
+    <w:p>
+      <w:pPr>
+        <w:spacing w:line="240" w:lineRule="auto"/>
+        <w:jc w:val="both"/>
+      </w:pPr>
+      <w:r>
+        <w:pict w14:anchorId="0CC27D39">
+          <v:rect id="_x0000_i1041" style="width:0;height:1.5pt" o:hralign="center" o:hrstd="t" o:hr="t" fillcolor="#a0a0a0" stroked="f"/>
+        </w:pict>
+      </w:r>
+    </w:p>
+    <w:p>
+      <w:pPr>
+        <w:spacing w:line="240" w:lineRule="auto"/>
+        <w:jc w:val="both"/>
+        <w:rPr>
+          <w:b/>
+          <w:bCs/>
+        </w:rPr>
+      </w:pPr>
+      <w:r>
+        <w:rPr>
+          <w:b/>
+          <w:bCs/>
+        </w:rPr>
+        <w:t>18. What is Prototypal Inheritance?</w:t>
+      </w:r>
+    </w:p>
+    <w:p>
+      <w:pPr>
+        <w:spacing w:line="240" w:lineRule="auto"/>
+        <w:jc w:val="both"/>
+      </w:pPr>
+      <w:r>
+        <w:rPr>
+          <w:b/>
+          <w:bCs/>
+        </w:rPr>
+        <w:t>Answer:</w:t>
+      </w:r>
+      <w:r>
+        <w:br/>
+        <w:t xml:space="preserve">JavaScript objects can inherit properties and methods from another object through the </w:t>
+      </w:r>
+      <w:r>
+        <w:rPr>
+          <w:b/>
+          <w:bCs/>
+        </w:rPr>
+        <w:t>prototype chain</w:t>
+      </w:r>
+      <w:r>
+        <w:t>.</w:t>
+      </w:r>
+    </w:p>
+    <w:p>
+      <w:pPr>
+        <w:spacing w:line="240" w:lineRule="auto"/>
+        <w:jc w:val="both"/>
+      </w:pPr>
+      <w:proofErr w:type="spellStart"/>
+      <w:r>
+        <w:t>const</w:t>
+      </w:r>
+      <w:proofErr w:type="spellEnd"/>
+      <w:r>
+        <w:t xml:space="preserve"> person = {</w:t>
+      </w:r>
+    </w:p>
+    <w:p>
+      <w:pPr>
+        <w:spacing w:line="240" w:lineRule="auto"/>
+        <w:jc w:val="both"/>
+      </w:pPr>
+      <w:r>
+        <w:t xml:space="preserve">    </w:t>
+      </w:r>
+      <w:proofErr w:type="gramStart"/>
+      <w:r>
+        <w:t>greet(</w:t>
+      </w:r>
+      <w:proofErr w:type="gramEnd"/>
+      <w:r>
+        <w:t>) {</w:t>
+      </w:r>
+    </w:p>
+    <w:p>
+      <w:pPr>
+        <w:spacing w:line="240" w:lineRule="auto"/>
+        <w:jc w:val="both"/>
+      </w:pPr>
+      <w:r>
+        <w:t xml:space="preserve">        console.log("Hello");</w:t>
+      </w:r>
+    </w:p>
+    <w:p>
+      <w:pPr>
+        <w:spacing w:line="240" w:lineRule="auto"/>
+        <w:jc w:val="both"/>
+      </w:pPr>
+      <w:r>
+        <w:t xml:space="preserve">    }</w:t>
+      </w:r>
+    </w:p>
+    <w:p>
+      <w:pPr>
+        <w:spacing w:line="240" w:lineRule="auto"/>
+        <w:jc w:val="both"/>
+      </w:pPr>
+      <w:r>
+        <w:lastRenderedPageBreak/>
+        <w:t>};</w:t>
+      </w:r>
+    </w:p>
+    <w:p>
+      <w:pPr>
+        <w:spacing w:line="240" w:lineRule="auto"/>
+        <w:jc w:val="both"/>
+      </w:pPr>
+    </w:p>
+    <w:p>
+      <w:pPr>
+        <w:spacing w:line="240" w:lineRule="auto"/>
+        <w:jc w:val="both"/>
+      </w:pPr>
+      <w:proofErr w:type="spellStart"/>
+      <w:r>
+        <w:t>const</w:t>
+      </w:r>
+      <w:proofErr w:type="spellEnd"/>
+      <w:r>
+        <w:t xml:space="preserve"> student = </w:t>
+      </w:r>
+      <w:proofErr w:type="spellStart"/>
+      <w:r>
+        <w:t>Object.create</w:t>
+      </w:r>
+      <w:proofErr w:type="spellEnd"/>
+      <w:r>
+        <w:t>(person);</w:t>
+      </w:r>
+    </w:p>
+    <w:p>
+      <w:pPr>
+        <w:spacing w:line="240" w:lineRule="auto"/>
+        <w:jc w:val="both"/>
+      </w:pPr>
+    </w:p>
+    <w:p>
+      <w:pPr>
+        <w:spacing w:line="240" w:lineRule="auto"/>
+        <w:jc w:val="both"/>
+      </w:pPr>
+      <w:proofErr w:type="spellStart"/>
+      <w:proofErr w:type="gramStart"/>
+      <w:r>
+        <w:t>student.greet</w:t>
+      </w:r>
+      <w:proofErr w:type="spellEnd"/>
+      <w:proofErr w:type="gramEnd"/>
+      <w:r>
+        <w:t>();</w:t>
+      </w:r>
+    </w:p>
+    <w:p>
+      <w:pPr>
+        <w:spacing w:line="240" w:lineRule="auto"/>
+        <w:jc w:val="both"/>
+      </w:pPr>
+      <w:r>
+        <w:t xml:space="preserve">Here, student can access the </w:t>
+      </w:r>
+      <w:proofErr w:type="gramStart"/>
+      <w:r>
+        <w:t>greet(</w:t>
+      </w:r>
+      <w:proofErr w:type="gramEnd"/>
+      <w:r>
+        <w:t>) method through its prototype.</w:t>
+      </w:r>
+    </w:p>
+    <w:p>
+      <w:pPr>
+        <w:spacing w:line="240" w:lineRule="auto"/>
+        <w:jc w:val="both"/>
+      </w:pPr>
+      <w:r>
+        <w:rPr>
+          <w:b/>
+          <w:bCs/>
+        </w:rPr>
+        <w:t>Interview Answer:</w:t>
+      </w:r>
+    </w:p>
+    <w:p>
+      <w:pPr>
+        <w:spacing w:line="240" w:lineRule="auto"/>
+        <w:jc w:val="both"/>
+      </w:pPr>
+      <w:r>
+        <w:t>Prototypal inheritance is a mechanism where JavaScript objects can inherit properties and methods from other objects through the prototype chain.</w:t>
+      </w:r>
+    </w:p>
+    <w:p>
+      <w:pPr>
+        <w:spacing w:line="240" w:lineRule="auto"/>
+        <w:jc w:val="both"/>
+      </w:pPr>
+      <w:r>
+        <w:pict w14:anchorId="1C4AA78F">
+          <v:rect id="_x0000_i1042" style="width:0;height:1.5pt" o:hralign="center" o:hrstd="t" o:hr="t" fillcolor="#a0a0a0" stroked="f"/>
+        </w:pict>
+      </w:r>
+    </w:p>
+    <w:p>
+      <w:pPr>
+        <w:spacing w:line="240" w:lineRule="auto"/>
+        <w:jc w:val="both"/>
+        <w:rPr>
+          <w:b/>
+          <w:bCs/>
+        </w:rPr>
+      </w:pPr>
+      <w:r>
+        <w:rPr>
+          <w:b/>
+          <w:bCs/>
+        </w:rPr>
+        <w:t>19. What is Event Delegation?</w:t>
+      </w:r>
+    </w:p>
+    <w:p>
+      <w:pPr>
+        <w:spacing w:line="240" w:lineRule="auto"/>
+        <w:jc w:val="both"/>
+      </w:pPr>
+      <w:r>
+        <w:rPr>
+          <w:b/>
+          <w:bCs/>
+        </w:rPr>
+        <w:t>Answer:</w:t>
+      </w:r>
+      <w:r>
+        <w:br/>
+        <w:t xml:space="preserve">Event delegation is a technique where we attach </w:t>
+      </w:r>
+      <w:r>
+        <w:rPr>
+          <w:b/>
+          <w:bCs/>
+        </w:rPr>
+        <w:t>one event listener to a parent element</w:t>
+      </w:r>
+      <w:r>
+        <w:t xml:space="preserve"> instead of adding listeners to every child.</w:t>
+      </w:r>
+    </w:p>
+    <w:p>
+      <w:pPr>
+        <w:spacing w:line="240" w:lineRule="auto"/>
+        <w:jc w:val="both"/>
+      </w:pPr>
+      <w:proofErr w:type="spellStart"/>
+      <w:proofErr w:type="gramStart"/>
+      <w:r>
+        <w:t>document.getElementById</w:t>
+      </w:r>
+      <w:proofErr w:type="spellEnd"/>
+      <w:proofErr w:type="gramEnd"/>
+      <w:r>
+        <w:t>("list"</w:t>
+      </w:r>
+      <w:proofErr w:type="gramStart"/>
+      <w:r>
+        <w:t>).</w:t>
+      </w:r>
+      <w:proofErr w:type="spellStart"/>
+      <w:r>
+        <w:t>addEventListener</w:t>
+      </w:r>
+      <w:proofErr w:type="spellEnd"/>
+      <w:proofErr w:type="gramEnd"/>
+      <w:r>
+        <w:t>("click", (event) =&gt; {</w:t>
+      </w:r>
+    </w:p>
+    <w:p>
+      <w:pPr>
+        <w:spacing w:line="240" w:lineRule="auto"/>
+        <w:jc w:val="both"/>
+      </w:pPr>
+      <w:r>
+        <w:t xml:space="preserve">    if (</w:t>
+      </w:r>
+      <w:proofErr w:type="spellStart"/>
+      <w:proofErr w:type="gramStart"/>
+      <w:r>
+        <w:t>event.target</w:t>
+      </w:r>
+      <w:proofErr w:type="gramEnd"/>
+      <w:r>
+        <w:t>.tagName</w:t>
+      </w:r>
+      <w:proofErr w:type="spellEnd"/>
+      <w:r>
+        <w:t xml:space="preserve"> === "LI") {</w:t>
+      </w:r>
+    </w:p>
+    <w:p>
+      <w:pPr>
+        <w:spacing w:line="240" w:lineRule="auto"/>
+        <w:jc w:val="both"/>
+      </w:pPr>
+      <w:r>
+        <w:t xml:space="preserve">        console.log(</w:t>
+      </w:r>
+      <w:proofErr w:type="spellStart"/>
+      <w:proofErr w:type="gramStart"/>
+      <w:r>
+        <w:t>event.target</w:t>
+      </w:r>
+      <w:proofErr w:type="gramEnd"/>
+      <w:r>
+        <w:t>.textContent</w:t>
+      </w:r>
+      <w:proofErr w:type="spellEnd"/>
+      <w:r>
+        <w:t>);</w:t>
+      </w:r>
+    </w:p>
+    <w:p>
+      <w:pPr>
+        <w:spacing w:line="240" w:lineRule="auto"/>
+        <w:jc w:val="both"/>
+      </w:pPr>
+      <w:r>
+        <w:t xml:space="preserve">    }</w:t>
+      </w:r>
+    </w:p>
+    <w:p>
+      <w:pPr>
+        <w:spacing w:line="240" w:lineRule="auto"/>
+        <w:jc w:val="both"/>
+      </w:pPr>
+      <w:r>
+        <w:t>});</w:t>
+      </w:r>
+    </w:p>
+    <w:p>
+      <w:pPr>
+        <w:spacing w:line="240" w:lineRule="auto"/>
+        <w:jc w:val="both"/>
+      </w:pPr>
+      <w:r>
+        <w:t>HTML:</w:t>
+      </w:r>
+    </w:p>
+    <w:p>
+      <w:pPr>
+        <w:spacing w:line="240" w:lineRule="auto"/>
+        <w:jc w:val="both"/>
+      </w:pPr>
+      <w:r>
+        <w:t>&lt;ul id="list"&gt;</w:t>
+      </w:r>
+    </w:p>
+    <w:p>
+      <w:pPr>
+        <w:spacing w:line="240" w:lineRule="auto"/>
+        <w:jc w:val="both"/>
+      </w:pPr>
+      <w:r>
+        <w:t xml:space="preserve">    &lt;li&gt;React&lt;/li&gt;</w:t>
+      </w:r>
+    </w:p>
+    <w:p>
+      <w:pPr>
+        <w:spacing w:line="240" w:lineRule="auto"/>
+        <w:jc w:val="both"/>
+      </w:pPr>
+      <w:r>
+        <w:t xml:space="preserve">    &lt;li&gt;Node.js&lt;/li&gt;</w:t>
+      </w:r>
+    </w:p>
+    <w:p>
+      <w:pPr>
+        <w:spacing w:line="240" w:lineRule="auto"/>
+        <w:jc w:val="both"/>
+      </w:pPr>
+      <w:r>
+        <w:t xml:space="preserve">    &lt;li&gt;MongoDB&lt;/li&gt;</w:t>
+      </w:r>
+    </w:p>
+    <w:p>
+      <w:pPr>
+        <w:spacing w:line="240" w:lineRule="auto"/>
+        <w:jc w:val="both"/>
+      </w:pPr>
+      <w:r>
+        <w:t>&lt;/ul&gt;</w:t>
+      </w:r>
+    </w:p>
+    <w:p>
+      <w:pPr>
+        <w:spacing w:line="240" w:lineRule="auto"/>
+        <w:jc w:val="both"/>
+      </w:pPr>
+      <w:r>
+        <w:t xml:space="preserve">It works because events </w:t>
+      </w:r>
+      <w:r>
+        <w:rPr>
+          <w:b/>
+          <w:bCs/>
+        </w:rPr>
+        <w:t>bubble from the child toward the parent</w:t>
+      </w:r>
+      <w:r>
+        <w:t>.</w:t>
+      </w:r>
+    </w:p>
+    <w:p>
+      <w:pPr>
+        <w:spacing w:line="240" w:lineRule="auto"/>
+        <w:jc w:val="both"/>
+      </w:pPr>
+      <w:r>
+        <w:rPr>
+          <w:b/>
+          <w:bCs/>
+        </w:rPr>
+        <w:t>Interview Answer:</w:t>
+      </w:r>
+    </w:p>
+    <w:p>
+      <w:pPr>
+        <w:spacing w:line="240" w:lineRule="auto"/>
+        <w:jc w:val="both"/>
+      </w:pPr>
+      <w:r>
+        <w:t>Event delegation is a technique of handling events on a parent element instead of attaching separate event listeners to each child.</w:t>
+      </w:r>
+    </w:p>
+    <w:p>
+      <w:pPr>
+        <w:spacing w:line="240" w:lineRule="auto"/>
+        <w:jc w:val="both"/>
+      </w:pPr>
+      <w:r>
+        <w:pict w14:anchorId="770AE719">
+          <v:rect id="_x0000_i1043" style="width:0;height:1.5pt" o:hralign="center" o:hrstd="t" o:hr="t" fillcolor="#a0a0a0" stroked="f"/>
+        </w:pict>
+      </w:r>
+    </w:p>
+    <w:p>
+      <w:pPr>
+        <w:spacing w:line="240" w:lineRule="auto"/>
+        <w:jc w:val="both"/>
+        <w:rPr>
+          <w:b/>
+          <w:bCs/>
+        </w:rPr>
+      </w:pPr>
+      <w:r>
+        <w:rPr>
+          <w:b/>
+          <w:bCs/>
+        </w:rPr>
+        <w:t>20. What is Debouncing in JavaScript?</w:t>
+      </w:r>
+    </w:p>
+    <w:p>
+      <w:pPr>
+        <w:spacing w:line="240" w:lineRule="auto"/>
+        <w:jc w:val="both"/>
+      </w:pPr>
+      <w:r>
+        <w:rPr>
+          <w:b/>
+          <w:bCs/>
+        </w:rPr>
+        <w:lastRenderedPageBreak/>
+        <w:t>Answer:</w:t>
+      </w:r>
+      <w:r>
+        <w:br/>
+        <w:t xml:space="preserve">Debouncing ensures that a function is executed </w:t>
+      </w:r>
+      <w:r>
+        <w:rPr>
+          <w:b/>
+          <w:bCs/>
+        </w:rPr>
+        <w:t>only after a specified amount of time has passed since the last event</w:t>
+      </w:r>
+      <w:r>
+        <w:t>.</w:t>
+      </w:r>
+    </w:p>
+    <w:p>
+      <w:pPr>
+        <w:spacing w:line="240" w:lineRule="auto"/>
+        <w:jc w:val="both"/>
+      </w:pPr>
+      <w:r>
+        <w:t>It is commonly used for:</w:t>
+      </w:r>
+    </w:p>
+    <w:p>
+      <w:pPr>
+        <w:numPr>
+          <w:ilvl w:val="0"/>
+          <w:numId w:val="13"/>
+        </w:numPr>
+        <w:spacing w:line="240" w:lineRule="auto"/>
+        <w:jc w:val="both"/>
+      </w:pPr>
+      <w:r>
+        <w:t xml:space="preserve">Search boxes </w:t>
+      </w:r>
+    </w:p>
+    <w:p>
+      <w:pPr>
+        <w:numPr>
+          <w:ilvl w:val="0"/>
+          <w:numId w:val="13"/>
+        </w:numPr>
+        <w:spacing w:line="240" w:lineRule="auto"/>
+        <w:jc w:val="both"/>
+      </w:pPr>
+      <w:r>
+        <w:t xml:space="preserve">API calls </w:t>
+      </w:r>
+    </w:p>
+    <w:p>
+      <w:pPr>
+        <w:numPr>
+          <w:ilvl w:val="0"/>
+          <w:numId w:val="13"/>
+        </w:numPr>
+        <w:spacing w:line="240" w:lineRule="auto"/>
+        <w:jc w:val="both"/>
+      </w:pPr>
+      <w:r>
+        <w:t xml:space="preserve">Input validation </w:t>
+      </w:r>
+    </w:p>
+    <w:p>
+      <w:pPr>
+        <w:numPr>
+          <w:ilvl w:val="0"/>
+          <w:numId w:val="13"/>
+        </w:numPr>
+        <w:spacing w:line="240" w:lineRule="auto"/>
+        <w:jc w:val="both"/>
+      </w:pPr>
+      <w:r>
+        <w:t xml:space="preserve">Window resize events </w:t>
+      </w:r>
+    </w:p>
+    <w:p>
+      <w:pPr>
+        <w:spacing w:line="240" w:lineRule="auto"/>
+        <w:jc w:val="both"/>
+      </w:pPr>
+      <w:r>
+        <w:t>Example:</w:t>
+      </w:r>
+    </w:p>
+    <w:p>
+      <w:pPr>
+        <w:spacing w:line="240" w:lineRule="auto"/>
+        <w:jc w:val="both"/>
+      </w:pPr>
+      <w:r>
+        <w:t xml:space="preserve">function </w:t>
+      </w:r>
+      <w:proofErr w:type="gramStart"/>
+      <w:r>
+        <w:t>debounce(</w:t>
+      </w:r>
+      <w:proofErr w:type="spellStart"/>
+      <w:proofErr w:type="gramEnd"/>
+      <w:r>
+        <w:t>func</w:t>
+      </w:r>
+      <w:proofErr w:type="spellEnd"/>
+      <w:r>
+        <w:t>, delay) {</w:t>
+      </w:r>
+    </w:p>
+    <w:p>
+      <w:pPr>
+        <w:spacing w:line="240" w:lineRule="auto"/>
+        <w:jc w:val="both"/>
+      </w:pPr>
+      <w:r>
+        <w:t xml:space="preserve">    let timer;</w:t>
+      </w:r>
+    </w:p>
+    <w:p>
+      <w:pPr>
+        <w:spacing w:line="240" w:lineRule="auto"/>
+        <w:jc w:val="both"/>
+      </w:pPr>
+    </w:p>
+    <w:p>
+      <w:pPr>
+        <w:spacing w:line="240" w:lineRule="auto"/>
+        <w:jc w:val="both"/>
+      </w:pPr>
+      <w:r>
+        <w:t xml:space="preserve">    return function (...</w:t>
+      </w:r>
+      <w:proofErr w:type="spellStart"/>
+      <w:r>
+        <w:t>args</w:t>
+      </w:r>
+      <w:proofErr w:type="spellEnd"/>
+      <w:r>
+        <w:t>) {</w:t>
+      </w:r>
+    </w:p>
+    <w:p>
+      <w:pPr>
+        <w:spacing w:line="240" w:lineRule="auto"/>
+        <w:jc w:val="both"/>
+      </w:pPr>
+      <w:r>
+        <w:t xml:space="preserve">        </w:t>
+      </w:r>
+      <w:proofErr w:type="spellStart"/>
+      <w:r>
+        <w:t>clearTimeout</w:t>
+      </w:r>
+      <w:proofErr w:type="spellEnd"/>
+      <w:r>
+        <w:t>(timer);</w:t>
+      </w:r>
+    </w:p>
+    <w:p>
+      <w:pPr>
+        <w:spacing w:line="240" w:lineRule="auto"/>
+        <w:jc w:val="both"/>
+      </w:pPr>
+    </w:p>
+    <w:p>
+      <w:pPr>
+        <w:spacing w:line="240" w:lineRule="auto"/>
+        <w:jc w:val="both"/>
+      </w:pPr>
+      <w:r>
+        <w:t xml:space="preserve">        timer = </w:t>
+      </w:r>
+      <w:proofErr w:type="spellStart"/>
+      <w:proofErr w:type="gramStart"/>
+      <w:r>
+        <w:t>setTimeout</w:t>
+      </w:r>
+      <w:proofErr w:type="spellEnd"/>
+      <w:r>
+        <w:t>(</w:t>
+      </w:r>
+      <w:proofErr w:type="gramEnd"/>
+      <w:r>
+        <w:t>() =&gt; {</w:t>
+      </w:r>
+    </w:p>
+    <w:p>
+      <w:pPr>
+        <w:spacing w:line="240" w:lineRule="auto"/>
+        <w:jc w:val="both"/>
+      </w:pPr>
+      <w:r>
+        <w:t xml:space="preserve">            </w:t>
+      </w:r>
+      <w:proofErr w:type="spellStart"/>
+      <w:proofErr w:type="gramStart"/>
+      <w:r>
+        <w:t>func</w:t>
+      </w:r>
+      <w:proofErr w:type="spellEnd"/>
+      <w:r>
+        <w:t>(</w:t>
+      </w:r>
+      <w:proofErr w:type="gramEnd"/>
+      <w:r>
+        <w:t>...</w:t>
+      </w:r>
+      <w:proofErr w:type="spellStart"/>
+      <w:r>
+        <w:t>args</w:t>
+      </w:r>
+      <w:proofErr w:type="spellEnd"/>
+      <w:r>
+        <w:t>);</w:t>
+      </w:r>
+    </w:p>
+    <w:p>
+      <w:pPr>
+        <w:spacing w:line="240" w:lineRule="auto"/>
+        <w:jc w:val="both"/>
+      </w:pPr>
+      <w:r>
+        <w:t xml:space="preserve">        }, delay);</w:t>
+      </w:r>
+    </w:p>
+    <w:p>
+      <w:pPr>
+        <w:spacing w:line="240" w:lineRule="auto"/>
+        <w:jc w:val="both"/>
+      </w:pPr>
+      <w:r>
+        <w:t xml:space="preserve">    };</w:t>
+      </w:r>
+    </w:p>
+    <w:p>
+      <w:pPr>
+        <w:spacing w:line="240" w:lineRule="auto"/>
+        <w:jc w:val="both"/>
+      </w:pPr>
+      <w:r>
+        <w:t>}</w:t>
+      </w:r>
+    </w:p>
+    <w:p>
+      <w:pPr>
+        <w:spacing w:line="240" w:lineRule="auto"/>
+        <w:jc w:val="both"/>
+      </w:pPr>
+    </w:p>
+    <w:p>
+      <w:pPr>
+        <w:spacing w:line="240" w:lineRule="auto"/>
+        <w:jc w:val="both"/>
+      </w:pPr>
+      <w:proofErr w:type="spellStart"/>
+      <w:r>
+        <w:t>const</w:t>
+      </w:r>
+      <w:proofErr w:type="spellEnd"/>
+      <w:r>
+        <w:t xml:space="preserve"> search = </w:t>
+      </w:r>
+      <w:proofErr w:type="gramStart"/>
+      <w:r>
+        <w:t>debounce(</w:t>
+      </w:r>
+      <w:proofErr w:type="gramEnd"/>
+      <w:r>
+        <w:t>() =&gt; {</w:t>
+      </w:r>
+    </w:p>
+    <w:p>
+      <w:pPr>
+        <w:spacing w:line="240" w:lineRule="auto"/>
+        <w:jc w:val="both"/>
+      </w:pPr>
+      <w:r>
+        <w:t xml:space="preserve">    </w:t>
+      </w:r>
+      <w:proofErr w:type="gramStart"/>
+      <w:r>
+        <w:t>console.log(</w:t>
+      </w:r>
+      <w:proofErr w:type="gramEnd"/>
+      <w:r>
+        <w:t>"API called");</w:t>
+      </w:r>
+    </w:p>
+    <w:p>
+      <w:pPr>
+        <w:spacing w:line="240" w:lineRule="auto"/>
+        <w:jc w:val="both"/>
+      </w:pPr>
+      <w:r>
+        <w:t>}, 500);</w:t>
+      </w:r>
+    </w:p>
+    <w:p>
+      <w:pPr>
+        <w:spacing w:line="240" w:lineRule="auto"/>
+        <w:jc w:val="both"/>
+      </w:pPr>
+      <w:r>
+        <w:t xml:space="preserve">If the user keeps typing, the API call waits until the user stops typing for 500 </w:t>
+      </w:r>
+      <w:proofErr w:type="spellStart"/>
+      <w:r>
+        <w:t>ms</w:t>
+      </w:r>
+      <w:proofErr w:type="spellEnd"/>
+      <w:r>
+        <w:t>.</w:t>
+      </w:r>
+    </w:p>
+    <w:p>
+      <w:pPr>
+        <w:spacing w:line="240" w:lineRule="auto"/>
+        <w:jc w:val="both"/>
+      </w:pPr>
+      <w:r>
+        <w:rPr>
+          <w:b/>
+          <w:bCs/>
+        </w:rPr>
+        <w:t>Interview Answer:</w:t>
+      </w:r>
+    </w:p>
+    <w:p>
+      <w:pPr>
+        <w:spacing w:line="240" w:lineRule="auto"/>
+        <w:jc w:val="both"/>
+      </w:pPr>
+      <w:r>
+        <w:t>Debouncing delays function execution until a specified time has passed without another event occurring. It is useful for reducing unnecessary function calls.</w:t>
+      </w:r>
+    </w:p>
+    <w:p>
+      <w:pPr>
+        <w:spacing w:line="240" w:lineRule="auto"/>
+        <w:jc w:val="both"/>
+      </w:pPr>
+      <w:r>
         <w:rPr>
           <w:vanish/>
         </w:rPr>
-      </w:pPr>
-      <w:r>
-        <w:rPr>
-          <w:vanish/>
-        </w:rPr>
         <w:t>Bottom of Form</w:t>
       </w:r>
-    </w:p>
-    <w:p>
-      <w:pPr>
-        <w:spacing w:line="240" w:lineRule="auto"/>
-      </w:pPr>
     </w:p>
     <w:sectPr>
       <w:pgSz w:w="11906" w:h="16838"/>
@@ -2819,6 +6153,155 @@
     </w:lvl>
   </w:abstractNum>
   <w:abstractNum w:abstractNumId="1" w15:restartNumberingAfterBreak="0">
+    <w:nsid w:val="1B955969"/>
+    <w:multiLevelType w:val="multilevel"/>
+    <w:tmpl w:val="C910FA44"/>
+    <w:lvl w:ilvl="0">
+      <w:start w:val="1"/>
+      <w:numFmt w:val="bullet"/>
+      <w:lvlText w:val=""/>
+      <w:lvlJc w:val="left"/>
+      <w:pPr>
+        <w:tabs>
+          <w:tab w:val="num" w:pos="720"/>
+        </w:tabs>
+        <w:ind w:left="720" w:hanging="360"/>
+      </w:pPr>
+      <w:rPr>
+        <w:rFonts w:ascii="Symbol" w:hAnsi="Symbol" w:hint="default"/>
+        <w:sz w:val="20"/>
+      </w:rPr>
+    </w:lvl>
+    <w:lvl w:ilvl="1" w:tentative="1">
+      <w:start w:val="1"/>
+      <w:numFmt w:val="bullet"/>
+      <w:lvlText w:val="o"/>
+      <w:lvlJc w:val="left"/>
+      <w:pPr>
+        <w:tabs>
+          <w:tab w:val="num" w:pos="1440"/>
+        </w:tabs>
+        <w:ind w:left="1440" w:hanging="360"/>
+      </w:pPr>
+      <w:rPr>
+        <w:rFonts w:ascii="Courier New" w:hAnsi="Courier New" w:hint="default"/>
+        <w:sz w:val="20"/>
+      </w:rPr>
+    </w:lvl>
+    <w:lvl w:ilvl="2" w:tentative="1">
+      <w:start w:val="1"/>
+      <w:numFmt w:val="bullet"/>
+      <w:lvlText w:val=""/>
+      <w:lvlJc w:val="left"/>
+      <w:pPr>
+        <w:tabs>
+          <w:tab w:val="num" w:pos="2160"/>
+        </w:tabs>
+        <w:ind w:left="2160" w:hanging="360"/>
+      </w:pPr>
+      <w:rPr>
+        <w:rFonts w:ascii="Wingdings" w:hAnsi="Wingdings" w:hint="default"/>
+        <w:sz w:val="20"/>
+      </w:rPr>
+    </w:lvl>
+    <w:lvl w:ilvl="3" w:tentative="1">
+      <w:start w:val="1"/>
+      <w:numFmt w:val="bullet"/>
+      <w:lvlText w:val=""/>
+      <w:lvlJc w:val="left"/>
+      <w:pPr>
+        <w:tabs>
+          <w:tab w:val="num" w:pos="2880"/>
+        </w:tabs>
+        <w:ind w:left="2880" w:hanging="360"/>
+      </w:pPr>
+      <w:rPr>
+        <w:rFonts w:ascii="Wingdings" w:hAnsi="Wingdings" w:hint="default"/>
+        <w:sz w:val="20"/>
+      </w:rPr>
+    </w:lvl>
+    <w:lvl w:ilvl="4" w:tentative="1">
+      <w:start w:val="1"/>
+      <w:numFmt w:val="bullet"/>
+      <w:lvlText w:val=""/>
+      <w:lvlJc w:val="left"/>
+      <w:pPr>
+        <w:tabs>
+          <w:tab w:val="num" w:pos="3600"/>
+        </w:tabs>
+        <w:ind w:left="3600" w:hanging="360"/>
+      </w:pPr>
+      <w:rPr>
+        <w:rFonts w:ascii="Wingdings" w:hAnsi="Wingdings" w:hint="default"/>
+        <w:sz w:val="20"/>
+      </w:rPr>
+    </w:lvl>
+    <w:lvl w:ilvl="5" w:tentative="1">
+      <w:start w:val="1"/>
+      <w:numFmt w:val="bullet"/>
+      <w:lvlText w:val=""/>
+      <w:lvlJc w:val="left"/>
+      <w:pPr>
+        <w:tabs>
+          <w:tab w:val="num" w:pos="4320"/>
+        </w:tabs>
+        <w:ind w:left="4320" w:hanging="360"/>
+      </w:pPr>
+      <w:rPr>
+        <w:rFonts w:ascii="Wingdings" w:hAnsi="Wingdings" w:hint="default"/>
+        <w:sz w:val="20"/>
+      </w:rPr>
+    </w:lvl>
+    <w:lvl w:ilvl="6" w:tentative="1">
+      <w:start w:val="1"/>
+      <w:numFmt w:val="bullet"/>
+      <w:lvlText w:val=""/>
+      <w:lvlJc w:val="left"/>
+      <w:pPr>
+        <w:tabs>
+          <w:tab w:val="num" w:pos="5040"/>
+        </w:tabs>
+        <w:ind w:left="5040" w:hanging="360"/>
+      </w:pPr>
+      <w:rPr>
+        <w:rFonts w:ascii="Wingdings" w:hAnsi="Wingdings" w:hint="default"/>
+        <w:sz w:val="20"/>
+      </w:rPr>
+    </w:lvl>
+    <w:lvl w:ilvl="7" w:tentative="1">
+      <w:start w:val="1"/>
+      <w:numFmt w:val="bullet"/>
+      <w:lvlText w:val=""/>
+      <w:lvlJc w:val="left"/>
+      <w:pPr>
+        <w:tabs>
+          <w:tab w:val="num" w:pos="5760"/>
+        </w:tabs>
+        <w:ind w:left="5760" w:hanging="360"/>
+      </w:pPr>
+      <w:rPr>
+        <w:rFonts w:ascii="Wingdings" w:hAnsi="Wingdings" w:hint="default"/>
+        <w:sz w:val="20"/>
+      </w:rPr>
+    </w:lvl>
+    <w:lvl w:ilvl="8" w:tentative="1">
+      <w:start w:val="1"/>
+      <w:numFmt w:val="bullet"/>
+      <w:lvlText w:val=""/>
+      <w:lvlJc w:val="left"/>
+      <w:pPr>
+        <w:tabs>
+          <w:tab w:val="num" w:pos="6480"/>
+        </w:tabs>
+        <w:ind w:left="6480" w:hanging="360"/>
+      </w:pPr>
+      <w:rPr>
+        <w:rFonts w:ascii="Wingdings" w:hAnsi="Wingdings" w:hint="default"/>
+        <w:sz w:val="20"/>
+      </w:rPr>
+    </w:lvl>
+  </w:abstractNum>
+  <w:abstractNum w:abstractNumId="2" w15:restartNumberingAfterBreak="0">
     <w:nsid w:val="2A971AF2"/>
     <w:multiLevelType w:val="multilevel"/>
     <w:tmpl w:val="C902FF76"/>
@@ -2931,7 +6414,156 @@
       </w:pPr>
     </w:lvl>
   </w:abstractNum>
-  <w:abstractNum w:abstractNumId="2" w15:restartNumberingAfterBreak="0">
+  <w:abstractNum w:abstractNumId="3" w15:restartNumberingAfterBreak="0">
+    <w:nsid w:val="2C55743C"/>
+    <w:multiLevelType w:val="multilevel"/>
+    <w:tmpl w:val="EE862A88"/>
+    <w:lvl w:ilvl="0">
+      <w:start w:val="1"/>
+      <w:numFmt w:val="bullet"/>
+      <w:lvlText w:val=""/>
+      <w:lvlJc w:val="left"/>
+      <w:pPr>
+        <w:tabs>
+          <w:tab w:val="num" w:pos="720"/>
+        </w:tabs>
+        <w:ind w:left="720" w:hanging="360"/>
+      </w:pPr>
+      <w:rPr>
+        <w:rFonts w:ascii="Symbol" w:hAnsi="Symbol" w:hint="default"/>
+        <w:sz w:val="20"/>
+      </w:rPr>
+    </w:lvl>
+    <w:lvl w:ilvl="1" w:tentative="1">
+      <w:start w:val="1"/>
+      <w:numFmt w:val="bullet"/>
+      <w:lvlText w:val="o"/>
+      <w:lvlJc w:val="left"/>
+      <w:pPr>
+        <w:tabs>
+          <w:tab w:val="num" w:pos="1440"/>
+        </w:tabs>
+        <w:ind w:left="1440" w:hanging="360"/>
+      </w:pPr>
+      <w:rPr>
+        <w:rFonts w:ascii="Courier New" w:hAnsi="Courier New" w:hint="default"/>
+        <w:sz w:val="20"/>
+      </w:rPr>
+    </w:lvl>
+    <w:lvl w:ilvl="2" w:tentative="1">
+      <w:start w:val="1"/>
+      <w:numFmt w:val="bullet"/>
+      <w:lvlText w:val=""/>
+      <w:lvlJc w:val="left"/>
+      <w:pPr>
+        <w:tabs>
+          <w:tab w:val="num" w:pos="2160"/>
+        </w:tabs>
+        <w:ind w:left="2160" w:hanging="360"/>
+      </w:pPr>
+      <w:rPr>
+        <w:rFonts w:ascii="Wingdings" w:hAnsi="Wingdings" w:hint="default"/>
+        <w:sz w:val="20"/>
+      </w:rPr>
+    </w:lvl>
+    <w:lvl w:ilvl="3" w:tentative="1">
+      <w:start w:val="1"/>
+      <w:numFmt w:val="bullet"/>
+      <w:lvlText w:val=""/>
+      <w:lvlJc w:val="left"/>
+      <w:pPr>
+        <w:tabs>
+          <w:tab w:val="num" w:pos="2880"/>
+        </w:tabs>
+        <w:ind w:left="2880" w:hanging="360"/>
+      </w:pPr>
+      <w:rPr>
+        <w:rFonts w:ascii="Wingdings" w:hAnsi="Wingdings" w:hint="default"/>
+        <w:sz w:val="20"/>
+      </w:rPr>
+    </w:lvl>
+    <w:lvl w:ilvl="4" w:tentative="1">
+      <w:start w:val="1"/>
+      <w:numFmt w:val="bullet"/>
+      <w:lvlText w:val=""/>
+      <w:lvlJc w:val="left"/>
+      <w:pPr>
+        <w:tabs>
+          <w:tab w:val="num" w:pos="3600"/>
+        </w:tabs>
+        <w:ind w:left="3600" w:hanging="360"/>
+      </w:pPr>
+      <w:rPr>
+        <w:rFonts w:ascii="Wingdings" w:hAnsi="Wingdings" w:hint="default"/>
+        <w:sz w:val="20"/>
+      </w:rPr>
+    </w:lvl>
+    <w:lvl w:ilvl="5" w:tentative="1">
+      <w:start w:val="1"/>
+      <w:numFmt w:val="bullet"/>
+      <w:lvlText w:val=""/>
+      <w:lvlJc w:val="left"/>
+      <w:pPr>
+        <w:tabs>
+          <w:tab w:val="num" w:pos="4320"/>
+        </w:tabs>
+        <w:ind w:left="4320" w:hanging="360"/>
+      </w:pPr>
+      <w:rPr>
+        <w:rFonts w:ascii="Wingdings" w:hAnsi="Wingdings" w:hint="default"/>
+        <w:sz w:val="20"/>
+      </w:rPr>
+    </w:lvl>
+    <w:lvl w:ilvl="6" w:tentative="1">
+      <w:start w:val="1"/>
+      <w:numFmt w:val="bullet"/>
+      <w:lvlText w:val=""/>
+      <w:lvlJc w:val="left"/>
+      <w:pPr>
+        <w:tabs>
+          <w:tab w:val="num" w:pos="5040"/>
+        </w:tabs>
+        <w:ind w:left="5040" w:hanging="360"/>
+      </w:pPr>
+      <w:rPr>
+        <w:rFonts w:ascii="Wingdings" w:hAnsi="Wingdings" w:hint="default"/>
+        <w:sz w:val="20"/>
+      </w:rPr>
+    </w:lvl>
+    <w:lvl w:ilvl="7" w:tentative="1">
+      <w:start w:val="1"/>
+      <w:numFmt w:val="bullet"/>
+      <w:lvlText w:val=""/>
+      <w:lvlJc w:val="left"/>
+      <w:pPr>
+        <w:tabs>
+          <w:tab w:val="num" w:pos="5760"/>
+        </w:tabs>
+        <w:ind w:left="5760" w:hanging="360"/>
+      </w:pPr>
+      <w:rPr>
+        <w:rFonts w:ascii="Wingdings" w:hAnsi="Wingdings" w:hint="default"/>
+        <w:sz w:val="20"/>
+      </w:rPr>
+    </w:lvl>
+    <w:lvl w:ilvl="8" w:tentative="1">
+      <w:start w:val="1"/>
+      <w:numFmt w:val="bullet"/>
+      <w:lvlText w:val=""/>
+      <w:lvlJc w:val="left"/>
+      <w:pPr>
+        <w:tabs>
+          <w:tab w:val="num" w:pos="6480"/>
+        </w:tabs>
+        <w:ind w:left="6480" w:hanging="360"/>
+      </w:pPr>
+      <w:rPr>
+        <w:rFonts w:ascii="Wingdings" w:hAnsi="Wingdings" w:hint="default"/>
+        <w:sz w:val="20"/>
+      </w:rPr>
+    </w:lvl>
+  </w:abstractNum>
+  <w:abstractNum w:abstractNumId="4" w15:restartNumberingAfterBreak="0">
     <w:nsid w:val="31611AB1"/>
     <w:multiLevelType w:val="multilevel"/>
     <w:tmpl w:val="66041FDA"/>
@@ -3080,7 +6712,418 @@
       </w:rPr>
     </w:lvl>
   </w:abstractNum>
-  <w:abstractNum w:abstractNumId="3" w15:restartNumberingAfterBreak="0">
+  <w:abstractNum w:abstractNumId="5" w15:restartNumberingAfterBreak="0">
+    <w:nsid w:val="371571A7"/>
+    <w:multiLevelType w:val="multilevel"/>
+    <w:tmpl w:val="E3A25CA2"/>
+    <w:lvl w:ilvl="0">
+      <w:start w:val="1"/>
+      <w:numFmt w:val="bullet"/>
+      <w:lvlText w:val=""/>
+      <w:lvlJc w:val="left"/>
+      <w:pPr>
+        <w:tabs>
+          <w:tab w:val="num" w:pos="720"/>
+        </w:tabs>
+        <w:ind w:left="720" w:hanging="360"/>
+      </w:pPr>
+      <w:rPr>
+        <w:rFonts w:ascii="Symbol" w:hAnsi="Symbol" w:hint="default"/>
+        <w:sz w:val="20"/>
+      </w:rPr>
+    </w:lvl>
+    <w:lvl w:ilvl="1" w:tentative="1">
+      <w:start w:val="1"/>
+      <w:numFmt w:val="bullet"/>
+      <w:lvlText w:val="o"/>
+      <w:lvlJc w:val="left"/>
+      <w:pPr>
+        <w:tabs>
+          <w:tab w:val="num" w:pos="1440"/>
+        </w:tabs>
+        <w:ind w:left="1440" w:hanging="360"/>
+      </w:pPr>
+      <w:rPr>
+        <w:rFonts w:ascii="Courier New" w:hAnsi="Courier New" w:hint="default"/>
+        <w:sz w:val="20"/>
+      </w:rPr>
+    </w:lvl>
+    <w:lvl w:ilvl="2" w:tentative="1">
+      <w:start w:val="1"/>
+      <w:numFmt w:val="bullet"/>
+      <w:lvlText w:val=""/>
+      <w:lvlJc w:val="left"/>
+      <w:pPr>
+        <w:tabs>
+          <w:tab w:val="num" w:pos="2160"/>
+        </w:tabs>
+        <w:ind w:left="2160" w:hanging="360"/>
+      </w:pPr>
+      <w:rPr>
+        <w:rFonts w:ascii="Wingdings" w:hAnsi="Wingdings" w:hint="default"/>
+        <w:sz w:val="20"/>
+      </w:rPr>
+    </w:lvl>
+    <w:lvl w:ilvl="3" w:tentative="1">
+      <w:start w:val="1"/>
+      <w:numFmt w:val="bullet"/>
+      <w:lvlText w:val=""/>
+      <w:lvlJc w:val="left"/>
+      <w:pPr>
+        <w:tabs>
+          <w:tab w:val="num" w:pos="2880"/>
+        </w:tabs>
+        <w:ind w:left="2880" w:hanging="360"/>
+      </w:pPr>
+      <w:rPr>
+        <w:rFonts w:ascii="Wingdings" w:hAnsi="Wingdings" w:hint="default"/>
+        <w:sz w:val="20"/>
+      </w:rPr>
+    </w:lvl>
+    <w:lvl w:ilvl="4" w:tentative="1">
+      <w:start w:val="1"/>
+      <w:numFmt w:val="bullet"/>
+      <w:lvlText w:val=""/>
+      <w:lvlJc w:val="left"/>
+      <w:pPr>
+        <w:tabs>
+          <w:tab w:val="num" w:pos="3600"/>
+        </w:tabs>
+        <w:ind w:left="3600" w:hanging="360"/>
+      </w:pPr>
+      <w:rPr>
+        <w:rFonts w:ascii="Wingdings" w:hAnsi="Wingdings" w:hint="default"/>
+        <w:sz w:val="20"/>
+      </w:rPr>
+    </w:lvl>
+    <w:lvl w:ilvl="5" w:tentative="1">
+      <w:start w:val="1"/>
+      <w:numFmt w:val="bullet"/>
+      <w:lvlText w:val=""/>
+      <w:lvlJc w:val="left"/>
+      <w:pPr>
+        <w:tabs>
+          <w:tab w:val="num" w:pos="4320"/>
+        </w:tabs>
+        <w:ind w:left="4320" w:hanging="360"/>
+      </w:pPr>
+      <w:rPr>
+        <w:rFonts w:ascii="Wingdings" w:hAnsi="Wingdings" w:hint="default"/>
+        <w:sz w:val="20"/>
+      </w:rPr>
+    </w:lvl>
+    <w:lvl w:ilvl="6" w:tentative="1">
+      <w:start w:val="1"/>
+      <w:numFmt w:val="bullet"/>
+      <w:lvlText w:val=""/>
+      <w:lvlJc w:val="left"/>
+      <w:pPr>
+        <w:tabs>
+          <w:tab w:val="num" w:pos="5040"/>
+        </w:tabs>
+        <w:ind w:left="5040" w:hanging="360"/>
+      </w:pPr>
+      <w:rPr>
+        <w:rFonts w:ascii="Wingdings" w:hAnsi="Wingdings" w:hint="default"/>
+        <w:sz w:val="20"/>
+      </w:rPr>
+    </w:lvl>
+    <w:lvl w:ilvl="7" w:tentative="1">
+      <w:start w:val="1"/>
+      <w:numFmt w:val="bullet"/>
+      <w:lvlText w:val=""/>
+      <w:lvlJc w:val="left"/>
+      <w:pPr>
+        <w:tabs>
+          <w:tab w:val="num" w:pos="5760"/>
+        </w:tabs>
+        <w:ind w:left="5760" w:hanging="360"/>
+      </w:pPr>
+      <w:rPr>
+        <w:rFonts w:ascii="Wingdings" w:hAnsi="Wingdings" w:hint="default"/>
+        <w:sz w:val="20"/>
+      </w:rPr>
+    </w:lvl>
+    <w:lvl w:ilvl="8" w:tentative="1">
+      <w:start w:val="1"/>
+      <w:numFmt w:val="bullet"/>
+      <w:lvlText w:val=""/>
+      <w:lvlJc w:val="left"/>
+      <w:pPr>
+        <w:tabs>
+          <w:tab w:val="num" w:pos="6480"/>
+        </w:tabs>
+        <w:ind w:left="6480" w:hanging="360"/>
+      </w:pPr>
+      <w:rPr>
+        <w:rFonts w:ascii="Wingdings" w:hAnsi="Wingdings" w:hint="default"/>
+        <w:sz w:val="20"/>
+      </w:rPr>
+    </w:lvl>
+  </w:abstractNum>
+  <w:abstractNum w:abstractNumId="6" w15:restartNumberingAfterBreak="0">
+    <w:nsid w:val="42335194"/>
+    <w:multiLevelType w:val="multilevel"/>
+    <w:tmpl w:val="ADDA18E2"/>
+    <w:lvl w:ilvl="0">
+      <w:start w:val="1"/>
+      <w:numFmt w:val="decimal"/>
+      <w:lvlText w:val="%1."/>
+      <w:lvlJc w:val="left"/>
+      <w:pPr>
+        <w:tabs>
+          <w:tab w:val="num" w:pos="720"/>
+        </w:tabs>
+        <w:ind w:left="720" w:hanging="360"/>
+      </w:pPr>
+    </w:lvl>
+    <w:lvl w:ilvl="1" w:tentative="1">
+      <w:start w:val="1"/>
+      <w:numFmt w:val="decimal"/>
+      <w:lvlText w:val="%2."/>
+      <w:lvlJc w:val="left"/>
+      <w:pPr>
+        <w:tabs>
+          <w:tab w:val="num" w:pos="1440"/>
+        </w:tabs>
+        <w:ind w:left="1440" w:hanging="360"/>
+      </w:pPr>
+    </w:lvl>
+    <w:lvl w:ilvl="2" w:tentative="1">
+      <w:start w:val="1"/>
+      <w:numFmt w:val="decimal"/>
+      <w:lvlText w:val="%3."/>
+      <w:lvlJc w:val="left"/>
+      <w:pPr>
+        <w:tabs>
+          <w:tab w:val="num" w:pos="2160"/>
+        </w:tabs>
+        <w:ind w:left="2160" w:hanging="360"/>
+      </w:pPr>
+    </w:lvl>
+    <w:lvl w:ilvl="3" w:tentative="1">
+      <w:start w:val="1"/>
+      <w:numFmt w:val="decimal"/>
+      <w:lvlText w:val="%4."/>
+      <w:lvlJc w:val="left"/>
+      <w:pPr>
+        <w:tabs>
+          <w:tab w:val="num" w:pos="2880"/>
+        </w:tabs>
+        <w:ind w:left="2880" w:hanging="360"/>
+      </w:pPr>
+    </w:lvl>
+    <w:lvl w:ilvl="4" w:tentative="1">
+      <w:start w:val="1"/>
+      <w:numFmt w:val="decimal"/>
+      <w:lvlText w:val="%5."/>
+      <w:lvlJc w:val="left"/>
+      <w:pPr>
+        <w:tabs>
+          <w:tab w:val="num" w:pos="3600"/>
+        </w:tabs>
+        <w:ind w:left="3600" w:hanging="360"/>
+      </w:pPr>
+    </w:lvl>
+    <w:lvl w:ilvl="5" w:tentative="1">
+      <w:start w:val="1"/>
+      <w:numFmt w:val="decimal"/>
+      <w:lvlText w:val="%6."/>
+      <w:lvlJc w:val="left"/>
+      <w:pPr>
+        <w:tabs>
+          <w:tab w:val="num" w:pos="4320"/>
+        </w:tabs>
+        <w:ind w:left="4320" w:hanging="360"/>
+      </w:pPr>
+    </w:lvl>
+    <w:lvl w:ilvl="6" w:tentative="1">
+      <w:start w:val="1"/>
+      <w:numFmt w:val="decimal"/>
+      <w:lvlText w:val="%7."/>
+      <w:lvlJc w:val="left"/>
+      <w:pPr>
+        <w:tabs>
+          <w:tab w:val="num" w:pos="5040"/>
+        </w:tabs>
+        <w:ind w:left="5040" w:hanging="360"/>
+      </w:pPr>
+    </w:lvl>
+    <w:lvl w:ilvl="7" w:tentative="1">
+      <w:start w:val="1"/>
+      <w:numFmt w:val="decimal"/>
+      <w:lvlText w:val="%8."/>
+      <w:lvlJc w:val="left"/>
+      <w:pPr>
+        <w:tabs>
+          <w:tab w:val="num" w:pos="5760"/>
+        </w:tabs>
+        <w:ind w:left="5760" w:hanging="360"/>
+      </w:pPr>
+    </w:lvl>
+    <w:lvl w:ilvl="8" w:tentative="1">
+      <w:start w:val="1"/>
+      <w:numFmt w:val="decimal"/>
+      <w:lvlText w:val="%9."/>
+      <w:lvlJc w:val="left"/>
+      <w:pPr>
+        <w:tabs>
+          <w:tab w:val="num" w:pos="6480"/>
+        </w:tabs>
+        <w:ind w:left="6480" w:hanging="360"/>
+      </w:pPr>
+    </w:lvl>
+  </w:abstractNum>
+  <w:abstractNum w:abstractNumId="7" w15:restartNumberingAfterBreak="0">
+    <w:nsid w:val="4F3562FA"/>
+    <w:multiLevelType w:val="multilevel"/>
+    <w:tmpl w:val="DD905B64"/>
+    <w:lvl w:ilvl="0">
+      <w:start w:val="1"/>
+      <w:numFmt w:val="bullet"/>
+      <w:lvlText w:val=""/>
+      <w:lvlJc w:val="left"/>
+      <w:pPr>
+        <w:tabs>
+          <w:tab w:val="num" w:pos="720"/>
+        </w:tabs>
+        <w:ind w:left="720" w:hanging="360"/>
+      </w:pPr>
+      <w:rPr>
+        <w:rFonts w:ascii="Symbol" w:hAnsi="Symbol" w:hint="default"/>
+        <w:sz w:val="20"/>
+      </w:rPr>
+    </w:lvl>
+    <w:lvl w:ilvl="1" w:tentative="1">
+      <w:start w:val="1"/>
+      <w:numFmt w:val="bullet"/>
+      <w:lvlText w:val="o"/>
+      <w:lvlJc w:val="left"/>
+      <w:pPr>
+        <w:tabs>
+          <w:tab w:val="num" w:pos="1440"/>
+        </w:tabs>
+        <w:ind w:left="1440" w:hanging="360"/>
+      </w:pPr>
+      <w:rPr>
+        <w:rFonts w:ascii="Courier New" w:hAnsi="Courier New" w:hint="default"/>
+        <w:sz w:val="20"/>
+      </w:rPr>
+    </w:lvl>
+    <w:lvl w:ilvl="2" w:tentative="1">
+      <w:start w:val="1"/>
+      <w:numFmt w:val="bullet"/>
+      <w:lvlText w:val=""/>
+      <w:lvlJc w:val="left"/>
+      <w:pPr>
+        <w:tabs>
+          <w:tab w:val="num" w:pos="2160"/>
+        </w:tabs>
+        <w:ind w:left="2160" w:hanging="360"/>
+      </w:pPr>
+      <w:rPr>
+        <w:rFonts w:ascii="Wingdings" w:hAnsi="Wingdings" w:hint="default"/>
+        <w:sz w:val="20"/>
+      </w:rPr>
+    </w:lvl>
+    <w:lvl w:ilvl="3" w:tentative="1">
+      <w:start w:val="1"/>
+      <w:numFmt w:val="bullet"/>
+      <w:lvlText w:val=""/>
+      <w:lvlJc w:val="left"/>
+      <w:pPr>
+        <w:tabs>
+          <w:tab w:val="num" w:pos="2880"/>
+        </w:tabs>
+        <w:ind w:left="2880" w:hanging="360"/>
+      </w:pPr>
+      <w:rPr>
+        <w:rFonts w:ascii="Wingdings" w:hAnsi="Wingdings" w:hint="default"/>
+        <w:sz w:val="20"/>
+      </w:rPr>
+    </w:lvl>
+    <w:lvl w:ilvl="4" w:tentative="1">
+      <w:start w:val="1"/>
+      <w:numFmt w:val="bullet"/>
+      <w:lvlText w:val=""/>
+      <w:lvlJc w:val="left"/>
+      <w:pPr>
+        <w:tabs>
+          <w:tab w:val="num" w:pos="3600"/>
+        </w:tabs>
+        <w:ind w:left="3600" w:hanging="360"/>
+      </w:pPr>
+      <w:rPr>
+        <w:rFonts w:ascii="Wingdings" w:hAnsi="Wingdings" w:hint="default"/>
+        <w:sz w:val="20"/>
+      </w:rPr>
+    </w:lvl>
+    <w:lvl w:ilvl="5" w:tentative="1">
+      <w:start w:val="1"/>
+      <w:numFmt w:val="bullet"/>
+      <w:lvlText w:val=""/>
+      <w:lvlJc w:val="left"/>
+      <w:pPr>
+        <w:tabs>
+          <w:tab w:val="num" w:pos="4320"/>
+        </w:tabs>
+        <w:ind w:left="4320" w:hanging="360"/>
+      </w:pPr>
+      <w:rPr>
+        <w:rFonts w:ascii="Wingdings" w:hAnsi="Wingdings" w:hint="default"/>
+        <w:sz w:val="20"/>
+      </w:rPr>
+    </w:lvl>
+    <w:lvl w:ilvl="6" w:tentative="1">
+      <w:start w:val="1"/>
+      <w:numFmt w:val="bullet"/>
+      <w:lvlText w:val=""/>
+      <w:lvlJc w:val="left"/>
+      <w:pPr>
+        <w:tabs>
+          <w:tab w:val="num" w:pos="5040"/>
+        </w:tabs>
+        <w:ind w:left="5040" w:hanging="360"/>
+      </w:pPr>
+      <w:rPr>
+        <w:rFonts w:ascii="Wingdings" w:hAnsi="Wingdings" w:hint="default"/>
+        <w:sz w:val="20"/>
+      </w:rPr>
+    </w:lvl>
+    <w:lvl w:ilvl="7" w:tentative="1">
+      <w:start w:val="1"/>
+      <w:numFmt w:val="bullet"/>
+      <w:lvlText w:val=""/>
+      <w:lvlJc w:val="left"/>
+      <w:pPr>
+        <w:tabs>
+          <w:tab w:val="num" w:pos="5760"/>
+        </w:tabs>
+        <w:ind w:left="5760" w:hanging="360"/>
+      </w:pPr>
+      <w:rPr>
+        <w:rFonts w:ascii="Wingdings" w:hAnsi="Wingdings" w:hint="default"/>
+        <w:sz w:val="20"/>
+      </w:rPr>
+    </w:lvl>
+    <w:lvl w:ilvl="8" w:tentative="1">
+      <w:start w:val="1"/>
+      <w:numFmt w:val="bullet"/>
+      <w:lvlText w:val=""/>
+      <w:lvlJc w:val="left"/>
+      <w:pPr>
+        <w:tabs>
+          <w:tab w:val="num" w:pos="6480"/>
+        </w:tabs>
+        <w:ind w:left="6480" w:hanging="360"/>
+      </w:pPr>
+      <w:rPr>
+        <w:rFonts w:ascii="Wingdings" w:hAnsi="Wingdings" w:hint="default"/>
+        <w:sz w:val="20"/>
+      </w:rPr>
+    </w:lvl>
+  </w:abstractNum>
+  <w:abstractNum w:abstractNumId="8" w15:restartNumberingAfterBreak="0">
     <w:nsid w:val="4FFF3B57"/>
     <w:multiLevelType w:val="multilevel"/>
     <w:tmpl w:val="919EFF6C"/>
@@ -3193,7 +7236,156 @@
       </w:pPr>
     </w:lvl>
   </w:abstractNum>
-  <w:abstractNum w:abstractNumId="4" w15:restartNumberingAfterBreak="0">
+  <w:abstractNum w:abstractNumId="9" w15:restartNumberingAfterBreak="0">
+    <w:nsid w:val="580F7ABB"/>
+    <w:multiLevelType w:val="multilevel"/>
+    <w:tmpl w:val="618465D8"/>
+    <w:lvl w:ilvl="0">
+      <w:start w:val="1"/>
+      <w:numFmt w:val="bullet"/>
+      <w:lvlText w:val=""/>
+      <w:lvlJc w:val="left"/>
+      <w:pPr>
+        <w:tabs>
+          <w:tab w:val="num" w:pos="720"/>
+        </w:tabs>
+        <w:ind w:left="720" w:hanging="360"/>
+      </w:pPr>
+      <w:rPr>
+        <w:rFonts w:ascii="Symbol" w:hAnsi="Symbol" w:hint="default"/>
+        <w:sz w:val="20"/>
+      </w:rPr>
+    </w:lvl>
+    <w:lvl w:ilvl="1" w:tentative="1">
+      <w:start w:val="1"/>
+      <w:numFmt w:val="bullet"/>
+      <w:lvlText w:val="o"/>
+      <w:lvlJc w:val="left"/>
+      <w:pPr>
+        <w:tabs>
+          <w:tab w:val="num" w:pos="1440"/>
+        </w:tabs>
+        <w:ind w:left="1440" w:hanging="360"/>
+      </w:pPr>
+      <w:rPr>
+        <w:rFonts w:ascii="Courier New" w:hAnsi="Courier New" w:hint="default"/>
+        <w:sz w:val="20"/>
+      </w:rPr>
+    </w:lvl>
+    <w:lvl w:ilvl="2" w:tentative="1">
+      <w:start w:val="1"/>
+      <w:numFmt w:val="bullet"/>
+      <w:lvlText w:val=""/>
+      <w:lvlJc w:val="left"/>
+      <w:pPr>
+        <w:tabs>
+          <w:tab w:val="num" w:pos="2160"/>
+        </w:tabs>
+        <w:ind w:left="2160" w:hanging="360"/>
+      </w:pPr>
+      <w:rPr>
+        <w:rFonts w:ascii="Wingdings" w:hAnsi="Wingdings" w:hint="default"/>
+        <w:sz w:val="20"/>
+      </w:rPr>
+    </w:lvl>
+    <w:lvl w:ilvl="3" w:tentative="1">
+      <w:start w:val="1"/>
+      <w:numFmt w:val="bullet"/>
+      <w:lvlText w:val=""/>
+      <w:lvlJc w:val="left"/>
+      <w:pPr>
+        <w:tabs>
+          <w:tab w:val="num" w:pos="2880"/>
+        </w:tabs>
+        <w:ind w:left="2880" w:hanging="360"/>
+      </w:pPr>
+      <w:rPr>
+        <w:rFonts w:ascii="Wingdings" w:hAnsi="Wingdings" w:hint="default"/>
+        <w:sz w:val="20"/>
+      </w:rPr>
+    </w:lvl>
+    <w:lvl w:ilvl="4" w:tentative="1">
+      <w:start w:val="1"/>
+      <w:numFmt w:val="bullet"/>
+      <w:lvlText w:val=""/>
+      <w:lvlJc w:val="left"/>
+      <w:pPr>
+        <w:tabs>
+          <w:tab w:val="num" w:pos="3600"/>
+        </w:tabs>
+        <w:ind w:left="3600" w:hanging="360"/>
+      </w:pPr>
+      <w:rPr>
+        <w:rFonts w:ascii="Wingdings" w:hAnsi="Wingdings" w:hint="default"/>
+        <w:sz w:val="20"/>
+      </w:rPr>
+    </w:lvl>
+    <w:lvl w:ilvl="5" w:tentative="1">
+      <w:start w:val="1"/>
+      <w:numFmt w:val="bullet"/>
+      <w:lvlText w:val=""/>
+      <w:lvlJc w:val="left"/>
+      <w:pPr>
+        <w:tabs>
+          <w:tab w:val="num" w:pos="4320"/>
+        </w:tabs>
+        <w:ind w:left="4320" w:hanging="360"/>
+      </w:pPr>
+      <w:rPr>
+        <w:rFonts w:ascii="Wingdings" w:hAnsi="Wingdings" w:hint="default"/>
+        <w:sz w:val="20"/>
+      </w:rPr>
+    </w:lvl>
+    <w:lvl w:ilvl="6" w:tentative="1">
+      <w:start w:val="1"/>
+      <w:numFmt w:val="bullet"/>
+      <w:lvlText w:val=""/>
+      <w:lvlJc w:val="left"/>
+      <w:pPr>
+        <w:tabs>
+          <w:tab w:val="num" w:pos="5040"/>
+        </w:tabs>
+        <w:ind w:left="5040" w:hanging="360"/>
+      </w:pPr>
+      <w:rPr>
+        <w:rFonts w:ascii="Wingdings" w:hAnsi="Wingdings" w:hint="default"/>
+        <w:sz w:val="20"/>
+      </w:rPr>
+    </w:lvl>
+    <w:lvl w:ilvl="7" w:tentative="1">
+      <w:start w:val="1"/>
+      <w:numFmt w:val="bullet"/>
+      <w:lvlText w:val=""/>
+      <w:lvlJc w:val="left"/>
+      <w:pPr>
+        <w:tabs>
+          <w:tab w:val="num" w:pos="5760"/>
+        </w:tabs>
+        <w:ind w:left="5760" w:hanging="360"/>
+      </w:pPr>
+      <w:rPr>
+        <w:rFonts w:ascii="Wingdings" w:hAnsi="Wingdings" w:hint="default"/>
+        <w:sz w:val="20"/>
+      </w:rPr>
+    </w:lvl>
+    <w:lvl w:ilvl="8" w:tentative="1">
+      <w:start w:val="1"/>
+      <w:numFmt w:val="bullet"/>
+      <w:lvlText w:val=""/>
+      <w:lvlJc w:val="left"/>
+      <w:pPr>
+        <w:tabs>
+          <w:tab w:val="num" w:pos="6480"/>
+        </w:tabs>
+        <w:ind w:left="6480" w:hanging="360"/>
+      </w:pPr>
+      <w:rPr>
+        <w:rFonts w:ascii="Wingdings" w:hAnsi="Wingdings" w:hint="default"/>
+        <w:sz w:val="20"/>
+      </w:rPr>
+    </w:lvl>
+  </w:abstractNum>
+  <w:abstractNum w:abstractNumId="10" w15:restartNumberingAfterBreak="0">
     <w:nsid w:val="6B5C0095"/>
     <w:multiLevelType w:val="multilevel"/>
     <w:tmpl w:val="F66C0E32"/>
@@ -3342,7 +7534,7 @@
       </w:rPr>
     </w:lvl>
   </w:abstractNum>
-  <w:abstractNum w:abstractNumId="5" w15:restartNumberingAfterBreak="0">
+  <w:abstractNum w:abstractNumId="11" w15:restartNumberingAfterBreak="0">
     <w:nsid w:val="6EE81834"/>
     <w:multiLevelType w:val="multilevel"/>
     <w:tmpl w:val="939EC35E"/>
@@ -3491,7 +7683,7 @@
       </w:rPr>
     </w:lvl>
   </w:abstractNum>
-  <w:abstractNum w:abstractNumId="6" w15:restartNumberingAfterBreak="0">
+  <w:abstractNum w:abstractNumId="12" w15:restartNumberingAfterBreak="0">
     <w:nsid w:val="6F7F1A40"/>
     <w:multiLevelType w:val="multilevel"/>
     <w:tmpl w:val="7F8ECFBE"/>
@@ -3640,7 +7832,7 @@
       </w:rPr>
     </w:lvl>
   </w:abstractNum>
-  <w:abstractNum w:abstractNumId="7" w15:restartNumberingAfterBreak="0">
+  <w:abstractNum w:abstractNumId="13" w15:restartNumberingAfterBreak="0">
     <w:nsid w:val="721F6997"/>
     <w:multiLevelType w:val="multilevel"/>
     <w:tmpl w:val="499EAE4E"/>
@@ -3753,7 +7945,305 @@
       </w:pPr>
     </w:lvl>
   </w:abstractNum>
-  <w:abstractNum w:abstractNumId="8" w15:restartNumberingAfterBreak="0">
+  <w:abstractNum w:abstractNumId="14" w15:restartNumberingAfterBreak="0">
+    <w:nsid w:val="727E211B"/>
+    <w:multiLevelType w:val="multilevel"/>
+    <w:tmpl w:val="A2786966"/>
+    <w:lvl w:ilvl="0">
+      <w:start w:val="1"/>
+      <w:numFmt w:val="bullet"/>
+      <w:lvlText w:val=""/>
+      <w:lvlJc w:val="left"/>
+      <w:pPr>
+        <w:tabs>
+          <w:tab w:val="num" w:pos="720"/>
+        </w:tabs>
+        <w:ind w:left="720" w:hanging="360"/>
+      </w:pPr>
+      <w:rPr>
+        <w:rFonts w:ascii="Symbol" w:hAnsi="Symbol" w:hint="default"/>
+        <w:sz w:val="20"/>
+      </w:rPr>
+    </w:lvl>
+    <w:lvl w:ilvl="1" w:tentative="1">
+      <w:start w:val="1"/>
+      <w:numFmt w:val="bullet"/>
+      <w:lvlText w:val="o"/>
+      <w:lvlJc w:val="left"/>
+      <w:pPr>
+        <w:tabs>
+          <w:tab w:val="num" w:pos="1440"/>
+        </w:tabs>
+        <w:ind w:left="1440" w:hanging="360"/>
+      </w:pPr>
+      <w:rPr>
+        <w:rFonts w:ascii="Courier New" w:hAnsi="Courier New" w:hint="default"/>
+        <w:sz w:val="20"/>
+      </w:rPr>
+    </w:lvl>
+    <w:lvl w:ilvl="2" w:tentative="1">
+      <w:start w:val="1"/>
+      <w:numFmt w:val="bullet"/>
+      <w:lvlText w:val=""/>
+      <w:lvlJc w:val="left"/>
+      <w:pPr>
+        <w:tabs>
+          <w:tab w:val="num" w:pos="2160"/>
+        </w:tabs>
+        <w:ind w:left="2160" w:hanging="360"/>
+      </w:pPr>
+      <w:rPr>
+        <w:rFonts w:ascii="Wingdings" w:hAnsi="Wingdings" w:hint="default"/>
+        <w:sz w:val="20"/>
+      </w:rPr>
+    </w:lvl>
+    <w:lvl w:ilvl="3" w:tentative="1">
+      <w:start w:val="1"/>
+      <w:numFmt w:val="bullet"/>
+      <w:lvlText w:val=""/>
+      <w:lvlJc w:val="left"/>
+      <w:pPr>
+        <w:tabs>
+          <w:tab w:val="num" w:pos="2880"/>
+        </w:tabs>
+        <w:ind w:left="2880" w:hanging="360"/>
+      </w:pPr>
+      <w:rPr>
+        <w:rFonts w:ascii="Wingdings" w:hAnsi="Wingdings" w:hint="default"/>
+        <w:sz w:val="20"/>
+      </w:rPr>
+    </w:lvl>
+    <w:lvl w:ilvl="4" w:tentative="1">
+      <w:start w:val="1"/>
+      <w:numFmt w:val="bullet"/>
+      <w:lvlText w:val=""/>
+      <w:lvlJc w:val="left"/>
+      <w:pPr>
+        <w:tabs>
+          <w:tab w:val="num" w:pos="3600"/>
+        </w:tabs>
+        <w:ind w:left="3600" w:hanging="360"/>
+      </w:pPr>
+      <w:rPr>
+        <w:rFonts w:ascii="Wingdings" w:hAnsi="Wingdings" w:hint="default"/>
+        <w:sz w:val="20"/>
+      </w:rPr>
+    </w:lvl>
+    <w:lvl w:ilvl="5" w:tentative="1">
+      <w:start w:val="1"/>
+      <w:numFmt w:val="bullet"/>
+      <w:lvlText w:val=""/>
+      <w:lvlJc w:val="left"/>
+      <w:pPr>
+        <w:tabs>
+          <w:tab w:val="num" w:pos="4320"/>
+        </w:tabs>
+        <w:ind w:left="4320" w:hanging="360"/>
+      </w:pPr>
+      <w:rPr>
+        <w:rFonts w:ascii="Wingdings" w:hAnsi="Wingdings" w:hint="default"/>
+        <w:sz w:val="20"/>
+      </w:rPr>
+    </w:lvl>
+    <w:lvl w:ilvl="6" w:tentative="1">
+      <w:start w:val="1"/>
+      <w:numFmt w:val="bullet"/>
+      <w:lvlText w:val=""/>
+      <w:lvlJc w:val="left"/>
+      <w:pPr>
+        <w:tabs>
+          <w:tab w:val="num" w:pos="5040"/>
+        </w:tabs>
+        <w:ind w:left="5040" w:hanging="360"/>
+      </w:pPr>
+      <w:rPr>
+        <w:rFonts w:ascii="Wingdings" w:hAnsi="Wingdings" w:hint="default"/>
+        <w:sz w:val="20"/>
+      </w:rPr>
+    </w:lvl>
+    <w:lvl w:ilvl="7" w:tentative="1">
+      <w:start w:val="1"/>
+      <w:numFmt w:val="bullet"/>
+      <w:lvlText w:val=""/>
+      <w:lvlJc w:val="left"/>
+      <w:pPr>
+        <w:tabs>
+          <w:tab w:val="num" w:pos="5760"/>
+        </w:tabs>
+        <w:ind w:left="5760" w:hanging="360"/>
+      </w:pPr>
+      <w:rPr>
+        <w:rFonts w:ascii="Wingdings" w:hAnsi="Wingdings" w:hint="default"/>
+        <w:sz w:val="20"/>
+      </w:rPr>
+    </w:lvl>
+    <w:lvl w:ilvl="8" w:tentative="1">
+      <w:start w:val="1"/>
+      <w:numFmt w:val="bullet"/>
+      <w:lvlText w:val=""/>
+      <w:lvlJc w:val="left"/>
+      <w:pPr>
+        <w:tabs>
+          <w:tab w:val="num" w:pos="6480"/>
+        </w:tabs>
+        <w:ind w:left="6480" w:hanging="360"/>
+      </w:pPr>
+      <w:rPr>
+        <w:rFonts w:ascii="Wingdings" w:hAnsi="Wingdings" w:hint="default"/>
+        <w:sz w:val="20"/>
+      </w:rPr>
+    </w:lvl>
+  </w:abstractNum>
+  <w:abstractNum w:abstractNumId="15" w15:restartNumberingAfterBreak="0">
+    <w:nsid w:val="752D0F1B"/>
+    <w:multiLevelType w:val="multilevel"/>
+    <w:tmpl w:val="861C654E"/>
+    <w:lvl w:ilvl="0">
+      <w:start w:val="1"/>
+      <w:numFmt w:val="bullet"/>
+      <w:lvlText w:val=""/>
+      <w:lvlJc w:val="left"/>
+      <w:pPr>
+        <w:tabs>
+          <w:tab w:val="num" w:pos="720"/>
+        </w:tabs>
+        <w:ind w:left="720" w:hanging="360"/>
+      </w:pPr>
+      <w:rPr>
+        <w:rFonts w:ascii="Symbol" w:hAnsi="Symbol" w:hint="default"/>
+        <w:sz w:val="20"/>
+      </w:rPr>
+    </w:lvl>
+    <w:lvl w:ilvl="1" w:tentative="1">
+      <w:start w:val="1"/>
+      <w:numFmt w:val="bullet"/>
+      <w:lvlText w:val="o"/>
+      <w:lvlJc w:val="left"/>
+      <w:pPr>
+        <w:tabs>
+          <w:tab w:val="num" w:pos="1440"/>
+        </w:tabs>
+        <w:ind w:left="1440" w:hanging="360"/>
+      </w:pPr>
+      <w:rPr>
+        <w:rFonts w:ascii="Courier New" w:hAnsi="Courier New" w:hint="default"/>
+        <w:sz w:val="20"/>
+      </w:rPr>
+    </w:lvl>
+    <w:lvl w:ilvl="2" w:tentative="1">
+      <w:start w:val="1"/>
+      <w:numFmt w:val="bullet"/>
+      <w:lvlText w:val=""/>
+      <w:lvlJc w:val="left"/>
+      <w:pPr>
+        <w:tabs>
+          <w:tab w:val="num" w:pos="2160"/>
+        </w:tabs>
+        <w:ind w:left="2160" w:hanging="360"/>
+      </w:pPr>
+      <w:rPr>
+        <w:rFonts w:ascii="Wingdings" w:hAnsi="Wingdings" w:hint="default"/>
+        <w:sz w:val="20"/>
+      </w:rPr>
+    </w:lvl>
+    <w:lvl w:ilvl="3" w:tentative="1">
+      <w:start w:val="1"/>
+      <w:numFmt w:val="bullet"/>
+      <w:lvlText w:val=""/>
+      <w:lvlJc w:val="left"/>
+      <w:pPr>
+        <w:tabs>
+          <w:tab w:val="num" w:pos="2880"/>
+        </w:tabs>
+        <w:ind w:left="2880" w:hanging="360"/>
+      </w:pPr>
+      <w:rPr>
+        <w:rFonts w:ascii="Wingdings" w:hAnsi="Wingdings" w:hint="default"/>
+        <w:sz w:val="20"/>
+      </w:rPr>
+    </w:lvl>
+    <w:lvl w:ilvl="4" w:tentative="1">
+      <w:start w:val="1"/>
+      <w:numFmt w:val="bullet"/>
+      <w:lvlText w:val=""/>
+      <w:lvlJc w:val="left"/>
+      <w:pPr>
+        <w:tabs>
+          <w:tab w:val="num" w:pos="3600"/>
+        </w:tabs>
+        <w:ind w:left="3600" w:hanging="360"/>
+      </w:pPr>
+      <w:rPr>
+        <w:rFonts w:ascii="Wingdings" w:hAnsi="Wingdings" w:hint="default"/>
+        <w:sz w:val="20"/>
+      </w:rPr>
+    </w:lvl>
+    <w:lvl w:ilvl="5" w:tentative="1">
+      <w:start w:val="1"/>
+      <w:numFmt w:val="bullet"/>
+      <w:lvlText w:val=""/>
+      <w:lvlJc w:val="left"/>
+      <w:pPr>
+        <w:tabs>
+          <w:tab w:val="num" w:pos="4320"/>
+        </w:tabs>
+        <w:ind w:left="4320" w:hanging="360"/>
+      </w:pPr>
+      <w:rPr>
+        <w:rFonts w:ascii="Wingdings" w:hAnsi="Wingdings" w:hint="default"/>
+        <w:sz w:val="20"/>
+      </w:rPr>
+    </w:lvl>
+    <w:lvl w:ilvl="6" w:tentative="1">
+      <w:start w:val="1"/>
+      <w:numFmt w:val="bullet"/>
+      <w:lvlText w:val=""/>
+      <w:lvlJc w:val="left"/>
+      <w:pPr>
+        <w:tabs>
+          <w:tab w:val="num" w:pos="5040"/>
+        </w:tabs>
+        <w:ind w:left="5040" w:hanging="360"/>
+      </w:pPr>
+      <w:rPr>
+        <w:rFonts w:ascii="Wingdings" w:hAnsi="Wingdings" w:hint="default"/>
+        <w:sz w:val="20"/>
+      </w:rPr>
+    </w:lvl>
+    <w:lvl w:ilvl="7" w:tentative="1">
+      <w:start w:val="1"/>
+      <w:numFmt w:val="bullet"/>
+      <w:lvlText w:val=""/>
+      <w:lvlJc w:val="left"/>
+      <w:pPr>
+        <w:tabs>
+          <w:tab w:val="num" w:pos="5760"/>
+        </w:tabs>
+        <w:ind w:left="5760" w:hanging="360"/>
+      </w:pPr>
+      <w:rPr>
+        <w:rFonts w:ascii="Wingdings" w:hAnsi="Wingdings" w:hint="default"/>
+        <w:sz w:val="20"/>
+      </w:rPr>
+    </w:lvl>
+    <w:lvl w:ilvl="8" w:tentative="1">
+      <w:start w:val="1"/>
+      <w:numFmt w:val="bullet"/>
+      <w:lvlText w:val=""/>
+      <w:lvlJc w:val="left"/>
+      <w:pPr>
+        <w:tabs>
+          <w:tab w:val="num" w:pos="6480"/>
+        </w:tabs>
+        <w:ind w:left="6480" w:hanging="360"/>
+      </w:pPr>
+      <w:rPr>
+        <w:rFonts w:ascii="Wingdings" w:hAnsi="Wingdings" w:hint="default"/>
+        <w:sz w:val="20"/>
+      </w:rPr>
+    </w:lvl>
+  </w:abstractNum>
+  <w:abstractNum w:abstractNumId="16" w15:restartNumberingAfterBreak="0">
     <w:nsid w:val="7B327FE4"/>
     <w:multiLevelType w:val="multilevel"/>
     <w:tmpl w:val="6014791E"/>
@@ -3902,7 +8392,7 @@
       </w:rPr>
     </w:lvl>
   </w:abstractNum>
-  <w:abstractNum w:abstractNumId="9" w15:restartNumberingAfterBreak="0">
+  <w:abstractNum w:abstractNumId="17" w15:restartNumberingAfterBreak="0">
     <w:nsid w:val="7DF03512"/>
     <w:multiLevelType w:val="multilevel"/>
     <w:tmpl w:val="6D3E6C38"/>
@@ -4016,34 +8506,58 @@
     </w:lvl>
   </w:abstractNum>
   <w:num w:numId="1" w16cid:durableId="1400249629">
-    <w:abstractNumId w:val="5"/>
+    <w:abstractNumId w:val="11"/>
   </w:num>
   <w:num w:numId="2" w16cid:durableId="2101367974">
-    <w:abstractNumId w:val="1"/>
+    <w:abstractNumId w:val="2"/>
   </w:num>
   <w:num w:numId="3" w16cid:durableId="719329387">
     <w:abstractNumId w:val="0"/>
   </w:num>
   <w:num w:numId="4" w16cid:durableId="458955399">
+    <w:abstractNumId w:val="17"/>
+  </w:num>
+  <w:num w:numId="5" w16cid:durableId="806702154">
+    <w:abstractNumId w:val="4"/>
+  </w:num>
+  <w:num w:numId="6" w16cid:durableId="1085348077">
+    <w:abstractNumId w:val="13"/>
+  </w:num>
+  <w:num w:numId="7" w16cid:durableId="1930430434">
+    <w:abstractNumId w:val="10"/>
+  </w:num>
+  <w:num w:numId="8" w16cid:durableId="652412496">
+    <w:abstractNumId w:val="12"/>
+  </w:num>
+  <w:num w:numId="9" w16cid:durableId="873887531">
+    <w:abstractNumId w:val="8"/>
+  </w:num>
+  <w:num w:numId="10" w16cid:durableId="2013289102">
+    <w:abstractNumId w:val="16"/>
+  </w:num>
+  <w:num w:numId="11" w16cid:durableId="94057237">
+    <w:abstractNumId w:val="14"/>
+  </w:num>
+  <w:num w:numId="12" w16cid:durableId="1584606175">
+    <w:abstractNumId w:val="15"/>
+  </w:num>
+  <w:num w:numId="13" w16cid:durableId="979961206">
+    <w:abstractNumId w:val="7"/>
+  </w:num>
+  <w:num w:numId="14" w16cid:durableId="104007834">
+    <w:abstractNumId w:val="5"/>
+  </w:num>
+  <w:num w:numId="15" w16cid:durableId="1953435446">
+    <w:abstractNumId w:val="3"/>
+  </w:num>
+  <w:num w:numId="16" w16cid:durableId="15230294">
+    <w:abstractNumId w:val="6"/>
+  </w:num>
+  <w:num w:numId="17" w16cid:durableId="1314213780">
     <w:abstractNumId w:val="9"/>
   </w:num>
-  <w:num w:numId="5" w16cid:durableId="806702154">
-    <w:abstractNumId w:val="2"/>
-  </w:num>
-  <w:num w:numId="6" w16cid:durableId="1085348077">
-    <w:abstractNumId w:val="7"/>
-  </w:num>
-  <w:num w:numId="7" w16cid:durableId="1930430434">
-    <w:abstractNumId w:val="4"/>
-  </w:num>
-  <w:num w:numId="8" w16cid:durableId="652412496">
-    <w:abstractNumId w:val="6"/>
-  </w:num>
-  <w:num w:numId="9" w16cid:durableId="873887531">
-    <w:abstractNumId w:val="3"/>
-  </w:num>
-  <w:num w:numId="10" w16cid:durableId="2013289102">
-    <w:abstractNumId w:val="8"/>
+  <w:num w:numId="18" w16cid:durableId="1714227056">
+    <w:abstractNumId w:val="1"/>
   </w:num>
 </w:numbering>
 </file>
@@ -4651,6 +9165,7 @@
   <w:style w:type="character" w:default="1" w:styleId="DefaultParagraphFont">
     <w:name w:val="Default Paragraph Font"/>
     <w:uiPriority w:val="1"/>
+    <w:semiHidden/>
     <w:unhideWhenUsed/>
   </w:style>
   <w:style w:type="table" w:default="1" w:styleId="TableNormal">

--- a/interview questions/3.javascript.docx
+++ b/interview questions/3.javascript.docx
@@ -6027,6 +6027,3069 @@
         <w:t>Bottom of Form</w:t>
       </w:r>
     </w:p>
+    <w:p>
+      <w:pPr>
+        <w:spacing w:line="240" w:lineRule="auto"/>
+        <w:jc w:val="both"/>
+        <w:rPr>
+          <w:b/>
+          <w:bCs/>
+        </w:rPr>
+      </w:pPr>
+      <w:r>
+        <w:rPr>
+          <w:b/>
+          <w:bCs/>
+        </w:rPr>
+        <w:t>21. What is Event Bubbling in JavaScript?</w:t>
+      </w:r>
+    </w:p>
+    <w:p>
+      <w:pPr>
+        <w:spacing w:line="240" w:lineRule="auto"/>
+        <w:jc w:val="both"/>
+      </w:pPr>
+      <w:r>
+        <w:rPr>
+          <w:b/>
+          <w:bCs/>
+        </w:rPr>
+        <w:lastRenderedPageBreak/>
+        <w:t>Answer:</w:t>
+      </w:r>
+      <w:r>
+        <w:br/>
+        <w:t xml:space="preserve">Event bubbling is a mechanism where an event starts from the </w:t>
+      </w:r>
+      <w:r>
+        <w:rPr>
+          <w:b/>
+          <w:bCs/>
+        </w:rPr>
+        <w:t>target element</w:t>
+      </w:r>
+      <w:r>
+        <w:t xml:space="preserve"> and then propagates upward to its parent elements.</w:t>
+      </w:r>
+    </w:p>
+    <w:p>
+      <w:pPr>
+        <w:spacing w:line="240" w:lineRule="auto"/>
+        <w:jc w:val="both"/>
+      </w:pPr>
+      <w:proofErr w:type="spellStart"/>
+      <w:proofErr w:type="gramStart"/>
+      <w:r>
+        <w:t>document.getElementById</w:t>
+      </w:r>
+      <w:proofErr w:type="spellEnd"/>
+      <w:proofErr w:type="gramEnd"/>
+      <w:r>
+        <w:t>("child"</w:t>
+      </w:r>
+      <w:proofErr w:type="gramStart"/>
+      <w:r>
+        <w:t>).</w:t>
+      </w:r>
+      <w:proofErr w:type="spellStart"/>
+      <w:r>
+        <w:t>addEventListener</w:t>
+      </w:r>
+      <w:proofErr w:type="spellEnd"/>
+      <w:proofErr w:type="gramEnd"/>
+      <w:r>
+        <w:t>("click", () =&gt; {</w:t>
+      </w:r>
+    </w:p>
+    <w:p>
+      <w:pPr>
+        <w:spacing w:line="240" w:lineRule="auto"/>
+        <w:jc w:val="both"/>
+      </w:pPr>
+      <w:r>
+        <w:t xml:space="preserve">    </w:t>
+      </w:r>
+      <w:proofErr w:type="gramStart"/>
+      <w:r>
+        <w:t>console.log(</w:t>
+      </w:r>
+      <w:proofErr w:type="gramEnd"/>
+      <w:r>
+        <w:t>"Child clicked");</w:t>
+      </w:r>
+    </w:p>
+    <w:p>
+      <w:pPr>
+        <w:spacing w:line="240" w:lineRule="auto"/>
+        <w:jc w:val="both"/>
+      </w:pPr>
+      <w:r>
+        <w:t>});</w:t>
+      </w:r>
+    </w:p>
+    <w:p>
+      <w:pPr>
+        <w:spacing w:line="240" w:lineRule="auto"/>
+        <w:jc w:val="both"/>
+      </w:pPr>
+    </w:p>
+    <w:p>
+      <w:pPr>
+        <w:spacing w:line="240" w:lineRule="auto"/>
+        <w:jc w:val="both"/>
+      </w:pPr>
+      <w:proofErr w:type="spellStart"/>
+      <w:proofErr w:type="gramStart"/>
+      <w:r>
+        <w:t>document.getElementById</w:t>
+      </w:r>
+      <w:proofErr w:type="spellEnd"/>
+      <w:proofErr w:type="gramEnd"/>
+      <w:r>
+        <w:t>("parent"</w:t>
+      </w:r>
+      <w:proofErr w:type="gramStart"/>
+      <w:r>
+        <w:t>).</w:t>
+      </w:r>
+      <w:proofErr w:type="spellStart"/>
+      <w:r>
+        <w:t>addEventListener</w:t>
+      </w:r>
+      <w:proofErr w:type="spellEnd"/>
+      <w:proofErr w:type="gramEnd"/>
+      <w:r>
+        <w:t>("click", () =&gt; {</w:t>
+      </w:r>
+    </w:p>
+    <w:p>
+      <w:pPr>
+        <w:spacing w:line="240" w:lineRule="auto"/>
+        <w:jc w:val="both"/>
+      </w:pPr>
+      <w:r>
+        <w:t xml:space="preserve">    </w:t>
+      </w:r>
+      <w:proofErr w:type="gramStart"/>
+      <w:r>
+        <w:t>console.log(</w:t>
+      </w:r>
+      <w:proofErr w:type="gramEnd"/>
+      <w:r>
+        <w:t>"Parent clicked");</w:t>
+      </w:r>
+    </w:p>
+    <w:p>
+      <w:pPr>
+        <w:spacing w:line="240" w:lineRule="auto"/>
+        <w:jc w:val="both"/>
+      </w:pPr>
+      <w:r>
+        <w:t>});</w:t>
+      </w:r>
+    </w:p>
+    <w:p>
+      <w:pPr>
+        <w:spacing w:line="240" w:lineRule="auto"/>
+        <w:jc w:val="both"/>
+      </w:pPr>
+      <w:r>
+        <w:t>If we click the child, the output can be:</w:t>
+      </w:r>
+    </w:p>
+    <w:p>
+      <w:pPr>
+        <w:spacing w:line="240" w:lineRule="auto"/>
+        <w:jc w:val="both"/>
+      </w:pPr>
+      <w:r>
+        <w:t>Child clicked</w:t>
+      </w:r>
+    </w:p>
+    <w:p>
+      <w:pPr>
+        <w:spacing w:line="240" w:lineRule="auto"/>
+        <w:jc w:val="both"/>
+      </w:pPr>
+      <w:r>
+        <w:t>Parent clicked</w:t>
+      </w:r>
+    </w:p>
+    <w:p>
+      <w:pPr>
+        <w:spacing w:line="240" w:lineRule="auto"/>
+        <w:jc w:val="both"/>
+      </w:pPr>
+      <w:r>
+        <w:rPr>
+          <w:b/>
+          <w:bCs/>
+        </w:rPr>
+        <w:t>Interview Answer:</w:t>
+      </w:r>
+    </w:p>
+    <w:p>
+      <w:pPr>
+        <w:spacing w:line="240" w:lineRule="auto"/>
+        <w:jc w:val="both"/>
+      </w:pPr>
+      <w:r>
+        <w:t>Event bubbling means an event propagates from the target element upward through its parent elements.</w:t>
+      </w:r>
+    </w:p>
+    <w:p>
+      <w:pPr>
+        <w:spacing w:line="240" w:lineRule="auto"/>
+        <w:jc w:val="both"/>
+      </w:pPr>
+      <w:r>
+        <w:pict w14:anchorId="21F2EEE4">
+          <v:rect id="_x0000_i1104" style="width:0;height:1.5pt" o:hralign="center" o:hrstd="t" o:hr="t" fillcolor="#a0a0a0" stroked="f"/>
+        </w:pict>
+      </w:r>
+    </w:p>
+    <w:p>
+      <w:pPr>
+        <w:spacing w:line="240" w:lineRule="auto"/>
+        <w:jc w:val="both"/>
+        <w:rPr>
+          <w:b/>
+          <w:bCs/>
+        </w:rPr>
+      </w:pPr>
+      <w:r>
+        <w:rPr>
+          <w:b/>
+          <w:bCs/>
+        </w:rPr>
+        <w:t>22. What is Event Capturing?</w:t>
+      </w:r>
+    </w:p>
+    <w:p>
+      <w:pPr>
+        <w:spacing w:line="240" w:lineRule="auto"/>
+        <w:jc w:val="both"/>
+      </w:pPr>
+      <w:r>
+        <w:rPr>
+          <w:b/>
+          <w:bCs/>
+        </w:rPr>
+        <w:t>Answer:</w:t>
+      </w:r>
+      <w:r>
+        <w:br/>
+        <w:t xml:space="preserve">Event capturing is the opposite direction of bubbling. The event travels from the </w:t>
+      </w:r>
+      <w:r>
+        <w:rPr>
+          <w:b/>
+          <w:bCs/>
+        </w:rPr>
+        <w:t>outermost parent toward the target element</w:t>
+      </w:r>
+      <w:r>
+        <w:t>.</w:t>
+      </w:r>
+    </w:p>
+    <w:p>
+      <w:pPr>
+        <w:spacing w:line="240" w:lineRule="auto"/>
+        <w:jc w:val="both"/>
+      </w:pPr>
+      <w:proofErr w:type="spellStart"/>
+      <w:proofErr w:type="gramStart"/>
+      <w:r>
+        <w:t>parent.addEventListener</w:t>
+      </w:r>
+      <w:proofErr w:type="spellEnd"/>
+      <w:proofErr w:type="gramEnd"/>
+      <w:r>
+        <w:t>("click", () =&gt; {</w:t>
+      </w:r>
+    </w:p>
+    <w:p>
+      <w:pPr>
+        <w:spacing w:line="240" w:lineRule="auto"/>
+        <w:jc w:val="both"/>
+      </w:pPr>
+      <w:r>
+        <w:t xml:space="preserve">    console.log("Parent");</w:t>
+      </w:r>
+    </w:p>
+    <w:p>
+      <w:pPr>
+        <w:spacing w:line="240" w:lineRule="auto"/>
+        <w:jc w:val="both"/>
+      </w:pPr>
+      <w:r>
+        <w:t>}, true);</w:t>
+      </w:r>
+    </w:p>
+    <w:p>
+      <w:pPr>
+        <w:spacing w:line="240" w:lineRule="auto"/>
+        <w:jc w:val="both"/>
+      </w:pPr>
+    </w:p>
+    <w:p>
+      <w:pPr>
+        <w:spacing w:line="240" w:lineRule="auto"/>
+        <w:jc w:val="both"/>
+      </w:pPr>
+      <w:proofErr w:type="spellStart"/>
+      <w:proofErr w:type="gramStart"/>
+      <w:r>
+        <w:t>child.addEventListener</w:t>
+      </w:r>
+      <w:proofErr w:type="spellEnd"/>
+      <w:proofErr w:type="gramEnd"/>
+      <w:r>
+        <w:t>("click", () =&gt; {</w:t>
+      </w:r>
+    </w:p>
+    <w:p>
+      <w:pPr>
+        <w:spacing w:line="240" w:lineRule="auto"/>
+        <w:jc w:val="both"/>
+      </w:pPr>
+      <w:r>
+        <w:t xml:space="preserve">    console.log("Child");</w:t>
+      </w:r>
+    </w:p>
+    <w:p>
+      <w:pPr>
+        <w:spacing w:line="240" w:lineRule="auto"/>
+        <w:jc w:val="both"/>
+      </w:pPr>
+      <w:r>
+        <w:t>}, true);</w:t>
+      </w:r>
+    </w:p>
+    <w:p>
+      <w:pPr>
+        <w:spacing w:line="240" w:lineRule="auto"/>
+        <w:jc w:val="both"/>
+      </w:pPr>
+      <w:r>
+        <w:t>The third argument true enables the capturing phase.</w:t>
+      </w:r>
+    </w:p>
+    <w:p>
+      <w:pPr>
+        <w:spacing w:line="240" w:lineRule="auto"/>
+        <w:jc w:val="both"/>
+      </w:pPr>
+      <w:r>
+        <w:rPr>
+          <w:b/>
+          <w:bCs/>
+        </w:rPr>
+        <w:t>Interview Answer:</w:t>
+      </w:r>
+    </w:p>
+    <w:p>
+      <w:pPr>
+        <w:spacing w:line="240" w:lineRule="auto"/>
+        <w:jc w:val="both"/>
+      </w:pPr>
+      <w:r>
+        <w:t>Event capturing is the phase where an event travels from the parent element down to the target element.</w:t>
+      </w:r>
+    </w:p>
+    <w:p>
+      <w:pPr>
+        <w:spacing w:line="240" w:lineRule="auto"/>
+        <w:jc w:val="both"/>
+        <w:rPr>
+          <w:b/>
+          <w:bCs/>
+        </w:rPr>
+      </w:pPr>
+      <w:r>
+        <w:rPr>
+          <w:b/>
+          <w:bCs/>
+        </w:rPr>
+        <w:t>Event Flow</w:t>
+      </w:r>
+    </w:p>
+    <w:p>
+      <w:pPr>
+        <w:spacing w:line="240" w:lineRule="auto"/>
+        <w:jc w:val="both"/>
+      </w:pPr>
+      <w:r>
+        <w:lastRenderedPageBreak/>
+        <w:t>Capturing Phase</w:t>
+      </w:r>
+    </w:p>
+    <w:p>
+      <w:pPr>
+        <w:spacing w:line="240" w:lineRule="auto"/>
+        <w:jc w:val="both"/>
+      </w:pPr>
+      <w:r>
+        <w:t xml:space="preserve">      ↓</w:t>
+      </w:r>
+    </w:p>
+    <w:p>
+      <w:pPr>
+        <w:spacing w:line="240" w:lineRule="auto"/>
+        <w:jc w:val="both"/>
+      </w:pPr>
+      <w:r>
+        <w:t xml:space="preserve">   Parent</w:t>
+      </w:r>
+    </w:p>
+    <w:p>
+      <w:pPr>
+        <w:spacing w:line="240" w:lineRule="auto"/>
+        <w:jc w:val="both"/>
+      </w:pPr>
+      <w:r>
+        <w:t xml:space="preserve">      ↓</w:t>
+      </w:r>
+    </w:p>
+    <w:p>
+      <w:pPr>
+        <w:spacing w:line="240" w:lineRule="auto"/>
+        <w:jc w:val="both"/>
+      </w:pPr>
+      <w:r>
+        <w:t xml:space="preserve">    Child</w:t>
+      </w:r>
+    </w:p>
+    <w:p>
+      <w:pPr>
+        <w:spacing w:line="240" w:lineRule="auto"/>
+        <w:jc w:val="both"/>
+      </w:pPr>
+      <w:r>
+        <w:t xml:space="preserve">      ↓</w:t>
+      </w:r>
+    </w:p>
+    <w:p>
+      <w:pPr>
+        <w:spacing w:line="240" w:lineRule="auto"/>
+        <w:jc w:val="both"/>
+      </w:pPr>
+      <w:r>
+        <w:t>Target Phase</w:t>
+      </w:r>
+    </w:p>
+    <w:p>
+      <w:pPr>
+        <w:spacing w:line="240" w:lineRule="auto"/>
+        <w:jc w:val="both"/>
+      </w:pPr>
+      <w:r>
+        <w:t xml:space="preserve">      ↓</w:t>
+      </w:r>
+    </w:p>
+    <w:p>
+      <w:pPr>
+        <w:spacing w:line="240" w:lineRule="auto"/>
+        <w:jc w:val="both"/>
+      </w:pPr>
+      <w:r>
+        <w:t>Bubbling Phase</w:t>
+      </w:r>
+    </w:p>
+    <w:p>
+      <w:pPr>
+        <w:spacing w:line="240" w:lineRule="auto"/>
+        <w:jc w:val="both"/>
+      </w:pPr>
+      <w:r>
+        <w:t xml:space="preserve">      ↑</w:t>
+      </w:r>
+    </w:p>
+    <w:p>
+      <w:pPr>
+        <w:spacing w:line="240" w:lineRule="auto"/>
+        <w:jc w:val="both"/>
+      </w:pPr>
+      <w:r>
+        <w:t xml:space="preserve">   Parent</w:t>
+      </w:r>
+    </w:p>
+    <w:p>
+      <w:pPr>
+        <w:spacing w:line="240" w:lineRule="auto"/>
+        <w:jc w:val="both"/>
+      </w:pPr>
+      <w:r>
+        <w:pict w14:anchorId="7FC365E9">
+          <v:rect id="_x0000_i1105" style="width:0;height:1.5pt" o:hralign="center" o:hrstd="t" o:hr="t" fillcolor="#a0a0a0" stroked="f"/>
+        </w:pict>
+      </w:r>
+    </w:p>
+    <w:p>
+      <w:pPr>
+        <w:spacing w:line="240" w:lineRule="auto"/>
+        <w:jc w:val="both"/>
+        <w:rPr>
+          <w:b/>
+          <w:bCs/>
+        </w:rPr>
+      </w:pPr>
+      <w:r>
+        <w:rPr>
+          <w:b/>
+          <w:bCs/>
+        </w:rPr>
+        <w:t>23. What is the Event Loop?</w:t>
+      </w:r>
+    </w:p>
+    <w:p>
+      <w:pPr>
+        <w:spacing w:line="240" w:lineRule="auto"/>
+        <w:jc w:val="both"/>
+      </w:pPr>
+      <w:r>
+        <w:rPr>
+          <w:b/>
+          <w:bCs/>
+        </w:rPr>
+        <w:t>Answer:</w:t>
+      </w:r>
+      <w:r>
+        <w:br/>
+        <w:t>The Event Loop allows JavaScript to handle asynchronous operations even though JavaScript executes JavaScript code on a single main thread.</w:t>
+      </w:r>
+    </w:p>
+    <w:p>
+      <w:pPr>
+        <w:spacing w:line="240" w:lineRule="auto"/>
+        <w:jc w:val="both"/>
+      </w:pPr>
+      <w:r>
+        <w:t>Example:</w:t>
+      </w:r>
+    </w:p>
+    <w:p>
+      <w:pPr>
+        <w:spacing w:line="240" w:lineRule="auto"/>
+        <w:jc w:val="both"/>
+      </w:pPr>
+      <w:r>
+        <w:t>console.log("A");</w:t>
+      </w:r>
+    </w:p>
+    <w:p>
+      <w:pPr>
+        <w:spacing w:line="240" w:lineRule="auto"/>
+        <w:jc w:val="both"/>
+      </w:pPr>
+    </w:p>
+    <w:p>
+      <w:pPr>
+        <w:spacing w:line="240" w:lineRule="auto"/>
+        <w:jc w:val="both"/>
+      </w:pPr>
+      <w:proofErr w:type="spellStart"/>
+      <w:proofErr w:type="gramStart"/>
+      <w:r>
+        <w:t>setTimeout</w:t>
+      </w:r>
+      <w:proofErr w:type="spellEnd"/>
+      <w:r>
+        <w:t>(</w:t>
+      </w:r>
+      <w:proofErr w:type="gramEnd"/>
+      <w:r>
+        <w:t>() =&gt; {</w:t>
+      </w:r>
+    </w:p>
+    <w:p>
+      <w:pPr>
+        <w:spacing w:line="240" w:lineRule="auto"/>
+        <w:jc w:val="both"/>
+      </w:pPr>
+      <w:r>
+        <w:t xml:space="preserve">    console.log("B");</w:t>
+      </w:r>
+    </w:p>
+    <w:p>
+      <w:pPr>
+        <w:spacing w:line="240" w:lineRule="auto"/>
+        <w:jc w:val="both"/>
+      </w:pPr>
+      <w:r>
+        <w:t>}, 0);</w:t>
+      </w:r>
+    </w:p>
+    <w:p>
+      <w:pPr>
+        <w:spacing w:line="240" w:lineRule="auto"/>
+        <w:jc w:val="both"/>
+      </w:pPr>
+    </w:p>
+    <w:p>
+      <w:pPr>
+        <w:spacing w:line="240" w:lineRule="auto"/>
+        <w:jc w:val="both"/>
+      </w:pPr>
+      <w:r>
+        <w:t>console.log("C");</w:t>
+      </w:r>
+    </w:p>
+    <w:p>
+      <w:pPr>
+        <w:spacing w:line="240" w:lineRule="auto"/>
+        <w:jc w:val="both"/>
+      </w:pPr>
+      <w:r>
+        <w:t>Output:</w:t>
+      </w:r>
+    </w:p>
+    <w:p>
+      <w:pPr>
+        <w:spacing w:line="240" w:lineRule="auto"/>
+        <w:jc w:val="both"/>
+      </w:pPr>
+      <w:r>
+        <w:t>A</w:t>
+      </w:r>
+    </w:p>
+    <w:p>
+      <w:pPr>
+        <w:spacing w:line="240" w:lineRule="auto"/>
+        <w:jc w:val="both"/>
+      </w:pPr>
+      <w:r>
+        <w:t>C</w:t>
+      </w:r>
+    </w:p>
+    <w:p>
+      <w:pPr>
+        <w:spacing w:line="240" w:lineRule="auto"/>
+        <w:jc w:val="both"/>
+      </w:pPr>
+      <w:r>
+        <w:t>B</w:t>
+      </w:r>
+    </w:p>
+    <w:p>
+      <w:pPr>
+        <w:spacing w:line="240" w:lineRule="auto"/>
+        <w:jc w:val="both"/>
+      </w:pPr>
+      <w:r>
+        <w:t>The synchronous code runs first. The timer callback runs later when the call stack is available.</w:t>
+      </w:r>
+    </w:p>
+    <w:p>
+      <w:pPr>
+        <w:spacing w:line="240" w:lineRule="auto"/>
+        <w:jc w:val="both"/>
+      </w:pPr>
+      <w:r>
+        <w:rPr>
+          <w:b/>
+          <w:bCs/>
+        </w:rPr>
+        <w:t>Interview Answer:</w:t>
+      </w:r>
+    </w:p>
+    <w:p>
+      <w:pPr>
+        <w:spacing w:line="240" w:lineRule="auto"/>
+        <w:jc w:val="both"/>
+      </w:pPr>
+      <w:r>
+        <w:t>The Event Loop coordinates the call stack and task queues so JavaScript can handle asynchronous operations.</w:t>
+      </w:r>
+    </w:p>
+    <w:p>
+      <w:pPr>
+        <w:spacing w:line="240" w:lineRule="auto"/>
+        <w:jc w:val="both"/>
+      </w:pPr>
+      <w:r>
+        <w:lastRenderedPageBreak/>
+        <w:pict w14:anchorId="0629879F">
+          <v:rect id="_x0000_i1106" style="width:0;height:1.5pt" o:hralign="center" o:hrstd="t" o:hr="t" fillcolor="#a0a0a0" stroked="f"/>
+        </w:pict>
+      </w:r>
+    </w:p>
+    <w:p>
+      <w:pPr>
+        <w:spacing w:line="240" w:lineRule="auto"/>
+        <w:jc w:val="both"/>
+        <w:rPr>
+          <w:b/>
+          <w:bCs/>
+        </w:rPr>
+      </w:pPr>
+      <w:r>
+        <w:rPr>
+          <w:b/>
+          <w:bCs/>
+        </w:rPr>
+        <w:t xml:space="preserve">24. What is the difference between Microtasks and </w:t>
+      </w:r>
+      <w:proofErr w:type="spellStart"/>
+      <w:r>
+        <w:rPr>
+          <w:b/>
+          <w:bCs/>
+        </w:rPr>
+        <w:t>Macrotasks</w:t>
+      </w:r>
+      <w:proofErr w:type="spellEnd"/>
+      <w:r>
+        <w:rPr>
+          <w:b/>
+          <w:bCs/>
+        </w:rPr>
+        <w:t>?</w:t>
+      </w:r>
+    </w:p>
+    <w:p>
+      <w:pPr>
+        <w:spacing w:line="240" w:lineRule="auto"/>
+        <w:jc w:val="both"/>
+      </w:pPr>
+      <w:r>
+        <w:rPr>
+          <w:b/>
+          <w:bCs/>
+        </w:rPr>
+        <w:t>Answer:</w:t>
+      </w:r>
+      <w:r>
+        <w:br/>
+        <w:t>JavaScript uses different queues for asynchronous callbacks.</w:t>
+      </w:r>
+    </w:p>
+    <w:p>
+      <w:pPr>
+        <w:spacing w:line="240" w:lineRule="auto"/>
+        <w:jc w:val="both"/>
+        <w:rPr>
+          <w:b/>
+          <w:bCs/>
+        </w:rPr>
+      </w:pPr>
+      <w:r>
+        <w:rPr>
+          <w:b/>
+          <w:bCs/>
+        </w:rPr>
+        <w:t>Microtasks</w:t>
+      </w:r>
+    </w:p>
+    <w:p>
+      <w:pPr>
+        <w:spacing w:line="240" w:lineRule="auto"/>
+        <w:jc w:val="both"/>
+      </w:pPr>
+      <w:r>
+        <w:t>Examples:</w:t>
+      </w:r>
+    </w:p>
+    <w:p>
+      <w:pPr>
+        <w:numPr>
+          <w:ilvl w:val="0"/>
+          <w:numId w:val="19"/>
+        </w:numPr>
+        <w:spacing w:line="240" w:lineRule="auto"/>
+        <w:jc w:val="both"/>
+      </w:pPr>
+      <w:proofErr w:type="gramStart"/>
+      <w:r>
+        <w:t>Promise .then</w:t>
+      </w:r>
+      <w:proofErr w:type="gramEnd"/>
+      <w:r>
+        <w:t xml:space="preserve">() </w:t>
+      </w:r>
+    </w:p>
+    <w:p>
+      <w:pPr>
+        <w:numPr>
+          <w:ilvl w:val="0"/>
+          <w:numId w:val="19"/>
+        </w:numPr>
+        <w:spacing w:line="240" w:lineRule="auto"/>
+        <w:jc w:val="both"/>
+      </w:pPr>
+      <w:proofErr w:type="gramStart"/>
+      <w:r>
+        <w:t>.catch</w:t>
+      </w:r>
+      <w:proofErr w:type="gramEnd"/>
+      <w:r>
+        <w:t xml:space="preserve">() </w:t>
+      </w:r>
+    </w:p>
+    <w:p>
+      <w:pPr>
+        <w:numPr>
+          <w:ilvl w:val="0"/>
+          <w:numId w:val="19"/>
+        </w:numPr>
+        <w:spacing w:line="240" w:lineRule="auto"/>
+        <w:jc w:val="both"/>
+      </w:pPr>
+      <w:proofErr w:type="gramStart"/>
+      <w:r>
+        <w:t>.finally</w:t>
+      </w:r>
+      <w:proofErr w:type="gramEnd"/>
+      <w:r>
+        <w:t xml:space="preserve">() </w:t>
+      </w:r>
+    </w:p>
+    <w:p>
+      <w:pPr>
+        <w:numPr>
+          <w:ilvl w:val="0"/>
+          <w:numId w:val="19"/>
+        </w:numPr>
+        <w:spacing w:line="240" w:lineRule="auto"/>
+        <w:jc w:val="both"/>
+      </w:pPr>
+      <w:proofErr w:type="spellStart"/>
+      <w:proofErr w:type="gramStart"/>
+      <w:r>
+        <w:t>queueMicrotask</w:t>
+      </w:r>
+      <w:proofErr w:type="spellEnd"/>
+      <w:r>
+        <w:t>(</w:t>
+      </w:r>
+      <w:proofErr w:type="gramEnd"/>
+      <w:r>
+        <w:t xml:space="preserve">) </w:t>
+      </w:r>
+    </w:p>
+    <w:p>
+      <w:pPr>
+        <w:spacing w:line="240" w:lineRule="auto"/>
+        <w:jc w:val="both"/>
+        <w:rPr>
+          <w:b/>
+          <w:bCs/>
+        </w:rPr>
+      </w:pPr>
+      <w:proofErr w:type="spellStart"/>
+      <w:r>
+        <w:rPr>
+          <w:b/>
+          <w:bCs/>
+        </w:rPr>
+        <w:t>Macrotasks</w:t>
+      </w:r>
+      <w:proofErr w:type="spellEnd"/>
+    </w:p>
+    <w:p>
+      <w:pPr>
+        <w:spacing w:line="240" w:lineRule="auto"/>
+        <w:jc w:val="both"/>
+      </w:pPr>
+      <w:r>
+        <w:t>Examples:</w:t>
+      </w:r>
+    </w:p>
+    <w:p>
+      <w:pPr>
+        <w:numPr>
+          <w:ilvl w:val="0"/>
+          <w:numId w:val="20"/>
+        </w:numPr>
+        <w:spacing w:line="240" w:lineRule="auto"/>
+        <w:jc w:val="both"/>
+      </w:pPr>
+      <w:proofErr w:type="spellStart"/>
+      <w:proofErr w:type="gramStart"/>
+      <w:r>
+        <w:t>setTimeout</w:t>
+      </w:r>
+      <w:proofErr w:type="spellEnd"/>
+      <w:r>
+        <w:t>(</w:t>
+      </w:r>
+      <w:proofErr w:type="gramEnd"/>
+      <w:r>
+        <w:t xml:space="preserve">) </w:t>
+      </w:r>
+    </w:p>
+    <w:p>
+      <w:pPr>
+        <w:numPr>
+          <w:ilvl w:val="0"/>
+          <w:numId w:val="20"/>
+        </w:numPr>
+        <w:spacing w:line="240" w:lineRule="auto"/>
+        <w:jc w:val="both"/>
+      </w:pPr>
+      <w:proofErr w:type="spellStart"/>
+      <w:proofErr w:type="gramStart"/>
+      <w:r>
+        <w:t>setInterval</w:t>
+      </w:r>
+      <w:proofErr w:type="spellEnd"/>
+      <w:r>
+        <w:t>(</w:t>
+      </w:r>
+      <w:proofErr w:type="gramEnd"/>
+      <w:r>
+        <w:t xml:space="preserve">) </w:t>
+      </w:r>
+    </w:p>
+    <w:p>
+      <w:pPr>
+        <w:numPr>
+          <w:ilvl w:val="0"/>
+          <w:numId w:val="20"/>
+        </w:numPr>
+        <w:spacing w:line="240" w:lineRule="auto"/>
+        <w:jc w:val="both"/>
+      </w:pPr>
+      <w:r>
+        <w:t xml:space="preserve">Some I/O callbacks </w:t>
+      </w:r>
+    </w:p>
+    <w:p>
+      <w:pPr>
+        <w:spacing w:line="240" w:lineRule="auto"/>
+        <w:jc w:val="both"/>
+      </w:pPr>
+      <w:r>
+        <w:t>Example:</w:t>
+      </w:r>
+    </w:p>
+    <w:p>
+      <w:pPr>
+        <w:spacing w:line="240" w:lineRule="auto"/>
+        <w:jc w:val="both"/>
+      </w:pPr>
+      <w:proofErr w:type="gramStart"/>
+      <w:r>
+        <w:t>console.log(</w:t>
+      </w:r>
+      <w:proofErr w:type="gramEnd"/>
+      <w:r>
+        <w:t>"1");</w:t>
+      </w:r>
+    </w:p>
+    <w:p>
+      <w:pPr>
+        <w:spacing w:line="240" w:lineRule="auto"/>
+        <w:jc w:val="both"/>
+      </w:pPr>
+    </w:p>
+    <w:p>
+      <w:pPr>
+        <w:spacing w:line="240" w:lineRule="auto"/>
+        <w:jc w:val="both"/>
+      </w:pPr>
+      <w:proofErr w:type="spellStart"/>
+      <w:proofErr w:type="gramStart"/>
+      <w:r>
+        <w:t>setTimeout</w:t>
+      </w:r>
+      <w:proofErr w:type="spellEnd"/>
+      <w:r>
+        <w:t>(</w:t>
+      </w:r>
+      <w:proofErr w:type="gramEnd"/>
+      <w:r>
+        <w:t>() =&gt; {</w:t>
+      </w:r>
+    </w:p>
+    <w:p>
+      <w:pPr>
+        <w:spacing w:line="240" w:lineRule="auto"/>
+        <w:jc w:val="both"/>
+      </w:pPr>
+      <w:r>
+        <w:t xml:space="preserve">    </w:t>
+      </w:r>
+      <w:proofErr w:type="gramStart"/>
+      <w:r>
+        <w:t>console.log(</w:t>
+      </w:r>
+      <w:proofErr w:type="gramEnd"/>
+      <w:r>
+        <w:t>"2");</w:t>
+      </w:r>
+    </w:p>
+    <w:p>
+      <w:pPr>
+        <w:spacing w:line="240" w:lineRule="auto"/>
+        <w:jc w:val="both"/>
+      </w:pPr>
+      <w:r>
+        <w:t>}, 0);</w:t>
+      </w:r>
+    </w:p>
+    <w:p>
+      <w:pPr>
+        <w:spacing w:line="240" w:lineRule="auto"/>
+        <w:jc w:val="both"/>
+      </w:pPr>
+    </w:p>
+    <w:p>
+      <w:pPr>
+        <w:spacing w:line="240" w:lineRule="auto"/>
+        <w:jc w:val="both"/>
+      </w:pPr>
+      <w:proofErr w:type="spellStart"/>
+      <w:r>
+        <w:t>Promise.resolve</w:t>
+      </w:r>
+      <w:proofErr w:type="spellEnd"/>
+      <w:r>
+        <w:t>(</w:t>
+      </w:r>
+      <w:proofErr w:type="gramStart"/>
+      <w:r>
+        <w:t>).then</w:t>
+      </w:r>
+      <w:proofErr w:type="gramEnd"/>
+      <w:r>
+        <w:t>(() =&gt; {</w:t>
+      </w:r>
+    </w:p>
+    <w:p>
+      <w:pPr>
+        <w:spacing w:line="240" w:lineRule="auto"/>
+        <w:jc w:val="both"/>
+      </w:pPr>
+      <w:r>
+        <w:t xml:space="preserve">    </w:t>
+      </w:r>
+      <w:proofErr w:type="gramStart"/>
+      <w:r>
+        <w:t>console.log(</w:t>
+      </w:r>
+      <w:proofErr w:type="gramEnd"/>
+      <w:r>
+        <w:t>"3");</w:t>
+      </w:r>
+    </w:p>
+    <w:p>
+      <w:pPr>
+        <w:spacing w:line="240" w:lineRule="auto"/>
+        <w:jc w:val="both"/>
+      </w:pPr>
+      <w:r>
+        <w:t>});</w:t>
+      </w:r>
+    </w:p>
+    <w:p>
+      <w:pPr>
+        <w:spacing w:line="240" w:lineRule="auto"/>
+        <w:jc w:val="both"/>
+      </w:pPr>
+    </w:p>
+    <w:p>
+      <w:pPr>
+        <w:spacing w:line="240" w:lineRule="auto"/>
+        <w:jc w:val="both"/>
+      </w:pPr>
+      <w:proofErr w:type="gramStart"/>
+      <w:r>
+        <w:t>console.log(</w:t>
+      </w:r>
+      <w:proofErr w:type="gramEnd"/>
+      <w:r>
+        <w:t>"4");</w:t>
+      </w:r>
+    </w:p>
+    <w:p>
+      <w:pPr>
+        <w:spacing w:line="240" w:lineRule="auto"/>
+        <w:jc w:val="both"/>
+      </w:pPr>
+      <w:r>
+        <w:t>Output:</w:t>
+      </w:r>
+    </w:p>
+    <w:p>
+      <w:pPr>
+        <w:spacing w:line="240" w:lineRule="auto"/>
+        <w:jc w:val="both"/>
+      </w:pPr>
+      <w:r>
+        <w:t>1</w:t>
+      </w:r>
+    </w:p>
+    <w:p>
+      <w:pPr>
+        <w:spacing w:line="240" w:lineRule="auto"/>
+        <w:jc w:val="both"/>
+      </w:pPr>
+      <w:r>
+        <w:t>4</w:t>
+      </w:r>
+    </w:p>
+    <w:p>
+      <w:pPr>
+        <w:spacing w:line="240" w:lineRule="auto"/>
+        <w:jc w:val="both"/>
+      </w:pPr>
+      <w:r>
+        <w:t>3</w:t>
+      </w:r>
+    </w:p>
+    <w:p>
+      <w:pPr>
+        <w:spacing w:line="240" w:lineRule="auto"/>
+        <w:jc w:val="both"/>
+      </w:pPr>
+      <w:r>
+        <w:lastRenderedPageBreak/>
+        <w:t>2</w:t>
+      </w:r>
+    </w:p>
+    <w:p>
+      <w:pPr>
+        <w:spacing w:line="240" w:lineRule="auto"/>
+        <w:jc w:val="both"/>
+      </w:pPr>
+      <w:r>
+        <w:rPr>
+          <w:b/>
+          <w:bCs/>
+        </w:rPr>
+        <w:t>Interview Answer:</w:t>
+      </w:r>
+    </w:p>
+    <w:p>
+      <w:pPr>
+        <w:spacing w:line="240" w:lineRule="auto"/>
+        <w:jc w:val="both"/>
+      </w:pPr>
+      <w:r>
+        <w:t xml:space="preserve">After the current synchronous code finishes, microtasks are generally processed before the next </w:t>
+      </w:r>
+      <w:proofErr w:type="spellStart"/>
+      <w:r>
+        <w:t>macrotask</w:t>
+      </w:r>
+      <w:proofErr w:type="spellEnd"/>
+      <w:r>
+        <w:t>.</w:t>
+      </w:r>
+    </w:p>
+    <w:p>
+      <w:pPr>
+        <w:spacing w:line="240" w:lineRule="auto"/>
+        <w:jc w:val="both"/>
+      </w:pPr>
+      <w:r>
+        <w:pict w14:anchorId="02448880">
+          <v:rect id="_x0000_i1107" style="width:0;height:1.5pt" o:hralign="center" o:hrstd="t" o:hr="t" fillcolor="#a0a0a0" stroked="f"/>
+        </w:pict>
+      </w:r>
+    </w:p>
+    <w:p>
+      <w:pPr>
+        <w:spacing w:line="240" w:lineRule="auto"/>
+        <w:jc w:val="both"/>
+        <w:rPr>
+          <w:b/>
+          <w:bCs/>
+        </w:rPr>
+      </w:pPr>
+      <w:r>
+        <w:rPr>
+          <w:b/>
+          <w:bCs/>
+        </w:rPr>
+        <w:t>25. What is Currying in JavaScript?</w:t>
+      </w:r>
+    </w:p>
+    <w:p>
+      <w:pPr>
+        <w:spacing w:line="240" w:lineRule="auto"/>
+        <w:jc w:val="both"/>
+      </w:pPr>
+      <w:r>
+        <w:rPr>
+          <w:b/>
+          <w:bCs/>
+        </w:rPr>
+        <w:t>Answer:</w:t>
+      </w:r>
+      <w:r>
+        <w:br/>
+        <w:t xml:space="preserve">Currying is a technique where a function with multiple arguments is converted into a </w:t>
+      </w:r>
+      <w:r>
+        <w:rPr>
+          <w:b/>
+          <w:bCs/>
+        </w:rPr>
+        <w:t>sequence of functions</w:t>
+      </w:r>
+      <w:r>
+        <w:t>, each taking one argument.</w:t>
+      </w:r>
+    </w:p>
+    <w:p>
+      <w:pPr>
+        <w:spacing w:line="240" w:lineRule="auto"/>
+        <w:jc w:val="both"/>
+      </w:pPr>
+      <w:r>
+        <w:t>Normal function:</w:t>
+      </w:r>
+    </w:p>
+    <w:p>
+      <w:pPr>
+        <w:spacing w:line="240" w:lineRule="auto"/>
+        <w:jc w:val="both"/>
+      </w:pPr>
+      <w:r>
+        <w:t xml:space="preserve">function </w:t>
+      </w:r>
+      <w:proofErr w:type="gramStart"/>
+      <w:r>
+        <w:t>add(</w:t>
+      </w:r>
+      <w:proofErr w:type="gramEnd"/>
+      <w:r>
+        <w:t>a, b, c) {</w:t>
+      </w:r>
+    </w:p>
+    <w:p>
+      <w:pPr>
+        <w:spacing w:line="240" w:lineRule="auto"/>
+        <w:jc w:val="both"/>
+      </w:pPr>
+      <w:r>
+        <w:t xml:space="preserve">    return a + b + c;</w:t>
+      </w:r>
+    </w:p>
+    <w:p>
+      <w:pPr>
+        <w:spacing w:line="240" w:lineRule="auto"/>
+        <w:jc w:val="both"/>
+      </w:pPr>
+      <w:r>
+        <w:t>}</w:t>
+      </w:r>
+    </w:p>
+    <w:p>
+      <w:pPr>
+        <w:spacing w:line="240" w:lineRule="auto"/>
+        <w:jc w:val="both"/>
+      </w:pPr>
+    </w:p>
+    <w:p>
+      <w:pPr>
+        <w:spacing w:line="240" w:lineRule="auto"/>
+        <w:jc w:val="both"/>
+      </w:pPr>
+      <w:proofErr w:type="gramStart"/>
+      <w:r>
+        <w:t>console.log(add(</w:t>
+      </w:r>
+      <w:proofErr w:type="gramEnd"/>
+      <w:r>
+        <w:t>10, 20, 30));</w:t>
+      </w:r>
+    </w:p>
+    <w:p>
+      <w:pPr>
+        <w:spacing w:line="240" w:lineRule="auto"/>
+        <w:jc w:val="both"/>
+      </w:pPr>
+      <w:r>
+        <w:t>Curried function:</w:t>
+      </w:r>
+    </w:p>
+    <w:p>
+      <w:pPr>
+        <w:spacing w:line="240" w:lineRule="auto"/>
+        <w:jc w:val="both"/>
+      </w:pPr>
+      <w:r>
+        <w:t>function add(a) {</w:t>
+      </w:r>
+    </w:p>
+    <w:p>
+      <w:pPr>
+        <w:spacing w:line="240" w:lineRule="auto"/>
+        <w:jc w:val="both"/>
+      </w:pPr>
+      <w:r>
+        <w:t xml:space="preserve">    return function (b) {</w:t>
+      </w:r>
+    </w:p>
+    <w:p>
+      <w:pPr>
+        <w:spacing w:line="240" w:lineRule="auto"/>
+        <w:jc w:val="both"/>
+      </w:pPr>
+      <w:r>
+        <w:t xml:space="preserve">        return function (c) {</w:t>
+      </w:r>
+    </w:p>
+    <w:p>
+      <w:pPr>
+        <w:spacing w:line="240" w:lineRule="auto"/>
+        <w:jc w:val="both"/>
+      </w:pPr>
+      <w:r>
+        <w:t xml:space="preserve">            return a + b + c;</w:t>
+      </w:r>
+    </w:p>
+    <w:p>
+      <w:pPr>
+        <w:spacing w:line="240" w:lineRule="auto"/>
+        <w:jc w:val="both"/>
+      </w:pPr>
+      <w:r>
+        <w:t xml:space="preserve">        };</w:t>
+      </w:r>
+    </w:p>
+    <w:p>
+      <w:pPr>
+        <w:spacing w:line="240" w:lineRule="auto"/>
+        <w:jc w:val="both"/>
+      </w:pPr>
+      <w:r>
+        <w:t xml:space="preserve">    };</w:t>
+      </w:r>
+    </w:p>
+    <w:p>
+      <w:pPr>
+        <w:spacing w:line="240" w:lineRule="auto"/>
+        <w:jc w:val="both"/>
+      </w:pPr>
+      <w:r>
+        <w:t>}</w:t>
+      </w:r>
+    </w:p>
+    <w:p>
+      <w:pPr>
+        <w:spacing w:line="240" w:lineRule="auto"/>
+        <w:jc w:val="both"/>
+      </w:pPr>
+    </w:p>
+    <w:p>
+      <w:pPr>
+        <w:spacing w:line="240" w:lineRule="auto"/>
+        <w:jc w:val="both"/>
+      </w:pPr>
+      <w:r>
+        <w:t>console.log(</w:t>
+      </w:r>
+      <w:proofErr w:type="gramStart"/>
+      <w:r>
+        <w:t>add(</w:t>
+      </w:r>
+      <w:proofErr w:type="gramEnd"/>
+      <w:r>
+        <w:t>10)(20)(30));</w:t>
+      </w:r>
+    </w:p>
+    <w:p>
+      <w:pPr>
+        <w:spacing w:line="240" w:lineRule="auto"/>
+        <w:jc w:val="both"/>
+      </w:pPr>
+      <w:r>
+        <w:t>Output:</w:t>
+      </w:r>
+    </w:p>
+    <w:p>
+      <w:pPr>
+        <w:spacing w:line="240" w:lineRule="auto"/>
+        <w:jc w:val="both"/>
+      </w:pPr>
+      <w:r>
+        <w:t>60</w:t>
+      </w:r>
+    </w:p>
+    <w:p>
+      <w:pPr>
+        <w:spacing w:line="240" w:lineRule="auto"/>
+        <w:jc w:val="both"/>
+      </w:pPr>
+      <w:r>
+        <w:rPr>
+          <w:b/>
+          <w:bCs/>
+        </w:rPr>
+        <w:t>Interview Answer:</w:t>
+      </w:r>
+    </w:p>
+    <w:p>
+      <w:pPr>
+        <w:spacing w:line="240" w:lineRule="auto"/>
+        <w:jc w:val="both"/>
+      </w:pPr>
+      <w:r>
+        <w:t>Currying transforms a function with multiple arguments into a sequence of functions that each take one argument.</w:t>
+      </w:r>
+    </w:p>
+    <w:p>
+      <w:pPr>
+        <w:spacing w:line="240" w:lineRule="auto"/>
+        <w:jc w:val="both"/>
+      </w:pPr>
+      <w:r>
+        <w:pict w14:anchorId="1A3550A6">
+          <v:rect id="_x0000_i1108" style="width:0;height:1.5pt" o:hralign="center" o:hrstd="t" o:hr="t" fillcolor="#a0a0a0" stroked="f"/>
+        </w:pict>
+      </w:r>
+    </w:p>
+    <w:p>
+      <w:pPr>
+        <w:spacing w:line="240" w:lineRule="auto"/>
+        <w:jc w:val="both"/>
+        <w:rPr>
+          <w:b/>
+          <w:bCs/>
+        </w:rPr>
+      </w:pPr>
+      <w:r>
+        <w:rPr>
+          <w:b/>
+          <w:bCs/>
+        </w:rPr>
+        <w:t xml:space="preserve">26. What is </w:t>
+      </w:r>
+      <w:proofErr w:type="spellStart"/>
+      <w:r>
+        <w:rPr>
+          <w:b/>
+          <w:bCs/>
+        </w:rPr>
+        <w:t>Memoization</w:t>
+      </w:r>
+      <w:proofErr w:type="spellEnd"/>
+      <w:r>
+        <w:rPr>
+          <w:b/>
+          <w:bCs/>
+        </w:rPr>
+        <w:t>?</w:t>
+      </w:r>
+    </w:p>
+    <w:p>
+      <w:pPr>
+        <w:spacing w:line="240" w:lineRule="auto"/>
+        <w:jc w:val="both"/>
+      </w:pPr>
+      <w:r>
+        <w:rPr>
+          <w:b/>
+          <w:bCs/>
+        </w:rPr>
+        <w:lastRenderedPageBreak/>
+        <w:t>Answer:</w:t>
+      </w:r>
+      <w:r>
+        <w:br/>
+      </w:r>
+      <w:proofErr w:type="spellStart"/>
+      <w:r>
+        <w:t>Memoization</w:t>
+      </w:r>
+      <w:proofErr w:type="spellEnd"/>
+      <w:r>
+        <w:t xml:space="preserve"> is an optimization technique where we </w:t>
+      </w:r>
+      <w:r>
+        <w:rPr>
+          <w:b/>
+          <w:bCs/>
+        </w:rPr>
+        <w:t>cache the result of a function</w:t>
+      </w:r>
+      <w:r>
+        <w:t xml:space="preserve"> so that repeated calculations can be avoided.</w:t>
+      </w:r>
+    </w:p>
+    <w:p>
+      <w:pPr>
+        <w:spacing w:line="240" w:lineRule="auto"/>
+        <w:jc w:val="both"/>
+      </w:pPr>
+      <w:r>
+        <w:t xml:space="preserve">function </w:t>
+      </w:r>
+      <w:proofErr w:type="spellStart"/>
+      <w:r>
+        <w:t>memoize</w:t>
+      </w:r>
+      <w:proofErr w:type="spellEnd"/>
+      <w:r>
+        <w:t>(</w:t>
+      </w:r>
+      <w:proofErr w:type="spellStart"/>
+      <w:r>
+        <w:t>fn</w:t>
+      </w:r>
+      <w:proofErr w:type="spellEnd"/>
+      <w:r>
+        <w:t>) {</w:t>
+      </w:r>
+    </w:p>
+    <w:p>
+      <w:pPr>
+        <w:spacing w:line="240" w:lineRule="auto"/>
+        <w:jc w:val="both"/>
+      </w:pPr>
+      <w:r>
+        <w:t xml:space="preserve">    </w:t>
+      </w:r>
+      <w:proofErr w:type="spellStart"/>
+      <w:r>
+        <w:t>const</w:t>
+      </w:r>
+      <w:proofErr w:type="spellEnd"/>
+      <w:r>
+        <w:t xml:space="preserve"> cache = {};</w:t>
+      </w:r>
+    </w:p>
+    <w:p>
+      <w:pPr>
+        <w:spacing w:line="240" w:lineRule="auto"/>
+        <w:jc w:val="both"/>
+      </w:pPr>
+    </w:p>
+    <w:p>
+      <w:pPr>
+        <w:spacing w:line="240" w:lineRule="auto"/>
+        <w:jc w:val="both"/>
+      </w:pPr>
+      <w:r>
+        <w:t xml:space="preserve">    return function (</w:t>
+      </w:r>
+      <w:proofErr w:type="spellStart"/>
+      <w:r>
+        <w:t>num</w:t>
+      </w:r>
+      <w:proofErr w:type="spellEnd"/>
+      <w:r>
+        <w:t>) {</w:t>
+      </w:r>
+    </w:p>
+    <w:p>
+      <w:pPr>
+        <w:spacing w:line="240" w:lineRule="auto"/>
+        <w:jc w:val="both"/>
+      </w:pPr>
+      <w:r>
+        <w:t xml:space="preserve">        if (cache[</w:t>
+      </w:r>
+      <w:proofErr w:type="spellStart"/>
+      <w:r>
+        <w:t>num</w:t>
+      </w:r>
+      <w:proofErr w:type="spellEnd"/>
+      <w:r>
+        <w:t>]) {</w:t>
+      </w:r>
+    </w:p>
+    <w:p>
+      <w:pPr>
+        <w:spacing w:line="240" w:lineRule="auto"/>
+        <w:jc w:val="both"/>
+      </w:pPr>
+      <w:r>
+        <w:t xml:space="preserve">            return cache[</w:t>
+      </w:r>
+      <w:proofErr w:type="spellStart"/>
+      <w:r>
+        <w:t>num</w:t>
+      </w:r>
+      <w:proofErr w:type="spellEnd"/>
+      <w:r>
+        <w:t>];</w:t>
+      </w:r>
+    </w:p>
+    <w:p>
+      <w:pPr>
+        <w:spacing w:line="240" w:lineRule="auto"/>
+        <w:jc w:val="both"/>
+      </w:pPr>
+      <w:r>
+        <w:t xml:space="preserve">        }</w:t>
+      </w:r>
+    </w:p>
+    <w:p>
+      <w:pPr>
+        <w:spacing w:line="240" w:lineRule="auto"/>
+        <w:jc w:val="both"/>
+      </w:pPr>
+    </w:p>
+    <w:p>
+      <w:pPr>
+        <w:spacing w:line="240" w:lineRule="auto"/>
+        <w:jc w:val="both"/>
+      </w:pPr>
+      <w:r>
+        <w:t xml:space="preserve">        </w:t>
+      </w:r>
+      <w:proofErr w:type="spellStart"/>
+      <w:r>
+        <w:t>const</w:t>
+      </w:r>
+      <w:proofErr w:type="spellEnd"/>
+      <w:r>
+        <w:t xml:space="preserve"> result = </w:t>
+      </w:r>
+      <w:proofErr w:type="spellStart"/>
+      <w:r>
+        <w:t>fn</w:t>
+      </w:r>
+      <w:proofErr w:type="spellEnd"/>
+      <w:r>
+        <w:t>(</w:t>
+      </w:r>
+      <w:proofErr w:type="spellStart"/>
+      <w:r>
+        <w:t>num</w:t>
+      </w:r>
+      <w:proofErr w:type="spellEnd"/>
+      <w:r>
+        <w:t>);</w:t>
+      </w:r>
+    </w:p>
+    <w:p>
+      <w:pPr>
+        <w:spacing w:line="240" w:lineRule="auto"/>
+        <w:jc w:val="both"/>
+      </w:pPr>
+      <w:r>
+        <w:t xml:space="preserve">        cache[</w:t>
+      </w:r>
+      <w:proofErr w:type="spellStart"/>
+      <w:r>
+        <w:t>num</w:t>
+      </w:r>
+      <w:proofErr w:type="spellEnd"/>
+      <w:r>
+        <w:t>] = result;</w:t>
+      </w:r>
+    </w:p>
+    <w:p>
+      <w:pPr>
+        <w:spacing w:line="240" w:lineRule="auto"/>
+        <w:jc w:val="both"/>
+      </w:pPr>
+    </w:p>
+    <w:p>
+      <w:pPr>
+        <w:spacing w:line="240" w:lineRule="auto"/>
+        <w:jc w:val="both"/>
+      </w:pPr>
+      <w:r>
+        <w:t xml:space="preserve">        return result;</w:t>
+      </w:r>
+    </w:p>
+    <w:p>
+      <w:pPr>
+        <w:spacing w:line="240" w:lineRule="auto"/>
+        <w:jc w:val="both"/>
+      </w:pPr>
+      <w:r>
+        <w:t xml:space="preserve">    };</w:t>
+      </w:r>
+    </w:p>
+    <w:p>
+      <w:pPr>
+        <w:spacing w:line="240" w:lineRule="auto"/>
+        <w:jc w:val="both"/>
+      </w:pPr>
+      <w:r>
+        <w:t>}</w:t>
+      </w:r>
+    </w:p>
+    <w:p>
+      <w:pPr>
+        <w:spacing w:line="240" w:lineRule="auto"/>
+        <w:jc w:val="both"/>
+      </w:pPr>
+    </w:p>
+    <w:p>
+      <w:pPr>
+        <w:spacing w:line="240" w:lineRule="auto"/>
+        <w:jc w:val="both"/>
+      </w:pPr>
+      <w:r>
+        <w:t>function square(</w:t>
+      </w:r>
+      <w:proofErr w:type="spellStart"/>
+      <w:r>
+        <w:t>num</w:t>
+      </w:r>
+      <w:proofErr w:type="spellEnd"/>
+      <w:r>
+        <w:t>) {</w:t>
+      </w:r>
+    </w:p>
+    <w:p>
+      <w:pPr>
+        <w:spacing w:line="240" w:lineRule="auto"/>
+        <w:jc w:val="both"/>
+      </w:pPr>
+      <w:r>
+        <w:t xml:space="preserve">    </w:t>
+      </w:r>
+      <w:proofErr w:type="gramStart"/>
+      <w:r>
+        <w:t>console.log(</w:t>
+      </w:r>
+      <w:proofErr w:type="gramEnd"/>
+      <w:r>
+        <w:t>"Calculating...");</w:t>
+      </w:r>
+    </w:p>
+    <w:p>
+      <w:pPr>
+        <w:spacing w:line="240" w:lineRule="auto"/>
+        <w:jc w:val="both"/>
+      </w:pPr>
+      <w:r>
+        <w:t xml:space="preserve">    return </w:t>
+      </w:r>
+      <w:proofErr w:type="spellStart"/>
+      <w:r>
+        <w:t>num</w:t>
+      </w:r>
+      <w:proofErr w:type="spellEnd"/>
+      <w:r>
+        <w:t xml:space="preserve"> * </w:t>
+      </w:r>
+      <w:proofErr w:type="spellStart"/>
+      <w:r>
+        <w:t>num</w:t>
+      </w:r>
+      <w:proofErr w:type="spellEnd"/>
+      <w:r>
+        <w:t>;</w:t>
+      </w:r>
+    </w:p>
+    <w:p>
+      <w:pPr>
+        <w:spacing w:line="240" w:lineRule="auto"/>
+        <w:jc w:val="both"/>
+      </w:pPr>
+      <w:r>
+        <w:t>}</w:t>
+      </w:r>
+    </w:p>
+    <w:p>
+      <w:pPr>
+        <w:spacing w:line="240" w:lineRule="auto"/>
+        <w:jc w:val="both"/>
+      </w:pPr>
+    </w:p>
+    <w:p>
+      <w:pPr>
+        <w:spacing w:line="240" w:lineRule="auto"/>
+        <w:jc w:val="both"/>
+      </w:pPr>
+      <w:proofErr w:type="spellStart"/>
+      <w:r>
+        <w:t>const</w:t>
+      </w:r>
+      <w:proofErr w:type="spellEnd"/>
+      <w:r>
+        <w:t xml:space="preserve"> </w:t>
+      </w:r>
+      <w:proofErr w:type="spellStart"/>
+      <w:r>
+        <w:t>memoizedSquare</w:t>
+      </w:r>
+      <w:proofErr w:type="spellEnd"/>
+      <w:r>
+        <w:t xml:space="preserve"> = </w:t>
+      </w:r>
+      <w:proofErr w:type="spellStart"/>
+      <w:r>
+        <w:t>memoize</w:t>
+      </w:r>
+      <w:proofErr w:type="spellEnd"/>
+      <w:r>
+        <w:t>(square);</w:t>
+      </w:r>
+    </w:p>
+    <w:p>
+      <w:pPr>
+        <w:spacing w:line="240" w:lineRule="auto"/>
+        <w:jc w:val="both"/>
+      </w:pPr>
+    </w:p>
+    <w:p>
+      <w:pPr>
+        <w:spacing w:line="240" w:lineRule="auto"/>
+        <w:jc w:val="both"/>
+      </w:pPr>
+      <w:r>
+        <w:t>console.log(</w:t>
+      </w:r>
+      <w:proofErr w:type="spellStart"/>
+      <w:proofErr w:type="gramStart"/>
+      <w:r>
+        <w:t>memoizedSquare</w:t>
+      </w:r>
+      <w:proofErr w:type="spellEnd"/>
+      <w:r>
+        <w:t>(</w:t>
+      </w:r>
+      <w:proofErr w:type="gramEnd"/>
+      <w:r>
+        <w:t>5));</w:t>
+      </w:r>
+    </w:p>
+    <w:p>
+      <w:pPr>
+        <w:spacing w:line="240" w:lineRule="auto"/>
+        <w:jc w:val="both"/>
+      </w:pPr>
+      <w:r>
+        <w:t>console.log(</w:t>
+      </w:r>
+      <w:proofErr w:type="spellStart"/>
+      <w:proofErr w:type="gramStart"/>
+      <w:r>
+        <w:t>memoizedSquare</w:t>
+      </w:r>
+      <w:proofErr w:type="spellEnd"/>
+      <w:r>
+        <w:t>(</w:t>
+      </w:r>
+      <w:proofErr w:type="gramEnd"/>
+      <w:r>
+        <w:t>5));</w:t>
+      </w:r>
+    </w:p>
+    <w:p>
+      <w:pPr>
+        <w:spacing w:line="240" w:lineRule="auto"/>
+        <w:jc w:val="both"/>
+      </w:pPr>
+      <w:r>
+        <w:t>The second call can use the cached result.</w:t>
+      </w:r>
+    </w:p>
+    <w:p>
+      <w:pPr>
+        <w:spacing w:line="240" w:lineRule="auto"/>
+        <w:jc w:val="both"/>
+      </w:pPr>
+      <w:r>
+        <w:rPr>
+          <w:b/>
+          <w:bCs/>
+        </w:rPr>
+        <w:t>Interview Answer:</w:t>
+      </w:r>
+    </w:p>
+    <w:p>
+      <w:pPr>
+        <w:spacing w:line="240" w:lineRule="auto"/>
+        <w:jc w:val="both"/>
+      </w:pPr>
+      <w:proofErr w:type="spellStart"/>
+      <w:r>
+        <w:t>Memoization</w:t>
+      </w:r>
+      <w:proofErr w:type="spellEnd"/>
+      <w:r>
+        <w:t xml:space="preserve"> stores previously calculated results so that repeated calls with the same input can execute faster.</w:t>
+      </w:r>
+    </w:p>
+    <w:p>
+      <w:pPr>
+        <w:spacing w:line="240" w:lineRule="auto"/>
+        <w:jc w:val="both"/>
+      </w:pPr>
+      <w:r>
+        <w:pict w14:anchorId="0A63A1FD">
+          <v:rect id="_x0000_i1109" style="width:0;height:1.5pt" o:hralign="center" o:hrstd="t" o:hr="t" fillcolor="#a0a0a0" stroked="f"/>
+        </w:pict>
+      </w:r>
+    </w:p>
+    <w:p>
+      <w:pPr>
+        <w:spacing w:line="240" w:lineRule="auto"/>
+        <w:jc w:val="both"/>
+        <w:rPr>
+          <w:b/>
+          <w:bCs/>
+        </w:rPr>
+      </w:pPr>
+      <w:r>
+        <w:rPr>
+          <w:b/>
+          <w:bCs/>
+        </w:rPr>
+        <w:lastRenderedPageBreak/>
+        <w:t xml:space="preserve">27. What is Optional Chaining </w:t>
+      </w:r>
+      <w:proofErr w:type="gramStart"/>
+      <w:r>
+        <w:rPr>
+          <w:b/>
+          <w:bCs/>
+        </w:rPr>
+        <w:t>(?.</w:t>
+      </w:r>
+      <w:proofErr w:type="gramEnd"/>
+      <w:r>
+        <w:rPr>
+          <w:b/>
+          <w:bCs/>
+        </w:rPr>
+        <w:t>)?</w:t>
+      </w:r>
+    </w:p>
+    <w:p>
+      <w:pPr>
+        <w:spacing w:line="240" w:lineRule="auto"/>
+        <w:jc w:val="both"/>
+      </w:pPr>
+      <w:r>
+        <w:rPr>
+          <w:b/>
+          <w:bCs/>
+        </w:rPr>
+        <w:t>Answer:</w:t>
+      </w:r>
+      <w:r>
+        <w:br/>
+        <w:t>Optional chaining allows us to safely access nested properties without getting an error when an intermediate value is null or undefined.</w:t>
+      </w:r>
+    </w:p>
+    <w:p>
+      <w:pPr>
+        <w:spacing w:line="240" w:lineRule="auto"/>
+        <w:jc w:val="both"/>
+      </w:pPr>
+      <w:r>
+        <w:t>Without optional chaining:</w:t>
+      </w:r>
+    </w:p>
+    <w:p>
+      <w:pPr>
+        <w:spacing w:line="240" w:lineRule="auto"/>
+        <w:jc w:val="both"/>
+      </w:pPr>
+      <w:proofErr w:type="spellStart"/>
+      <w:r>
+        <w:t>const</w:t>
+      </w:r>
+      <w:proofErr w:type="spellEnd"/>
+      <w:r>
+        <w:t xml:space="preserve"> user = {};</w:t>
+      </w:r>
+    </w:p>
+    <w:p>
+      <w:pPr>
+        <w:spacing w:line="240" w:lineRule="auto"/>
+        <w:jc w:val="both"/>
+      </w:pPr>
+    </w:p>
+    <w:p>
+      <w:pPr>
+        <w:spacing w:line="240" w:lineRule="auto"/>
+        <w:jc w:val="both"/>
+      </w:pPr>
+      <w:r>
+        <w:t>console.log(</w:t>
+      </w:r>
+      <w:proofErr w:type="spellStart"/>
+      <w:proofErr w:type="gramStart"/>
+      <w:r>
+        <w:t>user.address</w:t>
+      </w:r>
+      <w:proofErr w:type="gramEnd"/>
+      <w:r>
+        <w:t>.city</w:t>
+      </w:r>
+      <w:proofErr w:type="spellEnd"/>
+      <w:r>
+        <w:t>);</w:t>
+      </w:r>
+    </w:p>
+    <w:p>
+      <w:pPr>
+        <w:spacing w:line="240" w:lineRule="auto"/>
+        <w:jc w:val="both"/>
+      </w:pPr>
+      <w:r>
+        <w:t>This causes an error.</w:t>
+      </w:r>
+    </w:p>
+    <w:p>
+      <w:pPr>
+        <w:spacing w:line="240" w:lineRule="auto"/>
+        <w:jc w:val="both"/>
+      </w:pPr>
+      <w:r>
+        <w:t>With optional chaining:</w:t>
+      </w:r>
+    </w:p>
+    <w:p>
+      <w:pPr>
+        <w:spacing w:line="240" w:lineRule="auto"/>
+        <w:jc w:val="both"/>
+      </w:pPr>
+      <w:proofErr w:type="spellStart"/>
+      <w:r>
+        <w:t>const</w:t>
+      </w:r>
+      <w:proofErr w:type="spellEnd"/>
+      <w:r>
+        <w:t xml:space="preserve"> user = {};</w:t>
+      </w:r>
+    </w:p>
+    <w:p>
+      <w:pPr>
+        <w:spacing w:line="240" w:lineRule="auto"/>
+        <w:jc w:val="both"/>
+      </w:pPr>
+    </w:p>
+    <w:p>
+      <w:pPr>
+        <w:spacing w:line="240" w:lineRule="auto"/>
+        <w:jc w:val="both"/>
+      </w:pPr>
+      <w:r>
+        <w:t>console.log(</w:t>
+      </w:r>
+      <w:proofErr w:type="spellStart"/>
+      <w:proofErr w:type="gramStart"/>
+      <w:r>
+        <w:t>user.address?.</w:t>
+      </w:r>
+      <w:proofErr w:type="gramEnd"/>
+      <w:r>
+        <w:t>city</w:t>
+      </w:r>
+      <w:proofErr w:type="spellEnd"/>
+      <w:r>
+        <w:t>);</w:t>
+      </w:r>
+    </w:p>
+    <w:p>
+      <w:pPr>
+        <w:spacing w:line="240" w:lineRule="auto"/>
+        <w:jc w:val="both"/>
+      </w:pPr>
+      <w:r>
+        <w:t>Output:</w:t>
+      </w:r>
+    </w:p>
+    <w:p>
+      <w:pPr>
+        <w:spacing w:line="240" w:lineRule="auto"/>
+        <w:jc w:val="both"/>
+      </w:pPr>
+      <w:r>
+        <w:t>undefined</w:t>
+      </w:r>
+    </w:p>
+    <w:p>
+      <w:pPr>
+        <w:spacing w:line="240" w:lineRule="auto"/>
+        <w:jc w:val="both"/>
+      </w:pPr>
+      <w:r>
+        <w:rPr>
+          <w:b/>
+          <w:bCs/>
+        </w:rPr>
+        <w:t>Interview Answer:</w:t>
+      </w:r>
+    </w:p>
+    <w:p>
+      <w:pPr>
+        <w:spacing w:line="240" w:lineRule="auto"/>
+        <w:jc w:val="both"/>
+      </w:pPr>
+      <w:r>
+        <w:t>Optional chaining allows us to safely access nested properties when a property may be null or undefined.</w:t>
+      </w:r>
+    </w:p>
+    <w:p>
+      <w:pPr>
+        <w:spacing w:line="240" w:lineRule="auto"/>
+        <w:jc w:val="both"/>
+      </w:pPr>
+      <w:r>
+        <w:pict w14:anchorId="2B4A1B70">
+          <v:rect id="_x0000_i1110" style="width:0;height:1.5pt" o:hralign="center" o:hrstd="t" o:hr="t" fillcolor="#a0a0a0" stroked="f"/>
+        </w:pict>
+      </w:r>
+    </w:p>
+    <w:p>
+      <w:pPr>
+        <w:spacing w:line="240" w:lineRule="auto"/>
+        <w:jc w:val="both"/>
+        <w:rPr>
+          <w:b/>
+          <w:bCs/>
+        </w:rPr>
+      </w:pPr>
+      <w:r>
+        <w:rPr>
+          <w:b/>
+          <w:bCs/>
+        </w:rPr>
+        <w:t xml:space="preserve">28. What is the </w:t>
+      </w:r>
+      <w:proofErr w:type="spellStart"/>
+      <w:r>
+        <w:rPr>
+          <w:b/>
+          <w:bCs/>
+        </w:rPr>
+        <w:t>Nullish</w:t>
+      </w:r>
+      <w:proofErr w:type="spellEnd"/>
+      <w:r>
+        <w:rPr>
+          <w:b/>
+          <w:bCs/>
+        </w:rPr>
+        <w:t xml:space="preserve"> Coalescing Operator (??)?</w:t>
+      </w:r>
+    </w:p>
+    <w:p>
+      <w:pPr>
+        <w:spacing w:line="240" w:lineRule="auto"/>
+        <w:jc w:val="both"/>
+      </w:pPr>
+      <w:r>
+        <w:rPr>
+          <w:b/>
+          <w:bCs/>
+        </w:rPr>
+        <w:t>Answer:</w:t>
+      </w:r>
+      <w:r>
+        <w:br/>
+        <w:t xml:space="preserve">The ?? operator provides a default value when the left-hand value is </w:t>
+      </w:r>
+      <w:r>
+        <w:rPr>
+          <w:b/>
+          <w:bCs/>
+        </w:rPr>
+        <w:t>null or undefined</w:t>
+      </w:r>
+      <w:r>
+        <w:t>.</w:t>
+      </w:r>
+    </w:p>
+    <w:p>
+      <w:pPr>
+        <w:spacing w:line="240" w:lineRule="auto"/>
+        <w:jc w:val="both"/>
+      </w:pPr>
+      <w:r>
+        <w:t>let username = null;</w:t>
+      </w:r>
+    </w:p>
+    <w:p>
+      <w:pPr>
+        <w:spacing w:line="240" w:lineRule="auto"/>
+        <w:jc w:val="both"/>
+      </w:pPr>
+    </w:p>
+    <w:p>
+      <w:pPr>
+        <w:spacing w:line="240" w:lineRule="auto"/>
+        <w:jc w:val="both"/>
+      </w:pPr>
+      <w:proofErr w:type="gramStart"/>
+      <w:r>
+        <w:t>console.log(username ??</w:t>
+      </w:r>
+      <w:proofErr w:type="gramEnd"/>
+      <w:r>
+        <w:t xml:space="preserve"> "Guest");</w:t>
+      </w:r>
+    </w:p>
+    <w:p>
+      <w:pPr>
+        <w:spacing w:line="240" w:lineRule="auto"/>
+        <w:jc w:val="both"/>
+      </w:pPr>
+      <w:r>
+        <w:t>Output:</w:t>
+      </w:r>
+    </w:p>
+    <w:p>
+      <w:pPr>
+        <w:spacing w:line="240" w:lineRule="auto"/>
+        <w:jc w:val="both"/>
+      </w:pPr>
+      <w:r>
+        <w:t>Guest</w:t>
+      </w:r>
+    </w:p>
+    <w:p>
+      <w:pPr>
+        <w:spacing w:line="240" w:lineRule="auto"/>
+        <w:jc w:val="both"/>
+        <w:rPr>
+          <w:b/>
+          <w:bCs/>
+        </w:rPr>
+      </w:pPr>
+      <w:r>
+        <w:rPr>
+          <w:b/>
+          <w:bCs/>
+        </w:rPr>
+        <w:t>Difference from ||</w:t>
+      </w:r>
+    </w:p>
+    <w:p>
+      <w:pPr>
+        <w:spacing w:line="240" w:lineRule="auto"/>
+        <w:jc w:val="both"/>
+      </w:pPr>
+      <w:r>
+        <w:t>let count = 0;</w:t>
+      </w:r>
+    </w:p>
+    <w:p>
+      <w:pPr>
+        <w:spacing w:line="240" w:lineRule="auto"/>
+        <w:jc w:val="both"/>
+      </w:pPr>
+    </w:p>
+    <w:p>
+      <w:pPr>
+        <w:spacing w:line="240" w:lineRule="auto"/>
+        <w:jc w:val="both"/>
+      </w:pPr>
+      <w:proofErr w:type="gramStart"/>
+      <w:r>
+        <w:t>console.log(</w:t>
+      </w:r>
+      <w:proofErr w:type="gramEnd"/>
+      <w:r>
+        <w:t>count || 10); // 10</w:t>
+      </w:r>
+    </w:p>
+    <w:p>
+      <w:pPr>
+        <w:spacing w:line="240" w:lineRule="auto"/>
+        <w:jc w:val="both"/>
+      </w:pPr>
+      <w:proofErr w:type="gramStart"/>
+      <w:r>
+        <w:t>console.log(count ??</w:t>
+      </w:r>
+      <w:proofErr w:type="gramEnd"/>
+      <w:r>
+        <w:t xml:space="preserve"> 10); // 0</w:t>
+      </w:r>
+    </w:p>
+    <w:p>
+      <w:pPr>
+        <w:spacing w:line="240" w:lineRule="auto"/>
+        <w:jc w:val="both"/>
+      </w:pPr>
+      <w:r>
+        <w:lastRenderedPageBreak/>
+        <w:t xml:space="preserve">|| treats values such as 0, "", and false as </w:t>
+      </w:r>
+      <w:proofErr w:type="spellStart"/>
+      <w:r>
+        <w:t>falsy</w:t>
+      </w:r>
+      <w:proofErr w:type="spellEnd"/>
+      <w:r>
+        <w:t>, while ?? only checks null and undefined.</w:t>
+      </w:r>
+    </w:p>
+    <w:p>
+      <w:pPr>
+        <w:spacing w:line="240" w:lineRule="auto"/>
+        <w:jc w:val="both"/>
+      </w:pPr>
+      <w:r>
+        <w:rPr>
+          <w:b/>
+          <w:bCs/>
+        </w:rPr>
+        <w:t>Interview Answer:</w:t>
+      </w:r>
+    </w:p>
+    <w:p>
+      <w:pPr>
+        <w:spacing w:line="240" w:lineRule="auto"/>
+        <w:jc w:val="both"/>
+      </w:pPr>
+      <w:r>
+        <w:t xml:space="preserve">The </w:t>
+      </w:r>
+      <w:proofErr w:type="spellStart"/>
+      <w:r>
+        <w:t>nullish</w:t>
+      </w:r>
+      <w:proofErr w:type="spellEnd"/>
+      <w:r>
+        <w:t xml:space="preserve"> coalescing operator returns the right-hand value only when the left-hand value is null or undefined.</w:t>
+      </w:r>
+    </w:p>
+    <w:p>
+      <w:pPr>
+        <w:spacing w:line="240" w:lineRule="auto"/>
+        <w:jc w:val="both"/>
+      </w:pPr>
+      <w:r>
+        <w:pict w14:anchorId="550B57D3">
+          <v:rect id="_x0000_i1111" style="width:0;height:1.5pt" o:hralign="center" o:hrstd="t" o:hr="t" fillcolor="#a0a0a0" stroked="f"/>
+        </w:pict>
+      </w:r>
+    </w:p>
+    <w:p>
+      <w:pPr>
+        <w:spacing w:line="240" w:lineRule="auto"/>
+        <w:jc w:val="both"/>
+        <w:rPr>
+          <w:b/>
+          <w:bCs/>
+        </w:rPr>
+      </w:pPr>
+      <w:r>
+        <w:rPr>
+          <w:b/>
+          <w:bCs/>
+        </w:rPr>
+        <w:t xml:space="preserve">29. What is the difference between </w:t>
+      </w:r>
+      <w:proofErr w:type="spellStart"/>
+      <w:r>
+        <w:rPr>
+          <w:b/>
+          <w:bCs/>
+        </w:rPr>
+        <w:t>Object.freeze</w:t>
+      </w:r>
+      <w:proofErr w:type="spellEnd"/>
+      <w:r>
+        <w:rPr>
+          <w:b/>
+          <w:bCs/>
+        </w:rPr>
+        <w:t xml:space="preserve">() and </w:t>
+      </w:r>
+      <w:proofErr w:type="spellStart"/>
+      <w:r>
+        <w:rPr>
+          <w:b/>
+          <w:bCs/>
+        </w:rPr>
+        <w:t>Object.seal</w:t>
+      </w:r>
+      <w:proofErr w:type="spellEnd"/>
+      <w:r>
+        <w:rPr>
+          <w:b/>
+          <w:bCs/>
+        </w:rPr>
+        <w:t>()?</w:t>
+      </w:r>
+    </w:p>
+    <w:p>
+      <w:pPr>
+        <w:spacing w:line="240" w:lineRule="auto"/>
+        <w:jc w:val="both"/>
+        <w:rPr>
+          <w:b/>
+          <w:bCs/>
+        </w:rPr>
+      </w:pPr>
+      <w:proofErr w:type="spellStart"/>
+      <w:r>
+        <w:rPr>
+          <w:b/>
+          <w:bCs/>
+        </w:rPr>
+        <w:t>Object.freeze</w:t>
+      </w:r>
+      <w:proofErr w:type="spellEnd"/>
+      <w:r>
+        <w:rPr>
+          <w:b/>
+          <w:bCs/>
+        </w:rPr>
+        <w:t>()</w:t>
+      </w:r>
+    </w:p>
+    <w:p>
+      <w:pPr>
+        <w:spacing w:line="240" w:lineRule="auto"/>
+        <w:jc w:val="both"/>
+      </w:pPr>
+      <w:r>
+        <w:t>It prevents:</w:t>
+      </w:r>
+    </w:p>
+    <w:p>
+      <w:pPr>
+        <w:numPr>
+          <w:ilvl w:val="0"/>
+          <w:numId w:val="21"/>
+        </w:numPr>
+        <w:spacing w:line="240" w:lineRule="auto"/>
+        <w:jc w:val="both"/>
+      </w:pPr>
+      <w:r>
+        <w:t xml:space="preserve">Adding properties </w:t>
+      </w:r>
+    </w:p>
+    <w:p>
+      <w:pPr>
+        <w:numPr>
+          <w:ilvl w:val="0"/>
+          <w:numId w:val="21"/>
+        </w:numPr>
+        <w:spacing w:line="240" w:lineRule="auto"/>
+        <w:jc w:val="both"/>
+      </w:pPr>
+      <w:r>
+        <w:t xml:space="preserve">Removing properties </w:t>
+      </w:r>
+    </w:p>
+    <w:p>
+      <w:pPr>
+        <w:numPr>
+          <w:ilvl w:val="0"/>
+          <w:numId w:val="21"/>
+        </w:numPr>
+        <w:spacing w:line="240" w:lineRule="auto"/>
+        <w:jc w:val="both"/>
+      </w:pPr>
+      <w:r>
+        <w:t xml:space="preserve">Changing existing properties </w:t>
+      </w:r>
+    </w:p>
+    <w:p>
+      <w:pPr>
+        <w:spacing w:line="240" w:lineRule="auto"/>
+        <w:jc w:val="both"/>
+      </w:pPr>
+      <w:proofErr w:type="spellStart"/>
+      <w:r>
+        <w:t>const</w:t>
+      </w:r>
+      <w:proofErr w:type="spellEnd"/>
+      <w:r>
+        <w:t xml:space="preserve"> user = {</w:t>
+      </w:r>
+    </w:p>
+    <w:p>
+      <w:pPr>
+        <w:spacing w:line="240" w:lineRule="auto"/>
+        <w:jc w:val="both"/>
+      </w:pPr>
+      <w:r>
+        <w:t xml:space="preserve">    name: "Sandeep"</w:t>
+      </w:r>
+    </w:p>
+    <w:p>
+      <w:pPr>
+        <w:spacing w:line="240" w:lineRule="auto"/>
+        <w:jc w:val="both"/>
+      </w:pPr>
+      <w:r>
+        <w:t>};</w:t>
+      </w:r>
+    </w:p>
+    <w:p>
+      <w:pPr>
+        <w:spacing w:line="240" w:lineRule="auto"/>
+        <w:jc w:val="both"/>
+      </w:pPr>
+    </w:p>
+    <w:p>
+      <w:pPr>
+        <w:spacing w:line="240" w:lineRule="auto"/>
+        <w:jc w:val="both"/>
+      </w:pPr>
+      <w:proofErr w:type="spellStart"/>
+      <w:r>
+        <w:t>Object.freeze</w:t>
+      </w:r>
+      <w:proofErr w:type="spellEnd"/>
+      <w:r>
+        <w:t>(user);</w:t>
+      </w:r>
+    </w:p>
+    <w:p>
+      <w:pPr>
+        <w:spacing w:line="240" w:lineRule="auto"/>
+        <w:jc w:val="both"/>
+      </w:pPr>
+    </w:p>
+    <w:p>
+      <w:pPr>
+        <w:spacing w:line="240" w:lineRule="auto"/>
+        <w:jc w:val="both"/>
+      </w:pPr>
+      <w:r>
+        <w:t>user.name = "Rahul";</w:t>
+      </w:r>
+    </w:p>
+    <w:p>
+      <w:pPr>
+        <w:spacing w:line="240" w:lineRule="auto"/>
+        <w:jc w:val="both"/>
+      </w:pPr>
+    </w:p>
+    <w:p>
+      <w:pPr>
+        <w:spacing w:line="240" w:lineRule="auto"/>
+        <w:jc w:val="both"/>
+      </w:pPr>
+      <w:r>
+        <w:t>console.log(user.name);</w:t>
+      </w:r>
+    </w:p>
+    <w:p>
+      <w:pPr>
+        <w:spacing w:line="240" w:lineRule="auto"/>
+        <w:jc w:val="both"/>
+      </w:pPr>
+      <w:r>
+        <w:t>// Sandeep</w:t>
+      </w:r>
+    </w:p>
+    <w:p>
+      <w:pPr>
+        <w:spacing w:line="240" w:lineRule="auto"/>
+        <w:jc w:val="both"/>
+        <w:rPr>
+          <w:b/>
+          <w:bCs/>
+        </w:rPr>
+      </w:pPr>
+      <w:proofErr w:type="spellStart"/>
+      <w:r>
+        <w:rPr>
+          <w:b/>
+          <w:bCs/>
+        </w:rPr>
+        <w:t>Object.seal</w:t>
+      </w:r>
+      <w:proofErr w:type="spellEnd"/>
+      <w:r>
+        <w:rPr>
+          <w:b/>
+          <w:bCs/>
+        </w:rPr>
+        <w:t>()</w:t>
+      </w:r>
+    </w:p>
+    <w:p>
+      <w:pPr>
+        <w:spacing w:line="240" w:lineRule="auto"/>
+        <w:jc w:val="both"/>
+      </w:pPr>
+      <w:r>
+        <w:t>It prevents:</w:t>
+      </w:r>
+    </w:p>
+    <w:p>
+      <w:pPr>
+        <w:numPr>
+          <w:ilvl w:val="0"/>
+          <w:numId w:val="22"/>
+        </w:numPr>
+        <w:spacing w:line="240" w:lineRule="auto"/>
+        <w:jc w:val="both"/>
+      </w:pPr>
+      <w:r>
+        <w:t xml:space="preserve">Adding properties </w:t>
+      </w:r>
+    </w:p>
+    <w:p>
+      <w:pPr>
+        <w:numPr>
+          <w:ilvl w:val="0"/>
+          <w:numId w:val="22"/>
+        </w:numPr>
+        <w:spacing w:line="240" w:lineRule="auto"/>
+        <w:jc w:val="both"/>
+      </w:pPr>
+      <w:r>
+        <w:t xml:space="preserve">Removing properties </w:t>
+      </w:r>
+    </w:p>
+    <w:p>
+      <w:pPr>
+        <w:spacing w:line="240" w:lineRule="auto"/>
+        <w:jc w:val="both"/>
+      </w:pPr>
+      <w:r>
+        <w:t>But existing properties can still be modified.</w:t>
+      </w:r>
+    </w:p>
+    <w:p>
+      <w:pPr>
+        <w:spacing w:line="240" w:lineRule="auto"/>
+        <w:jc w:val="both"/>
+      </w:pPr>
+      <w:proofErr w:type="spellStart"/>
+      <w:r>
+        <w:t>const</w:t>
+      </w:r>
+      <w:proofErr w:type="spellEnd"/>
+      <w:r>
+        <w:t xml:space="preserve"> user = {</w:t>
+      </w:r>
+    </w:p>
+    <w:p>
+      <w:pPr>
+        <w:spacing w:line="240" w:lineRule="auto"/>
+        <w:jc w:val="both"/>
+      </w:pPr>
+      <w:r>
+        <w:t xml:space="preserve">    name: "Sandeep"</w:t>
+      </w:r>
+    </w:p>
+    <w:p>
+      <w:pPr>
+        <w:spacing w:line="240" w:lineRule="auto"/>
+        <w:jc w:val="both"/>
+      </w:pPr>
+      <w:r>
+        <w:t>};</w:t>
+      </w:r>
+    </w:p>
+    <w:p>
+      <w:pPr>
+        <w:spacing w:line="240" w:lineRule="auto"/>
+        <w:jc w:val="both"/>
+      </w:pPr>
+    </w:p>
+    <w:p>
+      <w:pPr>
+        <w:spacing w:line="240" w:lineRule="auto"/>
+        <w:jc w:val="both"/>
+      </w:pPr>
+      <w:proofErr w:type="spellStart"/>
+      <w:r>
+        <w:t>Object.seal</w:t>
+      </w:r>
+      <w:proofErr w:type="spellEnd"/>
+      <w:r>
+        <w:t>(user);</w:t>
+      </w:r>
+    </w:p>
+    <w:p>
+      <w:pPr>
+        <w:spacing w:line="240" w:lineRule="auto"/>
+        <w:jc w:val="both"/>
+      </w:pPr>
+    </w:p>
+    <w:p>
+      <w:pPr>
+        <w:spacing w:line="240" w:lineRule="auto"/>
+        <w:jc w:val="both"/>
+      </w:pPr>
+      <w:r>
+        <w:t>user.name = "Rahul";</w:t>
+      </w:r>
+    </w:p>
+    <w:p>
+      <w:pPr>
+        <w:spacing w:line="240" w:lineRule="auto"/>
+        <w:jc w:val="both"/>
+      </w:pPr>
+    </w:p>
+    <w:p>
+      <w:pPr>
+        <w:spacing w:line="240" w:lineRule="auto"/>
+        <w:jc w:val="both"/>
+      </w:pPr>
+      <w:r>
+        <w:t>console.log(user.name);</w:t>
+      </w:r>
+    </w:p>
+    <w:p>
+      <w:pPr>
+        <w:spacing w:line="240" w:lineRule="auto"/>
+        <w:jc w:val="both"/>
+      </w:pPr>
+      <w:r>
+        <w:t>// Rahul</w:t>
+      </w:r>
+    </w:p>
+    <w:p>
+      <w:pPr>
+        <w:spacing w:line="240" w:lineRule="auto"/>
+        <w:jc w:val="both"/>
+      </w:pPr>
+      <w:r>
+        <w:rPr>
+          <w:b/>
+          <w:bCs/>
+        </w:rPr>
+        <w:t>Interview Answer:</w:t>
+      </w:r>
+    </w:p>
+    <w:p>
+      <w:pPr>
+        <w:spacing w:line="240" w:lineRule="auto"/>
+        <w:jc w:val="both"/>
+      </w:pPr>
+      <w:proofErr w:type="spellStart"/>
+      <w:r>
+        <w:t>Object.freeze</w:t>
+      </w:r>
+      <w:proofErr w:type="spellEnd"/>
+      <w:r>
+        <w:t xml:space="preserve">() prevents adding, deleting, and modifying properties, while </w:t>
+      </w:r>
+      <w:proofErr w:type="spellStart"/>
+      <w:r>
+        <w:t>Object.seal</w:t>
+      </w:r>
+      <w:proofErr w:type="spellEnd"/>
+      <w:r>
+        <w:t>() prevents adding and deleting properties but allows modification of existing properties.</w:t>
+      </w:r>
+    </w:p>
+    <w:p>
+      <w:pPr>
+        <w:spacing w:line="240" w:lineRule="auto"/>
+        <w:jc w:val="both"/>
+      </w:pPr>
+      <w:r>
+        <w:pict w14:anchorId="2F352613">
+          <v:rect id="_x0000_i1112" style="width:0;height:1.5pt" o:hralign="center" o:hrstd="t" o:hr="t" fillcolor="#a0a0a0" stroked="f"/>
+        </w:pict>
+      </w:r>
+    </w:p>
+    <w:p>
+      <w:pPr>
+        <w:spacing w:line="240" w:lineRule="auto"/>
+        <w:jc w:val="both"/>
+        <w:rPr>
+          <w:b/>
+          <w:bCs/>
+        </w:rPr>
+      </w:pPr>
+      <w:r>
+        <w:rPr>
+          <w:b/>
+          <w:bCs/>
+        </w:rPr>
+        <w:t>30. What are JavaScript Modules?</w:t>
+      </w:r>
+    </w:p>
+    <w:p>
+      <w:pPr>
+        <w:spacing w:line="240" w:lineRule="auto"/>
+        <w:jc w:val="both"/>
+      </w:pPr>
+      <w:r>
+        <w:rPr>
+          <w:b/>
+          <w:bCs/>
+        </w:rPr>
+        <w:t>Answer:</w:t>
+      </w:r>
+      <w:r>
+        <w:br/>
+        <w:t xml:space="preserve">Modules allow us to </w:t>
+      </w:r>
+      <w:r>
+        <w:rPr>
+          <w:b/>
+          <w:bCs/>
+        </w:rPr>
+        <w:t>split JavaScript code into separate files</w:t>
+      </w:r>
+      <w:r>
+        <w:t xml:space="preserve"> and share functionality between them.</w:t>
+      </w:r>
+    </w:p>
+    <w:p>
+      <w:pPr>
+        <w:spacing w:line="240" w:lineRule="auto"/>
+        <w:jc w:val="both"/>
+        <w:rPr>
+          <w:b/>
+          <w:bCs/>
+        </w:rPr>
+      </w:pPr>
+      <w:r>
+        <w:rPr>
+          <w:b/>
+          <w:bCs/>
+        </w:rPr>
+        <w:t>Export</w:t>
+      </w:r>
+    </w:p>
+    <w:p>
+      <w:pPr>
+        <w:spacing w:line="240" w:lineRule="auto"/>
+        <w:jc w:val="both"/>
+      </w:pPr>
+      <w:r>
+        <w:t>// math.js</w:t>
+      </w:r>
+    </w:p>
+    <w:p>
+      <w:pPr>
+        <w:spacing w:line="240" w:lineRule="auto"/>
+        <w:jc w:val="both"/>
+      </w:pPr>
+    </w:p>
+    <w:p>
+      <w:pPr>
+        <w:spacing w:line="240" w:lineRule="auto"/>
+        <w:jc w:val="both"/>
+      </w:pPr>
+      <w:r>
+        <w:t xml:space="preserve">export function </w:t>
+      </w:r>
+      <w:proofErr w:type="gramStart"/>
+      <w:r>
+        <w:t>add(</w:t>
+      </w:r>
+      <w:proofErr w:type="gramEnd"/>
+      <w:r>
+        <w:t>a, b) {</w:t>
+      </w:r>
+    </w:p>
+    <w:p>
+      <w:pPr>
+        <w:spacing w:line="240" w:lineRule="auto"/>
+        <w:jc w:val="both"/>
+      </w:pPr>
+      <w:r>
+        <w:t xml:space="preserve">    return a + b;</w:t>
+      </w:r>
+    </w:p>
+    <w:p>
+      <w:pPr>
+        <w:spacing w:line="240" w:lineRule="auto"/>
+        <w:jc w:val="both"/>
+      </w:pPr>
+      <w:r>
+        <w:t>}</w:t>
+      </w:r>
+    </w:p>
+    <w:p>
+      <w:pPr>
+        <w:spacing w:line="240" w:lineRule="auto"/>
+        <w:jc w:val="both"/>
+        <w:rPr>
+          <w:b/>
+          <w:bCs/>
+        </w:rPr>
+      </w:pPr>
+      <w:r>
+        <w:rPr>
+          <w:b/>
+          <w:bCs/>
+        </w:rPr>
+        <w:t>Import</w:t>
+      </w:r>
+    </w:p>
+    <w:p>
+      <w:pPr>
+        <w:spacing w:line="240" w:lineRule="auto"/>
+        <w:jc w:val="both"/>
+      </w:pPr>
+      <w:r>
+        <w:t>// app.js</w:t>
+      </w:r>
+    </w:p>
+    <w:p>
+      <w:pPr>
+        <w:spacing w:line="240" w:lineRule="auto"/>
+        <w:jc w:val="both"/>
+      </w:pPr>
+    </w:p>
+    <w:p>
+      <w:pPr>
+        <w:spacing w:line="240" w:lineRule="auto"/>
+        <w:jc w:val="both"/>
+      </w:pPr>
+      <w:r>
+        <w:t xml:space="preserve">import </w:t>
+      </w:r>
+      <w:proofErr w:type="gramStart"/>
+      <w:r>
+        <w:t>{ add</w:t>
+      </w:r>
+      <w:proofErr w:type="gramEnd"/>
+      <w:r>
+        <w:t xml:space="preserve"> } from "./math.js";</w:t>
+      </w:r>
+    </w:p>
+    <w:p>
+      <w:pPr>
+        <w:spacing w:line="240" w:lineRule="auto"/>
+        <w:jc w:val="both"/>
+      </w:pPr>
+    </w:p>
+    <w:p>
+      <w:pPr>
+        <w:spacing w:line="240" w:lineRule="auto"/>
+        <w:jc w:val="both"/>
+      </w:pPr>
+      <w:proofErr w:type="gramStart"/>
+      <w:r>
+        <w:t>console.log(add(</w:t>
+      </w:r>
+      <w:proofErr w:type="gramEnd"/>
+      <w:r>
+        <w:t>10, 20));</w:t>
+      </w:r>
+    </w:p>
+    <w:p>
+      <w:pPr>
+        <w:spacing w:line="240" w:lineRule="auto"/>
+        <w:jc w:val="both"/>
+      </w:pPr>
+      <w:r>
+        <w:t>Modules help with:</w:t>
+      </w:r>
+    </w:p>
+    <w:p>
+      <w:pPr>
+        <w:numPr>
+          <w:ilvl w:val="0"/>
+          <w:numId w:val="23"/>
+        </w:numPr>
+        <w:spacing w:line="240" w:lineRule="auto"/>
+        <w:jc w:val="both"/>
+      </w:pPr>
+      <w:r>
+        <w:t xml:space="preserve">Code organization </w:t>
+      </w:r>
+    </w:p>
+    <w:p>
+      <w:pPr>
+        <w:numPr>
+          <w:ilvl w:val="0"/>
+          <w:numId w:val="23"/>
+        </w:numPr>
+        <w:spacing w:line="240" w:lineRule="auto"/>
+        <w:jc w:val="both"/>
+      </w:pPr>
+      <w:r>
+        <w:t xml:space="preserve">Reusability </w:t>
+      </w:r>
+    </w:p>
+    <w:p>
+      <w:pPr>
+        <w:numPr>
+          <w:ilvl w:val="0"/>
+          <w:numId w:val="23"/>
+        </w:numPr>
+        <w:spacing w:line="240" w:lineRule="auto"/>
+        <w:jc w:val="both"/>
+      </w:pPr>
+      <w:r>
+        <w:t xml:space="preserve">Maintainability </w:t>
+      </w:r>
+    </w:p>
+    <w:p>
+      <w:pPr>
+        <w:numPr>
+          <w:ilvl w:val="0"/>
+          <w:numId w:val="23"/>
+        </w:numPr>
+        <w:spacing w:line="240" w:lineRule="auto"/>
+        <w:jc w:val="both"/>
+      </w:pPr>
+      <w:r>
+        <w:t xml:space="preserve">Avoiding unnecessary global variables </w:t>
+      </w:r>
+    </w:p>
+    <w:p>
+      <w:pPr>
+        <w:spacing w:line="240" w:lineRule="auto"/>
+        <w:jc w:val="both"/>
+      </w:pPr>
+      <w:r>
+        <w:rPr>
+          <w:b/>
+          <w:bCs/>
+        </w:rPr>
+        <w:t>Interview Answer:</w:t>
+      </w:r>
+    </w:p>
+    <w:p>
+      <w:pPr>
+        <w:spacing w:line="240" w:lineRule="auto"/>
+        <w:jc w:val="both"/>
+      </w:pPr>
+      <w:r>
+        <w:lastRenderedPageBreak/>
+        <w:t>JavaScript modules allow us to organize code into separate files and export and import functionality between them.</w:t>
+      </w:r>
+    </w:p>
+    <w:p>
+      <w:pPr>
+        <w:spacing w:line="240" w:lineRule="auto"/>
+        <w:jc w:val="both"/>
+      </w:pPr>
+      <w:r>
+        <w:pict w14:anchorId="25027A60">
+          <v:rect id="_x0000_i1113" style="width:0;height:1.5pt" o:hralign="center" o:hrstd="t" o:hr="t" fillcolor="#a0a0a0" stroked="f"/>
+        </w:pict>
+      </w:r>
+    </w:p>
+    <w:tbl>
+      <w:tblPr>
+        <w:tblW w:w="116" w:type="dxa"/>
+        <w:tblCellSpacing w:w="15" w:type="dxa"/>
+        <w:tblCellMar>
+          <w:top w:w="15" w:type="dxa"/>
+          <w:left w:w="15" w:type="dxa"/>
+          <w:bottom w:w="15" w:type="dxa"/>
+          <w:right w:w="15" w:type="dxa"/>
+        </w:tblCellMar>
+        <w:tblLook w:val="04A0" w:firstRow="1" w:lastRow="0" w:firstColumn="1" w:lastColumn="0" w:noHBand="0" w:noVBand="1"/>
+      </w:tblPr>
+      <w:tblGrid>
+        <w:gridCol w:w="116"/>
+      </w:tblGrid>
+      <w:tr>
+        <w:trPr>
+          <w:trHeight w:val="247"/>
+          <w:tblCellSpacing w:w="15" w:type="dxa"/>
+        </w:trPr>
+        <w:tc>
+          <w:tcPr>
+            <w:tcW w:w="0" w:type="auto"/>
+            <w:vAlign w:val="center"/>
+          </w:tcPr>
+          <w:p>
+            <w:pPr>
+              <w:spacing w:line="240" w:lineRule="auto"/>
+              <w:jc w:val="both"/>
+            </w:pPr>
+          </w:p>
+        </w:tc>
+      </w:tr>
+    </w:tbl>
+    <w:p>
+      <w:pPr>
+        <w:spacing w:line="240" w:lineRule="auto"/>
+        <w:jc w:val="both"/>
+      </w:pPr>
+    </w:p>
     <w:sectPr>
       <w:pgSz w:w="11906" w:h="16838"/>
       <w:pgMar w:top="1440" w:right="1440" w:bottom="1440" w:left="1440" w:header="708" w:footer="708" w:gutter="0"/>
@@ -6302,6 +9365,155 @@
     </w:lvl>
   </w:abstractNum>
   <w:abstractNum w:abstractNumId="2" w15:restartNumberingAfterBreak="0">
+    <w:nsid w:val="1C621886"/>
+    <w:multiLevelType w:val="multilevel"/>
+    <w:tmpl w:val="0720D9D6"/>
+    <w:lvl w:ilvl="0">
+      <w:start w:val="1"/>
+      <w:numFmt w:val="bullet"/>
+      <w:lvlText w:val=""/>
+      <w:lvlJc w:val="left"/>
+      <w:pPr>
+        <w:tabs>
+          <w:tab w:val="num" w:pos="720"/>
+        </w:tabs>
+        <w:ind w:left="720" w:hanging="360"/>
+      </w:pPr>
+      <w:rPr>
+        <w:rFonts w:ascii="Symbol" w:hAnsi="Symbol" w:hint="default"/>
+        <w:sz w:val="20"/>
+      </w:rPr>
+    </w:lvl>
+    <w:lvl w:ilvl="1" w:tentative="1">
+      <w:start w:val="1"/>
+      <w:numFmt w:val="bullet"/>
+      <w:lvlText w:val="o"/>
+      <w:lvlJc w:val="left"/>
+      <w:pPr>
+        <w:tabs>
+          <w:tab w:val="num" w:pos="1440"/>
+        </w:tabs>
+        <w:ind w:left="1440" w:hanging="360"/>
+      </w:pPr>
+      <w:rPr>
+        <w:rFonts w:ascii="Courier New" w:hAnsi="Courier New" w:hint="default"/>
+        <w:sz w:val="20"/>
+      </w:rPr>
+    </w:lvl>
+    <w:lvl w:ilvl="2" w:tentative="1">
+      <w:start w:val="1"/>
+      <w:numFmt w:val="bullet"/>
+      <w:lvlText w:val=""/>
+      <w:lvlJc w:val="left"/>
+      <w:pPr>
+        <w:tabs>
+          <w:tab w:val="num" w:pos="2160"/>
+        </w:tabs>
+        <w:ind w:left="2160" w:hanging="360"/>
+      </w:pPr>
+      <w:rPr>
+        <w:rFonts w:ascii="Wingdings" w:hAnsi="Wingdings" w:hint="default"/>
+        <w:sz w:val="20"/>
+      </w:rPr>
+    </w:lvl>
+    <w:lvl w:ilvl="3" w:tentative="1">
+      <w:start w:val="1"/>
+      <w:numFmt w:val="bullet"/>
+      <w:lvlText w:val=""/>
+      <w:lvlJc w:val="left"/>
+      <w:pPr>
+        <w:tabs>
+          <w:tab w:val="num" w:pos="2880"/>
+        </w:tabs>
+        <w:ind w:left="2880" w:hanging="360"/>
+      </w:pPr>
+      <w:rPr>
+        <w:rFonts w:ascii="Wingdings" w:hAnsi="Wingdings" w:hint="default"/>
+        <w:sz w:val="20"/>
+      </w:rPr>
+    </w:lvl>
+    <w:lvl w:ilvl="4" w:tentative="1">
+      <w:start w:val="1"/>
+      <w:numFmt w:val="bullet"/>
+      <w:lvlText w:val=""/>
+      <w:lvlJc w:val="left"/>
+      <w:pPr>
+        <w:tabs>
+          <w:tab w:val="num" w:pos="3600"/>
+        </w:tabs>
+        <w:ind w:left="3600" w:hanging="360"/>
+      </w:pPr>
+      <w:rPr>
+        <w:rFonts w:ascii="Wingdings" w:hAnsi="Wingdings" w:hint="default"/>
+        <w:sz w:val="20"/>
+      </w:rPr>
+    </w:lvl>
+    <w:lvl w:ilvl="5" w:tentative="1">
+      <w:start w:val="1"/>
+      <w:numFmt w:val="bullet"/>
+      <w:lvlText w:val=""/>
+      <w:lvlJc w:val="left"/>
+      <w:pPr>
+        <w:tabs>
+          <w:tab w:val="num" w:pos="4320"/>
+        </w:tabs>
+        <w:ind w:left="4320" w:hanging="360"/>
+      </w:pPr>
+      <w:rPr>
+        <w:rFonts w:ascii="Wingdings" w:hAnsi="Wingdings" w:hint="default"/>
+        <w:sz w:val="20"/>
+      </w:rPr>
+    </w:lvl>
+    <w:lvl w:ilvl="6" w:tentative="1">
+      <w:start w:val="1"/>
+      <w:numFmt w:val="bullet"/>
+      <w:lvlText w:val=""/>
+      <w:lvlJc w:val="left"/>
+      <w:pPr>
+        <w:tabs>
+          <w:tab w:val="num" w:pos="5040"/>
+        </w:tabs>
+        <w:ind w:left="5040" w:hanging="360"/>
+      </w:pPr>
+      <w:rPr>
+        <w:rFonts w:ascii="Wingdings" w:hAnsi="Wingdings" w:hint="default"/>
+        <w:sz w:val="20"/>
+      </w:rPr>
+    </w:lvl>
+    <w:lvl w:ilvl="7" w:tentative="1">
+      <w:start w:val="1"/>
+      <w:numFmt w:val="bullet"/>
+      <w:lvlText w:val=""/>
+      <w:lvlJc w:val="left"/>
+      <w:pPr>
+        <w:tabs>
+          <w:tab w:val="num" w:pos="5760"/>
+        </w:tabs>
+        <w:ind w:left="5760" w:hanging="360"/>
+      </w:pPr>
+      <w:rPr>
+        <w:rFonts w:ascii="Wingdings" w:hAnsi="Wingdings" w:hint="default"/>
+        <w:sz w:val="20"/>
+      </w:rPr>
+    </w:lvl>
+    <w:lvl w:ilvl="8" w:tentative="1">
+      <w:start w:val="1"/>
+      <w:numFmt w:val="bullet"/>
+      <w:lvlText w:val=""/>
+      <w:lvlJc w:val="left"/>
+      <w:pPr>
+        <w:tabs>
+          <w:tab w:val="num" w:pos="6480"/>
+        </w:tabs>
+        <w:ind w:left="6480" w:hanging="360"/>
+      </w:pPr>
+      <w:rPr>
+        <w:rFonts w:ascii="Wingdings" w:hAnsi="Wingdings" w:hint="default"/>
+        <w:sz w:val="20"/>
+      </w:rPr>
+    </w:lvl>
+  </w:abstractNum>
+  <w:abstractNum w:abstractNumId="3" w15:restartNumberingAfterBreak="0">
     <w:nsid w:val="2A971AF2"/>
     <w:multiLevelType w:val="multilevel"/>
     <w:tmpl w:val="C902FF76"/>
@@ -6414,7 +9626,7 @@
       </w:pPr>
     </w:lvl>
   </w:abstractNum>
-  <w:abstractNum w:abstractNumId="3" w15:restartNumberingAfterBreak="0">
+  <w:abstractNum w:abstractNumId="4" w15:restartNumberingAfterBreak="0">
     <w:nsid w:val="2C55743C"/>
     <w:multiLevelType w:val="multilevel"/>
     <w:tmpl w:val="EE862A88"/>
@@ -6563,7 +9775,7 @@
       </w:rPr>
     </w:lvl>
   </w:abstractNum>
-  <w:abstractNum w:abstractNumId="4" w15:restartNumberingAfterBreak="0">
+  <w:abstractNum w:abstractNumId="5" w15:restartNumberingAfterBreak="0">
     <w:nsid w:val="31611AB1"/>
     <w:multiLevelType w:val="multilevel"/>
     <w:tmpl w:val="66041FDA"/>
@@ -6712,7 +9924,7 @@
       </w:rPr>
     </w:lvl>
   </w:abstractNum>
-  <w:abstractNum w:abstractNumId="5" w15:restartNumberingAfterBreak="0">
+  <w:abstractNum w:abstractNumId="6" w15:restartNumberingAfterBreak="0">
     <w:nsid w:val="371571A7"/>
     <w:multiLevelType w:val="multilevel"/>
     <w:tmpl w:val="E3A25CA2"/>
@@ -6861,7 +10073,156 @@
       </w:rPr>
     </w:lvl>
   </w:abstractNum>
-  <w:abstractNum w:abstractNumId="6" w15:restartNumberingAfterBreak="0">
+  <w:abstractNum w:abstractNumId="7" w15:restartNumberingAfterBreak="0">
+    <w:nsid w:val="3A3E1828"/>
+    <w:multiLevelType w:val="multilevel"/>
+    <w:tmpl w:val="EF4A6C94"/>
+    <w:lvl w:ilvl="0">
+      <w:start w:val="1"/>
+      <w:numFmt w:val="bullet"/>
+      <w:lvlText w:val=""/>
+      <w:lvlJc w:val="left"/>
+      <w:pPr>
+        <w:tabs>
+          <w:tab w:val="num" w:pos="720"/>
+        </w:tabs>
+        <w:ind w:left="720" w:hanging="360"/>
+      </w:pPr>
+      <w:rPr>
+        <w:rFonts w:ascii="Symbol" w:hAnsi="Symbol" w:hint="default"/>
+        <w:sz w:val="20"/>
+      </w:rPr>
+    </w:lvl>
+    <w:lvl w:ilvl="1" w:tentative="1">
+      <w:start w:val="1"/>
+      <w:numFmt w:val="bullet"/>
+      <w:lvlText w:val="o"/>
+      <w:lvlJc w:val="left"/>
+      <w:pPr>
+        <w:tabs>
+          <w:tab w:val="num" w:pos="1440"/>
+        </w:tabs>
+        <w:ind w:left="1440" w:hanging="360"/>
+      </w:pPr>
+      <w:rPr>
+        <w:rFonts w:ascii="Courier New" w:hAnsi="Courier New" w:hint="default"/>
+        <w:sz w:val="20"/>
+      </w:rPr>
+    </w:lvl>
+    <w:lvl w:ilvl="2" w:tentative="1">
+      <w:start w:val="1"/>
+      <w:numFmt w:val="bullet"/>
+      <w:lvlText w:val=""/>
+      <w:lvlJc w:val="left"/>
+      <w:pPr>
+        <w:tabs>
+          <w:tab w:val="num" w:pos="2160"/>
+        </w:tabs>
+        <w:ind w:left="2160" w:hanging="360"/>
+      </w:pPr>
+      <w:rPr>
+        <w:rFonts w:ascii="Wingdings" w:hAnsi="Wingdings" w:hint="default"/>
+        <w:sz w:val="20"/>
+      </w:rPr>
+    </w:lvl>
+    <w:lvl w:ilvl="3" w:tentative="1">
+      <w:start w:val="1"/>
+      <w:numFmt w:val="bullet"/>
+      <w:lvlText w:val=""/>
+      <w:lvlJc w:val="left"/>
+      <w:pPr>
+        <w:tabs>
+          <w:tab w:val="num" w:pos="2880"/>
+        </w:tabs>
+        <w:ind w:left="2880" w:hanging="360"/>
+      </w:pPr>
+      <w:rPr>
+        <w:rFonts w:ascii="Wingdings" w:hAnsi="Wingdings" w:hint="default"/>
+        <w:sz w:val="20"/>
+      </w:rPr>
+    </w:lvl>
+    <w:lvl w:ilvl="4" w:tentative="1">
+      <w:start w:val="1"/>
+      <w:numFmt w:val="bullet"/>
+      <w:lvlText w:val=""/>
+      <w:lvlJc w:val="left"/>
+      <w:pPr>
+        <w:tabs>
+          <w:tab w:val="num" w:pos="3600"/>
+        </w:tabs>
+        <w:ind w:left="3600" w:hanging="360"/>
+      </w:pPr>
+      <w:rPr>
+        <w:rFonts w:ascii="Wingdings" w:hAnsi="Wingdings" w:hint="default"/>
+        <w:sz w:val="20"/>
+      </w:rPr>
+    </w:lvl>
+    <w:lvl w:ilvl="5" w:tentative="1">
+      <w:start w:val="1"/>
+      <w:numFmt w:val="bullet"/>
+      <w:lvlText w:val=""/>
+      <w:lvlJc w:val="left"/>
+      <w:pPr>
+        <w:tabs>
+          <w:tab w:val="num" w:pos="4320"/>
+        </w:tabs>
+        <w:ind w:left="4320" w:hanging="360"/>
+      </w:pPr>
+      <w:rPr>
+        <w:rFonts w:ascii="Wingdings" w:hAnsi="Wingdings" w:hint="default"/>
+        <w:sz w:val="20"/>
+      </w:rPr>
+    </w:lvl>
+    <w:lvl w:ilvl="6" w:tentative="1">
+      <w:start w:val="1"/>
+      <w:numFmt w:val="bullet"/>
+      <w:lvlText w:val=""/>
+      <w:lvlJc w:val="left"/>
+      <w:pPr>
+        <w:tabs>
+          <w:tab w:val="num" w:pos="5040"/>
+        </w:tabs>
+        <w:ind w:left="5040" w:hanging="360"/>
+      </w:pPr>
+      <w:rPr>
+        <w:rFonts w:ascii="Wingdings" w:hAnsi="Wingdings" w:hint="default"/>
+        <w:sz w:val="20"/>
+      </w:rPr>
+    </w:lvl>
+    <w:lvl w:ilvl="7" w:tentative="1">
+      <w:start w:val="1"/>
+      <w:numFmt w:val="bullet"/>
+      <w:lvlText w:val=""/>
+      <w:lvlJc w:val="left"/>
+      <w:pPr>
+        <w:tabs>
+          <w:tab w:val="num" w:pos="5760"/>
+        </w:tabs>
+        <w:ind w:left="5760" w:hanging="360"/>
+      </w:pPr>
+      <w:rPr>
+        <w:rFonts w:ascii="Wingdings" w:hAnsi="Wingdings" w:hint="default"/>
+        <w:sz w:val="20"/>
+      </w:rPr>
+    </w:lvl>
+    <w:lvl w:ilvl="8" w:tentative="1">
+      <w:start w:val="1"/>
+      <w:numFmt w:val="bullet"/>
+      <w:lvlText w:val=""/>
+      <w:lvlJc w:val="left"/>
+      <w:pPr>
+        <w:tabs>
+          <w:tab w:val="num" w:pos="6480"/>
+        </w:tabs>
+        <w:ind w:left="6480" w:hanging="360"/>
+      </w:pPr>
+      <w:rPr>
+        <w:rFonts w:ascii="Wingdings" w:hAnsi="Wingdings" w:hint="default"/>
+        <w:sz w:val="20"/>
+      </w:rPr>
+    </w:lvl>
+  </w:abstractNum>
+  <w:abstractNum w:abstractNumId="8" w15:restartNumberingAfterBreak="0">
     <w:nsid w:val="42335194"/>
     <w:multiLevelType w:val="multilevel"/>
     <w:tmpl w:val="ADDA18E2"/>
@@ -6974,7 +10335,156 @@
       </w:pPr>
     </w:lvl>
   </w:abstractNum>
-  <w:abstractNum w:abstractNumId="7" w15:restartNumberingAfterBreak="0">
+  <w:abstractNum w:abstractNumId="9" w15:restartNumberingAfterBreak="0">
+    <w:nsid w:val="4A960F38"/>
+    <w:multiLevelType w:val="multilevel"/>
+    <w:tmpl w:val="0C44D376"/>
+    <w:lvl w:ilvl="0">
+      <w:start w:val="1"/>
+      <w:numFmt w:val="bullet"/>
+      <w:lvlText w:val=""/>
+      <w:lvlJc w:val="left"/>
+      <w:pPr>
+        <w:tabs>
+          <w:tab w:val="num" w:pos="720"/>
+        </w:tabs>
+        <w:ind w:left="720" w:hanging="360"/>
+      </w:pPr>
+      <w:rPr>
+        <w:rFonts w:ascii="Symbol" w:hAnsi="Symbol" w:hint="default"/>
+        <w:sz w:val="20"/>
+      </w:rPr>
+    </w:lvl>
+    <w:lvl w:ilvl="1" w:tentative="1">
+      <w:start w:val="1"/>
+      <w:numFmt w:val="bullet"/>
+      <w:lvlText w:val="o"/>
+      <w:lvlJc w:val="left"/>
+      <w:pPr>
+        <w:tabs>
+          <w:tab w:val="num" w:pos="1440"/>
+        </w:tabs>
+        <w:ind w:left="1440" w:hanging="360"/>
+      </w:pPr>
+      <w:rPr>
+        <w:rFonts w:ascii="Courier New" w:hAnsi="Courier New" w:hint="default"/>
+        <w:sz w:val="20"/>
+      </w:rPr>
+    </w:lvl>
+    <w:lvl w:ilvl="2" w:tentative="1">
+      <w:start w:val="1"/>
+      <w:numFmt w:val="bullet"/>
+      <w:lvlText w:val=""/>
+      <w:lvlJc w:val="left"/>
+      <w:pPr>
+        <w:tabs>
+          <w:tab w:val="num" w:pos="2160"/>
+        </w:tabs>
+        <w:ind w:left="2160" w:hanging="360"/>
+      </w:pPr>
+      <w:rPr>
+        <w:rFonts w:ascii="Wingdings" w:hAnsi="Wingdings" w:hint="default"/>
+        <w:sz w:val="20"/>
+      </w:rPr>
+    </w:lvl>
+    <w:lvl w:ilvl="3" w:tentative="1">
+      <w:start w:val="1"/>
+      <w:numFmt w:val="bullet"/>
+      <w:lvlText w:val=""/>
+      <w:lvlJc w:val="left"/>
+      <w:pPr>
+        <w:tabs>
+          <w:tab w:val="num" w:pos="2880"/>
+        </w:tabs>
+        <w:ind w:left="2880" w:hanging="360"/>
+      </w:pPr>
+      <w:rPr>
+        <w:rFonts w:ascii="Wingdings" w:hAnsi="Wingdings" w:hint="default"/>
+        <w:sz w:val="20"/>
+      </w:rPr>
+    </w:lvl>
+    <w:lvl w:ilvl="4" w:tentative="1">
+      <w:start w:val="1"/>
+      <w:numFmt w:val="bullet"/>
+      <w:lvlText w:val=""/>
+      <w:lvlJc w:val="left"/>
+      <w:pPr>
+        <w:tabs>
+          <w:tab w:val="num" w:pos="3600"/>
+        </w:tabs>
+        <w:ind w:left="3600" w:hanging="360"/>
+      </w:pPr>
+      <w:rPr>
+        <w:rFonts w:ascii="Wingdings" w:hAnsi="Wingdings" w:hint="default"/>
+        <w:sz w:val="20"/>
+      </w:rPr>
+    </w:lvl>
+    <w:lvl w:ilvl="5" w:tentative="1">
+      <w:start w:val="1"/>
+      <w:numFmt w:val="bullet"/>
+      <w:lvlText w:val=""/>
+      <w:lvlJc w:val="left"/>
+      <w:pPr>
+        <w:tabs>
+          <w:tab w:val="num" w:pos="4320"/>
+        </w:tabs>
+        <w:ind w:left="4320" w:hanging="360"/>
+      </w:pPr>
+      <w:rPr>
+        <w:rFonts w:ascii="Wingdings" w:hAnsi="Wingdings" w:hint="default"/>
+        <w:sz w:val="20"/>
+      </w:rPr>
+    </w:lvl>
+    <w:lvl w:ilvl="6" w:tentative="1">
+      <w:start w:val="1"/>
+      <w:numFmt w:val="bullet"/>
+      <w:lvlText w:val=""/>
+      <w:lvlJc w:val="left"/>
+      <w:pPr>
+        <w:tabs>
+          <w:tab w:val="num" w:pos="5040"/>
+        </w:tabs>
+        <w:ind w:left="5040" w:hanging="360"/>
+      </w:pPr>
+      <w:rPr>
+        <w:rFonts w:ascii="Wingdings" w:hAnsi="Wingdings" w:hint="default"/>
+        <w:sz w:val="20"/>
+      </w:rPr>
+    </w:lvl>
+    <w:lvl w:ilvl="7" w:tentative="1">
+      <w:start w:val="1"/>
+      <w:numFmt w:val="bullet"/>
+      <w:lvlText w:val=""/>
+      <w:lvlJc w:val="left"/>
+      <w:pPr>
+        <w:tabs>
+          <w:tab w:val="num" w:pos="5760"/>
+        </w:tabs>
+        <w:ind w:left="5760" w:hanging="360"/>
+      </w:pPr>
+      <w:rPr>
+        <w:rFonts w:ascii="Wingdings" w:hAnsi="Wingdings" w:hint="default"/>
+        <w:sz w:val="20"/>
+      </w:rPr>
+    </w:lvl>
+    <w:lvl w:ilvl="8" w:tentative="1">
+      <w:start w:val="1"/>
+      <w:numFmt w:val="bullet"/>
+      <w:lvlText w:val=""/>
+      <w:lvlJc w:val="left"/>
+      <w:pPr>
+        <w:tabs>
+          <w:tab w:val="num" w:pos="6480"/>
+        </w:tabs>
+        <w:ind w:left="6480" w:hanging="360"/>
+      </w:pPr>
+      <w:rPr>
+        <w:rFonts w:ascii="Wingdings" w:hAnsi="Wingdings" w:hint="default"/>
+        <w:sz w:val="20"/>
+      </w:rPr>
+    </w:lvl>
+  </w:abstractNum>
+  <w:abstractNum w:abstractNumId="10" w15:restartNumberingAfterBreak="0">
     <w:nsid w:val="4F3562FA"/>
     <w:multiLevelType w:val="multilevel"/>
     <w:tmpl w:val="DD905B64"/>
@@ -7123,7 +10633,7 @@
       </w:rPr>
     </w:lvl>
   </w:abstractNum>
-  <w:abstractNum w:abstractNumId="8" w15:restartNumberingAfterBreak="0">
+  <w:abstractNum w:abstractNumId="11" w15:restartNumberingAfterBreak="0">
     <w:nsid w:val="4FFF3B57"/>
     <w:multiLevelType w:val="multilevel"/>
     <w:tmpl w:val="919EFF6C"/>
@@ -7236,7 +10746,7 @@
       </w:pPr>
     </w:lvl>
   </w:abstractNum>
-  <w:abstractNum w:abstractNumId="9" w15:restartNumberingAfterBreak="0">
+  <w:abstractNum w:abstractNumId="12" w15:restartNumberingAfterBreak="0">
     <w:nsid w:val="580F7ABB"/>
     <w:multiLevelType w:val="multilevel"/>
     <w:tmpl w:val="618465D8"/>
@@ -7385,7 +10895,305 @@
       </w:rPr>
     </w:lvl>
   </w:abstractNum>
-  <w:abstractNum w:abstractNumId="10" w15:restartNumberingAfterBreak="0">
+  <w:abstractNum w:abstractNumId="13" w15:restartNumberingAfterBreak="0">
+    <w:nsid w:val="62AD5176"/>
+    <w:multiLevelType w:val="multilevel"/>
+    <w:tmpl w:val="A9627ED0"/>
+    <w:lvl w:ilvl="0">
+      <w:start w:val="1"/>
+      <w:numFmt w:val="bullet"/>
+      <w:lvlText w:val=""/>
+      <w:lvlJc w:val="left"/>
+      <w:pPr>
+        <w:tabs>
+          <w:tab w:val="num" w:pos="720"/>
+        </w:tabs>
+        <w:ind w:left="720" w:hanging="360"/>
+      </w:pPr>
+      <w:rPr>
+        <w:rFonts w:ascii="Symbol" w:hAnsi="Symbol" w:hint="default"/>
+        <w:sz w:val="20"/>
+      </w:rPr>
+    </w:lvl>
+    <w:lvl w:ilvl="1" w:tentative="1">
+      <w:start w:val="1"/>
+      <w:numFmt w:val="bullet"/>
+      <w:lvlText w:val="o"/>
+      <w:lvlJc w:val="left"/>
+      <w:pPr>
+        <w:tabs>
+          <w:tab w:val="num" w:pos="1440"/>
+        </w:tabs>
+        <w:ind w:left="1440" w:hanging="360"/>
+      </w:pPr>
+      <w:rPr>
+        <w:rFonts w:ascii="Courier New" w:hAnsi="Courier New" w:hint="default"/>
+        <w:sz w:val="20"/>
+      </w:rPr>
+    </w:lvl>
+    <w:lvl w:ilvl="2" w:tentative="1">
+      <w:start w:val="1"/>
+      <w:numFmt w:val="bullet"/>
+      <w:lvlText w:val=""/>
+      <w:lvlJc w:val="left"/>
+      <w:pPr>
+        <w:tabs>
+          <w:tab w:val="num" w:pos="2160"/>
+        </w:tabs>
+        <w:ind w:left="2160" w:hanging="360"/>
+      </w:pPr>
+      <w:rPr>
+        <w:rFonts w:ascii="Wingdings" w:hAnsi="Wingdings" w:hint="default"/>
+        <w:sz w:val="20"/>
+      </w:rPr>
+    </w:lvl>
+    <w:lvl w:ilvl="3" w:tentative="1">
+      <w:start w:val="1"/>
+      <w:numFmt w:val="bullet"/>
+      <w:lvlText w:val=""/>
+      <w:lvlJc w:val="left"/>
+      <w:pPr>
+        <w:tabs>
+          <w:tab w:val="num" w:pos="2880"/>
+        </w:tabs>
+        <w:ind w:left="2880" w:hanging="360"/>
+      </w:pPr>
+      <w:rPr>
+        <w:rFonts w:ascii="Wingdings" w:hAnsi="Wingdings" w:hint="default"/>
+        <w:sz w:val="20"/>
+      </w:rPr>
+    </w:lvl>
+    <w:lvl w:ilvl="4" w:tentative="1">
+      <w:start w:val="1"/>
+      <w:numFmt w:val="bullet"/>
+      <w:lvlText w:val=""/>
+      <w:lvlJc w:val="left"/>
+      <w:pPr>
+        <w:tabs>
+          <w:tab w:val="num" w:pos="3600"/>
+        </w:tabs>
+        <w:ind w:left="3600" w:hanging="360"/>
+      </w:pPr>
+      <w:rPr>
+        <w:rFonts w:ascii="Wingdings" w:hAnsi="Wingdings" w:hint="default"/>
+        <w:sz w:val="20"/>
+      </w:rPr>
+    </w:lvl>
+    <w:lvl w:ilvl="5" w:tentative="1">
+      <w:start w:val="1"/>
+      <w:numFmt w:val="bullet"/>
+      <w:lvlText w:val=""/>
+      <w:lvlJc w:val="left"/>
+      <w:pPr>
+        <w:tabs>
+          <w:tab w:val="num" w:pos="4320"/>
+        </w:tabs>
+        <w:ind w:left="4320" w:hanging="360"/>
+      </w:pPr>
+      <w:rPr>
+        <w:rFonts w:ascii="Wingdings" w:hAnsi="Wingdings" w:hint="default"/>
+        <w:sz w:val="20"/>
+      </w:rPr>
+    </w:lvl>
+    <w:lvl w:ilvl="6" w:tentative="1">
+      <w:start w:val="1"/>
+      <w:numFmt w:val="bullet"/>
+      <w:lvlText w:val=""/>
+      <w:lvlJc w:val="left"/>
+      <w:pPr>
+        <w:tabs>
+          <w:tab w:val="num" w:pos="5040"/>
+        </w:tabs>
+        <w:ind w:left="5040" w:hanging="360"/>
+      </w:pPr>
+      <w:rPr>
+        <w:rFonts w:ascii="Wingdings" w:hAnsi="Wingdings" w:hint="default"/>
+        <w:sz w:val="20"/>
+      </w:rPr>
+    </w:lvl>
+    <w:lvl w:ilvl="7" w:tentative="1">
+      <w:start w:val="1"/>
+      <w:numFmt w:val="bullet"/>
+      <w:lvlText w:val=""/>
+      <w:lvlJc w:val="left"/>
+      <w:pPr>
+        <w:tabs>
+          <w:tab w:val="num" w:pos="5760"/>
+        </w:tabs>
+        <w:ind w:left="5760" w:hanging="360"/>
+      </w:pPr>
+      <w:rPr>
+        <w:rFonts w:ascii="Wingdings" w:hAnsi="Wingdings" w:hint="default"/>
+        <w:sz w:val="20"/>
+      </w:rPr>
+    </w:lvl>
+    <w:lvl w:ilvl="8" w:tentative="1">
+      <w:start w:val="1"/>
+      <w:numFmt w:val="bullet"/>
+      <w:lvlText w:val=""/>
+      <w:lvlJc w:val="left"/>
+      <w:pPr>
+        <w:tabs>
+          <w:tab w:val="num" w:pos="6480"/>
+        </w:tabs>
+        <w:ind w:left="6480" w:hanging="360"/>
+      </w:pPr>
+      <w:rPr>
+        <w:rFonts w:ascii="Wingdings" w:hAnsi="Wingdings" w:hint="default"/>
+        <w:sz w:val="20"/>
+      </w:rPr>
+    </w:lvl>
+  </w:abstractNum>
+  <w:abstractNum w:abstractNumId="14" w15:restartNumberingAfterBreak="0">
+    <w:nsid w:val="68F729DD"/>
+    <w:multiLevelType w:val="multilevel"/>
+    <w:tmpl w:val="75D623B2"/>
+    <w:lvl w:ilvl="0">
+      <w:start w:val="1"/>
+      <w:numFmt w:val="bullet"/>
+      <w:lvlText w:val=""/>
+      <w:lvlJc w:val="left"/>
+      <w:pPr>
+        <w:tabs>
+          <w:tab w:val="num" w:pos="720"/>
+        </w:tabs>
+        <w:ind w:left="720" w:hanging="360"/>
+      </w:pPr>
+      <w:rPr>
+        <w:rFonts w:ascii="Symbol" w:hAnsi="Symbol" w:hint="default"/>
+        <w:sz w:val="20"/>
+      </w:rPr>
+    </w:lvl>
+    <w:lvl w:ilvl="1" w:tentative="1">
+      <w:start w:val="1"/>
+      <w:numFmt w:val="bullet"/>
+      <w:lvlText w:val="o"/>
+      <w:lvlJc w:val="left"/>
+      <w:pPr>
+        <w:tabs>
+          <w:tab w:val="num" w:pos="1440"/>
+        </w:tabs>
+        <w:ind w:left="1440" w:hanging="360"/>
+      </w:pPr>
+      <w:rPr>
+        <w:rFonts w:ascii="Courier New" w:hAnsi="Courier New" w:hint="default"/>
+        <w:sz w:val="20"/>
+      </w:rPr>
+    </w:lvl>
+    <w:lvl w:ilvl="2" w:tentative="1">
+      <w:start w:val="1"/>
+      <w:numFmt w:val="bullet"/>
+      <w:lvlText w:val=""/>
+      <w:lvlJc w:val="left"/>
+      <w:pPr>
+        <w:tabs>
+          <w:tab w:val="num" w:pos="2160"/>
+        </w:tabs>
+        <w:ind w:left="2160" w:hanging="360"/>
+      </w:pPr>
+      <w:rPr>
+        <w:rFonts w:ascii="Wingdings" w:hAnsi="Wingdings" w:hint="default"/>
+        <w:sz w:val="20"/>
+      </w:rPr>
+    </w:lvl>
+    <w:lvl w:ilvl="3" w:tentative="1">
+      <w:start w:val="1"/>
+      <w:numFmt w:val="bullet"/>
+      <w:lvlText w:val=""/>
+      <w:lvlJc w:val="left"/>
+      <w:pPr>
+        <w:tabs>
+          <w:tab w:val="num" w:pos="2880"/>
+        </w:tabs>
+        <w:ind w:left="2880" w:hanging="360"/>
+      </w:pPr>
+      <w:rPr>
+        <w:rFonts w:ascii="Wingdings" w:hAnsi="Wingdings" w:hint="default"/>
+        <w:sz w:val="20"/>
+      </w:rPr>
+    </w:lvl>
+    <w:lvl w:ilvl="4" w:tentative="1">
+      <w:start w:val="1"/>
+      <w:numFmt w:val="bullet"/>
+      <w:lvlText w:val=""/>
+      <w:lvlJc w:val="left"/>
+      <w:pPr>
+        <w:tabs>
+          <w:tab w:val="num" w:pos="3600"/>
+        </w:tabs>
+        <w:ind w:left="3600" w:hanging="360"/>
+      </w:pPr>
+      <w:rPr>
+        <w:rFonts w:ascii="Wingdings" w:hAnsi="Wingdings" w:hint="default"/>
+        <w:sz w:val="20"/>
+      </w:rPr>
+    </w:lvl>
+    <w:lvl w:ilvl="5" w:tentative="1">
+      <w:start w:val="1"/>
+      <w:numFmt w:val="bullet"/>
+      <w:lvlText w:val=""/>
+      <w:lvlJc w:val="left"/>
+      <w:pPr>
+        <w:tabs>
+          <w:tab w:val="num" w:pos="4320"/>
+        </w:tabs>
+        <w:ind w:left="4320" w:hanging="360"/>
+      </w:pPr>
+      <w:rPr>
+        <w:rFonts w:ascii="Wingdings" w:hAnsi="Wingdings" w:hint="default"/>
+        <w:sz w:val="20"/>
+      </w:rPr>
+    </w:lvl>
+    <w:lvl w:ilvl="6" w:tentative="1">
+      <w:start w:val="1"/>
+      <w:numFmt w:val="bullet"/>
+      <w:lvlText w:val=""/>
+      <w:lvlJc w:val="left"/>
+      <w:pPr>
+        <w:tabs>
+          <w:tab w:val="num" w:pos="5040"/>
+        </w:tabs>
+        <w:ind w:left="5040" w:hanging="360"/>
+      </w:pPr>
+      <w:rPr>
+        <w:rFonts w:ascii="Wingdings" w:hAnsi="Wingdings" w:hint="default"/>
+        <w:sz w:val="20"/>
+      </w:rPr>
+    </w:lvl>
+    <w:lvl w:ilvl="7" w:tentative="1">
+      <w:start w:val="1"/>
+      <w:numFmt w:val="bullet"/>
+      <w:lvlText w:val=""/>
+      <w:lvlJc w:val="left"/>
+      <w:pPr>
+        <w:tabs>
+          <w:tab w:val="num" w:pos="5760"/>
+        </w:tabs>
+        <w:ind w:left="5760" w:hanging="360"/>
+      </w:pPr>
+      <w:rPr>
+        <w:rFonts w:ascii="Wingdings" w:hAnsi="Wingdings" w:hint="default"/>
+        <w:sz w:val="20"/>
+      </w:rPr>
+    </w:lvl>
+    <w:lvl w:ilvl="8" w:tentative="1">
+      <w:start w:val="1"/>
+      <w:numFmt w:val="bullet"/>
+      <w:lvlText w:val=""/>
+      <w:lvlJc w:val="left"/>
+      <w:pPr>
+        <w:tabs>
+          <w:tab w:val="num" w:pos="6480"/>
+        </w:tabs>
+        <w:ind w:left="6480" w:hanging="360"/>
+      </w:pPr>
+      <w:rPr>
+        <w:rFonts w:ascii="Wingdings" w:hAnsi="Wingdings" w:hint="default"/>
+        <w:sz w:val="20"/>
+      </w:rPr>
+    </w:lvl>
+  </w:abstractNum>
+  <w:abstractNum w:abstractNumId="15" w15:restartNumberingAfterBreak="0">
     <w:nsid w:val="6B5C0095"/>
     <w:multiLevelType w:val="multilevel"/>
     <w:tmpl w:val="F66C0E32"/>
@@ -7534,7 +11342,7 @@
       </w:rPr>
     </w:lvl>
   </w:abstractNum>
-  <w:abstractNum w:abstractNumId="11" w15:restartNumberingAfterBreak="0">
+  <w:abstractNum w:abstractNumId="16" w15:restartNumberingAfterBreak="0">
     <w:nsid w:val="6EE81834"/>
     <w:multiLevelType w:val="multilevel"/>
     <w:tmpl w:val="939EC35E"/>
@@ -7683,7 +11491,7 @@
       </w:rPr>
     </w:lvl>
   </w:abstractNum>
-  <w:abstractNum w:abstractNumId="12" w15:restartNumberingAfterBreak="0">
+  <w:abstractNum w:abstractNumId="17" w15:restartNumberingAfterBreak="0">
     <w:nsid w:val="6F7F1A40"/>
     <w:multiLevelType w:val="multilevel"/>
     <w:tmpl w:val="7F8ECFBE"/>
@@ -7832,7 +11640,7 @@
       </w:rPr>
     </w:lvl>
   </w:abstractNum>
-  <w:abstractNum w:abstractNumId="13" w15:restartNumberingAfterBreak="0">
+  <w:abstractNum w:abstractNumId="18" w15:restartNumberingAfterBreak="0">
     <w:nsid w:val="721F6997"/>
     <w:multiLevelType w:val="multilevel"/>
     <w:tmpl w:val="499EAE4E"/>
@@ -7945,7 +11753,7 @@
       </w:pPr>
     </w:lvl>
   </w:abstractNum>
-  <w:abstractNum w:abstractNumId="14" w15:restartNumberingAfterBreak="0">
+  <w:abstractNum w:abstractNumId="19" w15:restartNumberingAfterBreak="0">
     <w:nsid w:val="727E211B"/>
     <w:multiLevelType w:val="multilevel"/>
     <w:tmpl w:val="A2786966"/>
@@ -8094,7 +11902,7 @@
       </w:rPr>
     </w:lvl>
   </w:abstractNum>
-  <w:abstractNum w:abstractNumId="15" w15:restartNumberingAfterBreak="0">
+  <w:abstractNum w:abstractNumId="20" w15:restartNumberingAfterBreak="0">
     <w:nsid w:val="752D0F1B"/>
     <w:multiLevelType w:val="multilevel"/>
     <w:tmpl w:val="861C654E"/>
@@ -8243,7 +12051,7 @@
       </w:rPr>
     </w:lvl>
   </w:abstractNum>
-  <w:abstractNum w:abstractNumId="16" w15:restartNumberingAfterBreak="0">
+  <w:abstractNum w:abstractNumId="21" w15:restartNumberingAfterBreak="0">
     <w:nsid w:val="7B327FE4"/>
     <w:multiLevelType w:val="multilevel"/>
     <w:tmpl w:val="6014791E"/>
@@ -8392,7 +12200,7 @@
       </w:rPr>
     </w:lvl>
   </w:abstractNum>
-  <w:abstractNum w:abstractNumId="17" w15:restartNumberingAfterBreak="0">
+  <w:abstractNum w:abstractNumId="22" w15:restartNumberingAfterBreak="0">
     <w:nsid w:val="7DF03512"/>
     <w:multiLevelType w:val="multilevel"/>
     <w:tmpl w:val="6D3E6C38"/>
@@ -8506,58 +12314,73 @@
     </w:lvl>
   </w:abstractNum>
   <w:num w:numId="1" w16cid:durableId="1400249629">
-    <w:abstractNumId w:val="11"/>
+    <w:abstractNumId w:val="16"/>
   </w:num>
   <w:num w:numId="2" w16cid:durableId="2101367974">
-    <w:abstractNumId w:val="2"/>
+    <w:abstractNumId w:val="3"/>
   </w:num>
   <w:num w:numId="3" w16cid:durableId="719329387">
     <w:abstractNumId w:val="0"/>
   </w:num>
   <w:num w:numId="4" w16cid:durableId="458955399">
+    <w:abstractNumId w:val="22"/>
+  </w:num>
+  <w:num w:numId="5" w16cid:durableId="806702154">
+    <w:abstractNumId w:val="5"/>
+  </w:num>
+  <w:num w:numId="6" w16cid:durableId="1085348077">
+    <w:abstractNumId w:val="18"/>
+  </w:num>
+  <w:num w:numId="7" w16cid:durableId="1930430434">
+    <w:abstractNumId w:val="15"/>
+  </w:num>
+  <w:num w:numId="8" w16cid:durableId="652412496">
     <w:abstractNumId w:val="17"/>
   </w:num>
-  <w:num w:numId="5" w16cid:durableId="806702154">
+  <w:num w:numId="9" w16cid:durableId="873887531">
+    <w:abstractNumId w:val="11"/>
+  </w:num>
+  <w:num w:numId="10" w16cid:durableId="2013289102">
+    <w:abstractNumId w:val="21"/>
+  </w:num>
+  <w:num w:numId="11" w16cid:durableId="94057237">
+    <w:abstractNumId w:val="19"/>
+  </w:num>
+  <w:num w:numId="12" w16cid:durableId="1584606175">
+    <w:abstractNumId w:val="20"/>
+  </w:num>
+  <w:num w:numId="13" w16cid:durableId="979961206">
+    <w:abstractNumId w:val="10"/>
+  </w:num>
+  <w:num w:numId="14" w16cid:durableId="104007834">
+    <w:abstractNumId w:val="6"/>
+  </w:num>
+  <w:num w:numId="15" w16cid:durableId="1953435446">
     <w:abstractNumId w:val="4"/>
   </w:num>
-  <w:num w:numId="6" w16cid:durableId="1085348077">
-    <w:abstractNumId w:val="13"/>
-  </w:num>
-  <w:num w:numId="7" w16cid:durableId="1930430434">
-    <w:abstractNumId w:val="10"/>
-  </w:num>
-  <w:num w:numId="8" w16cid:durableId="652412496">
-    <w:abstractNumId w:val="12"/>
-  </w:num>
-  <w:num w:numId="9" w16cid:durableId="873887531">
+  <w:num w:numId="16" w16cid:durableId="15230294">
     <w:abstractNumId w:val="8"/>
   </w:num>
-  <w:num w:numId="10" w16cid:durableId="2013289102">
-    <w:abstractNumId w:val="16"/>
-  </w:num>
-  <w:num w:numId="11" w16cid:durableId="94057237">
-    <w:abstractNumId w:val="14"/>
-  </w:num>
-  <w:num w:numId="12" w16cid:durableId="1584606175">
-    <w:abstractNumId w:val="15"/>
-  </w:num>
-  <w:num w:numId="13" w16cid:durableId="979961206">
-    <w:abstractNumId w:val="7"/>
-  </w:num>
-  <w:num w:numId="14" w16cid:durableId="104007834">
-    <w:abstractNumId w:val="5"/>
-  </w:num>
-  <w:num w:numId="15" w16cid:durableId="1953435446">
-    <w:abstractNumId w:val="3"/>
-  </w:num>
-  <w:num w:numId="16" w16cid:durableId="15230294">
-    <w:abstractNumId w:val="6"/>
-  </w:num>
   <w:num w:numId="17" w16cid:durableId="1314213780">
-    <w:abstractNumId w:val="9"/>
+    <w:abstractNumId w:val="12"/>
   </w:num>
   <w:num w:numId="18" w16cid:durableId="1714227056">
     <w:abstractNumId w:val="1"/>
+  </w:num>
+  <w:num w:numId="19" w16cid:durableId="1075515732">
+    <w:abstractNumId w:val="13"/>
+  </w:num>
+  <w:num w:numId="20" w16cid:durableId="1908493545">
+    <w:abstractNumId w:val="14"/>
+  </w:num>
+  <w:num w:numId="21" w16cid:durableId="1689483162">
+    <w:abstractNumId w:val="7"/>
+  </w:num>
+  <w:num w:numId="22" w16cid:durableId="1230769027">
+    <w:abstractNumId w:val="2"/>
+  </w:num>
+  <w:num w:numId="23" w16cid:durableId="1919824521">
+    <w:abstractNumId w:val="9"/>
   </w:num>
 </w:numbering>
 </file>
@@ -9165,7 +12988,6 @@
   <w:style w:type="character" w:default="1" w:styleId="DefaultParagraphFont">
     <w:name w:val="Default Paragraph Font"/>
     <w:uiPriority w:val="1"/>
-    <w:semiHidden/>
     <w:unhideWhenUsed/>
   </w:style>
   <w:style w:type="table" w:default="1" w:styleId="TableNormal">

--- a/interview questions/3.javascript.docx
+++ b/interview questions/3.javascript.docx
@@ -286,12 +286,6 @@
         <w:spacing w:line="240" w:lineRule="auto"/>
         <w:jc w:val="both"/>
       </w:pPr>
-    </w:p>
-    <w:p>
-      <w:pPr>
-        <w:spacing w:line="240" w:lineRule="auto"/>
-        <w:jc w:val="both"/>
-      </w:pPr>
       <w:r>
         <w:t>let b = 20;</w:t>
       </w:r>
@@ -471,6 +465,7 @@
         <w:jc w:val="both"/>
       </w:pPr>
       <w:r>
+        <w:lastRenderedPageBreak/>
         <w:t>var a = 10;</w:t>
       </w:r>
     </w:p>
@@ -840,7 +835,6 @@
         <w:jc w:val="both"/>
       </w:pPr>
       <w:r>
-        <w:lastRenderedPageBreak/>
         <w:t>}</w:t>
       </w:r>
     </w:p>
@@ -1212,16 +1206,16 @@
         <w:jc w:val="both"/>
       </w:pPr>
       <w:r>
+        <w:t>console.log("C");</w:t>
+      </w:r>
+    </w:p>
+    <w:p>
+      <w:pPr>
+        <w:spacing w:line="240" w:lineRule="auto"/>
+        <w:jc w:val="both"/>
+      </w:pPr>
+      <w:r>
         <w:lastRenderedPageBreak/>
-        <w:t>console.log("C");</w:t>
-      </w:r>
-    </w:p>
-    <w:p>
-      <w:pPr>
-        <w:spacing w:line="240" w:lineRule="auto"/>
-        <w:jc w:val="both"/>
-      </w:pPr>
-      <w:r>
         <w:t>Output:</w:t>
       </w:r>
     </w:p>
@@ -1578,6 +1572,7 @@
         <w:jc w:val="both"/>
       </w:pPr>
       <w:r>
+        <w:lastRenderedPageBreak/>
         <w:t xml:space="preserve">    if (success) {</w:t>
       </w:r>
     </w:p>
@@ -1923,16 +1918,16 @@
         <w:jc w:val="both"/>
       </w:pPr>
       <w:r>
+        <w:t>async/await is used to write asynchronous Promise-based code in a cleaner and more readable way.</w:t>
+      </w:r>
+    </w:p>
+    <w:p>
+      <w:pPr>
+        <w:spacing w:line="240" w:lineRule="auto"/>
+        <w:jc w:val="both"/>
+      </w:pPr>
+      <w:r>
         <w:lastRenderedPageBreak/>
-        <w:t>async/await is used to write asynchronous Promise-based code in a cleaner and more readable way.</w:t>
-      </w:r>
-    </w:p>
-    <w:p>
-      <w:pPr>
-        <w:spacing w:line="240" w:lineRule="auto"/>
-        <w:jc w:val="both"/>
-      </w:pPr>
-      <w:r>
         <w:pict w14:anchorId="1AE3D8C9">
           <v:rect id="_x0000_i1033" style="width:0;height:1.5pt" o:hralign="center" o:hrstd="t" o:hr="t" fillcolor="#a0a0a0" stroked="f"/>
         </w:pict>
@@ -2525,7 +2520,6 @@
               <w:jc w:val="both"/>
             </w:pPr>
             <w:r>
-              <w:lastRenderedPageBreak/>
               <w:t>5</w:t>
             </w:r>
           </w:p>
@@ -2632,6 +2626,7 @@
               <w:jc w:val="both"/>
             </w:pPr>
             <w:r>
+              <w:lastRenderedPageBreak/>
               <w:t>7</w:t>
             </w:r>
           </w:p>
@@ -2833,30 +2828,6 @@
       <w:pPr>
         <w:spacing w:line="240" w:lineRule="auto"/>
         <w:jc w:val="both"/>
-      </w:pPr>
-      <w:r>
-        <w:rPr>
-          <w:b/>
-          <w:bCs/>
-        </w:rPr>
-        <w:t>For a MERN interview, after these 10, the next important topics are:</w:t>
-      </w:r>
-      <w:r>
-        <w:t xml:space="preserve"> this, call/apply/bind, prototypes, inheritance, map/filter/reduce, spread/rest operators, </w:t>
-      </w:r>
-      <w:proofErr w:type="spellStart"/>
-      <w:r>
-        <w:t>destructuring</w:t>
-      </w:r>
-      <w:proofErr w:type="spellEnd"/>
-      <w:r>
-        <w:t>, event delegation, debouncing/throttling, shallow vs deep copy, and execution context.</w:t>
-      </w:r>
-    </w:p>
-    <w:p>
-      <w:pPr>
-        <w:spacing w:line="240" w:lineRule="auto"/>
-        <w:jc w:val="both"/>
         <w:rPr>
           <w:vanish/>
         </w:rPr>
@@ -3184,45 +3155,45 @@
         <w:jc w:val="both"/>
       </w:pPr>
       <w:r>
+        <w:t>};</w:t>
+      </w:r>
+    </w:p>
+    <w:p>
+      <w:pPr>
+        <w:spacing w:line="240" w:lineRule="auto"/>
+        <w:jc w:val="both"/>
+      </w:pPr>
+    </w:p>
+    <w:p>
+      <w:pPr>
+        <w:spacing w:line="240" w:lineRule="auto"/>
+        <w:jc w:val="both"/>
+      </w:pPr>
+      <w:proofErr w:type="spellStart"/>
+      <w:r>
+        <w:t>const</w:t>
+      </w:r>
+      <w:proofErr w:type="spellEnd"/>
+      <w:r>
+        <w:t xml:space="preserve"> user2 = {</w:t>
+      </w:r>
+    </w:p>
+    <w:p>
+      <w:pPr>
+        <w:spacing w:line="240" w:lineRule="auto"/>
+        <w:jc w:val="both"/>
+      </w:pPr>
+      <w:r>
+        <w:t xml:space="preserve">    name: "Rahul"</w:t>
+      </w:r>
+    </w:p>
+    <w:p>
+      <w:pPr>
+        <w:spacing w:line="240" w:lineRule="auto"/>
+        <w:jc w:val="both"/>
+      </w:pPr>
+      <w:r>
         <w:lastRenderedPageBreak/>
-        <w:t>};</w:t>
-      </w:r>
-    </w:p>
-    <w:p>
-      <w:pPr>
-        <w:spacing w:line="240" w:lineRule="auto"/>
-        <w:jc w:val="both"/>
-      </w:pPr>
-    </w:p>
-    <w:p>
-      <w:pPr>
-        <w:spacing w:line="240" w:lineRule="auto"/>
-        <w:jc w:val="both"/>
-      </w:pPr>
-      <w:proofErr w:type="spellStart"/>
-      <w:r>
-        <w:t>const</w:t>
-      </w:r>
-      <w:proofErr w:type="spellEnd"/>
-      <w:r>
-        <w:t xml:space="preserve"> user2 = {</w:t>
-      </w:r>
-    </w:p>
-    <w:p>
-      <w:pPr>
-        <w:spacing w:line="240" w:lineRule="auto"/>
-        <w:jc w:val="both"/>
-      </w:pPr>
-      <w:r>
-        <w:t xml:space="preserve">    name: "Rahul"</w:t>
-      </w:r>
-    </w:p>
-    <w:p>
-      <w:pPr>
-        <w:spacing w:line="240" w:lineRule="auto"/>
-        <w:jc w:val="both"/>
-      </w:pPr>
-      <w:r>
         <w:t>};</w:t>
       </w:r>
     </w:p>
@@ -4112,12 +4083,23 @@
           <w:bCs/>
         </w:rPr>
       </w:pPr>
+    </w:p>
+    <w:p>
+      <w:pPr>
+        <w:spacing w:line="240" w:lineRule="auto"/>
+        <w:jc w:val="both"/>
+        <w:rPr>
+          <w:b/>
+          <w:bCs/>
+        </w:rPr>
+      </w:pPr>
       <w:proofErr w:type="gramStart"/>
       <w:r>
         <w:rPr>
           <w:b/>
           <w:bCs/>
         </w:rPr>
+        <w:lastRenderedPageBreak/>
         <w:t>reduce(</w:t>
       </w:r>
       <w:proofErr w:type="gramEnd"/>
@@ -4480,8 +4462,22 @@
         <w:jc w:val="both"/>
       </w:pPr>
       <w:r>
-        <w:t>console.log(age);</w:t>
-      </w:r>
+        <w:t>console.log(age</w:t>
+      </w:r>
+      <w:proofErr w:type="gramStart"/>
+      <w:r>
+        <w:t>);</w:t>
+      </w:r>
+      <w:r>
+        <w:t>\</w:t>
+      </w:r>
+      <w:proofErr w:type="gramEnd"/>
+    </w:p>
+    <w:p>
+      <w:pPr>
+        <w:spacing w:line="240" w:lineRule="auto"/>
+        <w:jc w:val="both"/>
+      </w:pPr>
     </w:p>
     <w:p>
       <w:pPr>
@@ -4528,47 +4524,41 @@
         <w:spacing w:line="240" w:lineRule="auto"/>
         <w:jc w:val="both"/>
       </w:pPr>
-    </w:p>
-    <w:p>
-      <w:pPr>
-        <w:spacing w:line="240" w:lineRule="auto"/>
-        <w:jc w:val="both"/>
-      </w:pPr>
-      <w:proofErr w:type="spellStart"/>
-      <w:r>
+      <w:proofErr w:type="spellStart"/>
+      <w:r>
+        <w:t>const</w:t>
+      </w:r>
+      <w:proofErr w:type="spellEnd"/>
+      <w:r>
+        <w:t xml:space="preserve"> [a, b, c] = numbers;</w:t>
+      </w:r>
+    </w:p>
+    <w:p>
+      <w:pPr>
+        <w:spacing w:line="240" w:lineRule="auto"/>
+        <w:jc w:val="both"/>
+      </w:pPr>
+      <w:r>
+        <w:t>console.log(a); // 10</w:t>
+      </w:r>
+    </w:p>
+    <w:p>
+      <w:pPr>
+        <w:spacing w:line="240" w:lineRule="auto"/>
+        <w:jc w:val="both"/>
+      </w:pPr>
+    </w:p>
+    <w:p>
+      <w:pPr>
+        <w:spacing w:line="240" w:lineRule="auto"/>
+        <w:jc w:val="both"/>
+      </w:pPr>
+      <w:r>
+        <w:rPr>
+          <w:b/>
+          <w:bCs/>
+        </w:rPr>
         <w:lastRenderedPageBreak/>
-        <w:t>const</w:t>
-      </w:r>
-      <w:proofErr w:type="spellEnd"/>
-      <w:r>
-        <w:t xml:space="preserve"> [a, b, c] = numbers;</w:t>
-      </w:r>
-    </w:p>
-    <w:p>
-      <w:pPr>
-        <w:spacing w:line="240" w:lineRule="auto"/>
-        <w:jc w:val="both"/>
-      </w:pPr>
-    </w:p>
-    <w:p>
-      <w:pPr>
-        <w:spacing w:line="240" w:lineRule="auto"/>
-        <w:jc w:val="both"/>
-      </w:pPr>
-      <w:r>
-        <w:t>console.log(a); // 10</w:t>
-      </w:r>
-    </w:p>
-    <w:p>
-      <w:pPr>
-        <w:spacing w:line="240" w:lineRule="auto"/>
-        <w:jc w:val="both"/>
-      </w:pPr>
-      <w:r>
-        <w:rPr>
-          <w:b/>
-          <w:bCs/>
-        </w:rPr>
         <w:t>Interview Answer:</w:t>
       </w:r>
     </w:p>
@@ -4917,7 +4907,6 @@
           <w:b/>
           <w:bCs/>
         </w:rPr>
-        <w:lastRenderedPageBreak/>
         <w:t>Shallow Copy:</w:t>
       </w:r>
       <w:r>
@@ -4954,6 +4943,7 @@
         <w:jc w:val="both"/>
       </w:pPr>
       <w:r>
+        <w:lastRenderedPageBreak/>
         <w:t xml:space="preserve">    address: {</w:t>
       </w:r>
     </w:p>
@@ -5306,52 +5296,52 @@
         <w:jc w:val="both"/>
       </w:pPr>
       <w:r>
+        <w:t>};</w:t>
+      </w:r>
+    </w:p>
+    <w:p>
+      <w:pPr>
+        <w:spacing w:line="240" w:lineRule="auto"/>
+        <w:jc w:val="both"/>
+      </w:pPr>
+    </w:p>
+    <w:p>
+      <w:pPr>
+        <w:spacing w:line="240" w:lineRule="auto"/>
+        <w:jc w:val="both"/>
+      </w:pPr>
+      <w:proofErr w:type="spellStart"/>
+      <w:r>
+        <w:t>const</w:t>
+      </w:r>
+      <w:proofErr w:type="spellEnd"/>
+      <w:r>
+        <w:t xml:space="preserve"> student = </w:t>
+      </w:r>
+      <w:proofErr w:type="spellStart"/>
+      <w:r>
+        <w:t>Object.create</w:t>
+      </w:r>
+      <w:proofErr w:type="spellEnd"/>
+      <w:r>
+        <w:t>(person);</w:t>
+      </w:r>
+    </w:p>
+    <w:p>
+      <w:pPr>
+        <w:spacing w:line="240" w:lineRule="auto"/>
+        <w:jc w:val="both"/>
+      </w:pPr>
+    </w:p>
+    <w:p>
+      <w:pPr>
+        <w:spacing w:line="240" w:lineRule="auto"/>
+        <w:jc w:val="both"/>
+      </w:pPr>
+      <w:proofErr w:type="spellStart"/>
+      <w:proofErr w:type="gramStart"/>
+      <w:r>
         <w:lastRenderedPageBreak/>
-        <w:t>};</w:t>
-      </w:r>
-    </w:p>
-    <w:p>
-      <w:pPr>
-        <w:spacing w:line="240" w:lineRule="auto"/>
-        <w:jc w:val="both"/>
-      </w:pPr>
-    </w:p>
-    <w:p>
-      <w:pPr>
-        <w:spacing w:line="240" w:lineRule="auto"/>
-        <w:jc w:val="both"/>
-      </w:pPr>
-      <w:proofErr w:type="spellStart"/>
-      <w:r>
-        <w:t>const</w:t>
-      </w:r>
-      <w:proofErr w:type="spellEnd"/>
-      <w:r>
-        <w:t xml:space="preserve"> student = </w:t>
-      </w:r>
-      <w:proofErr w:type="spellStart"/>
-      <w:r>
-        <w:t>Object.create</w:t>
-      </w:r>
-      <w:proofErr w:type="spellEnd"/>
-      <w:r>
-        <w:t>(person);</w:t>
-      </w:r>
-    </w:p>
-    <w:p>
-      <w:pPr>
-        <w:spacing w:line="240" w:lineRule="auto"/>
-        <w:jc w:val="both"/>
-      </w:pPr>
-    </w:p>
-    <w:p>
-      <w:pPr>
-        <w:spacing w:line="240" w:lineRule="auto"/>
-        <w:jc w:val="both"/>
-      </w:pPr>
-      <w:proofErr w:type="spellStart"/>
-      <w:proofErr w:type="gramStart"/>
-      <w:r>
         <w:t>student.greet</w:t>
       </w:r>
       <w:proofErr w:type="spellEnd"/>
@@ -5678,7 +5668,6 @@
           <w:b/>
           <w:bCs/>
         </w:rPr>
-        <w:lastRenderedPageBreak/>
         <w:t>Answer:</w:t>
       </w:r>
       <w:r>
@@ -5741,6 +5730,7 @@
         <w:jc w:val="both"/>
       </w:pPr>
       <w:r>
+        <w:lastRenderedPageBreak/>
         <w:t xml:space="preserve">Input validation </w:t>
       </w:r>
     </w:p>
@@ -6054,7 +6044,6 @@
           <w:b/>
           <w:bCs/>
         </w:rPr>
-        <w:lastRenderedPageBreak/>
         <w:t>Answer:</w:t>
       </w:r>
       <w:r>
@@ -6168,6 +6157,7 @@
         <w:jc w:val="both"/>
       </w:pPr>
       <w:r>
+        <w:lastRenderedPageBreak/>
         <w:t xml:space="preserve">    </w:t>
       </w:r>
       <w:proofErr w:type="gramStart"/>
@@ -6244,7 +6234,7 @@
       </w:pPr>
       <w:r>
         <w:pict w14:anchorId="21F2EEE4">
-          <v:rect id="_x0000_i1104" style="width:0;height:1.5pt" o:hralign="center" o:hrstd="t" o:hr="t" fillcolor="#a0a0a0" stroked="f"/>
+          <v:rect id="_x0000_i1044" style="width:0;height:1.5pt" o:hralign="center" o:hrstd="t" o:hr="t" fillcolor="#a0a0a0" stroked="f"/>
         </w:pict>
       </w:r>
     </w:p>
@@ -6420,16 +6410,70 @@
         <w:jc w:val="both"/>
       </w:pPr>
       <w:r>
+        <w:t>Capturing Phase</w:t>
+      </w:r>
+    </w:p>
+    <w:p>
+      <w:pPr>
+        <w:spacing w:line="240" w:lineRule="auto"/>
+        <w:jc w:val="both"/>
+      </w:pPr>
+      <w:r>
+        <w:t xml:space="preserve">      ↓</w:t>
+      </w:r>
+    </w:p>
+    <w:p>
+      <w:pPr>
+        <w:spacing w:line="240" w:lineRule="auto"/>
+        <w:jc w:val="both"/>
+      </w:pPr>
+      <w:r>
+        <w:t xml:space="preserve">   Parent</w:t>
+      </w:r>
+    </w:p>
+    <w:p>
+      <w:pPr>
+        <w:spacing w:line="240" w:lineRule="auto"/>
+        <w:jc w:val="both"/>
+      </w:pPr>
+      <w:r>
+        <w:t xml:space="preserve">      ↓</w:t>
+      </w:r>
+    </w:p>
+    <w:p>
+      <w:pPr>
+        <w:spacing w:line="240" w:lineRule="auto"/>
+        <w:jc w:val="both"/>
+      </w:pPr>
+      <w:r>
+        <w:t xml:space="preserve">    Child</w:t>
+      </w:r>
+    </w:p>
+    <w:p>
+      <w:pPr>
+        <w:spacing w:line="240" w:lineRule="auto"/>
+        <w:jc w:val="both"/>
+      </w:pPr>
+      <w:r>
+        <w:t xml:space="preserve">      ↓</w:t>
+      </w:r>
+    </w:p>
+    <w:p>
+      <w:pPr>
+        <w:spacing w:line="240" w:lineRule="auto"/>
+        <w:jc w:val="both"/>
+      </w:pPr>
+      <w:r>
+        <w:t>Target Phase</w:t>
+      </w:r>
+    </w:p>
+    <w:p>
+      <w:pPr>
+        <w:spacing w:line="240" w:lineRule="auto"/>
+        <w:jc w:val="both"/>
+      </w:pPr>
+      <w:r>
         <w:lastRenderedPageBreak/>
-        <w:t>Capturing Phase</w:t>
-      </w:r>
-    </w:p>
-    <w:p>
-      <w:pPr>
-        <w:spacing w:line="240" w:lineRule="auto"/>
-        <w:jc w:val="both"/>
-      </w:pPr>
-      <w:r>
         <w:t xml:space="preserve">      ↓</w:t>
       </w:r>
     </w:p>
@@ -6439,6 +6483,24 @@
         <w:jc w:val="both"/>
       </w:pPr>
       <w:r>
+        <w:t>Bubbling Phase</w:t>
+      </w:r>
+    </w:p>
+    <w:p>
+      <w:pPr>
+        <w:spacing w:line="240" w:lineRule="auto"/>
+        <w:jc w:val="both"/>
+      </w:pPr>
+      <w:r>
+        <w:t xml:space="preserve">      ↑</w:t>
+      </w:r>
+    </w:p>
+    <w:p>
+      <w:pPr>
+        <w:spacing w:line="240" w:lineRule="auto"/>
+        <w:jc w:val="both"/>
+      </w:pPr>
+      <w:r>
         <w:t xml:space="preserve">   Parent</w:t>
       </w:r>
     </w:p>
@@ -6448,80 +6510,8 @@
         <w:jc w:val="both"/>
       </w:pPr>
       <w:r>
-        <w:t xml:space="preserve">      ↓</w:t>
-      </w:r>
-    </w:p>
-    <w:p>
-      <w:pPr>
-        <w:spacing w:line="240" w:lineRule="auto"/>
-        <w:jc w:val="both"/>
-      </w:pPr>
-      <w:r>
-        <w:t xml:space="preserve">    Child</w:t>
-      </w:r>
-    </w:p>
-    <w:p>
-      <w:pPr>
-        <w:spacing w:line="240" w:lineRule="auto"/>
-        <w:jc w:val="both"/>
-      </w:pPr>
-      <w:r>
-        <w:t xml:space="preserve">      ↓</w:t>
-      </w:r>
-    </w:p>
-    <w:p>
-      <w:pPr>
-        <w:spacing w:line="240" w:lineRule="auto"/>
-        <w:jc w:val="both"/>
-      </w:pPr>
-      <w:r>
-        <w:t>Target Phase</w:t>
-      </w:r>
-    </w:p>
-    <w:p>
-      <w:pPr>
-        <w:spacing w:line="240" w:lineRule="auto"/>
-        <w:jc w:val="both"/>
-      </w:pPr>
-      <w:r>
-        <w:t xml:space="preserve">      ↓</w:t>
-      </w:r>
-    </w:p>
-    <w:p>
-      <w:pPr>
-        <w:spacing w:line="240" w:lineRule="auto"/>
-        <w:jc w:val="both"/>
-      </w:pPr>
-      <w:r>
-        <w:t>Bubbling Phase</w:t>
-      </w:r>
-    </w:p>
-    <w:p>
-      <w:pPr>
-        <w:spacing w:line="240" w:lineRule="auto"/>
-        <w:jc w:val="both"/>
-      </w:pPr>
-      <w:r>
-        <w:t xml:space="preserve">      ↑</w:t>
-      </w:r>
-    </w:p>
-    <w:p>
-      <w:pPr>
-        <w:spacing w:line="240" w:lineRule="auto"/>
-        <w:jc w:val="both"/>
-      </w:pPr>
-      <w:r>
-        <w:t xml:space="preserve">   Parent</w:t>
-      </w:r>
-    </w:p>
-    <w:p>
-      <w:pPr>
-        <w:spacing w:line="240" w:lineRule="auto"/>
-        <w:jc w:val="both"/>
-      </w:pPr>
-      <w:r>
         <w:pict w14:anchorId="7FC365E9">
-          <v:rect id="_x0000_i1105" style="width:0;height:1.5pt" o:hralign="center" o:hrstd="t" o:hr="t" fillcolor="#a0a0a0" stroked="f"/>
+          <v:rect id="_x0000_i1045" style="width:0;height:1.5pt" o:hralign="center" o:hrstd="t" o:hr="t" fillcolor="#a0a0a0" stroked="f"/>
         </w:pict>
       </w:r>
     </w:p>
@@ -6708,9 +6698,8 @@
         <w:jc w:val="both"/>
       </w:pPr>
       <w:r>
-        <w:lastRenderedPageBreak/>
         <w:pict w14:anchorId="0629879F">
-          <v:rect id="_x0000_i1106" style="width:0;height:1.5pt" o:hralign="center" o:hrstd="t" o:hr="t" fillcolor="#a0a0a0" stroked="f"/>
+          <v:rect id="_x0000_i1046" style="width:0;height:1.5pt" o:hralign="center" o:hrstd="t" o:hr="t" fillcolor="#a0a0a0" stroked="f"/>
         </w:pict>
       </w:r>
     </w:p>
@@ -6819,6 +6808,7 @@
       </w:pPr>
       <w:proofErr w:type="gramStart"/>
       <w:r>
+        <w:lastRenderedPageBreak/>
         <w:t>.catch</w:t>
       </w:r>
       <w:proofErr w:type="gramEnd"/>
@@ -7144,78 +7134,78 @@
         <w:jc w:val="both"/>
       </w:pPr>
       <w:r>
+        <w:t>2</w:t>
+      </w:r>
+    </w:p>
+    <w:p>
+      <w:pPr>
+        <w:spacing w:line="240" w:lineRule="auto"/>
+        <w:jc w:val="both"/>
+      </w:pPr>
+      <w:r>
+        <w:rPr>
+          <w:b/>
+          <w:bCs/>
+        </w:rPr>
+        <w:t>Interview Answer:</w:t>
+      </w:r>
+    </w:p>
+    <w:p>
+      <w:pPr>
+        <w:spacing w:line="240" w:lineRule="auto"/>
+        <w:jc w:val="both"/>
+      </w:pPr>
+      <w:r>
+        <w:t xml:space="preserve">After the current synchronous code finishes, microtasks are generally processed before the next </w:t>
+      </w:r>
+      <w:proofErr w:type="spellStart"/>
+      <w:r>
+        <w:t>macrotask</w:t>
+      </w:r>
+      <w:proofErr w:type="spellEnd"/>
+      <w:r>
+        <w:t>.</w:t>
+      </w:r>
+    </w:p>
+    <w:p>
+      <w:pPr>
+        <w:spacing w:line="240" w:lineRule="auto"/>
+        <w:jc w:val="both"/>
+      </w:pPr>
+      <w:r>
+        <w:pict w14:anchorId="02448880">
+          <v:rect id="_x0000_i1047" style="width:0;height:1.5pt" o:hralign="center" o:hrstd="t" o:hr="t" fillcolor="#a0a0a0" stroked="f"/>
+        </w:pict>
+      </w:r>
+    </w:p>
+    <w:p>
+      <w:pPr>
+        <w:spacing w:line="240" w:lineRule="auto"/>
+        <w:jc w:val="both"/>
+        <w:rPr>
+          <w:b/>
+          <w:bCs/>
+        </w:rPr>
+      </w:pPr>
+      <w:r>
+        <w:rPr>
+          <w:b/>
+          <w:bCs/>
+        </w:rPr>
+        <w:t>25. What is Currying in JavaScript?</w:t>
+      </w:r>
+    </w:p>
+    <w:p>
+      <w:pPr>
+        <w:spacing w:line="240" w:lineRule="auto"/>
+        <w:jc w:val="both"/>
+      </w:pPr>
+      <w:r>
+        <w:rPr>
+          <w:b/>
+          <w:bCs/>
+        </w:rPr>
         <w:lastRenderedPageBreak/>
-        <w:t>2</w:t>
-      </w:r>
-    </w:p>
-    <w:p>
-      <w:pPr>
-        <w:spacing w:line="240" w:lineRule="auto"/>
-        <w:jc w:val="both"/>
-      </w:pPr>
-      <w:r>
-        <w:rPr>
-          <w:b/>
-          <w:bCs/>
-        </w:rPr>
-        <w:t>Interview Answer:</w:t>
-      </w:r>
-    </w:p>
-    <w:p>
-      <w:pPr>
-        <w:spacing w:line="240" w:lineRule="auto"/>
-        <w:jc w:val="both"/>
-      </w:pPr>
-      <w:r>
-        <w:t xml:space="preserve">After the current synchronous code finishes, microtasks are generally processed before the next </w:t>
-      </w:r>
-      <w:proofErr w:type="spellStart"/>
-      <w:r>
-        <w:t>macrotask</w:t>
-      </w:r>
-      <w:proofErr w:type="spellEnd"/>
-      <w:r>
-        <w:t>.</w:t>
-      </w:r>
-    </w:p>
-    <w:p>
-      <w:pPr>
-        <w:spacing w:line="240" w:lineRule="auto"/>
-        <w:jc w:val="both"/>
-      </w:pPr>
-      <w:r>
-        <w:pict w14:anchorId="02448880">
-          <v:rect id="_x0000_i1107" style="width:0;height:1.5pt" o:hralign="center" o:hrstd="t" o:hr="t" fillcolor="#a0a0a0" stroked="f"/>
-        </w:pict>
-      </w:r>
-    </w:p>
-    <w:p>
-      <w:pPr>
-        <w:spacing w:line="240" w:lineRule="auto"/>
-        <w:jc w:val="both"/>
-        <w:rPr>
-          <w:b/>
-          <w:bCs/>
-        </w:rPr>
-      </w:pPr>
-      <w:r>
-        <w:rPr>
-          <w:b/>
-          <w:bCs/>
-        </w:rPr>
-        <w:t>25. What is Currying in JavaScript?</w:t>
-      </w:r>
-    </w:p>
-    <w:p>
-      <w:pPr>
-        <w:spacing w:line="240" w:lineRule="auto"/>
-        <w:jc w:val="both"/>
-      </w:pPr>
-      <w:r>
-        <w:rPr>
-          <w:b/>
-          <w:bCs/>
-        </w:rPr>
         <w:t>Answer:</w:t>
       </w:r>
       <w:r>
@@ -7439,7 +7429,7 @@
       </w:pPr>
       <w:r>
         <w:pict w14:anchorId="1A3550A6">
-          <v:rect id="_x0000_i1108" style="width:0;height:1.5pt" o:hralign="center" o:hrstd="t" o:hr="t" fillcolor="#a0a0a0" stroked="f"/>
+          <v:rect id="_x0000_i1048" style="width:0;height:1.5pt" o:hralign="center" o:hrstd="t" o:hr="t" fillcolor="#a0a0a0" stroked="f"/>
         </w:pict>
       </w:r>
     </w:p>
@@ -7486,421 +7476,421 @@
           <w:b/>
           <w:bCs/>
         </w:rPr>
+        <w:t>Answer:</w:t>
+      </w:r>
+      <w:r>
+        <w:br/>
+      </w:r>
+      <w:proofErr w:type="spellStart"/>
+      <w:r>
+        <w:t>Memoization</w:t>
+      </w:r>
+      <w:proofErr w:type="spellEnd"/>
+      <w:r>
+        <w:t xml:space="preserve"> is an optimization technique where we </w:t>
+      </w:r>
+      <w:r>
+        <w:rPr>
+          <w:b/>
+          <w:bCs/>
+        </w:rPr>
+        <w:t>cache the result of a function</w:t>
+      </w:r>
+      <w:r>
+        <w:t xml:space="preserve"> so that repeated calculations can be avoided.</w:t>
+      </w:r>
+    </w:p>
+    <w:p>
+      <w:pPr>
+        <w:spacing w:line="240" w:lineRule="auto"/>
+        <w:jc w:val="both"/>
+      </w:pPr>
+      <w:r>
+        <w:t xml:space="preserve">function </w:t>
+      </w:r>
+      <w:proofErr w:type="spellStart"/>
+      <w:r>
+        <w:t>memoize</w:t>
+      </w:r>
+      <w:proofErr w:type="spellEnd"/>
+      <w:r>
+        <w:t>(</w:t>
+      </w:r>
+      <w:proofErr w:type="spellStart"/>
+      <w:r>
+        <w:t>fn</w:t>
+      </w:r>
+      <w:proofErr w:type="spellEnd"/>
+      <w:r>
+        <w:t>) {</w:t>
+      </w:r>
+    </w:p>
+    <w:p>
+      <w:pPr>
+        <w:spacing w:line="240" w:lineRule="auto"/>
+        <w:jc w:val="both"/>
+      </w:pPr>
+      <w:r>
+        <w:t xml:space="preserve">    </w:t>
+      </w:r>
+      <w:proofErr w:type="spellStart"/>
+      <w:r>
+        <w:t>const</w:t>
+      </w:r>
+      <w:proofErr w:type="spellEnd"/>
+      <w:r>
+        <w:t xml:space="preserve"> cache = {};</w:t>
+      </w:r>
+    </w:p>
+    <w:p>
+      <w:pPr>
+        <w:spacing w:line="240" w:lineRule="auto"/>
+        <w:jc w:val="both"/>
+      </w:pPr>
+    </w:p>
+    <w:p>
+      <w:pPr>
+        <w:spacing w:line="240" w:lineRule="auto"/>
+        <w:jc w:val="both"/>
+      </w:pPr>
+      <w:r>
         <w:lastRenderedPageBreak/>
-        <w:t>Answer:</w:t>
-      </w:r>
-      <w:r>
-        <w:br/>
-      </w:r>
+        <w:t xml:space="preserve">    return function (</w:t>
+      </w:r>
+      <w:proofErr w:type="spellStart"/>
+      <w:r>
+        <w:t>num</w:t>
+      </w:r>
+      <w:proofErr w:type="spellEnd"/>
+      <w:r>
+        <w:t>) {</w:t>
+      </w:r>
+    </w:p>
+    <w:p>
+      <w:pPr>
+        <w:spacing w:line="240" w:lineRule="auto"/>
+        <w:jc w:val="both"/>
+      </w:pPr>
+      <w:r>
+        <w:t xml:space="preserve">        if (cache[</w:t>
+      </w:r>
+      <w:proofErr w:type="spellStart"/>
+      <w:r>
+        <w:t>num</w:t>
+      </w:r>
+      <w:proofErr w:type="spellEnd"/>
+      <w:r>
+        <w:t>]) {</w:t>
+      </w:r>
+    </w:p>
+    <w:p>
+      <w:pPr>
+        <w:spacing w:line="240" w:lineRule="auto"/>
+        <w:jc w:val="both"/>
+      </w:pPr>
+      <w:r>
+        <w:t xml:space="preserve">            return cache[</w:t>
+      </w:r>
+      <w:proofErr w:type="spellStart"/>
+      <w:r>
+        <w:t>num</w:t>
+      </w:r>
+      <w:proofErr w:type="spellEnd"/>
+      <w:r>
+        <w:t>];</w:t>
+      </w:r>
+    </w:p>
+    <w:p>
+      <w:pPr>
+        <w:spacing w:line="240" w:lineRule="auto"/>
+        <w:jc w:val="both"/>
+      </w:pPr>
+      <w:r>
+        <w:t xml:space="preserve">        }</w:t>
+      </w:r>
+    </w:p>
+    <w:p>
+      <w:pPr>
+        <w:spacing w:line="240" w:lineRule="auto"/>
+        <w:jc w:val="both"/>
+      </w:pPr>
+    </w:p>
+    <w:p>
+      <w:pPr>
+        <w:spacing w:line="240" w:lineRule="auto"/>
+        <w:jc w:val="both"/>
+      </w:pPr>
+      <w:r>
+        <w:t xml:space="preserve">        </w:t>
+      </w:r>
+      <w:proofErr w:type="spellStart"/>
+      <w:r>
+        <w:t>const</w:t>
+      </w:r>
+      <w:proofErr w:type="spellEnd"/>
+      <w:r>
+        <w:t xml:space="preserve"> result = </w:t>
+      </w:r>
+      <w:proofErr w:type="spellStart"/>
+      <w:r>
+        <w:t>fn</w:t>
+      </w:r>
+      <w:proofErr w:type="spellEnd"/>
+      <w:r>
+        <w:t>(</w:t>
+      </w:r>
+      <w:proofErr w:type="spellStart"/>
+      <w:r>
+        <w:t>num</w:t>
+      </w:r>
+      <w:proofErr w:type="spellEnd"/>
+      <w:r>
+        <w:t>);</w:t>
+      </w:r>
+    </w:p>
+    <w:p>
+      <w:pPr>
+        <w:spacing w:line="240" w:lineRule="auto"/>
+        <w:jc w:val="both"/>
+      </w:pPr>
+      <w:r>
+        <w:t xml:space="preserve">        cache[</w:t>
+      </w:r>
+      <w:proofErr w:type="spellStart"/>
+      <w:r>
+        <w:t>num</w:t>
+      </w:r>
+      <w:proofErr w:type="spellEnd"/>
+      <w:r>
+        <w:t>] = result;</w:t>
+      </w:r>
+    </w:p>
+    <w:p>
+      <w:pPr>
+        <w:spacing w:line="240" w:lineRule="auto"/>
+        <w:jc w:val="both"/>
+      </w:pPr>
+    </w:p>
+    <w:p>
+      <w:pPr>
+        <w:spacing w:line="240" w:lineRule="auto"/>
+        <w:jc w:val="both"/>
+      </w:pPr>
+      <w:r>
+        <w:t xml:space="preserve">        return result;</w:t>
+      </w:r>
+    </w:p>
+    <w:p>
+      <w:pPr>
+        <w:spacing w:line="240" w:lineRule="auto"/>
+        <w:jc w:val="both"/>
+      </w:pPr>
+      <w:r>
+        <w:t xml:space="preserve">    };</w:t>
+      </w:r>
+    </w:p>
+    <w:p>
+      <w:pPr>
+        <w:spacing w:line="240" w:lineRule="auto"/>
+        <w:jc w:val="both"/>
+      </w:pPr>
+      <w:r>
+        <w:t>}</w:t>
+      </w:r>
+    </w:p>
+    <w:p>
+      <w:pPr>
+        <w:spacing w:line="240" w:lineRule="auto"/>
+        <w:jc w:val="both"/>
+      </w:pPr>
+    </w:p>
+    <w:p>
+      <w:pPr>
+        <w:spacing w:line="240" w:lineRule="auto"/>
+        <w:jc w:val="both"/>
+      </w:pPr>
+      <w:r>
+        <w:t>function square(</w:t>
+      </w:r>
+      <w:proofErr w:type="spellStart"/>
+      <w:r>
+        <w:t>num</w:t>
+      </w:r>
+      <w:proofErr w:type="spellEnd"/>
+      <w:r>
+        <w:t>) {</w:t>
+      </w:r>
+    </w:p>
+    <w:p>
+      <w:pPr>
+        <w:spacing w:line="240" w:lineRule="auto"/>
+        <w:jc w:val="both"/>
+      </w:pPr>
+      <w:r>
+        <w:t xml:space="preserve">    </w:t>
+      </w:r>
+      <w:proofErr w:type="gramStart"/>
+      <w:r>
+        <w:t>console.log(</w:t>
+      </w:r>
+      <w:proofErr w:type="gramEnd"/>
+      <w:r>
+        <w:t>"Calculating...");</w:t>
+      </w:r>
+    </w:p>
+    <w:p>
+      <w:pPr>
+        <w:spacing w:line="240" w:lineRule="auto"/>
+        <w:jc w:val="both"/>
+      </w:pPr>
+      <w:r>
+        <w:t xml:space="preserve">    return </w:t>
+      </w:r>
+      <w:proofErr w:type="spellStart"/>
+      <w:r>
+        <w:t>num</w:t>
+      </w:r>
+      <w:proofErr w:type="spellEnd"/>
+      <w:r>
+        <w:t xml:space="preserve"> * </w:t>
+      </w:r>
+      <w:proofErr w:type="spellStart"/>
+      <w:r>
+        <w:t>num</w:t>
+      </w:r>
+      <w:proofErr w:type="spellEnd"/>
+      <w:r>
+        <w:t>;</w:t>
+      </w:r>
+    </w:p>
+    <w:p>
+      <w:pPr>
+        <w:spacing w:line="240" w:lineRule="auto"/>
+        <w:jc w:val="both"/>
+      </w:pPr>
+      <w:r>
+        <w:t>}</w:t>
+      </w:r>
+    </w:p>
+    <w:p>
+      <w:pPr>
+        <w:spacing w:line="240" w:lineRule="auto"/>
+        <w:jc w:val="both"/>
+      </w:pPr>
+    </w:p>
+    <w:p>
+      <w:pPr>
+        <w:spacing w:line="240" w:lineRule="auto"/>
+        <w:jc w:val="both"/>
+      </w:pPr>
+      <w:proofErr w:type="spellStart"/>
+      <w:r>
+        <w:t>const</w:t>
+      </w:r>
+      <w:proofErr w:type="spellEnd"/>
+      <w:r>
+        <w:t xml:space="preserve"> </w:t>
+      </w:r>
+      <w:proofErr w:type="spellStart"/>
+      <w:r>
+        <w:t>memoizedSquare</w:t>
+      </w:r>
+      <w:proofErr w:type="spellEnd"/>
+      <w:r>
+        <w:t xml:space="preserve"> = </w:t>
+      </w:r>
+      <w:proofErr w:type="spellStart"/>
+      <w:r>
+        <w:t>memoize</w:t>
+      </w:r>
+      <w:proofErr w:type="spellEnd"/>
+      <w:r>
+        <w:t>(square);</w:t>
+      </w:r>
+    </w:p>
+    <w:p>
+      <w:pPr>
+        <w:spacing w:line="240" w:lineRule="auto"/>
+        <w:jc w:val="both"/>
+      </w:pPr>
+    </w:p>
+    <w:p>
+      <w:pPr>
+        <w:spacing w:line="240" w:lineRule="auto"/>
+        <w:jc w:val="both"/>
+      </w:pPr>
+      <w:r>
+        <w:t>console.log(</w:t>
+      </w:r>
+      <w:proofErr w:type="spellStart"/>
+      <w:proofErr w:type="gramStart"/>
+      <w:r>
+        <w:t>memoizedSquare</w:t>
+      </w:r>
+      <w:proofErr w:type="spellEnd"/>
+      <w:r>
+        <w:t>(</w:t>
+      </w:r>
+      <w:proofErr w:type="gramEnd"/>
+      <w:r>
+        <w:t>5));</w:t>
+      </w:r>
+    </w:p>
+    <w:p>
+      <w:pPr>
+        <w:spacing w:line="240" w:lineRule="auto"/>
+        <w:jc w:val="both"/>
+      </w:pPr>
+      <w:r>
+        <w:t>console.log(</w:t>
+      </w:r>
+      <w:proofErr w:type="spellStart"/>
+      <w:proofErr w:type="gramStart"/>
+      <w:r>
+        <w:t>memoizedSquare</w:t>
+      </w:r>
+      <w:proofErr w:type="spellEnd"/>
+      <w:r>
+        <w:t>(</w:t>
+      </w:r>
+      <w:proofErr w:type="gramEnd"/>
+      <w:r>
+        <w:t>5));</w:t>
+      </w:r>
+    </w:p>
+    <w:p>
+      <w:pPr>
+        <w:spacing w:line="240" w:lineRule="auto"/>
+        <w:jc w:val="both"/>
+      </w:pPr>
+      <w:r>
+        <w:t>The second call can use the cached result.</w:t>
+      </w:r>
+    </w:p>
+    <w:p>
+      <w:pPr>
+        <w:spacing w:line="240" w:lineRule="auto"/>
+        <w:jc w:val="both"/>
+      </w:pPr>
+      <w:r>
+        <w:rPr>
+          <w:b/>
+          <w:bCs/>
+        </w:rPr>
+        <w:t>Interview Answer:</w:t>
+      </w:r>
+    </w:p>
+    <w:p>
+      <w:pPr>
+        <w:spacing w:line="240" w:lineRule="auto"/>
+        <w:jc w:val="both"/>
+      </w:pPr>
       <w:proofErr w:type="spellStart"/>
       <w:r>
         <w:t>Memoization</w:t>
       </w:r>
       <w:proofErr w:type="spellEnd"/>
       <w:r>
-        <w:t xml:space="preserve"> is an optimization technique where we </w:t>
-      </w:r>
-      <w:r>
-        <w:rPr>
-          <w:b/>
-          <w:bCs/>
-        </w:rPr>
-        <w:t>cache the result of a function</w:t>
-      </w:r>
-      <w:r>
-        <w:t xml:space="preserve"> so that repeated calculations can be avoided.</w:t>
-      </w:r>
-    </w:p>
-    <w:p>
-      <w:pPr>
-        <w:spacing w:line="240" w:lineRule="auto"/>
-        <w:jc w:val="both"/>
-      </w:pPr>
-      <w:r>
-        <w:t xml:space="preserve">function </w:t>
-      </w:r>
-      <w:proofErr w:type="spellStart"/>
-      <w:r>
-        <w:t>memoize</w:t>
-      </w:r>
-      <w:proofErr w:type="spellEnd"/>
-      <w:r>
-        <w:t>(</w:t>
-      </w:r>
-      <w:proofErr w:type="spellStart"/>
-      <w:r>
-        <w:t>fn</w:t>
-      </w:r>
-      <w:proofErr w:type="spellEnd"/>
-      <w:r>
-        <w:t>) {</w:t>
-      </w:r>
-    </w:p>
-    <w:p>
-      <w:pPr>
-        <w:spacing w:line="240" w:lineRule="auto"/>
-        <w:jc w:val="both"/>
-      </w:pPr>
-      <w:r>
-        <w:t xml:space="preserve">    </w:t>
-      </w:r>
-      <w:proofErr w:type="spellStart"/>
-      <w:r>
-        <w:t>const</w:t>
-      </w:r>
-      <w:proofErr w:type="spellEnd"/>
-      <w:r>
-        <w:t xml:space="preserve"> cache = {};</w:t>
-      </w:r>
-    </w:p>
-    <w:p>
-      <w:pPr>
-        <w:spacing w:line="240" w:lineRule="auto"/>
-        <w:jc w:val="both"/>
-      </w:pPr>
-    </w:p>
-    <w:p>
-      <w:pPr>
-        <w:spacing w:line="240" w:lineRule="auto"/>
-        <w:jc w:val="both"/>
-      </w:pPr>
-      <w:r>
-        <w:t xml:space="preserve">    return function (</w:t>
-      </w:r>
-      <w:proofErr w:type="spellStart"/>
-      <w:r>
-        <w:t>num</w:t>
-      </w:r>
-      <w:proofErr w:type="spellEnd"/>
-      <w:r>
-        <w:t>) {</w:t>
-      </w:r>
-    </w:p>
-    <w:p>
-      <w:pPr>
-        <w:spacing w:line="240" w:lineRule="auto"/>
-        <w:jc w:val="both"/>
-      </w:pPr>
-      <w:r>
-        <w:t xml:space="preserve">        if (cache[</w:t>
-      </w:r>
-      <w:proofErr w:type="spellStart"/>
-      <w:r>
-        <w:t>num</w:t>
-      </w:r>
-      <w:proofErr w:type="spellEnd"/>
-      <w:r>
-        <w:t>]) {</w:t>
-      </w:r>
-    </w:p>
-    <w:p>
-      <w:pPr>
-        <w:spacing w:line="240" w:lineRule="auto"/>
-        <w:jc w:val="both"/>
-      </w:pPr>
-      <w:r>
-        <w:t xml:space="preserve">            return cache[</w:t>
-      </w:r>
-      <w:proofErr w:type="spellStart"/>
-      <w:r>
-        <w:t>num</w:t>
-      </w:r>
-      <w:proofErr w:type="spellEnd"/>
-      <w:r>
-        <w:t>];</w:t>
-      </w:r>
-    </w:p>
-    <w:p>
-      <w:pPr>
-        <w:spacing w:line="240" w:lineRule="auto"/>
-        <w:jc w:val="both"/>
-      </w:pPr>
-      <w:r>
-        <w:t xml:space="preserve">        }</w:t>
-      </w:r>
-    </w:p>
-    <w:p>
-      <w:pPr>
-        <w:spacing w:line="240" w:lineRule="auto"/>
-        <w:jc w:val="both"/>
-      </w:pPr>
-    </w:p>
-    <w:p>
-      <w:pPr>
-        <w:spacing w:line="240" w:lineRule="auto"/>
-        <w:jc w:val="both"/>
-      </w:pPr>
-      <w:r>
-        <w:t xml:space="preserve">        </w:t>
-      </w:r>
-      <w:proofErr w:type="spellStart"/>
-      <w:r>
-        <w:t>const</w:t>
-      </w:r>
-      <w:proofErr w:type="spellEnd"/>
-      <w:r>
-        <w:t xml:space="preserve"> result = </w:t>
-      </w:r>
-      <w:proofErr w:type="spellStart"/>
-      <w:r>
-        <w:t>fn</w:t>
-      </w:r>
-      <w:proofErr w:type="spellEnd"/>
-      <w:r>
-        <w:t>(</w:t>
-      </w:r>
-      <w:proofErr w:type="spellStart"/>
-      <w:r>
-        <w:t>num</w:t>
-      </w:r>
-      <w:proofErr w:type="spellEnd"/>
-      <w:r>
-        <w:t>);</w:t>
-      </w:r>
-    </w:p>
-    <w:p>
-      <w:pPr>
-        <w:spacing w:line="240" w:lineRule="auto"/>
-        <w:jc w:val="both"/>
-      </w:pPr>
-      <w:r>
-        <w:t xml:space="preserve">        cache[</w:t>
-      </w:r>
-      <w:proofErr w:type="spellStart"/>
-      <w:r>
-        <w:t>num</w:t>
-      </w:r>
-      <w:proofErr w:type="spellEnd"/>
-      <w:r>
-        <w:t>] = result;</w:t>
-      </w:r>
-    </w:p>
-    <w:p>
-      <w:pPr>
-        <w:spacing w:line="240" w:lineRule="auto"/>
-        <w:jc w:val="both"/>
-      </w:pPr>
-    </w:p>
-    <w:p>
-      <w:pPr>
-        <w:spacing w:line="240" w:lineRule="auto"/>
-        <w:jc w:val="both"/>
-      </w:pPr>
-      <w:r>
-        <w:t xml:space="preserve">        return result;</w:t>
-      </w:r>
-    </w:p>
-    <w:p>
-      <w:pPr>
-        <w:spacing w:line="240" w:lineRule="auto"/>
-        <w:jc w:val="both"/>
-      </w:pPr>
-      <w:r>
-        <w:t xml:space="preserve">    };</w:t>
-      </w:r>
-    </w:p>
-    <w:p>
-      <w:pPr>
-        <w:spacing w:line="240" w:lineRule="auto"/>
-        <w:jc w:val="both"/>
-      </w:pPr>
-      <w:r>
-        <w:t>}</w:t>
-      </w:r>
-    </w:p>
-    <w:p>
-      <w:pPr>
-        <w:spacing w:line="240" w:lineRule="auto"/>
-        <w:jc w:val="both"/>
-      </w:pPr>
-    </w:p>
-    <w:p>
-      <w:pPr>
-        <w:spacing w:line="240" w:lineRule="auto"/>
-        <w:jc w:val="both"/>
-      </w:pPr>
-      <w:r>
-        <w:t>function square(</w:t>
-      </w:r>
-      <w:proofErr w:type="spellStart"/>
-      <w:r>
-        <w:t>num</w:t>
-      </w:r>
-      <w:proofErr w:type="spellEnd"/>
-      <w:r>
-        <w:t>) {</w:t>
-      </w:r>
-    </w:p>
-    <w:p>
-      <w:pPr>
-        <w:spacing w:line="240" w:lineRule="auto"/>
-        <w:jc w:val="both"/>
-      </w:pPr>
-      <w:r>
-        <w:t xml:space="preserve">    </w:t>
-      </w:r>
-      <w:proofErr w:type="gramStart"/>
-      <w:r>
-        <w:t>console.log(</w:t>
-      </w:r>
-      <w:proofErr w:type="gramEnd"/>
-      <w:r>
-        <w:t>"Calculating...");</w:t>
-      </w:r>
-    </w:p>
-    <w:p>
-      <w:pPr>
-        <w:spacing w:line="240" w:lineRule="auto"/>
-        <w:jc w:val="both"/>
-      </w:pPr>
-      <w:r>
-        <w:t xml:space="preserve">    return </w:t>
-      </w:r>
-      <w:proofErr w:type="spellStart"/>
-      <w:r>
-        <w:t>num</w:t>
-      </w:r>
-      <w:proofErr w:type="spellEnd"/>
-      <w:r>
-        <w:t xml:space="preserve"> * </w:t>
-      </w:r>
-      <w:proofErr w:type="spellStart"/>
-      <w:r>
-        <w:t>num</w:t>
-      </w:r>
-      <w:proofErr w:type="spellEnd"/>
-      <w:r>
-        <w:t>;</w:t>
-      </w:r>
-    </w:p>
-    <w:p>
-      <w:pPr>
-        <w:spacing w:line="240" w:lineRule="auto"/>
-        <w:jc w:val="both"/>
-      </w:pPr>
-      <w:r>
-        <w:t>}</w:t>
-      </w:r>
-    </w:p>
-    <w:p>
-      <w:pPr>
-        <w:spacing w:line="240" w:lineRule="auto"/>
-        <w:jc w:val="both"/>
-      </w:pPr>
-    </w:p>
-    <w:p>
-      <w:pPr>
-        <w:spacing w:line="240" w:lineRule="auto"/>
-        <w:jc w:val="both"/>
-      </w:pPr>
-      <w:proofErr w:type="spellStart"/>
-      <w:r>
-        <w:t>const</w:t>
-      </w:r>
-      <w:proofErr w:type="spellEnd"/>
-      <w:r>
-        <w:t xml:space="preserve"> </w:t>
-      </w:r>
-      <w:proofErr w:type="spellStart"/>
-      <w:r>
-        <w:t>memoizedSquare</w:t>
-      </w:r>
-      <w:proofErr w:type="spellEnd"/>
-      <w:r>
-        <w:t xml:space="preserve"> = </w:t>
-      </w:r>
-      <w:proofErr w:type="spellStart"/>
-      <w:r>
-        <w:t>memoize</w:t>
-      </w:r>
-      <w:proofErr w:type="spellEnd"/>
-      <w:r>
-        <w:t>(square);</w:t>
-      </w:r>
-    </w:p>
-    <w:p>
-      <w:pPr>
-        <w:spacing w:line="240" w:lineRule="auto"/>
-        <w:jc w:val="both"/>
-      </w:pPr>
-    </w:p>
-    <w:p>
-      <w:pPr>
-        <w:spacing w:line="240" w:lineRule="auto"/>
-        <w:jc w:val="both"/>
-      </w:pPr>
-      <w:r>
-        <w:t>console.log(</w:t>
-      </w:r>
-      <w:proofErr w:type="spellStart"/>
-      <w:proofErr w:type="gramStart"/>
-      <w:r>
-        <w:t>memoizedSquare</w:t>
-      </w:r>
-      <w:proofErr w:type="spellEnd"/>
-      <w:r>
-        <w:t>(</w:t>
-      </w:r>
-      <w:proofErr w:type="gramEnd"/>
-      <w:r>
-        <w:t>5));</w:t>
-      </w:r>
-    </w:p>
-    <w:p>
-      <w:pPr>
-        <w:spacing w:line="240" w:lineRule="auto"/>
-        <w:jc w:val="both"/>
-      </w:pPr>
-      <w:r>
-        <w:t>console.log(</w:t>
-      </w:r>
-      <w:proofErr w:type="spellStart"/>
-      <w:proofErr w:type="gramStart"/>
-      <w:r>
-        <w:t>memoizedSquare</w:t>
-      </w:r>
-      <w:proofErr w:type="spellEnd"/>
-      <w:r>
-        <w:t>(</w:t>
-      </w:r>
-      <w:proofErr w:type="gramEnd"/>
-      <w:r>
-        <w:t>5));</w:t>
-      </w:r>
-    </w:p>
-    <w:p>
-      <w:pPr>
-        <w:spacing w:line="240" w:lineRule="auto"/>
-        <w:jc w:val="both"/>
-      </w:pPr>
-      <w:r>
-        <w:t>The second call can use the cached result.</w:t>
-      </w:r>
-    </w:p>
-    <w:p>
-      <w:pPr>
-        <w:spacing w:line="240" w:lineRule="auto"/>
-        <w:jc w:val="both"/>
-      </w:pPr>
-      <w:r>
-        <w:rPr>
-          <w:b/>
-          <w:bCs/>
-        </w:rPr>
-        <w:t>Interview Answer:</w:t>
-      </w:r>
-    </w:p>
-    <w:p>
-      <w:pPr>
-        <w:spacing w:line="240" w:lineRule="auto"/>
-        <w:jc w:val="both"/>
-      </w:pPr>
-      <w:proofErr w:type="spellStart"/>
-      <w:r>
-        <w:t>Memoization</w:t>
-      </w:r>
-      <w:proofErr w:type="spellEnd"/>
-      <w:r>
         <w:t xml:space="preserve"> stores previously calculated results so that repeated calls with the same input can execute faster.</w:t>
       </w:r>
     </w:p>
@@ -7911,7 +7901,7 @@
       </w:pPr>
       <w:r>
         <w:pict w14:anchorId="0A63A1FD">
-          <v:rect id="_x0000_i1109" style="width:0;height:1.5pt" o:hralign="center" o:hrstd="t" o:hr="t" fillcolor="#a0a0a0" stroked="f"/>
+          <v:rect id="_x0000_i1049" style="width:0;height:1.5pt" o:hralign="center" o:hrstd="t" o:hr="t" fillcolor="#a0a0a0" stroked="f"/>
         </w:pict>
       </w:r>
     </w:p>
@@ -7929,7 +7919,6 @@
           <w:b/>
           <w:bCs/>
         </w:rPr>
-        <w:lastRenderedPageBreak/>
         <w:t xml:space="preserve">27. What is Optional Chaining </w:t>
       </w:r>
       <w:proofErr w:type="gramStart"/>
@@ -8124,7 +8113,7 @@
       </w:pPr>
       <w:r>
         <w:pict w14:anchorId="2B4A1B70">
-          <v:rect id="_x0000_i1110" style="width:0;height:1.5pt" o:hralign="center" o:hrstd="t" o:hr="t" fillcolor="#a0a0a0" stroked="f"/>
+          <v:rect id="_x0000_i1050" style="width:0;height:1.5pt" o:hralign="center" o:hrstd="t" o:hr="t" fillcolor="#a0a0a0" stroked="f"/>
         </w:pict>
       </w:r>
     </w:p>
@@ -8301,123 +8290,123 @@
         <w:jc w:val="both"/>
       </w:pPr>
       <w:r>
+        <w:t xml:space="preserve">|| treats values such as 0, "", and false as </w:t>
+      </w:r>
+      <w:proofErr w:type="spellStart"/>
+      <w:r>
+        <w:t>falsy</w:t>
+      </w:r>
+      <w:proofErr w:type="spellEnd"/>
+      <w:r>
+        <w:t>, while ?? only checks null and undefined.</w:t>
+      </w:r>
+    </w:p>
+    <w:p>
+      <w:pPr>
+        <w:spacing w:line="240" w:lineRule="auto"/>
+        <w:jc w:val="both"/>
+      </w:pPr>
+      <w:r>
+        <w:rPr>
+          <w:b/>
+          <w:bCs/>
+        </w:rPr>
+        <w:t>Interview Answer:</w:t>
+      </w:r>
+    </w:p>
+    <w:p>
+      <w:pPr>
+        <w:spacing w:line="240" w:lineRule="auto"/>
+        <w:jc w:val="both"/>
+      </w:pPr>
+      <w:r>
+        <w:t xml:space="preserve">The </w:t>
+      </w:r>
+      <w:proofErr w:type="spellStart"/>
+      <w:r>
+        <w:t>nullish</w:t>
+      </w:r>
+      <w:proofErr w:type="spellEnd"/>
+      <w:r>
+        <w:t xml:space="preserve"> coalescing operator returns the right-hand value only when the left-hand value is null or undefined.</w:t>
+      </w:r>
+    </w:p>
+    <w:p>
+      <w:pPr>
+        <w:spacing w:line="240" w:lineRule="auto"/>
+        <w:jc w:val="both"/>
+      </w:pPr>
+      <w:r>
+        <w:pict w14:anchorId="550B57D3">
+          <v:rect id="_x0000_i1051" style="width:0;height:1.5pt" o:hralign="center" o:hrstd="t" o:hr="t" fillcolor="#a0a0a0" stroked="f"/>
+        </w:pict>
+      </w:r>
+    </w:p>
+    <w:p>
+      <w:pPr>
+        <w:spacing w:line="240" w:lineRule="auto"/>
+        <w:jc w:val="both"/>
+        <w:rPr>
+          <w:b/>
+          <w:bCs/>
+        </w:rPr>
+      </w:pPr>
+      <w:r>
+        <w:rPr>
+          <w:b/>
+          <w:bCs/>
+        </w:rPr>
+        <w:t xml:space="preserve">29. What is the difference between </w:t>
+      </w:r>
+      <w:proofErr w:type="spellStart"/>
+      <w:r>
+        <w:rPr>
+          <w:b/>
+          <w:bCs/>
+        </w:rPr>
+        <w:t>Object.freeze</w:t>
+      </w:r>
+      <w:proofErr w:type="spellEnd"/>
+      <w:r>
+        <w:rPr>
+          <w:b/>
+          <w:bCs/>
+        </w:rPr>
+        <w:t xml:space="preserve">() and </w:t>
+      </w:r>
+      <w:proofErr w:type="spellStart"/>
+      <w:r>
+        <w:rPr>
+          <w:b/>
+          <w:bCs/>
+        </w:rPr>
+        <w:t>Object.seal</w:t>
+      </w:r>
+      <w:proofErr w:type="spellEnd"/>
+      <w:r>
+        <w:rPr>
+          <w:b/>
+          <w:bCs/>
+        </w:rPr>
+        <w:t>()?</w:t>
+      </w:r>
+    </w:p>
+    <w:p>
+      <w:pPr>
+        <w:spacing w:line="240" w:lineRule="auto"/>
+        <w:jc w:val="both"/>
+        <w:rPr>
+          <w:b/>
+          <w:bCs/>
+        </w:rPr>
+      </w:pPr>
+      <w:proofErr w:type="spellStart"/>
+      <w:r>
+        <w:rPr>
+          <w:b/>
+          <w:bCs/>
+        </w:rPr>
         <w:lastRenderedPageBreak/>
-        <w:t xml:space="preserve">|| treats values such as 0, "", and false as </w:t>
-      </w:r>
-      <w:proofErr w:type="spellStart"/>
-      <w:r>
-        <w:t>falsy</w:t>
-      </w:r>
-      <w:proofErr w:type="spellEnd"/>
-      <w:r>
-        <w:t>, while ?? only checks null and undefined.</w:t>
-      </w:r>
-    </w:p>
-    <w:p>
-      <w:pPr>
-        <w:spacing w:line="240" w:lineRule="auto"/>
-        <w:jc w:val="both"/>
-      </w:pPr>
-      <w:r>
-        <w:rPr>
-          <w:b/>
-          <w:bCs/>
-        </w:rPr>
-        <w:t>Interview Answer:</w:t>
-      </w:r>
-    </w:p>
-    <w:p>
-      <w:pPr>
-        <w:spacing w:line="240" w:lineRule="auto"/>
-        <w:jc w:val="both"/>
-      </w:pPr>
-      <w:r>
-        <w:t xml:space="preserve">The </w:t>
-      </w:r>
-      <w:proofErr w:type="spellStart"/>
-      <w:r>
-        <w:t>nullish</w:t>
-      </w:r>
-      <w:proofErr w:type="spellEnd"/>
-      <w:r>
-        <w:t xml:space="preserve"> coalescing operator returns the right-hand value only when the left-hand value is null or undefined.</w:t>
-      </w:r>
-    </w:p>
-    <w:p>
-      <w:pPr>
-        <w:spacing w:line="240" w:lineRule="auto"/>
-        <w:jc w:val="both"/>
-      </w:pPr>
-      <w:r>
-        <w:pict w14:anchorId="550B57D3">
-          <v:rect id="_x0000_i1111" style="width:0;height:1.5pt" o:hralign="center" o:hrstd="t" o:hr="t" fillcolor="#a0a0a0" stroked="f"/>
-        </w:pict>
-      </w:r>
-    </w:p>
-    <w:p>
-      <w:pPr>
-        <w:spacing w:line="240" w:lineRule="auto"/>
-        <w:jc w:val="both"/>
-        <w:rPr>
-          <w:b/>
-          <w:bCs/>
-        </w:rPr>
-      </w:pPr>
-      <w:r>
-        <w:rPr>
-          <w:b/>
-          <w:bCs/>
-        </w:rPr>
-        <w:t xml:space="preserve">29. What is the difference between </w:t>
-      </w:r>
-      <w:proofErr w:type="spellStart"/>
-      <w:r>
-        <w:rPr>
-          <w:b/>
-          <w:bCs/>
-        </w:rPr>
-        <w:t>Object.freeze</w:t>
-      </w:r>
-      <w:proofErr w:type="spellEnd"/>
-      <w:r>
-        <w:rPr>
-          <w:b/>
-          <w:bCs/>
-        </w:rPr>
-        <w:t xml:space="preserve">() and </w:t>
-      </w:r>
-      <w:proofErr w:type="spellStart"/>
-      <w:r>
-        <w:rPr>
-          <w:b/>
-          <w:bCs/>
-        </w:rPr>
-        <w:t>Object.seal</w:t>
-      </w:r>
-      <w:proofErr w:type="spellEnd"/>
-      <w:r>
-        <w:rPr>
-          <w:b/>
-          <w:bCs/>
-        </w:rPr>
-        <w:t>()?</w:t>
-      </w:r>
-    </w:p>
-    <w:p>
-      <w:pPr>
-        <w:spacing w:line="240" w:lineRule="auto"/>
-        <w:jc w:val="both"/>
-        <w:rPr>
-          <w:b/>
-          <w:bCs/>
-        </w:rPr>
-      </w:pPr>
-      <w:proofErr w:type="spellStart"/>
-      <w:r>
-        <w:rPr>
-          <w:b/>
-          <w:bCs/>
-        </w:rPr>
         <w:t>Object.freeze</w:t>
       </w:r>
       <w:proofErr w:type="spellEnd"/>
@@ -8749,6 +8738,7 @@
       </w:pPr>
       <w:proofErr w:type="spellStart"/>
       <w:r>
+        <w:lastRenderedPageBreak/>
         <w:t>Object.freeze</w:t>
       </w:r>
       <w:proofErr w:type="spellEnd"/>
@@ -8771,7 +8761,7 @@
       </w:pPr>
       <w:r>
         <w:pict w14:anchorId="2F352613">
-          <v:rect id="_x0000_i1112" style="width:0;height:1.5pt" o:hralign="center" o:hrstd="t" o:hr="t" fillcolor="#a0a0a0" stroked="f"/>
+          <v:rect id="_x0000_i1052" style="width:0;height:1.5pt" o:hralign="center" o:hrstd="t" o:hr="t" fillcolor="#a0a0a0" stroked="f"/>
         </w:pict>
       </w:r>
     </w:p>
@@ -9035,7 +9025,6 @@
         <w:jc w:val="both"/>
       </w:pPr>
       <w:r>
-        <w:lastRenderedPageBreak/>
         <w:t>JavaScript modules allow us to organize code into separate files and export and import functionality between them.</w:t>
       </w:r>
     </w:p>
@@ -9046,7 +9035,7 @@
       </w:pPr>
       <w:r>
         <w:pict w14:anchorId="25027A60">
-          <v:rect id="_x0000_i1113" style="width:0;height:1.5pt" o:hralign="center" o:hrstd="t" o:hr="t" fillcolor="#a0a0a0" stroked="f"/>
+          <v:rect id="_x0000_i1053" style="width:0;height:1.5pt" o:hralign="center" o:hrstd="t" o:hr="t" fillcolor="#a0a0a0" stroked="f"/>
         </w:pict>
       </w:r>
     </w:p>
@@ -12988,6 +12977,7 @@
   <w:style w:type="character" w:default="1" w:styleId="DefaultParagraphFont">
     <w:name w:val="Default Paragraph Font"/>
     <w:uiPriority w:val="1"/>
+    <w:semiHidden/>
     <w:unhideWhenUsed/>
   </w:style>
   <w:style w:type="table" w:default="1" w:styleId="TableNormal">
